--- a/docs/PygameTkinterGUITools_StudentGuide.docx
+++ b/docs/PygameTkinterGUITools_StudentGuide.docx
@@ -7725,6 +7725,615 @@
           <w:sz w:val="40"/>
           <w:szCs w:val="40"/>
         </w:rPr>
+        <w:t xml:space="preserve">Question boxes</w:t>
+      </w:r>
+    </w:p>
+    <w:p>
+      <w:pPr>
+        <w:keepNext/>
+        <w:spacing w:after="160"/>
+      </w:pPr>
+      <w:r>
+        <w:rPr>
+          <w:rFonts w:ascii="Calibri" w:cs="Calibri" w:eastAsia="Calibri" w:hAnsi="Calibri"/>
+          <w:i w:val="false"/>
+          <w:iCs w:val="false"/>
+          <w:color w:val="333333"/>
+          <w:sz w:val="26"/>
+          <w:szCs w:val="26"/>
+        </w:rPr>
+        <w:t xml:space="preserve">Ask Yes / No / Cancel with one line.</w:t>
+      </w:r>
+    </w:p>
+    <w:p>
+      <w:pPr>
+        <w:keepNext/>
+        <w:spacing w:after="160"/>
+        <w:jc w:val="center"/>
+      </w:pPr>
+      <w:r>
+        <w:drawing>
+          <wp:inline distT="0" distB="0" distL="0" distR="0">
+            <wp:extent cx="4981575" cy="2667000"/>
+            <wp:effectExtent t="0" r="0" b="0" l="0"/>
+            <wp:docPr id="1" name="messagebox" descr="messagebox" title="messagebox"/>
+            <wp:cNvGraphicFramePr>
+              <a:graphicFrameLocks xmlns:a="http://schemas.openxmlformats.org/drawingml/2006/main" noChangeAspect="1"/>
+            </wp:cNvGraphicFramePr>
+            <a:graphic xmlns:a="http://schemas.openxmlformats.org/drawingml/2006/main">
+              <a:graphicData uri="http://schemas.openxmlformats.org/drawingml/2006/picture">
+                <pic:pic xmlns:pic="http://schemas.openxmlformats.org/drawingml/2006/picture">
+                  <pic:nvPicPr>
+                    <pic:cNvPr id="0" name="" descr=""/>
+                    <pic:cNvPicPr>
+                      <a:picLocks noChangeAspect="1" noChangeArrowheads="1"/>
+                    </pic:cNvPicPr>
+                  </pic:nvPicPr>
+                  <pic:blipFill>
+                    <a:blip r:embed="rId24" cstate="none"/>
+                    <a:srcRect/>
+                    <a:stretch>
+                      <a:fillRect/>
+                    </a:stretch>
+                  </pic:blipFill>
+                  <pic:spPr bwMode="auto">
+                    <a:xfrm>
+                      <a:off x="0" y="0"/>
+                      <a:ext cx="4981575" cy="2667000"/>
+                    </a:xfrm>
+                    <a:prstGeom prst="rect">
+                      <a:avLst/>
+                    </a:prstGeom>
+                  </pic:spPr>
+                </pic:pic>
+              </a:graphicData>
+            </a:graphic>
+          </wp:inline>
+        </w:drawing>
+      </w:r>
+    </w:p>
+    <w:tbl>
+      <w:tblPr>
+        <w:tblW w:type="dxa" w:w="9638"/>
+        <w:tblBorders>
+          <w:top w:val="single" w:color="auto" w:sz="4"/>
+          <w:left w:val="single" w:color="auto" w:sz="4"/>
+          <w:bottom w:val="single" w:color="auto" w:sz="4"/>
+          <w:right w:val="single" w:color="auto" w:sz="4"/>
+          <w:insideH w:val="single" w:color="auto" w:sz="4"/>
+          <w:insideV w:val="single" w:color="auto" w:sz="4"/>
+        </w:tblBorders>
+      </w:tblPr>
+      <w:tblGrid>
+        <w:gridCol w:w="9638"/>
+      </w:tblGrid>
+      <w:tr>
+        <w:trPr>
+          <w:cantSplit/>
+        </w:trPr>
+        <w:tc>
+          <w:tcPr>
+            <w:tcW w:type="dxa" w:w="9638"/>
+            <w:tcBorders>
+              <w:top w:val="single" w:color="FFFFFF" w:sz="4"/>
+              <w:left w:val="single" w:color="455A64" w:sz="36"/>
+              <w:bottom w:val="single" w:color="FFFFFF" w:sz="4"/>
+              <w:right w:val="none" w:color="FFFFFF" w:sz="0"/>
+            </w:tcBorders>
+            <w:shd w:fill="ECEFF1" w:color="auto" w:val="clear"/>
+            <w:tcMar>
+              <w:top w:type="dxa" w:w="60"/>
+              <w:left w:type="dxa" w:w="160"/>
+              <w:bottom w:type="dxa" w:w="80"/>
+              <w:right w:type="dxa" w:w="120"/>
+            </w:tcMar>
+          </w:tcPr>
+          <w:p>
+            <w:pPr>
+              <w:spacing w:after="40"/>
+            </w:pPr>
+            <w:r>
+              <w:rPr>
+                <w:rFonts w:ascii="Calibri" w:cs="Calibri" w:eastAsia="Calibri" w:hAnsi="Calibri"/>
+                <w:b/>
+                <w:bCs/>
+                <w:color w:val="FFFFFF"/>
+                <w:sz w:val="18"/>
+                <w:szCs w:val="18"/>
+                <w:shd w:fill="455A64" w:color="auto" w:val="clear"/>
+              </w:rPr>
+              <w:t xml:space="preserve"> top of your file </w:t>
+            </w:r>
+          </w:p>
+          <w:p>
+            <w:pPr>
+              <w:spacing w:line="260"/>
+            </w:pPr>
+            <w:r>
+              <w:rPr>
+                <w:rFonts w:ascii="Consolas" w:cs="Consolas" w:eastAsia="Consolas" w:hAnsi="Consolas"/>
+                <w:color w:val="111111"/>
+                <w:sz w:val="20"/>
+                <w:szCs w:val="20"/>
+              </w:rPr>
+              <w:t xml:space="preserve">def quit_answer(answer):     # True (Yes), False (No) or None (Cancel)</w:t>
+            </w:r>
+          </w:p>
+          <w:p>
+            <w:pPr>
+              <w:spacing w:line="260"/>
+            </w:pPr>
+            <w:r>
+              <w:rPr>
+                <w:rFonts w:ascii="Consolas" w:cs="Consolas" w:eastAsia="Consolas" w:hAnsi="Consolas"/>
+                <w:color w:val="111111"/>
+                <w:sz w:val="20"/>
+                <w:szCs w:val="20"/>
+              </w:rPr>
+              <w:t xml:space="preserve">    if answer is not None:</w:t>
+            </w:r>
+          </w:p>
+          <w:p>
+            <w:pPr>
+              <w:spacing w:line="260"/>
+            </w:pPr>
+            <w:r>
+              <w:rPr>
+                <w:rFonts w:ascii="Consolas" w:cs="Consolas" w:eastAsia="Consolas" w:hAnsi="Consolas"/>
+                <w:color w:val="111111"/>
+                <w:sz w:val="20"/>
+                <w:szCs w:val="20"/>
+              </w:rPr>
+              <w:t xml:space="preserve">        pg.quit()</w:t>
+            </w:r>
+          </w:p>
+          <w:p>
+            <w:pPr>
+              <w:spacing w:line="260"/>
+            </w:pPr>
+            <w:r>
+              <w:rPr>
+                <w:rFonts w:ascii="Consolas" w:cs="Consolas" w:eastAsia="Consolas" w:hAnsi="Consolas"/>
+                <w:color w:val="111111"/>
+                <w:sz w:val="20"/>
+                <w:szCs w:val="20"/>
+              </w:rPr>
+              <w:t xml:space="preserve">        sys.exit()</w:t>
+            </w:r>
+          </w:p>
+        </w:tc>
+      </w:tr>
+      <w:tr>
+        <w:trPr>
+          <w:cantSplit/>
+        </w:trPr>
+        <w:tc>
+          <w:tcPr>
+            <w:tcW w:type="dxa" w:w="9638"/>
+            <w:tcBorders>
+              <w:top w:val="single" w:color="FFFFFF" w:sz="4"/>
+              <w:left w:val="single" w:color="1565C0" w:sz="36"/>
+              <w:bottom w:val="single" w:color="FFFFFF" w:sz="4"/>
+              <w:right w:val="none" w:color="FFFFFF" w:sz="0"/>
+            </w:tcBorders>
+            <w:shd w:fill="E3F2FD" w:color="auto" w:val="clear"/>
+            <w:tcMar>
+              <w:top w:type="dxa" w:w="60"/>
+              <w:left w:type="dxa" w:w="160"/>
+              <w:bottom w:type="dxa" w:w="80"/>
+              <w:right w:type="dxa" w:w="120"/>
+            </w:tcMar>
+          </w:tcPr>
+          <w:p>
+            <w:pPr>
+              <w:spacing w:after="40"/>
+            </w:pPr>
+            <w:r>
+              <w:rPr>
+                <w:rFonts w:ascii="Calibri" w:cs="Calibri" w:eastAsia="Calibri" w:hAnsi="Calibri"/>
+                <w:b/>
+                <w:bCs/>
+                <w:color w:val="FFFFFF"/>
+                <w:sz w:val="18"/>
+                <w:szCs w:val="18"/>
+                <w:shd w:fill="1565C0" w:color="auto" w:val="clear"/>
+              </w:rPr>
+              <w:t xml:space="preserve"> handle_inputs() </w:t>
+            </w:r>
+          </w:p>
+          <w:p>
+            <w:pPr>
+              <w:spacing w:line="260"/>
+            </w:pPr>
+            <w:r>
+              <w:rPr>
+                <w:rFonts w:ascii="Consolas" w:cs="Consolas" w:eastAsia="Consolas" w:hAnsi="Consolas"/>
+                <w:color w:val="111111"/>
+                <w:sz w:val="20"/>
+                <w:szCs w:val="20"/>
+              </w:rPr>
+              <w:t xml:space="preserve">if event.type == pg.KEYDOWN and event.key == pg.K_ESCAPE:</w:t>
+            </w:r>
+          </w:p>
+          <w:p>
+            <w:pPr>
+              <w:spacing w:line="260"/>
+            </w:pPr>
+            <w:r>
+              <w:rPr>
+                <w:rFonts w:ascii="Consolas" w:cs="Consolas" w:eastAsia="Consolas" w:hAnsi="Consolas"/>
+                <w:color w:val="111111"/>
+                <w:sz w:val="20"/>
+                <w:szCs w:val="20"/>
+              </w:rPr>
+              <w:t xml:space="preserve">    quit_box = askyesnocancel("Quit?", "Save before you quit?", command=quit_answer)</w:t>
+            </w:r>
+          </w:p>
+          <w:p>
+            <w:pPr>
+              <w:spacing w:line="260"/>
+            </w:pPr>
+            <w:r>
+              <w:rPr>
+                <w:rFonts w:ascii="Consolas" w:cs="Consolas" w:eastAsia="Consolas" w:hAnsi="Consolas"/>
+                <w:color w:val="111111"/>
+                <w:sz w:val="20"/>
+                <w:szCs w:val="20"/>
+              </w:rPr>
+              <w:t xml:space="preserve">if quit_box:</w:t>
+            </w:r>
+          </w:p>
+          <w:p>
+            <w:pPr>
+              <w:spacing w:line="260"/>
+            </w:pPr>
+            <w:r>
+              <w:rPr>
+                <w:rFonts w:ascii="Consolas" w:cs="Consolas" w:eastAsia="Consolas" w:hAnsi="Consolas"/>
+                <w:color w:val="111111"/>
+                <w:sz w:val="20"/>
+                <w:szCs w:val="20"/>
+              </w:rPr>
+              <w:t xml:space="preserve">    quit_box.handle_event(event)    # FIRST</w:t>
+            </w:r>
+          </w:p>
+        </w:tc>
+      </w:tr>
+      <w:tr>
+        <w:trPr>
+          <w:cantSplit/>
+        </w:trPr>
+        <w:tc>
+          <w:tcPr>
+            <w:tcW w:type="dxa" w:w="9638"/>
+            <w:tcBorders>
+              <w:top w:val="single" w:color="FFFFFF" w:sz="4"/>
+              <w:left w:val="single" w:color="6A1B9A" w:sz="36"/>
+              <w:bottom w:val="single" w:color="FFFFFF" w:sz="4"/>
+              <w:right w:val="none" w:color="FFFFFF" w:sz="0"/>
+            </w:tcBorders>
+            <w:shd w:fill="F3E5F5" w:color="auto" w:val="clear"/>
+            <w:tcMar>
+              <w:top w:type="dxa" w:w="60"/>
+              <w:left w:type="dxa" w:w="160"/>
+              <w:bottom w:type="dxa" w:w="80"/>
+              <w:right w:type="dxa" w:w="120"/>
+            </w:tcMar>
+          </w:tcPr>
+          <w:p>
+            <w:pPr>
+              <w:spacing w:after="40"/>
+            </w:pPr>
+            <w:r>
+              <w:rPr>
+                <w:rFonts w:ascii="Calibri" w:cs="Calibri" w:eastAsia="Calibri" w:hAnsi="Calibri"/>
+                <w:b/>
+                <w:bCs/>
+                <w:color w:val="FFFFFF"/>
+                <w:sz w:val="18"/>
+                <w:szCs w:val="18"/>
+                <w:shd w:fill="6A1B9A" w:color="auto" w:val="clear"/>
+              </w:rPr>
+              <w:t xml:space="preserve"> draw_game() </w:t>
+            </w:r>
+          </w:p>
+          <w:p>
+            <w:pPr>
+              <w:spacing w:line="260"/>
+            </w:pPr>
+            <w:r>
+              <w:rPr>
+                <w:rFonts w:ascii="Consolas" w:cs="Consolas" w:eastAsia="Consolas" w:hAnsi="Consolas"/>
+                <w:color w:val="111111"/>
+                <w:sz w:val="20"/>
+                <w:szCs w:val="20"/>
+              </w:rPr>
+              <w:t xml:space="preserve">if quit_box:</w:t>
+            </w:r>
+          </w:p>
+          <w:p>
+            <w:pPr>
+              <w:spacing w:line="260"/>
+            </w:pPr>
+            <w:r>
+              <w:rPr>
+                <w:rFonts w:ascii="Consolas" w:cs="Consolas" w:eastAsia="Consolas" w:hAnsi="Consolas"/>
+                <w:color w:val="111111"/>
+                <w:sz w:val="20"/>
+                <w:szCs w:val="20"/>
+              </w:rPr>
+              <w:t xml:space="preserve">    quit_box.draw(screen)       # LAST</w:t>
+            </w:r>
+          </w:p>
+        </w:tc>
+      </w:tr>
+    </w:tbl>
+    <w:p>
+      <w:pPr>
+        <w:spacing w:after="120"/>
+      </w:pPr>
+    </w:p>
+    <w:p>
+      <w:pPr>
+        <w:keepNext/>
+        <w:spacing w:after="60" w:before="60"/>
+      </w:pPr>
+      <w:r>
+        <w:rPr>
+          <w:rFonts w:ascii="Calibri" w:cs="Calibri" w:eastAsia="Calibri" w:hAnsi="Calibri"/>
+          <w:b/>
+          <w:bCs/>
+          <w:color w:val="00838F"/>
+          <w:sz w:val="26"/>
+          <w:szCs w:val="26"/>
+        </w:rPr>
+        <w:t xml:space="preserve">Change it</w:t>
+      </w:r>
+    </w:p>
+    <w:p>
+      <w:pPr>
+        <w:pStyle w:val="ListParagraph"/>
+        <w:numPr>
+          <w:ilvl w:val="0"/>
+          <w:numId w:val="4"/>
+        </w:numPr>
+        <w:spacing w:after="60"/>
+      </w:pPr>
+      <w:r>
+        <w:rPr>
+          <w:rFonts w:ascii="Calibri" w:cs="Calibri" w:eastAsia="Calibri" w:hAnsi="Calibri"/>
+          <w:sz w:val="23"/>
+          <w:szCs w:val="23"/>
+        </w:rPr>
+        <w:t xml:space="preserve">Just Yes / No: </w:t>
+      </w:r>
+      <w:r>
+        <w:rPr>
+          <w:rFonts w:ascii="Consolas" w:cs="Consolas" w:eastAsia="Consolas" w:hAnsi="Consolas"/>
+          <w:color w:val="1F4E79"/>
+          <w:sz w:val="21"/>
+          <w:szCs w:val="21"/>
+        </w:rPr>
+        <w:t xml:space="preserve">askyesno(...)</w:t>
+      </w:r>
+    </w:p>
+    <w:p>
+      <w:pPr>
+        <w:pStyle w:val="ListParagraph"/>
+        <w:numPr>
+          <w:ilvl w:val="0"/>
+          <w:numId w:val="4"/>
+        </w:numPr>
+        <w:spacing w:after="60"/>
+      </w:pPr>
+      <w:r>
+        <w:rPr>
+          <w:rFonts w:ascii="Calibri" w:cs="Calibri" w:eastAsia="Calibri" w:hAnsi="Calibri"/>
+          <w:sz w:val="23"/>
+          <w:szCs w:val="23"/>
+        </w:rPr>
+        <w:t xml:space="preserve">Just a message: </w:t>
+      </w:r>
+      <w:r>
+        <w:rPr>
+          <w:rFonts w:ascii="Consolas" w:cs="Consolas" w:eastAsia="Consolas" w:hAnsi="Consolas"/>
+          <w:color w:val="1F4E79"/>
+          <w:sz w:val="21"/>
+          <w:szCs w:val="21"/>
+        </w:rPr>
+        <w:t xml:space="preserve">showinfo("Saved", "Game saved!")</w:t>
+      </w:r>
+    </w:p>
+    <w:p>
+      <w:pPr>
+        <w:pStyle w:val="ListParagraph"/>
+        <w:numPr>
+          <w:ilvl w:val="0"/>
+          <w:numId w:val="4"/>
+        </w:numPr>
+        <w:spacing w:after="60"/>
+      </w:pPr>
+      <w:r>
+        <w:rPr>
+          <w:rFonts w:ascii="Calibri" w:cs="Calibri" w:eastAsia="Calibri" w:hAnsi="Calibri"/>
+          <w:sz w:val="23"/>
+          <w:szCs w:val="23"/>
+        </w:rPr>
+        <w:t xml:space="preserve">Your own buttons: </w:t>
+      </w:r>
+      <w:r>
+        <w:rPr>
+          <w:rFonts w:ascii="Consolas" w:cs="Consolas" w:eastAsia="Consolas" w:hAnsi="Consolas"/>
+          <w:color w:val="1F4E79"/>
+          <w:sz w:val="21"/>
+          <w:szCs w:val="21"/>
+        </w:rPr>
+        <w:t xml:space="preserve">MessageBox("Shop", "Buy it?", buttons=("Buy", "No"), command=f)</w:t>
+      </w:r>
+    </w:p>
+    <w:p>
+      <w:pPr>
+        <w:spacing w:after="60"/>
+      </w:pPr>
+    </w:p>
+    <w:tbl>
+      <w:tblPr>
+        <w:tblW w:type="dxa" w:w="9638"/>
+        <w:tblBorders>
+          <w:top w:val="single" w:color="auto" w:sz="4"/>
+          <w:left w:val="single" w:color="auto" w:sz="4"/>
+          <w:bottom w:val="single" w:color="auto" w:sz="4"/>
+          <w:right w:val="single" w:color="auto" w:sz="4"/>
+          <w:insideH w:val="single" w:color="auto" w:sz="4"/>
+          <w:insideV w:val="single" w:color="auto" w:sz="4"/>
+        </w:tblBorders>
+      </w:tblPr>
+      <w:tblGrid>
+        <w:gridCol w:w="9638"/>
+      </w:tblGrid>
+      <w:tr>
+        <w:trPr>
+          <w:cantSplit/>
+        </w:trPr>
+        <w:tc>
+          <w:tcPr>
+            <w:tcW w:type="dxa" w:w="9638"/>
+            <w:tcBorders>
+              <w:top w:val="none" w:color="FFFFFF" w:sz="0"/>
+              <w:left w:val="single" w:color="C62828" w:sz="36"/>
+              <w:bottom w:val="none" w:color="FFFFFF" w:sz="0"/>
+              <w:right w:val="none" w:color="FFFFFF" w:sz="0"/>
+            </w:tcBorders>
+            <w:shd w:fill="FDECEA" w:color="auto" w:val="clear"/>
+            <w:tcMar>
+              <w:top w:type="dxa" w:w="100"/>
+              <w:left w:type="dxa" w:w="180"/>
+              <w:bottom w:type="dxa" w:w="100"/>
+              <w:right w:type="dxa" w:w="180"/>
+            </w:tcMar>
+          </w:tcPr>
+          <w:p>
+            <w:r>
+              <w:rPr>
+                <w:rFonts w:ascii="Calibri" w:cs="Calibri" w:eastAsia="Calibri" w:hAnsi="Calibri"/>
+                <w:b/>
+                <w:bCs/>
+                <w:color w:val="C62828"/>
+                <w:sz w:val="23"/>
+                <w:szCs w:val="23"/>
+              </w:rPr>
+              <w:t xml:space="preserve">Watch out!  </w:t>
+            </w:r>
+            <w:r>
+              <w:rPr>
+                <w:rFonts w:ascii="Calibri" w:cs="Calibri" w:eastAsia="Calibri" w:hAnsi="Calibri"/>
+                <w:sz w:val="23"/>
+                <w:szCs w:val="23"/>
+              </w:rPr>
+              <w:t xml:space="preserve">Set </w:t>
+            </w:r>
+            <w:r>
+              <w:rPr>
+                <w:rFonts w:ascii="Consolas" w:cs="Consolas" w:eastAsia="Consolas" w:hAnsi="Consolas"/>
+                <w:color w:val="1F4E79"/>
+                <w:sz w:val="21"/>
+                <w:szCs w:val="21"/>
+              </w:rPr>
+              <w:t xml:space="preserve">quit_box = None</w:t>
+            </w:r>
+            <w:r>
+              <w:rPr>
+                <w:rFonts w:ascii="Calibri" w:cs="Calibri" w:eastAsia="Calibri" w:hAnsi="Calibri"/>
+                <w:sz w:val="23"/>
+                <w:szCs w:val="23"/>
+              </w:rPr>
+              <w:t xml:space="preserve"> in </w:t>
+            </w:r>
+            <w:r>
+              <w:rPr>
+                <w:rFonts w:ascii="Consolas" w:cs="Consolas" w:eastAsia="Consolas" w:hAnsi="Consolas"/>
+                <w:color w:val="1F4E79"/>
+                <w:sz w:val="21"/>
+                <w:szCs w:val="21"/>
+              </w:rPr>
+              <w:t xml:space="preserve">init_pygame()</w:t>
+            </w:r>
+            <w:r>
+              <w:rPr>
+                <w:rFonts w:ascii="Calibri" w:cs="Calibri" w:eastAsia="Calibri" w:hAnsi="Calibri"/>
+                <w:sz w:val="23"/>
+                <w:szCs w:val="23"/>
+              </w:rPr>
+              <w:t xml:space="preserve"> (and add it to </w:t>
+            </w:r>
+            <w:r>
+              <w:rPr>
+                <w:rFonts w:ascii="Consolas" w:cs="Consolas" w:eastAsia="Consolas" w:hAnsi="Consolas"/>
+                <w:color w:val="1F4E79"/>
+                <w:sz w:val="21"/>
+                <w:szCs w:val="21"/>
+              </w:rPr>
+              <w:t xml:space="preserve">global</w:t>
+            </w:r>
+            <w:r>
+              <w:rPr>
+                <w:rFonts w:ascii="Calibri" w:cs="Calibri" w:eastAsia="Calibri" w:hAnsi="Calibri"/>
+                <w:sz w:val="23"/>
+                <w:szCs w:val="23"/>
+              </w:rPr>
+              <w:t xml:space="preserve">), or the first frame crashes.</w:t>
+            </w:r>
+          </w:p>
+        </w:tc>
+      </w:tr>
+    </w:tbl>
+    <w:p>
+      <w:pPr>
+        <w:spacing w:before="160"/>
+      </w:pPr>
+      <w:r>
+        <w:rPr>
+          <w:rFonts w:ascii="Calibri" w:cs="Calibri" w:eastAsia="Calibri" w:hAnsi="Calibri"/>
+          <w:b/>
+          <w:bCs/>
+          <w:color w:val="555555"/>
+          <w:sz w:val="23"/>
+          <w:szCs w:val="23"/>
+        </w:rPr>
+        <w:t xml:space="preserve">See the example:  </w:t>
+      </w:r>
+      <w:r>
+        <w:rPr>
+          <w:rFonts w:ascii="Consolas" w:cs="Consolas" w:eastAsia="Consolas" w:hAnsi="Consolas"/>
+          <w:color w:val="1F4E79"/>
+          <w:sz w:val="22"/>
+          <w:szCs w:val="22"/>
+        </w:rPr>
+        <w:t xml:space="preserve">examples/shop_editor_example.py</w:t>
+      </w:r>
+    </w:p>
+    <w:p>
+      <w:r>
+        <w:br w:type="page"/>
+      </w:r>
+    </w:p>
+    <w:p>
+      <w:pPr>
+        <w:keepNext/>
+        <w:pBdr>
+          <w:left w:val="single" w:color="00838F" w:sz="48" w:space="8"/>
+        </w:pBdr>
+        <w:spacing w:after="60" w:before="0"/>
+      </w:pPr>
+      <w:r>
+        <w:rPr>
+          <w:rFonts w:ascii="Calibri" w:cs="Calibri" w:eastAsia="Calibri" w:hAnsi="Calibri"/>
+          <w:b/>
+          <w:bCs/>
+          <w:color w:val="00838F"/>
+          <w:sz w:val="40"/>
+          <w:szCs w:val="40"/>
+        </w:rPr>
         <w:t xml:space="preserve">ScrolledFrame</w:t>
       </w:r>
     </w:p>
@@ -7770,7 +8379,7 @@
                     </pic:cNvPicPr>
                   </pic:nvPicPr>
                   <pic:blipFill>
-                    <a:blip r:embed="rId24" cstate="none"/>
+                    <a:blip r:embed="rId25" cstate="none"/>
                     <a:srcRect/>
                     <a:stretch>
                       <a:fillRect/>
@@ -8094,7 +8703,7 @@
                     </pic:cNvPicPr>
                   </pic:nvPicPr>
                   <pic:blipFill>
-                    <a:blip r:embed="rId25" cstate="none"/>
+                    <a:blip r:embed="rId26" cstate="none"/>
                     <a:srcRect/>
                     <a:stretch>
                       <a:fillRect/>
@@ -8458,7 +9067,7 @@
                     </pic:cNvPicPr>
                   </pic:nvPicPr>
                   <pic:blipFill>
-                    <a:blip r:embed="rId26" cstate="none"/>
+                    <a:blip r:embed="rId27" cstate="none"/>
                     <a:srcRect/>
                     <a:stretch>
                       <a:fillRect/>
@@ -8769,7 +9378,7 @@
                     </pic:cNvPicPr>
                   </pic:nvPicPr>
                   <pic:blipFill>
-                    <a:blip r:embed="rId27" cstate="none"/>
+                    <a:blip r:embed="rId28" cstate="none"/>
                     <a:srcRect/>
                     <a:stretch>
                       <a:fillRect/>
@@ -8941,7 +9550,7 @@
           <w:sz w:val="40"/>
           <w:szCs w:val="40"/>
         </w:rPr>
-        <w:t xml:space="preserve">Themes</w:t>
+        <w:t xml:space="preserve">Spreadsheet table</w:t>
       </w:r>
     </w:p>
     <w:p>
@@ -8958,7 +9567,7 @@
           <w:sz w:val="26"/>
           <w:szCs w:val="26"/>
         </w:rPr>
-        <w:t xml:space="preserve">Change the look of EVERY widget with one line.</w:t>
+        <w:t xml:space="preserve">Click a cell and just type - like Excel.</w:t>
       </w:r>
     </w:p>
     <w:p>
@@ -8970,9 +9579,9 @@
       <w:r>
         <w:drawing>
           <wp:inline distT="0" distB="0" distL="0" distR="0">
-            <wp:extent cx="1971675" cy="1905000"/>
+            <wp:extent cx="3667125" cy="2381250"/>
             <wp:effectExtent t="0" r="0" b="0" l="0"/>
-            <wp:docPr id="1" name="theme_dark" descr="theme_dark" title="theme_dark"/>
+            <wp:docPr id="1" name="table_spreadsheet" descr="table_spreadsheet" title="table_spreadsheet"/>
             <wp:cNvGraphicFramePr>
               <a:graphicFrameLocks xmlns:a="http://schemas.openxmlformats.org/drawingml/2006/main" noChangeAspect="1"/>
             </wp:cNvGraphicFramePr>
@@ -8986,7 +9595,7 @@
                     </pic:cNvPicPr>
                   </pic:nvPicPr>
                   <pic:blipFill>
-                    <a:blip r:embed="rId28" cstate="none"/>
+                    <a:blip r:embed="rId29" cstate="none"/>
                     <a:srcRect/>
                     <a:stretch>
                       <a:fillRect/>
@@ -8995,7 +9604,7 @@
                   <pic:spPr bwMode="auto">
                     <a:xfrm>
                       <a:off x="0" y="0"/>
-                      <a:ext cx="1971675" cy="1905000"/>
+                      <a:ext cx="3667125" cy="2381250"/>
                     </a:xfrm>
                     <a:prstGeom prst="rect">
                       <a:avLst/>
@@ -9072,21 +9681,35 @@
                 <w:sz w:val="20"/>
                 <w:szCs w:val="20"/>
               </w:rPr>
-              <w:t xml:space="preserve">style = Style()</w:t>
-            </w:r>
-          </w:p>
-          <w:p>
-            <w:pPr>
-              <w:spacing w:line="260"/>
-            </w:pPr>
-            <w:r>
-              <w:rPr>
-                <w:rFonts w:ascii="Consolas" w:cs="Consolas" w:eastAsia="Consolas" w:hAnsi="Consolas"/>
-                <w:color w:val="111111"/>
-                <w:sz w:val="20"/>
-                <w:szCs w:val="20"/>
-              </w:rPr>
-              <w:t xml:space="preserve">style.theme_use("dark")       # "light", "dark" or "retro"</w:t>
+              <w:t xml:space="preserve">shop = Table(root, columns=["Item", "Price", "Qty"], editable=["Price", "Qty"],</w:t>
+            </w:r>
+          </w:p>
+          <w:p>
+            <w:pPr>
+              <w:spacing w:line="260"/>
+            </w:pPr>
+            <w:r>
+              <w:rPr>
+                <w:rFonts w:ascii="Consolas" w:cs="Consolas" w:eastAsia="Consolas" w:hAnsi="Consolas"/>
+                <w:color w:val="111111"/>
+                <w:sz w:val="20"/>
+                <w:szCs w:val="20"/>
+              </w:rPr>
+              <w:t xml:space="preserve">             edit_mode="spreadsheet")</w:t>
+            </w:r>
+          </w:p>
+          <w:p>
+            <w:pPr>
+              <w:spacing w:line="260"/>
+            </w:pPr>
+            <w:r>
+              <w:rPr>
+                <w:rFonts w:ascii="Consolas" w:cs="Consolas" w:eastAsia="Consolas" w:hAnsi="Consolas"/>
+                <w:color w:val="111111"/>
+                <w:sz w:val="20"/>
+                <w:szCs w:val="20"/>
+              </w:rPr>
+              <w:t xml:space="preserve">shop.column("Price", type=int)</w:t>
             </w:r>
           </w:p>
         </w:tc>
@@ -9099,11 +9722,113 @@
     </w:p>
     <w:p>
       <w:pPr>
-        <w:pBdr>
-          <w:bottom w:val="dashed" w:color="BBBBBB" w:sz="6" w:space="1"/>
-        </w:pBdr>
-        <w:spacing w:after="300" w:before="300"/>
-      </w:pPr>
+        <w:keepNext/>
+        <w:spacing w:after="60" w:before="60"/>
+      </w:pPr>
+      <w:r>
+        <w:rPr>
+          <w:rFonts w:ascii="Calibri" w:cs="Calibri" w:eastAsia="Calibri" w:hAnsi="Calibri"/>
+          <w:b/>
+          <w:bCs/>
+          <w:color w:val="6A1B9A"/>
+          <w:sz w:val="26"/>
+          <w:szCs w:val="26"/>
+        </w:rPr>
+        <w:t xml:space="preserve">Change it</w:t>
+      </w:r>
+    </w:p>
+    <w:p>
+      <w:pPr>
+        <w:pStyle w:val="ListParagraph"/>
+        <w:numPr>
+          <w:ilvl w:val="0"/>
+          <w:numId w:val="4"/>
+        </w:numPr>
+        <w:spacing w:after="60"/>
+      </w:pPr>
+      <w:r>
+        <w:rPr>
+          <w:rFonts w:ascii="Calibri" w:cs="Calibri" w:eastAsia="Calibri" w:hAnsi="Calibri"/>
+          <w:sz w:val="23"/>
+          <w:szCs w:val="23"/>
+        </w:rPr>
+        <w:t xml:space="preserve">Double-click or F2 edits the old text</w:t>
+      </w:r>
+    </w:p>
+    <w:p>
+      <w:pPr>
+        <w:pStyle w:val="ListParagraph"/>
+        <w:numPr>
+          <w:ilvl w:val="0"/>
+          <w:numId w:val="4"/>
+        </w:numPr>
+        <w:spacing w:after="60"/>
+      </w:pPr>
+      <w:r>
+        <w:rPr>
+          <w:rFonts w:ascii="Calibri" w:cs="Calibri" w:eastAsia="Calibri" w:hAnsi="Calibri"/>
+          <w:sz w:val="23"/>
+          <w:szCs w:val="23"/>
+        </w:rPr>
+        <w:t xml:space="preserve">Enter moves down, Tab moves right, arrows move around</w:t>
+      </w:r>
+    </w:p>
+    <w:p>
+      <w:pPr>
+        <w:pStyle w:val="ListParagraph"/>
+        <w:numPr>
+          <w:ilvl w:val="0"/>
+          <w:numId w:val="4"/>
+        </w:numPr>
+        <w:spacing w:after="60"/>
+      </w:pPr>
+      <w:r>
+        <w:rPr>
+          <w:rFonts w:ascii="Calibri" w:cs="Calibri" w:eastAsia="Calibri" w:hAnsi="Calibri"/>
+          <w:sz w:val="23"/>
+          <w:szCs w:val="23"/>
+        </w:rPr>
+        <w:t xml:space="preserve">Colour the border: </w:t>
+      </w:r>
+      <w:r>
+        <w:rPr>
+          <w:rFonts w:ascii="Consolas" w:cs="Consolas" w:eastAsia="Consolas" w:hAnsi="Consolas"/>
+          <w:color w:val="1F4E79"/>
+          <w:sz w:val="21"/>
+          <w:szCs w:val="21"/>
+        </w:rPr>
+        <w:t xml:space="preserve">border_color=(255, 200, 0)</w:t>
+      </w:r>
+    </w:p>
+    <w:p>
+      <w:pPr>
+        <w:spacing w:before="160"/>
+      </w:pPr>
+      <w:r>
+        <w:rPr>
+          <w:rFonts w:ascii="Calibri" w:cs="Calibri" w:eastAsia="Calibri" w:hAnsi="Calibri"/>
+          <w:b/>
+          <w:bCs/>
+          <w:color w:val="555555"/>
+          <w:sz w:val="23"/>
+          <w:szCs w:val="23"/>
+        </w:rPr>
+        <w:t xml:space="preserve">See the example:  </w:t>
+      </w:r>
+      <w:r>
+        <w:rPr>
+          <w:rFonts w:ascii="Consolas" w:cs="Consolas" w:eastAsia="Consolas" w:hAnsi="Consolas"/>
+          <w:color w:val="1F4E79"/>
+          <w:sz w:val="22"/>
+          <w:szCs w:val="22"/>
+        </w:rPr>
+        <w:t xml:space="preserve">examples/shop_editor_example.py</w:t>
+      </w:r>
+    </w:p>
+    <w:p>
+      <w:r>
+        <w:br w:type="page"/>
+      </w:r>
     </w:p>
     <w:p>
       <w:pPr>
@@ -9122,7 +9847,7 @@
           <w:sz w:val="40"/>
           <w:szCs w:val="40"/>
         </w:rPr>
-        <w:t xml:space="preserve">Light theme</w:t>
+        <w:t xml:space="preserve">Themes</w:t>
       </w:r>
     </w:p>
     <w:p>
@@ -9139,7 +9864,7 @@
           <w:sz w:val="26"/>
           <w:szCs w:val="26"/>
         </w:rPr>
-        <w:t xml:space="preserve">Bright and clean - the default:</w:t>
+        <w:t xml:space="preserve">Change the look of EVERY widget with one line.</w:t>
       </w:r>
     </w:p>
     <w:p>
@@ -9151,98 +9876,9 @@
       <w:r>
         <w:drawing>
           <wp:inline distT="0" distB="0" distL="0" distR="0">
-            <wp:extent cx="1676400" cy="1619250"/>
+            <wp:extent cx="1971675" cy="1905000"/>
             <wp:effectExtent t="0" r="0" b="0" l="0"/>
-            <wp:docPr id="1" name="theme_light" descr="theme_light" title="theme_light"/>
-            <wp:cNvGraphicFramePr>
-              <a:graphicFrameLocks xmlns:a="http://schemas.openxmlformats.org/drawingml/2006/main" noChangeAspect="1"/>
-            </wp:cNvGraphicFramePr>
-            <a:graphic xmlns:a="http://schemas.openxmlformats.org/drawingml/2006/main">
-              <a:graphicData uri="http://schemas.openxmlformats.org/drawingml/2006/picture">
-                <pic:pic xmlns:pic="http://schemas.openxmlformats.org/drawingml/2006/picture">
-                  <pic:nvPicPr>
-                    <pic:cNvPr id="0" name="" descr=""/>
-                    <pic:cNvPicPr>
-                      <a:picLocks noChangeAspect="1" noChangeArrowheads="1"/>
-                    </pic:cNvPicPr>
-                  </pic:nvPicPr>
-                  <pic:blipFill>
-                    <a:blip r:embed="rId29" cstate="none"/>
-                    <a:srcRect/>
-                    <a:stretch>
-                      <a:fillRect/>
-                    </a:stretch>
-                  </pic:blipFill>
-                  <pic:spPr bwMode="auto">
-                    <a:xfrm>
-                      <a:off x="0" y="0"/>
-                      <a:ext cx="1676400" cy="1619250"/>
-                    </a:xfrm>
-                    <a:prstGeom prst="rect">
-                      <a:avLst/>
-                    </a:prstGeom>
-                  </pic:spPr>
-                </pic:pic>
-              </a:graphicData>
-            </a:graphic>
-          </wp:inline>
-        </w:drawing>
-      </w:r>
-    </w:p>
-    <w:p>
-      <w:r>
-        <w:br w:type="page"/>
-      </w:r>
-    </w:p>
-    <w:p>
-      <w:pPr>
-        <w:keepNext/>
-        <w:pBdr>
-          <w:left w:val="single" w:color="6A1B9A" w:sz="48" w:space="8"/>
-        </w:pBdr>
-        <w:spacing w:after="60" w:before="0"/>
-      </w:pPr>
-      <w:r>
-        <w:rPr>
-          <w:rFonts w:ascii="Calibri" w:cs="Calibri" w:eastAsia="Calibri" w:hAnsi="Calibri"/>
-          <w:b/>
-          <w:bCs/>
-          <w:color w:val="6A1B9A"/>
-          <w:sz w:val="40"/>
-          <w:szCs w:val="40"/>
-        </w:rPr>
-        <w:t xml:space="preserve">Your own styles</w:t>
-      </w:r>
-    </w:p>
-    <w:p>
-      <w:pPr>
-        <w:keepNext/>
-        <w:spacing w:after="160"/>
-      </w:pPr>
-      <w:r>
-        <w:rPr>
-          <w:rFonts w:ascii="Calibri" w:cs="Calibri" w:eastAsia="Calibri" w:hAnsi="Calibri"/>
-          <w:i w:val="false"/>
-          <w:iCs w:val="false"/>
-          <w:color w:val="333333"/>
-          <w:sz w:val="26"/>
-          <w:szCs w:val="26"/>
-        </w:rPr>
-        <w:t xml:space="preserve">Make a style once, use it on many buttons.</w:t>
-      </w:r>
-    </w:p>
-    <w:p>
-      <w:pPr>
-        <w:keepNext/>
-        <w:spacing w:after="160"/>
-        <w:jc w:val="center"/>
-      </w:pPr>
-      <w:r>
-        <w:drawing>
-          <wp:inline distT="0" distB="0" distL="0" distR="0">
-            <wp:extent cx="1771650" cy="1714500"/>
-            <wp:effectExtent t="0" r="0" b="0" l="0"/>
-            <wp:docPr id="1" name="theme_retro" descr="theme_retro" title="theme_retro"/>
+            <wp:docPr id="1" name="theme_dark" descr="theme_dark" title="theme_dark"/>
             <wp:cNvGraphicFramePr>
               <a:graphicFrameLocks xmlns:a="http://schemas.openxmlformats.org/drawingml/2006/main" noChangeAspect="1"/>
             </wp:cNvGraphicFramePr>
@@ -9265,7 +9901,7 @@
                   <pic:spPr bwMode="auto">
                     <a:xfrm>
                       <a:off x="0" y="0"/>
-                      <a:ext cx="1771650" cy="1714500"/>
+                      <a:ext cx="1971675" cy="1905000"/>
                     </a:xfrm>
                     <a:prstGeom prst="rect">
                       <a:avLst/>
@@ -9342,35 +9978,21 @@
                 <w:sz w:val="20"/>
                 <w:szCs w:val="20"/>
               </w:rPr>
-              <w:t xml:space="preserve">style.configure("Button", border_radius=10)       # every Button</w:t>
-            </w:r>
-          </w:p>
-          <w:p>
-            <w:pPr>
-              <w:spacing w:line="260"/>
-            </w:pPr>
-            <w:r>
-              <w:rPr>
-                <w:rFonts w:ascii="Consolas" w:cs="Consolas" w:eastAsia="Consolas" w:hAnsi="Consolas"/>
-                <w:color w:val="111111"/>
-                <w:sz w:val="20"/>
-                <w:szCs w:val="20"/>
-              </w:rPr>
-              <w:t xml:space="preserve">style.configure("Danger.Button", bg=(200, 0, 0))</w:t>
-            </w:r>
-          </w:p>
-          <w:p>
-            <w:pPr>
-              <w:spacing w:line="260"/>
-            </w:pPr>
-            <w:r>
-              <w:rPr>
-                <w:rFonts w:ascii="Consolas" w:cs="Consolas" w:eastAsia="Consolas" w:hAnsi="Consolas"/>
-                <w:color w:val="111111"/>
-                <w:sz w:val="20"/>
-                <w:szCs w:val="20"/>
-              </w:rPr>
-              <w:t xml:space="preserve">quit_button = Button(10, 10, text="Quit", style="Danger.Button")</w:t>
+              <w:t xml:space="preserve">style = Style()</w:t>
+            </w:r>
+          </w:p>
+          <w:p>
+            <w:pPr>
+              <w:spacing w:line="260"/>
+            </w:pPr>
+            <w:r>
+              <w:rPr>
+                <w:rFonts w:ascii="Consolas" w:cs="Consolas" w:eastAsia="Consolas" w:hAnsi="Consolas"/>
+                <w:color w:val="111111"/>
+                <w:sz w:val="20"/>
+                <w:szCs w:val="20"/>
+              </w:rPr>
+              <w:t xml:space="preserve">style.theme_use("dark")       # "light", "dark" or "retro"</w:t>
             </w:r>
           </w:p>
         </w:tc>
@@ -9383,94 +10005,30 @@
     </w:p>
     <w:p>
       <w:pPr>
-        <w:spacing w:before="160"/>
+        <w:pBdr>
+          <w:bottom w:val="dashed" w:color="BBBBBB" w:sz="6" w:space="1"/>
+        </w:pBdr>
+        <w:spacing w:after="300" w:before="300"/>
+      </w:pPr>
+    </w:p>
+    <w:p>
+      <w:pPr>
+        <w:keepNext/>
+        <w:pBdr>
+          <w:left w:val="single" w:color="6A1B9A" w:sz="48" w:space="8"/>
+        </w:pBdr>
+        <w:spacing w:after="60" w:before="0"/>
       </w:pPr>
       <w:r>
         <w:rPr>
           <w:rFonts w:ascii="Calibri" w:cs="Calibri" w:eastAsia="Calibri" w:hAnsi="Calibri"/>
           <w:b/>
           <w:bCs/>
-          <w:color w:val="555555"/>
-          <w:sz w:val="23"/>
-          <w:szCs w:val="23"/>
-        </w:rPr>
-        <w:t xml:space="preserve">See the example:  </w:t>
-      </w:r>
-      <w:r>
-        <w:rPr>
-          <w:rFonts w:ascii="Consolas" w:cs="Consolas" w:eastAsia="Consolas" w:hAnsi="Consolas"/>
-          <w:color w:val="1F4E79"/>
-          <w:sz w:val="22"/>
-          <w:szCs w:val="22"/>
-        </w:rPr>
-        <w:t xml:space="preserve">examples/style_example.py</w:t>
-      </w:r>
-    </w:p>
-    <w:p>
-      <w:r>
-        <w:br w:type="page"/>
-      </w:r>
-    </w:p>
-    <w:p>
-      <w:pPr>
-        <w:spacing w:after="200" w:before="2400"/>
-      </w:pPr>
-      <w:r>
-        <w:rPr>
-          <w:rFonts w:ascii="Calibri" w:cs="Calibri" w:eastAsia="Calibri" w:hAnsi="Calibri"/>
-          <w:b/>
-          <w:bCs/>
-          <w:color w:val="E65100"/>
-          <w:sz w:val="64"/>
-          <w:szCs w:val="64"/>
-        </w:rPr>
-        <w:t xml:space="preserve">5. Keyboard, mouse and sound</w:t>
-      </w:r>
-    </w:p>
-    <w:p>
-      <w:pPr>
-        <w:pBdr>
-          <w:bottom w:val="single" w:color="E65100" w:sz="24" w:space="6"/>
-        </w:pBdr>
-        <w:spacing w:after="300"/>
-      </w:pPr>
-    </w:p>
-    <w:p>
-      <w:pPr>
-        <w:spacing w:after="200"/>
-      </w:pPr>
-      <w:r>
-        <w:rPr>
-          <w:rFonts w:ascii="Calibri" w:cs="Calibri" w:eastAsia="Calibri" w:hAnsi="Calibri"/>
-          <w:sz w:val="24"/>
-          <w:szCs w:val="24"/>
-        </w:rPr>
-        <w:t xml:space="preserve">Controls that feel right, and sounds that play at the right moment.</w:t>
-      </w:r>
-    </w:p>
-    <w:p>
-      <w:r>
-        <w:br w:type="page"/>
-      </w:r>
-    </w:p>
-    <w:p>
-      <w:pPr>
-        <w:keepNext/>
-        <w:pBdr>
-          <w:left w:val="single" w:color="E65100" w:sz="48" w:space="8"/>
-        </w:pBdr>
-        <w:spacing w:after="60" w:before="0"/>
-      </w:pPr>
-      <w:r>
-        <w:rPr>
-          <w:rFonts w:ascii="Calibri" w:cs="Calibri" w:eastAsia="Calibri" w:hAnsi="Calibri"/>
-          <w:b/>
-          <w:bCs/>
-          <w:color w:val="E65100"/>
+          <w:color w:val="6A1B9A"/>
           <w:sz w:val="40"/>
           <w:szCs w:val="40"/>
         </w:rPr>
-        <w:t xml:space="preserve">Pressed or held?</w:t>
+        <w:t xml:space="preserve">Light theme</w:t>
       </w:r>
     </w:p>
     <w:p>
@@ -9487,7 +10045,7 @@
           <w:sz w:val="26"/>
           <w:szCs w:val="26"/>
         </w:rPr>
-        <w:t xml:space="preserve">The most important idea for controls.</w:t>
+        <w:t xml:space="preserve">Bright and clean - the default:</w:t>
       </w:r>
     </w:p>
     <w:p>
@@ -9499,9 +10057,9 @@
       <w:r>
         <w:drawing>
           <wp:inline distT="0" distB="0" distL="0" distR="0">
-            <wp:extent cx="5715000" cy="2095500"/>
+            <wp:extent cx="1676400" cy="1619250"/>
             <wp:effectExtent t="0" r="0" b="0" l="0"/>
-            <wp:docPr id="1" name="diagram_pressed_held" descr="diagram_pressed_held" title="diagram_pressed_held"/>
+            <wp:docPr id="1" name="theme_light" descr="theme_light" title="theme_light"/>
             <wp:cNvGraphicFramePr>
               <a:graphicFrameLocks xmlns:a="http://schemas.openxmlformats.org/drawingml/2006/main" noChangeAspect="1"/>
             </wp:cNvGraphicFramePr>
@@ -9524,7 +10082,96 @@
                   <pic:spPr bwMode="auto">
                     <a:xfrm>
                       <a:off x="0" y="0"/>
-                      <a:ext cx="5715000" cy="2095500"/>
+                      <a:ext cx="1676400" cy="1619250"/>
+                    </a:xfrm>
+                    <a:prstGeom prst="rect">
+                      <a:avLst/>
+                    </a:prstGeom>
+                  </pic:spPr>
+                </pic:pic>
+              </a:graphicData>
+            </a:graphic>
+          </wp:inline>
+        </w:drawing>
+      </w:r>
+    </w:p>
+    <w:p>
+      <w:r>
+        <w:br w:type="page"/>
+      </w:r>
+    </w:p>
+    <w:p>
+      <w:pPr>
+        <w:keepNext/>
+        <w:pBdr>
+          <w:left w:val="single" w:color="6A1B9A" w:sz="48" w:space="8"/>
+        </w:pBdr>
+        <w:spacing w:after="60" w:before="0"/>
+      </w:pPr>
+      <w:r>
+        <w:rPr>
+          <w:rFonts w:ascii="Calibri" w:cs="Calibri" w:eastAsia="Calibri" w:hAnsi="Calibri"/>
+          <w:b/>
+          <w:bCs/>
+          <w:color w:val="6A1B9A"/>
+          <w:sz w:val="40"/>
+          <w:szCs w:val="40"/>
+        </w:rPr>
+        <w:t xml:space="preserve">Your own styles</w:t>
+      </w:r>
+    </w:p>
+    <w:p>
+      <w:pPr>
+        <w:keepNext/>
+        <w:spacing w:after="160"/>
+      </w:pPr>
+      <w:r>
+        <w:rPr>
+          <w:rFonts w:ascii="Calibri" w:cs="Calibri" w:eastAsia="Calibri" w:hAnsi="Calibri"/>
+          <w:i w:val="false"/>
+          <w:iCs w:val="false"/>
+          <w:color w:val="333333"/>
+          <w:sz w:val="26"/>
+          <w:szCs w:val="26"/>
+        </w:rPr>
+        <w:t xml:space="preserve">Make a style once, use it on many buttons.</w:t>
+      </w:r>
+    </w:p>
+    <w:p>
+      <w:pPr>
+        <w:keepNext/>
+        <w:spacing w:after="160"/>
+        <w:jc w:val="center"/>
+      </w:pPr>
+      <w:r>
+        <w:drawing>
+          <wp:inline distT="0" distB="0" distL="0" distR="0">
+            <wp:extent cx="1771650" cy="1714500"/>
+            <wp:effectExtent t="0" r="0" b="0" l="0"/>
+            <wp:docPr id="1" name="theme_retro" descr="theme_retro" title="theme_retro"/>
+            <wp:cNvGraphicFramePr>
+              <a:graphicFrameLocks xmlns:a="http://schemas.openxmlformats.org/drawingml/2006/main" noChangeAspect="1"/>
+            </wp:cNvGraphicFramePr>
+            <a:graphic xmlns:a="http://schemas.openxmlformats.org/drawingml/2006/main">
+              <a:graphicData uri="http://schemas.openxmlformats.org/drawingml/2006/picture">
+                <pic:pic xmlns:pic="http://schemas.openxmlformats.org/drawingml/2006/picture">
+                  <pic:nvPicPr>
+                    <pic:cNvPr id="0" name="" descr=""/>
+                    <pic:cNvPicPr>
+                      <a:picLocks noChangeAspect="1" noChangeArrowheads="1"/>
+                    </pic:cNvPicPr>
+                  </pic:nvPicPr>
+                  <pic:blipFill>
+                    <a:blip r:embed="rId32" cstate="none"/>
+                    <a:srcRect/>
+                    <a:stretch>
+                      <a:fillRect/>
+                    </a:stretch>
+                  </pic:blipFill>
+                  <pic:spPr bwMode="auto">
+                    <a:xfrm>
+                      <a:off x="0" y="0"/>
+                      <a:ext cx="1771650" cy="1714500"/>
                     </a:xfrm>
                     <a:prstGeom prst="rect">
                       <a:avLst/>
@@ -9601,6 +10248,265 @@
                 <w:sz w:val="20"/>
                 <w:szCs w:val="20"/>
               </w:rPr>
+              <w:t xml:space="preserve">style.configure("Button", border_radius=10)       # every Button</w:t>
+            </w:r>
+          </w:p>
+          <w:p>
+            <w:pPr>
+              <w:spacing w:line="260"/>
+            </w:pPr>
+            <w:r>
+              <w:rPr>
+                <w:rFonts w:ascii="Consolas" w:cs="Consolas" w:eastAsia="Consolas" w:hAnsi="Consolas"/>
+                <w:color w:val="111111"/>
+                <w:sz w:val="20"/>
+                <w:szCs w:val="20"/>
+              </w:rPr>
+              <w:t xml:space="preserve">style.configure("Danger.Button", bg=(200, 0, 0))</w:t>
+            </w:r>
+          </w:p>
+          <w:p>
+            <w:pPr>
+              <w:spacing w:line="260"/>
+            </w:pPr>
+            <w:r>
+              <w:rPr>
+                <w:rFonts w:ascii="Consolas" w:cs="Consolas" w:eastAsia="Consolas" w:hAnsi="Consolas"/>
+                <w:color w:val="111111"/>
+                <w:sz w:val="20"/>
+                <w:szCs w:val="20"/>
+              </w:rPr>
+              <w:t xml:space="preserve">quit_button = Button(10, 10, text="Quit", style="Danger.Button")</w:t>
+            </w:r>
+          </w:p>
+        </w:tc>
+      </w:tr>
+    </w:tbl>
+    <w:p>
+      <w:pPr>
+        <w:spacing w:after="120"/>
+      </w:pPr>
+    </w:p>
+    <w:p>
+      <w:pPr>
+        <w:spacing w:before="160"/>
+      </w:pPr>
+      <w:r>
+        <w:rPr>
+          <w:rFonts w:ascii="Calibri" w:cs="Calibri" w:eastAsia="Calibri" w:hAnsi="Calibri"/>
+          <w:b/>
+          <w:bCs/>
+          <w:color w:val="555555"/>
+          <w:sz w:val="23"/>
+          <w:szCs w:val="23"/>
+        </w:rPr>
+        <w:t xml:space="preserve">See the example:  </w:t>
+      </w:r>
+      <w:r>
+        <w:rPr>
+          <w:rFonts w:ascii="Consolas" w:cs="Consolas" w:eastAsia="Consolas" w:hAnsi="Consolas"/>
+          <w:color w:val="1F4E79"/>
+          <w:sz w:val="22"/>
+          <w:szCs w:val="22"/>
+        </w:rPr>
+        <w:t xml:space="preserve">examples/style_example.py</w:t>
+      </w:r>
+    </w:p>
+    <w:p>
+      <w:r>
+        <w:br w:type="page"/>
+      </w:r>
+    </w:p>
+    <w:p>
+      <w:pPr>
+        <w:spacing w:after="200" w:before="2400"/>
+      </w:pPr>
+      <w:r>
+        <w:rPr>
+          <w:rFonts w:ascii="Calibri" w:cs="Calibri" w:eastAsia="Calibri" w:hAnsi="Calibri"/>
+          <w:b/>
+          <w:bCs/>
+          <w:color w:val="E65100"/>
+          <w:sz w:val="64"/>
+          <w:szCs w:val="64"/>
+        </w:rPr>
+        <w:t xml:space="preserve">5. Keyboard, mouse and sound</w:t>
+      </w:r>
+    </w:p>
+    <w:p>
+      <w:pPr>
+        <w:pBdr>
+          <w:bottom w:val="single" w:color="E65100" w:sz="24" w:space="6"/>
+        </w:pBdr>
+        <w:spacing w:after="300"/>
+      </w:pPr>
+    </w:p>
+    <w:p>
+      <w:pPr>
+        <w:spacing w:after="200"/>
+      </w:pPr>
+      <w:r>
+        <w:rPr>
+          <w:rFonts w:ascii="Calibri" w:cs="Calibri" w:eastAsia="Calibri" w:hAnsi="Calibri"/>
+          <w:sz w:val="24"/>
+          <w:szCs w:val="24"/>
+        </w:rPr>
+        <w:t xml:space="preserve">Controls that feel right, and sounds that play at the right moment.</w:t>
+      </w:r>
+    </w:p>
+    <w:p>
+      <w:r>
+        <w:br w:type="page"/>
+      </w:r>
+    </w:p>
+    <w:p>
+      <w:pPr>
+        <w:keepNext/>
+        <w:pBdr>
+          <w:left w:val="single" w:color="E65100" w:sz="48" w:space="8"/>
+        </w:pBdr>
+        <w:spacing w:after="60" w:before="0"/>
+      </w:pPr>
+      <w:r>
+        <w:rPr>
+          <w:rFonts w:ascii="Calibri" w:cs="Calibri" w:eastAsia="Calibri" w:hAnsi="Calibri"/>
+          <w:b/>
+          <w:bCs/>
+          <w:color w:val="E65100"/>
+          <w:sz w:val="40"/>
+          <w:szCs w:val="40"/>
+        </w:rPr>
+        <w:t xml:space="preserve">Pressed or held?</w:t>
+      </w:r>
+    </w:p>
+    <w:p>
+      <w:pPr>
+        <w:keepNext/>
+        <w:spacing w:after="160"/>
+      </w:pPr>
+      <w:r>
+        <w:rPr>
+          <w:rFonts w:ascii="Calibri" w:cs="Calibri" w:eastAsia="Calibri" w:hAnsi="Calibri"/>
+          <w:i w:val="false"/>
+          <w:iCs w:val="false"/>
+          <w:color w:val="333333"/>
+          <w:sz w:val="26"/>
+          <w:szCs w:val="26"/>
+        </w:rPr>
+        <w:t xml:space="preserve">The most important idea for controls.</w:t>
+      </w:r>
+    </w:p>
+    <w:p>
+      <w:pPr>
+        <w:keepNext/>
+        <w:spacing w:after="160"/>
+        <w:jc w:val="center"/>
+      </w:pPr>
+      <w:r>
+        <w:drawing>
+          <wp:inline distT="0" distB="0" distL="0" distR="0">
+            <wp:extent cx="5715000" cy="2095500"/>
+            <wp:effectExtent t="0" r="0" b="0" l="0"/>
+            <wp:docPr id="1" name="diagram_pressed_held" descr="diagram_pressed_held" title="diagram_pressed_held"/>
+            <wp:cNvGraphicFramePr>
+              <a:graphicFrameLocks xmlns:a="http://schemas.openxmlformats.org/drawingml/2006/main" noChangeAspect="1"/>
+            </wp:cNvGraphicFramePr>
+            <a:graphic xmlns:a="http://schemas.openxmlformats.org/drawingml/2006/main">
+              <a:graphicData uri="http://schemas.openxmlformats.org/drawingml/2006/picture">
+                <pic:pic xmlns:pic="http://schemas.openxmlformats.org/drawingml/2006/picture">
+                  <pic:nvPicPr>
+                    <pic:cNvPr id="0" name="" descr=""/>
+                    <pic:cNvPicPr>
+                      <a:picLocks noChangeAspect="1" noChangeArrowheads="1"/>
+                    </pic:cNvPicPr>
+                  </pic:nvPicPr>
+                  <pic:blipFill>
+                    <a:blip r:embed="rId33" cstate="none"/>
+                    <a:srcRect/>
+                    <a:stretch>
+                      <a:fillRect/>
+                    </a:stretch>
+                  </pic:blipFill>
+                  <pic:spPr bwMode="auto">
+                    <a:xfrm>
+                      <a:off x="0" y="0"/>
+                      <a:ext cx="5715000" cy="2095500"/>
+                    </a:xfrm>
+                    <a:prstGeom prst="rect">
+                      <a:avLst/>
+                    </a:prstGeom>
+                  </pic:spPr>
+                </pic:pic>
+              </a:graphicData>
+            </a:graphic>
+          </wp:inline>
+        </w:drawing>
+      </w:r>
+    </w:p>
+    <w:tbl>
+      <w:tblPr>
+        <w:tblW w:type="dxa" w:w="9638"/>
+        <w:tblBorders>
+          <w:top w:val="single" w:color="auto" w:sz="4"/>
+          <w:left w:val="single" w:color="auto" w:sz="4"/>
+          <w:bottom w:val="single" w:color="auto" w:sz="4"/>
+          <w:right w:val="single" w:color="auto" w:sz="4"/>
+          <w:insideH w:val="single" w:color="auto" w:sz="4"/>
+          <w:insideV w:val="single" w:color="auto" w:sz="4"/>
+        </w:tblBorders>
+      </w:tblPr>
+      <w:tblGrid>
+        <w:gridCol w:w="9638"/>
+      </w:tblGrid>
+      <w:tr>
+        <w:trPr>
+          <w:cantSplit/>
+        </w:trPr>
+        <w:tc>
+          <w:tcPr>
+            <w:tcW w:type="dxa" w:w="9638"/>
+            <w:tcBorders>
+              <w:top w:val="single" w:color="FFFFFF" w:sz="4"/>
+              <w:left w:val="single" w:color="2E7D32" w:sz="36"/>
+              <w:bottom w:val="single" w:color="FFFFFF" w:sz="4"/>
+              <w:right w:val="none" w:color="FFFFFF" w:sz="0"/>
+            </w:tcBorders>
+            <w:shd w:fill="E8F5E9" w:color="auto" w:val="clear"/>
+            <w:tcMar>
+              <w:top w:type="dxa" w:w="60"/>
+              <w:left w:type="dxa" w:w="160"/>
+              <w:bottom w:type="dxa" w:w="80"/>
+              <w:right w:type="dxa" w:w="120"/>
+            </w:tcMar>
+          </w:tcPr>
+          <w:p>
+            <w:pPr>
+              <w:spacing w:after="40"/>
+            </w:pPr>
+            <w:r>
+              <w:rPr>
+                <w:rFonts w:ascii="Calibri" w:cs="Calibri" w:eastAsia="Calibri" w:hAnsi="Calibri"/>
+                <w:b/>
+                <w:bCs/>
+                <w:color w:val="FFFFFF"/>
+                <w:sz w:val="18"/>
+                <w:szCs w:val="18"/>
+                <w:shd w:fill="2E7D32" w:color="auto" w:val="clear"/>
+              </w:rPr>
+              <w:t xml:space="preserve"> init_pygame() </w:t>
+            </w:r>
+          </w:p>
+          <w:p>
+            <w:pPr>
+              <w:spacing w:line="260"/>
+            </w:pPr>
+            <w:r>
+              <w:rPr>
+                <w:rFonts w:ascii="Consolas" w:cs="Consolas" w:eastAsia="Consolas" w:hAnsi="Consolas"/>
+                <w:color w:val="111111"/>
+                <w:sz w:val="20"/>
+                <w:szCs w:val="20"/>
+              </w:rPr>
               <w:t xml:space="preserve">keys = KeyboardInput()</w:t>
             </w:r>
           </w:p>
@@ -11176,7 +12082,7 @@
                     </pic:cNvPicPr>
                   </pic:nvPicPr>
                   <pic:blipFill>
-                    <a:blip r:embed="rId32" cstate="none"/>
+                    <a:blip r:embed="rId34" cstate="none"/>
                     <a:srcRect/>
                     <a:stretch>
                       <a:fillRect/>
@@ -11545,7 +12451,7 @@
                     </pic:cNvPicPr>
                   </pic:nvPicPr>
                   <pic:blipFill>
-                    <a:blip r:embed="rId33" cstate="none"/>
+                    <a:blip r:embed="rId35" cstate="none"/>
                     <a:srcRect/>
                     <a:stretch>
                       <a:fillRect/>
@@ -11895,7 +12801,7 @@
                     </pic:cNvPicPr>
                   </pic:nvPicPr>
                   <pic:blipFill>
-                    <a:blip r:embed="rId34" cstate="none"/>
+                    <a:blip r:embed="rId36" cstate="none"/>
                     <a:srcRect/>
                     <a:stretch>
                       <a:fillRect/>
@@ -12203,6 +13109,317 @@
           <w:sz w:val="40"/>
           <w:szCs w:val="40"/>
         </w:rPr>
+        <w:t xml:space="preserve">Is my game lagging?</w:t>
+      </w:r>
+    </w:p>
+    <w:p>
+      <w:pPr>
+        <w:keepNext/>
+        <w:spacing w:after="160"/>
+      </w:pPr>
+      <w:r>
+        <w:rPr>
+          <w:rFonts w:ascii="Calibri" w:cs="Calibri" w:eastAsia="Calibri" w:hAnsi="Calibri"/>
+          <w:i w:val="false"/>
+          <w:iCs w:val="false"/>
+          <w:color w:val="333333"/>
+          <w:sz w:val="26"/>
+          <w:szCs w:val="26"/>
+        </w:rPr>
+        <w:t xml:space="preserve">Press F1 to see the frame rate (FPS) and tiles drawn.</w:t>
+      </w:r>
+    </w:p>
+    <w:p>
+      <w:pPr>
+        <w:keepNext/>
+        <w:spacing w:after="160"/>
+        <w:jc w:val="center"/>
+      </w:pPr>
+      <w:r>
+        <w:drawing>
+          <wp:inline distT="0" distB="0" distL="0" distR="0">
+            <wp:extent cx="4572000" cy="2857500"/>
+            <wp:effectExtent t="0" r="0" b="0" l="0"/>
+            <wp:docPr id="1" name="fps_debug" descr="fps_debug" title="fps_debug"/>
+            <wp:cNvGraphicFramePr>
+              <a:graphicFrameLocks xmlns:a="http://schemas.openxmlformats.org/drawingml/2006/main" noChangeAspect="1"/>
+            </wp:cNvGraphicFramePr>
+            <a:graphic xmlns:a="http://schemas.openxmlformats.org/drawingml/2006/main">
+              <a:graphicData uri="http://schemas.openxmlformats.org/drawingml/2006/picture">
+                <pic:pic xmlns:pic="http://schemas.openxmlformats.org/drawingml/2006/picture">
+                  <pic:nvPicPr>
+                    <pic:cNvPr id="0" name="" descr=""/>
+                    <pic:cNvPicPr>
+                      <a:picLocks noChangeAspect="1" noChangeArrowheads="1"/>
+                    </pic:cNvPicPr>
+                  </pic:nvPicPr>
+                  <pic:blipFill>
+                    <a:blip r:embed="rId37" cstate="none"/>
+                    <a:srcRect/>
+                    <a:stretch>
+                      <a:fillRect/>
+                    </a:stretch>
+                  </pic:blipFill>
+                  <pic:spPr bwMode="auto">
+                    <a:xfrm>
+                      <a:off x="0" y="0"/>
+                      <a:ext cx="4572000" cy="2857500"/>
+                    </a:xfrm>
+                    <a:prstGeom prst="rect">
+                      <a:avLst/>
+                    </a:prstGeom>
+                  </pic:spPr>
+                </pic:pic>
+              </a:graphicData>
+            </a:graphic>
+          </wp:inline>
+        </w:drawing>
+      </w:r>
+    </w:p>
+    <w:tbl>
+      <w:tblPr>
+        <w:tblW w:type="dxa" w:w="9638"/>
+        <w:tblBorders>
+          <w:top w:val="single" w:color="auto" w:sz="4"/>
+          <w:left w:val="single" w:color="auto" w:sz="4"/>
+          <w:bottom w:val="single" w:color="auto" w:sz="4"/>
+          <w:right w:val="single" w:color="auto" w:sz="4"/>
+          <w:insideH w:val="single" w:color="auto" w:sz="4"/>
+          <w:insideV w:val="single" w:color="auto" w:sz="4"/>
+        </w:tblBorders>
+      </w:tblPr>
+      <w:tblGrid>
+        <w:gridCol w:w="9638"/>
+      </w:tblGrid>
+      <w:tr>
+        <w:trPr>
+          <w:cantSplit/>
+        </w:trPr>
+        <w:tc>
+          <w:tcPr>
+            <w:tcW w:type="dxa" w:w="9638"/>
+            <w:tcBorders>
+              <w:top w:val="single" w:color="FFFFFF" w:sz="4"/>
+              <w:left w:val="single" w:color="1565C0" w:sz="36"/>
+              <w:bottom w:val="single" w:color="FFFFFF" w:sz="4"/>
+              <w:right w:val="none" w:color="FFFFFF" w:sz="0"/>
+            </w:tcBorders>
+            <w:shd w:fill="E3F2FD" w:color="auto" w:val="clear"/>
+            <w:tcMar>
+              <w:top w:type="dxa" w:w="60"/>
+              <w:left w:type="dxa" w:w="160"/>
+              <w:bottom w:type="dxa" w:w="80"/>
+              <w:right w:type="dxa" w:w="120"/>
+            </w:tcMar>
+          </w:tcPr>
+          <w:p>
+            <w:pPr>
+              <w:spacing w:after="40"/>
+            </w:pPr>
+            <w:r>
+              <w:rPr>
+                <w:rFonts w:ascii="Calibri" w:cs="Calibri" w:eastAsia="Calibri" w:hAnsi="Calibri"/>
+                <w:b/>
+                <w:bCs/>
+                <w:color w:val="FFFFFF"/>
+                <w:sz w:val="18"/>
+                <w:szCs w:val="18"/>
+                <w:shd w:fill="1565C0" w:color="auto" w:val="clear"/>
+              </w:rPr>
+              <w:t xml:space="preserve"> handle_inputs() </w:t>
+            </w:r>
+          </w:p>
+          <w:p>
+            <w:pPr>
+              <w:spacing w:line="260"/>
+            </w:pPr>
+            <w:r>
+              <w:rPr>
+                <w:rFonts w:ascii="Consolas" w:cs="Consolas" w:eastAsia="Consolas" w:hAnsi="Consolas"/>
+                <w:color w:val="111111"/>
+                <w:sz w:val="20"/>
+                <w:szCs w:val="20"/>
+              </w:rPr>
+              <w:t xml:space="preserve">Debug.handle_event(event)</w:t>
+            </w:r>
+          </w:p>
+        </w:tc>
+      </w:tr>
+    </w:tbl>
+    <w:p>
+      <w:pPr>
+        <w:spacing w:after="120"/>
+      </w:pPr>
+    </w:p>
+    <w:p>
+      <w:pPr>
+        <w:spacing w:after="60"/>
+      </w:pPr>
+    </w:p>
+    <w:tbl>
+      <w:tblPr>
+        <w:tblW w:type="dxa" w:w="9638"/>
+        <w:tblBorders>
+          <w:top w:val="single" w:color="auto" w:sz="4"/>
+          <w:left w:val="single" w:color="auto" w:sz="4"/>
+          <w:bottom w:val="single" w:color="auto" w:sz="4"/>
+          <w:right w:val="single" w:color="auto" w:sz="4"/>
+          <w:insideH w:val="single" w:color="auto" w:sz="4"/>
+          <w:insideV w:val="single" w:color="auto" w:sz="4"/>
+        </w:tblBorders>
+      </w:tblPr>
+      <w:tblGrid>
+        <w:gridCol w:w="9638"/>
+      </w:tblGrid>
+      <w:tr>
+        <w:trPr>
+          <w:cantSplit/>
+        </w:trPr>
+        <w:tc>
+          <w:tcPr>
+            <w:tcW w:type="dxa" w:w="9638"/>
+            <w:tcBorders>
+              <w:top w:val="none" w:color="FFFFFF" w:sz="0"/>
+              <w:left w:val="single" w:color="C62828" w:sz="36"/>
+              <w:bottom w:val="none" w:color="FFFFFF" w:sz="0"/>
+              <w:right w:val="none" w:color="FFFFFF" w:sz="0"/>
+            </w:tcBorders>
+            <w:shd w:fill="FDECEA" w:color="auto" w:val="clear"/>
+            <w:tcMar>
+              <w:top w:type="dxa" w:w="100"/>
+              <w:left w:type="dxa" w:w="180"/>
+              <w:bottom w:type="dxa" w:w="100"/>
+              <w:right w:type="dxa" w:w="180"/>
+            </w:tcMar>
+          </w:tcPr>
+          <w:p>
+            <w:r>
+              <w:rPr>
+                <w:rFonts w:ascii="Calibri" w:cs="Calibri" w:eastAsia="Calibri" w:hAnsi="Calibri"/>
+                <w:b/>
+                <w:bCs/>
+                <w:color w:val="C62828"/>
+                <w:sz w:val="23"/>
+                <w:szCs w:val="23"/>
+              </w:rPr>
+              <w:t xml:space="preserve">Watch out!  </w:t>
+            </w:r>
+            <w:r>
+              <w:rPr>
+                <w:rFonts w:ascii="Calibri" w:cs="Calibri" w:eastAsia="Calibri" w:hAnsi="Calibri"/>
+                <w:sz w:val="23"/>
+                <w:szCs w:val="23"/>
+              </w:rPr>
+              <w:t xml:space="preserve">Low FPS but few tiles drawn? Something in YOUR loop is slow - e.g. loading an image or a map every frame. Load everything in </w:t>
+            </w:r>
+            <w:r>
+              <w:rPr>
+                <w:rFonts w:ascii="Consolas" w:cs="Consolas" w:eastAsia="Consolas" w:hAnsi="Consolas"/>
+                <w:color w:val="1F4E79"/>
+                <w:sz w:val="21"/>
+                <w:szCs w:val="21"/>
+              </w:rPr>
+              <w:t xml:space="preserve">init_pygame()</w:t>
+            </w:r>
+            <w:r>
+              <w:rPr>
+                <w:rFonts w:ascii="Calibri" w:cs="Calibri" w:eastAsia="Calibri" w:hAnsi="Calibri"/>
+                <w:sz w:val="23"/>
+                <w:szCs w:val="23"/>
+              </w:rPr>
+              <w:t xml:space="preserve">.</w:t>
+            </w:r>
+          </w:p>
+        </w:tc>
+      </w:tr>
+    </w:tbl>
+    <w:p>
+      <w:pPr>
+        <w:spacing w:after="60"/>
+      </w:pPr>
+    </w:p>
+    <w:tbl>
+      <w:tblPr>
+        <w:tblW w:type="dxa" w:w="9638"/>
+        <w:tblBorders>
+          <w:top w:val="single" w:color="auto" w:sz="4"/>
+          <w:left w:val="single" w:color="auto" w:sz="4"/>
+          <w:bottom w:val="single" w:color="auto" w:sz="4"/>
+          <w:right w:val="single" w:color="auto" w:sz="4"/>
+          <w:insideH w:val="single" w:color="auto" w:sz="4"/>
+          <w:insideV w:val="single" w:color="auto" w:sz="4"/>
+        </w:tblBorders>
+      </w:tblPr>
+      <w:tblGrid>
+        <w:gridCol w:w="9638"/>
+      </w:tblGrid>
+      <w:tr>
+        <w:trPr>
+          <w:cantSplit/>
+        </w:trPr>
+        <w:tc>
+          <w:tcPr>
+            <w:tcW w:type="dxa" w:w="9638"/>
+            <w:tcBorders>
+              <w:top w:val="none" w:color="FFFFFF" w:sz="0"/>
+              <w:left w:val="single" w:color="1565C0" w:sz="36"/>
+              <w:bottom w:val="none" w:color="FFFFFF" w:sz="0"/>
+              <w:right w:val="none" w:color="FFFFFF" w:sz="0"/>
+            </w:tcBorders>
+            <w:shd w:fill="E3F2FD" w:color="auto" w:val="clear"/>
+            <w:tcMar>
+              <w:top w:type="dxa" w:w="100"/>
+              <w:left w:type="dxa" w:w="180"/>
+              <w:bottom w:type="dxa" w:w="100"/>
+              <w:right w:type="dxa" w:w="180"/>
+            </w:tcMar>
+          </w:tcPr>
+          <w:p>
+            <w:r>
+              <w:rPr>
+                <w:rFonts w:ascii="Calibri" w:cs="Calibri" w:eastAsia="Calibri" w:hAnsi="Calibri"/>
+                <w:b/>
+                <w:bCs/>
+                <w:color w:val="1565C0"/>
+                <w:sz w:val="23"/>
+                <w:szCs w:val="23"/>
+              </w:rPr>
+              <w:t xml:space="preserve">Tip:  </w:t>
+            </w:r>
+            <w:r>
+              <w:rPr>
+                <w:rFonts w:ascii="Calibri" w:cs="Calibri" w:eastAsia="Calibri" w:hAnsi="Calibri"/>
+                <w:sz w:val="23"/>
+                <w:szCs w:val="23"/>
+              </w:rPr>
+              <w:t xml:space="preserve">60 FPS = smooth. Big maps are fine - only the tiles on screen are drawn.</w:t>
+            </w:r>
+          </w:p>
+        </w:tc>
+      </w:tr>
+    </w:tbl>
+    <w:p>
+      <w:r>
+        <w:br w:type="page"/>
+      </w:r>
+    </w:p>
+    <w:p>
+      <w:pPr>
+        <w:keepNext/>
+        <w:pBdr>
+          <w:left w:val="single" w:color="AD1457" w:sz="48" w:space="8"/>
+        </w:pBdr>
+        <w:spacing w:after="60" w:before="0"/>
+      </w:pPr>
+      <w:r>
+        <w:rPr>
+          <w:rFonts w:ascii="Calibri" w:cs="Calibri" w:eastAsia="Calibri" w:hAnsi="Calibri"/>
+          <w:b/>
+          <w:bCs/>
+          <w:color w:val="AD1457"/>
+          <w:sz w:val="40"/>
+          <w:szCs w:val="40"/>
+        </w:rPr>
         <w:t xml:space="preserve">Tiled: walls and platforms</w:t>
       </w:r>
     </w:p>
@@ -12248,7 +13465,7 @@
                     </pic:cNvPicPr>
                   </pic:nvPicPr>
                   <pic:blipFill>
-                    <a:blip r:embed="rId35" cstate="none"/>
+                    <a:blip r:embed="rId38" cstate="none"/>
                     <a:srcRect/>
                     <a:stretch>
                       <a:fillRect/>
@@ -12525,7 +13742,7 @@
                     </pic:cNvPicPr>
                   </pic:nvPicPr>
                   <pic:blipFill>
-                    <a:blip r:embed="rId36" cstate="none"/>
+                    <a:blip r:embed="rId39" cstate="none"/>
                     <a:srcRect/>
                     <a:stretch>
                       <a:fillRect/>
@@ -12754,7 +13971,7 @@
                     </pic:cNvPicPr>
                   </pic:nvPicPr>
                   <pic:blipFill>
-                    <a:blip r:embed="rId37" cstate="none"/>
+                    <a:blip r:embed="rId40" cstate="none"/>
                     <a:srcRect/>
                     <a:stretch>
                       <a:fillRect/>
@@ -12932,7 +14149,7 @@
                     </pic:cNvPicPr>
                   </pic:nvPicPr>
                   <pic:blipFill>
-                    <a:blip r:embed="rId38" cstate="none"/>
+                    <a:blip r:embed="rId41" cstate="none"/>
                     <a:srcRect/>
                     <a:stretch>
                       <a:fillRect/>
@@ -13245,7 +14462,7 @@
                     </pic:cNvPicPr>
                   </pic:nvPicPr>
                   <pic:blipFill>
-                    <a:blip r:embed="rId39" cstate="none"/>
+                    <a:blip r:embed="rId42" cstate="none"/>
                     <a:srcRect/>
                     <a:stretch>
                       <a:fillRect/>
@@ -13416,7 +14633,7 @@
                     </pic:cNvPicPr>
                   </pic:nvPicPr>
                   <pic:blipFill>
-                    <a:blip r:embed="rId40" cstate="none"/>
+                    <a:blip r:embed="rId43" cstate="none"/>
                     <a:srcRect/>
                     <a:stretch>
                       <a:fillRect/>
@@ -13780,7 +14997,7 @@
                     </pic:cNvPicPr>
                   </pic:nvPicPr>
                   <pic:blipFill>
-                    <a:blip r:embed="rId41" cstate="none"/>
+                    <a:blip r:embed="rId44" cstate="none"/>
                     <a:srcRect/>
                     <a:stretch>
                       <a:fillRect/>
@@ -14081,7 +15298,7 @@
                     </pic:cNvPicPr>
                   </pic:nvPicPr>
                   <pic:blipFill>
-                    <a:blip r:embed="rId42" cstate="none"/>
+                    <a:blip r:embed="rId45" cstate="none"/>
                     <a:srcRect/>
                     <a:stretch>
                       <a:fillRect/>
@@ -14482,7 +15699,7 @@
                     </pic:cNvPicPr>
                   </pic:nvPicPr>
                   <pic:blipFill>
-                    <a:blip r:embed="rId43" cstate="none"/>
+                    <a:blip r:embed="rId46" cstate="none"/>
                     <a:srcRect/>
                     <a:stretch>
                       <a:fillRect/>
@@ -14840,7 +16057,7 @@
                     </pic:cNvPicPr>
                   </pic:nvPicPr>
                   <pic:blipFill>
-                    <a:blip r:embed="rId44" cstate="none"/>
+                    <a:blip r:embed="rId47" cstate="none"/>
                     <a:srcRect/>
                     <a:stretch>
                       <a:fillRect/>
@@ -15137,7 +16354,7 @@
                     </pic:cNvPicPr>
                   </pic:nvPicPr>
                   <pic:blipFill>
-                    <a:blip r:embed="rId45" cstate="none"/>
+                    <a:blip r:embed="rId48" cstate="none"/>
                     <a:srcRect/>
                     <a:stretch>
                       <a:fillRect/>

--- a/docs/PygameTkinterGUITools_StudentGuide.docx
+++ b/docs/PygameTkinterGUITools_StudentGuide.docx
@@ -5411,6 +5411,629 @@
           <w:szCs w:val="22"/>
         </w:rPr>
         <w:t xml:space="preserve">examples/message_example.py</w:t>
+      </w:r>
+    </w:p>
+    <w:p>
+      <w:pPr>
+        <w:pBdr>
+          <w:bottom w:val="dashed" w:color="BBBBBB" w:sz="6" w:space="1"/>
+        </w:pBdr>
+        <w:spacing w:after="300" w:before="300"/>
+      </w:pPr>
+    </w:p>
+    <w:p>
+      <w:pPr>
+        <w:keepNext/>
+        <w:pBdr>
+          <w:left w:val="single" w:color="1565C0" w:sz="48" w:space="8"/>
+        </w:pBdr>
+        <w:spacing w:after="60" w:before="0"/>
+      </w:pPr>
+      <w:r>
+        <w:rPr>
+          <w:rFonts w:ascii="Calibri" w:cs="Calibri" w:eastAsia="Calibri" w:hAnsi="Calibri"/>
+          <w:b/>
+          <w:bCs/>
+          <w:color w:val="1565C0"/>
+          <w:sz w:val="40"/>
+          <w:szCs w:val="40"/>
+        </w:rPr>
+        <w:t>Typewriter text</w:t>
+      </w:r>
+    </w:p>
+    <w:p>
+      <w:pPr>
+        <w:keepNext/>
+        <w:spacing w:after="160"/>
+      </w:pPr>
+      <w:r>
+        <w:rPr>
+          <w:rFonts w:ascii="Calibri" w:cs="Calibri" w:eastAsia="Calibri" w:hAnsi="Calibri"/>
+          <w:i w:val="false"/>
+          <w:iCs w:val="false"/>
+          <w:color w:val="333333"/>
+          <w:sz w:val="26"/>
+          <w:szCs w:val="26"/>
+        </w:rPr>
+        <w:t>Dialogue that types out one letter at a time, like in Pokemon.</w:t>
+      </w:r>
+    </w:p>
+    <w:p>
+      <w:pPr>
+        <w:keepNext/>
+        <w:spacing w:after="160"/>
+        <w:jc w:val="center"/>
+      </w:pPr>
+      <w:r>
+        <w:drawing>
+          <wp:inline distT="0" distB="0" distL="0" distR="0">
+            <wp:extent cx="4676775" cy="1670276"/>
+            <wp:effectExtent t="0" r="0" b="0" l="0"/>
+            <wp:docPr id="9001" name="typewriter" descr="message" title="message"/>
+            <wp:cNvGraphicFramePr>
+              <a:graphicFrameLocks xmlns:a="http://schemas.openxmlformats.org/drawingml/2006/main" noChangeAspect="1"/>
+            </wp:cNvGraphicFramePr>
+            <a:graphic xmlns:a="http://schemas.openxmlformats.org/drawingml/2006/main">
+              <a:graphicData uri="http://schemas.openxmlformats.org/drawingml/2006/picture">
+                <pic:pic xmlns:pic="http://schemas.openxmlformats.org/drawingml/2006/picture">
+                  <pic:nvPicPr>
+                    <pic:cNvPr id="0" name="" descr=""/>
+                    <pic:cNvPicPr>
+                      <a:picLocks noChangeAspect="1" noChangeArrowheads="1"/>
+                    </pic:cNvPicPr>
+                  </pic:nvPicPr>
+                  <pic:blipFill>
+                    <a:blip r:embed="rId50" cstate="none"/>
+                    <a:srcRect/>
+                    <a:stretch>
+                      <a:fillRect/>
+                    </a:stretch>
+                  </pic:blipFill>
+                  <pic:spPr bwMode="auto">
+                    <a:xfrm>
+                      <a:off x="0" y="0"/>
+                      <a:ext cx="4676775" cy="1670276"/>
+                    </a:xfrm>
+                    <a:prstGeom prst="rect">
+                      <a:avLst/>
+                    </a:prstGeom>
+                  </pic:spPr>
+                </pic:pic>
+              </a:graphicData>
+            </a:graphic>
+          </wp:inline>
+        </w:drawing>
+      </w:r>
+    </w:p>
+    <w:tbl>
+      <w:tblPr>
+        <w:tblW w:type="dxa" w:w="9638"/>
+        <w:tblBorders>
+          <w:top w:val="single" w:color="auto" w:sz="4"/>
+          <w:left w:val="single" w:color="auto" w:sz="4"/>
+          <w:bottom w:val="single" w:color="auto" w:sz="4"/>
+          <w:right w:val="single" w:color="auto" w:sz="4"/>
+          <w:insideH w:val="single" w:color="auto" w:sz="4"/>
+          <w:insideV w:val="single" w:color="auto" w:sz="4"/>
+        </w:tblBorders>
+      </w:tblPr>
+      <w:tblGrid>
+        <w:gridCol w:w="9638"/>
+      </w:tblGrid>
+      <w:tr>
+        <w:trPr>
+          <w:cantSplit/>
+        </w:trPr>
+        <w:tc>
+          <w:tcPr>
+            <w:tcW w:type="dxa" w:w="9638"/>
+            <w:tcBorders>
+              <w:top w:val="single" w:color="FFFFFF" w:sz="4"/>
+              <w:left w:val="single" w:color="2E7D32" w:sz="36"/>
+              <w:bottom w:val="single" w:color="FFFFFF" w:sz="4"/>
+              <w:right w:val="none" w:color="FFFFFF" w:sz="0"/>
+            </w:tcBorders>
+            <w:shd w:fill="E8F5E9" w:color="auto" w:val="clear"/>
+            <w:tcMar>
+              <w:top w:type="dxa" w:w="60"/>
+              <w:left w:type="dxa" w:w="160"/>
+              <w:bottom w:type="dxa" w:w="80"/>
+              <w:right w:type="dxa" w:w="120"/>
+            </w:tcMar>
+          </w:tcPr>
+          <w:p>
+            <w:pPr>
+              <w:spacing w:after="40"/>
+            </w:pPr>
+            <w:r>
+              <w:rPr>
+                <w:rFonts w:ascii="Calibri" w:cs="Calibri" w:eastAsia="Calibri" w:hAnsi="Calibri"/>
+                <w:b/>
+                <w:bCs/>
+                <w:color w:val="FFFFFF"/>
+                <w:sz w:val="18"/>
+                <w:szCs w:val="18"/>
+                <w:shd w:fill="2E7D32" w:color="auto" w:val="clear"/>
+              </w:rPr>
+              <w:t xml:space="preserve"> init_pygame() </w:t>
+            </w:r>
+          </w:p>
+          <w:p>
+            <w:pPr>
+              <w:spacing w:line="260"/>
+            </w:pPr>
+            <w:r>
+              <w:rPr>
+                <w:rFonts w:ascii="Consolas" w:cs="Consolas" w:eastAsia="Consolas" w:hAnsi="Consolas"/>
+                <w:color w:val="111111"/>
+                <w:sz w:val="20"/>
+                <w:szCs w:val="20"/>
+              </w:rPr>
+              <w:t>click = SoundEffect("click.wav", cooldown=60)    # optional typing sound</w:t>
+            </w:r>
+          </w:p>
+          <w:p>
+            <w:pPr>
+              <w:spacing w:line="260"/>
+            </w:pPr>
+            <w:r>
+              <w:rPr>
+                <w:rFonts w:ascii="Consolas" w:cs="Consolas" w:eastAsia="Consolas" w:hAnsi="Consolas"/>
+                <w:color w:val="111111"/>
+                <w:sz w:val="20"/>
+                <w:szCs w:val="20"/>
+              </w:rPr>
+              <w:t>talk = Message(20, 400, "Hello there!", width=600,</w:t>
+            </w:r>
+          </w:p>
+          <w:p>
+            <w:pPr>
+              <w:spacing w:line="260"/>
+            </w:pPr>
+            <w:r>
+              <w:rPr>
+                <w:rFonts w:ascii="Consolas" w:cs="Consolas" w:eastAsia="Consolas" w:hAnsi="Consolas"/>
+                <w:color w:val="111111"/>
+                <w:sz w:val="20"/>
+                <w:szCs w:val="20"/>
+              </w:rPr>
+              <w:t xml:space="preserve">               type_speed=30,                    # letters per second</w:t>
+            </w:r>
+          </w:p>
+          <w:p>
+            <w:pPr>
+              <w:spacing w:line="260"/>
+            </w:pPr>
+            <w:r>
+              <w:rPr>
+                <w:rFonts w:ascii="Consolas" w:cs="Consolas" w:eastAsia="Consolas" w:hAnsi="Consolas"/>
+                <w:color w:val="111111"/>
+                <w:sz w:val="20"/>
+                <w:szCs w:val="20"/>
+              </w:rPr>
+              <w:t xml:space="preserve">               type_sound=click)</w:t>
+            </w:r>
+          </w:p>
+        </w:tc>
+      </w:tr>
+      <w:tr>
+        <w:trPr>
+          <w:cantSplit/>
+        </w:trPr>
+        <w:tc>
+          <w:tcPr>
+            <w:tcW w:type="dxa" w:w="9638"/>
+            <w:tcBorders>
+              <w:top w:val="single" w:color="FFFFFF" w:sz="4"/>
+              <w:left w:val="single" w:color="1565C0" w:sz="36"/>
+              <w:bottom w:val="single" w:color="FFFFFF" w:sz="4"/>
+              <w:right w:val="none" w:color="FFFFFF" w:sz="0"/>
+            </w:tcBorders>
+            <w:shd w:fill="E3F2FD" w:color="auto" w:val="clear"/>
+            <w:tcMar>
+              <w:top w:type="dxa" w:w="60"/>
+              <w:left w:type="dxa" w:w="160"/>
+              <w:bottom w:type="dxa" w:w="80"/>
+              <w:right w:type="dxa" w:w="120"/>
+            </w:tcMar>
+          </w:tcPr>
+          <w:p>
+            <w:pPr>
+              <w:spacing w:after="40"/>
+            </w:pPr>
+            <w:r>
+              <w:rPr>
+                <w:rFonts w:ascii="Calibri" w:cs="Calibri" w:eastAsia="Calibri" w:hAnsi="Calibri"/>
+                <w:b/>
+                <w:bCs/>
+                <w:color w:val="FFFFFF"/>
+                <w:sz w:val="18"/>
+                <w:szCs w:val="18"/>
+                <w:shd w:fill="1565C0" w:color="auto" w:val="clear"/>
+              </w:rPr>
+              <w:t xml:space="preserve"> handle_inputs() </w:t>
+            </w:r>
+          </w:p>
+          <w:p>
+            <w:pPr>
+              <w:spacing w:line="260"/>
+            </w:pPr>
+            <w:r>
+              <w:rPr>
+                <w:rFonts w:ascii="Consolas" w:cs="Consolas" w:eastAsia="Consolas" w:hAnsi="Consolas"/>
+                <w:color w:val="111111"/>
+                <w:sz w:val="20"/>
+                <w:szCs w:val="20"/>
+              </w:rPr>
+              <w:t>if talk.handle_event(event):     # True = it showed the rest of the line,</w:t>
+            </w:r>
+          </w:p>
+          <w:p>
+            <w:pPr>
+              <w:spacing w:line="260"/>
+            </w:pPr>
+            <w:r>
+              <w:rPr>
+                <w:rFonts w:ascii="Consolas" w:cs="Consolas" w:eastAsia="Consolas" w:hAnsi="Consolas"/>
+                <w:color w:val="111111"/>
+                <w:sz w:val="20"/>
+                <w:szCs w:val="20"/>
+              </w:rPr>
+              <w:t xml:space="preserve">    continue                     # so this press does nothing else</w:t>
+            </w:r>
+          </w:p>
+          <w:p>
+            <w:pPr>
+              <w:spacing w:line="260"/>
+            </w:pPr>
+            <w:r>
+              <w:rPr>
+                <w:rFonts w:ascii="Consolas" w:cs="Consolas" w:eastAsia="Consolas" w:hAnsi="Consolas"/>
+                <w:color w:val="111111"/>
+                <w:sz w:val="20"/>
+                <w:szCs w:val="20"/>
+              </w:rPr>
+              <w:t>if event.type == pg.KEYDOWN and event.key == pg.K_SPACE:</w:t>
+            </w:r>
+          </w:p>
+          <w:p>
+            <w:pPr>
+              <w:spacing w:line="260"/>
+            </w:pPr>
+            <w:r>
+              <w:rPr>
+                <w:rFonts w:ascii="Consolas" w:cs="Consolas" w:eastAsia="Consolas" w:hAnsi="Consolas"/>
+                <w:color w:val="111111"/>
+                <w:sz w:val="20"/>
+                <w:szCs w:val="20"/>
+              </w:rPr>
+              <w:t xml:space="preserve">    talk.config(text="Next line...")    # the new text types out by itself</w:t>
+            </w:r>
+          </w:p>
+        </w:tc>
+      </w:tr>
+      <w:tr>
+        <w:trPr>
+          <w:cantSplit/>
+        </w:trPr>
+        <w:tc>
+          <w:tcPr>
+            <w:tcW w:type="dxa" w:w="9638"/>
+            <w:tcBorders>
+              <w:top w:val="single" w:color="FFFFFF" w:sz="4"/>
+              <w:left w:val="single" w:color="E65100" w:sz="36"/>
+              <w:bottom w:val="single" w:color="FFFFFF" w:sz="4"/>
+              <w:right w:val="none" w:color="FFFFFF" w:sz="0"/>
+            </w:tcBorders>
+            <w:shd w:fill="FFF3E0" w:color="auto" w:val="clear"/>
+            <w:tcMar>
+              <w:top w:type="dxa" w:w="60"/>
+              <w:left w:type="dxa" w:w="160"/>
+              <w:bottom w:type="dxa" w:w="80"/>
+              <w:right w:type="dxa" w:w="120"/>
+            </w:tcMar>
+          </w:tcPr>
+          <w:p>
+            <w:pPr>
+              <w:spacing w:after="40"/>
+            </w:pPr>
+            <w:r>
+              <w:rPr>
+                <w:rFonts w:ascii="Calibri" w:cs="Calibri" w:eastAsia="Calibri" w:hAnsi="Calibri"/>
+                <w:b/>
+                <w:bCs/>
+                <w:color w:val="FFFFFF"/>
+                <w:sz w:val="18"/>
+                <w:szCs w:val="18"/>
+                <w:shd w:fill="E65100" w:color="auto" w:val="clear"/>
+              </w:rPr>
+              <w:t xml:space="preserve"> update(tick) </w:t>
+            </w:r>
+          </w:p>
+          <w:p>
+            <w:pPr>
+              <w:spacing w:line="260"/>
+            </w:pPr>
+            <w:r>
+              <w:rPr>
+                <w:rFonts w:ascii="Consolas" w:cs="Consolas" w:eastAsia="Consolas" w:hAnsi="Consolas"/>
+                <w:color w:val="111111"/>
+                <w:sz w:val="20"/>
+                <w:szCs w:val="20"/>
+              </w:rPr>
+              <w:t>talk.update(tick)                # types the next letters</w:t>
+            </w:r>
+          </w:p>
+        </w:tc>
+      </w:tr>
+      <w:tr>
+        <w:trPr>
+          <w:cantSplit/>
+        </w:trPr>
+        <w:tc>
+          <w:tcPr>
+            <w:tcW w:type="dxa" w:w="9638"/>
+            <w:tcBorders>
+              <w:top w:val="single" w:color="FFFFFF" w:sz="4"/>
+              <w:left w:val="single" w:color="6A1B9A" w:sz="36"/>
+              <w:bottom w:val="single" w:color="FFFFFF" w:sz="4"/>
+              <w:right w:val="none" w:color="FFFFFF" w:sz="0"/>
+            </w:tcBorders>
+            <w:shd w:fill="F3E5F5" w:color="auto" w:val="clear"/>
+            <w:tcMar>
+              <w:top w:type="dxa" w:w="60"/>
+              <w:left w:type="dxa" w:w="160"/>
+              <w:bottom w:type="dxa" w:w="80"/>
+              <w:right w:type="dxa" w:w="120"/>
+            </w:tcMar>
+          </w:tcPr>
+          <w:p>
+            <w:pPr>
+              <w:spacing w:after="40"/>
+            </w:pPr>
+            <w:r>
+              <w:rPr>
+                <w:rFonts w:ascii="Calibri" w:cs="Calibri" w:eastAsia="Calibri" w:hAnsi="Calibri"/>
+                <w:b/>
+                <w:bCs/>
+                <w:color w:val="FFFFFF"/>
+                <w:sz w:val="18"/>
+                <w:szCs w:val="18"/>
+                <w:shd w:fill="6A1B9A" w:color="auto" w:val="clear"/>
+              </w:rPr>
+              <w:t xml:space="preserve"> draw_game() </w:t>
+            </w:r>
+          </w:p>
+          <w:p>
+            <w:pPr>
+              <w:spacing w:line="260"/>
+            </w:pPr>
+            <w:r>
+              <w:rPr>
+                <w:rFonts w:ascii="Consolas" w:cs="Consolas" w:eastAsia="Consolas" w:hAnsi="Consolas"/>
+                <w:color w:val="111111"/>
+                <w:sz w:val="20"/>
+                <w:szCs w:val="20"/>
+              </w:rPr>
+              <w:t>talk.draw(screen)</w:t>
+            </w:r>
+          </w:p>
+        </w:tc>
+      </w:tr>
+    </w:tbl>
+    <w:p>
+      <w:pPr>
+        <w:spacing w:after="120"/>
+      </w:pPr>
+    </w:p>
+    <w:p>
+      <w:pPr>
+        <w:keepNext/>
+        <w:spacing w:after="60" w:before="60"/>
+      </w:pPr>
+      <w:r>
+        <w:rPr>
+          <w:rFonts w:ascii="Calibri" w:cs="Calibri" w:eastAsia="Calibri" w:hAnsi="Calibri"/>
+          <w:b/>
+          <w:bCs/>
+          <w:color w:val="00838F"/>
+          <w:sz w:val="26"/>
+          <w:szCs w:val="26"/>
+        </w:rPr>
+        <w:t xml:space="preserve">Change it</w:t>
+      </w:r>
+    </w:p>
+    <w:p>
+      <w:pPr>
+        <w:pStyle w:val="ListParagraph"/>
+        <w:numPr>
+          <w:ilvl w:val="0"/>
+          <w:numId w:val="4"/>
+        </w:numPr>
+        <w:spacing w:after="60"/>
+      </w:pPr>
+      <w:r>
+        <w:rPr>
+          <w:rFonts w:ascii="Calibri" w:cs="Calibri" w:eastAsia="Calibri" w:hAnsi="Calibri"/>
+          <w:sz w:val="23"/>
+          <w:szCs w:val="23"/>
+        </w:rPr>
+        <w:t xml:space="preserve">Faster or slower: </w:t>
+      </w:r>
+      <w:r>
+        <w:rPr>
+          <w:rFonts w:ascii="Consolas" w:cs="Consolas" w:eastAsia="Consolas" w:hAnsi="Consolas"/>
+          <w:color w:val="1F4E79"/>
+          <w:sz w:val="21"/>
+          <w:szCs w:val="21"/>
+        </w:rPr>
+        <w:t>type_speed=60</w:t>
+      </w:r>
+    </w:p>
+    <w:p>
+      <w:pPr>
+        <w:pStyle w:val="ListParagraph"/>
+        <w:numPr>
+          <w:ilvl w:val="0"/>
+          <w:numId w:val="4"/>
+        </w:numPr>
+        <w:spacing w:after="60"/>
+      </w:pPr>
+      <w:r>
+        <w:rPr>
+          <w:rFonts w:ascii="Calibri" w:cs="Calibri" w:eastAsia="Calibri" w:hAnsi="Calibri"/>
+          <w:sz w:val="23"/>
+          <w:szCs w:val="23"/>
+        </w:rPr>
+        <w:t xml:space="preserve">Run a function when the line has finished: </w:t>
+      </w:r>
+      <w:r>
+        <w:rPr>
+          <w:rFonts w:ascii="Consolas" w:cs="Consolas" w:eastAsia="Consolas" w:hAnsi="Consolas"/>
+          <w:color w:val="1F4E79"/>
+          <w:sz w:val="21"/>
+          <w:szCs w:val="21"/>
+        </w:rPr>
+        <w:t>on_done=show_arrow</w:t>
+      </w:r>
+    </w:p>
+    <w:p>
+      <w:pPr>
+        <w:pStyle w:val="ListParagraph"/>
+        <w:numPr>
+          <w:ilvl w:val="0"/>
+          <w:numId w:val="4"/>
+        </w:numPr>
+        <w:spacing w:after="60"/>
+      </w:pPr>
+      <w:r>
+        <w:rPr>
+          <w:rFonts w:ascii="Calibri" w:cs="Calibri" w:eastAsia="Calibri" w:hAnsi="Calibri"/>
+          <w:sz w:val="23"/>
+          <w:szCs w:val="23"/>
+        </w:rPr>
+        <w:t xml:space="preserve">Show it all now / type it again: </w:t>
+      </w:r>
+      <w:r>
+        <w:rPr>
+          <w:rFonts w:ascii="Consolas" w:cs="Consolas" w:eastAsia="Consolas" w:hAnsi="Consolas"/>
+          <w:color w:val="1F4E79"/>
+          <w:sz w:val="21"/>
+          <w:szCs w:val="21"/>
+        </w:rPr>
+        <w:t>talk.skip()   talk.restart()</w:t>
+      </w:r>
+    </w:p>
+    <w:p>
+      <w:pPr>
+        <w:pStyle w:val="ListParagraph"/>
+        <w:numPr>
+          <w:ilvl w:val="0"/>
+          <w:numId w:val="4"/>
+        </w:numPr>
+        <w:spacing w:after="60"/>
+      </w:pPr>
+      <w:r>
+        <w:rPr>
+          <w:rFonts w:ascii="Calibri" w:cs="Calibri" w:eastAsia="Calibri" w:hAnsi="Calibri"/>
+          <w:sz w:val="23"/>
+          <w:szCs w:val="23"/>
+        </w:rPr>
+        <w:t xml:space="preserve">Question boxes can type too: </w:t>
+      </w:r>
+      <w:r>
+        <w:rPr>
+          <w:rFonts w:ascii="Consolas" w:cs="Consolas" w:eastAsia="Consolas" w:hAnsi="Consolas"/>
+          <w:color w:val="1F4E79"/>
+          <w:sz w:val="21"/>
+          <w:szCs w:val="21"/>
+        </w:rPr>
+        <w:t>MessageBox(..., type_speed=30)  and  box.update(tick)</w:t>
+      </w:r>
+    </w:p>
+    <w:tbl>
+      <w:tblPr>
+        <w:tblW w:type="dxa" w:w="9638"/>
+        <w:tblBorders>
+          <w:top w:val="single" w:color="auto" w:sz="4"/>
+          <w:left w:val="single" w:color="auto" w:sz="4"/>
+          <w:bottom w:val="single" w:color="auto" w:sz="4"/>
+          <w:right w:val="single" w:color="auto" w:sz="4"/>
+          <w:insideH w:val="single" w:color="auto" w:sz="4"/>
+          <w:insideV w:val="single" w:color="auto" w:sz="4"/>
+        </w:tblBorders>
+      </w:tblPr>
+      <w:tblGrid>
+        <w:gridCol w:w="9638"/>
+      </w:tblGrid>
+      <w:tr>
+        <w:trPr>
+          <w:cantSplit/>
+        </w:trPr>
+        <w:tc>
+          <w:tcPr>
+            <w:tcW w:type="dxa" w:w="9638"/>
+            <w:tcBorders>
+              <w:top w:val="none" w:color="FFFFFF" w:sz="0"/>
+              <w:left w:val="single" w:color="1565C0" w:sz="36"/>
+              <w:bottom w:val="none" w:color="FFFFFF" w:sz="0"/>
+              <w:right w:val="none" w:color="FFFFFF" w:sz="0"/>
+            </w:tcBorders>
+            <w:shd w:fill="E3F2FD" w:color="auto" w:val="clear"/>
+            <w:tcMar>
+              <w:top w:type="dxa" w:w="100"/>
+              <w:left w:type="dxa" w:w="180"/>
+              <w:bottom w:type="dxa" w:w="100"/>
+              <w:right w:type="dxa" w:w="180"/>
+            </w:tcMar>
+          </w:tcPr>
+          <w:p>
+            <w:r>
+              <w:rPr>
+                <w:rFonts w:ascii="Calibri" w:cs="Calibri" w:eastAsia="Calibri" w:hAnsi="Calibri"/>
+                <w:b/>
+                <w:bCs/>
+                <w:color w:val="1565C0"/>
+                <w:sz w:val="23"/>
+                <w:szCs w:val="23"/>
+              </w:rPr>
+              <w:t xml:space="preserve">Tip:  </w:t>
+            </w:r>
+            <w:r>
+              <w:rPr>
+                <w:rFonts w:ascii="Calibri" w:cs="Calibri" w:eastAsia="Calibri" w:hAnsi="Calibri"/>
+                <w:sz w:val="23"/>
+                <w:szCs w:val="23"/>
+              </w:rPr>
+              <w:t>The first press shows the rest of the line, the next press moves on - just like Pokemon.</w:t>
+            </w:r>
+          </w:p>
+        </w:tc>
+      </w:tr>
+    </w:tbl>
+    <w:p>
+      <w:pPr>
+        <w:spacing w:before="160"/>
+      </w:pPr>
+      <w:r>
+        <w:rPr>
+          <w:rFonts w:ascii="Calibri" w:cs="Calibri" w:eastAsia="Calibri" w:hAnsi="Calibri"/>
+          <w:b/>
+          <w:bCs/>
+          <w:color w:val="555555"/>
+          <w:sz w:val="23"/>
+          <w:szCs w:val="23"/>
+        </w:rPr>
+        <w:t xml:space="preserve">See the example:  </w:t>
+      </w:r>
+      <w:r>
+        <w:rPr>
+          <w:rFonts w:ascii="Consolas" w:cs="Consolas" w:eastAsia="Consolas" w:hAnsi="Consolas"/>
+          <w:color w:val="1F4E79"/>
+          <w:sz w:val="22"/>
+          <w:szCs w:val="22"/>
+        </w:rPr>
+        <w:t>examples/typewriter_example.py</w:t>
       </w:r>
     </w:p>
     <w:p>

--- a/docs/PygameTkinterGUITools_StudentGuide.docx
+++ b/docs/PygameTkinterGUITools_StudentGuide.docx
@@ -2730,6 +2730,449 @@
           <w:sz w:val="40"/>
           <w:szCs w:val="40"/>
         </w:rPr>
+        <w:t xml:space="preserve">Text over your game</w:t>
+      </w:r>
+    </w:p>
+    <w:p>
+      <w:pPr>
+        <w:keepNext/>
+        <w:spacing w:after="160"/>
+      </w:pPr>
+      <w:r>
+        <w:rPr>
+          <w:rFonts w:ascii="Calibri" w:cs="Calibri" w:eastAsia="Calibri" w:hAnsi="Calibri"/>
+          <w:i w:val="false"/>
+          <w:iCs w:val="false"/>
+          <w:color w:val="333333"/>
+          <w:sz w:val="26"/>
+          <w:szCs w:val="26"/>
+        </w:rPr>
+        <w:t xml:space="preserve">Outlines and shadows keep text easy to read on a busy background.</w:t>
+      </w:r>
+    </w:p>
+    <w:p>
+      <w:pPr>
+        <w:keepNext/>
+        <w:spacing w:after="160"/>
+        <w:jc w:val="center"/>
+      </w:pPr>
+      <w:r>
+        <w:drawing>
+          <wp:inline distT="0" distB="0" distL="0" distR="0">
+            <wp:extent cx="4800320" cy="1885840"/>
+            <wp:effectExtent t="0" r="0" b="0" l="0"/>
+            <wp:docPr id="9501" name="label_outline" descr="label_outline" title="label_outline"/>
+            <wp:cNvGraphicFramePr>
+              <a:graphicFrameLocks xmlns:a="http://schemas.openxmlformats.org/drawingml/2006/main" noChangeAspect="1"/>
+            </wp:cNvGraphicFramePr>
+            <a:graphic xmlns:a="http://schemas.openxmlformats.org/drawingml/2006/main">
+              <a:graphicData uri="http://schemas.openxmlformats.org/drawingml/2006/picture">
+                <pic:pic xmlns:pic="http://schemas.openxmlformats.org/drawingml/2006/picture">
+                  <pic:nvPicPr>
+                    <pic:cNvPr id="9501" name="label_outline" descr="label_outline"/>
+                    <pic:cNvPicPr>
+                      <a:picLocks noChangeAspect="1" noChangeArrowheads="1"/>
+                    </pic:cNvPicPr>
+                  </pic:nvPicPr>
+                  <pic:blipFill>
+                    <a:blip r:embed="rId52" cstate="none"/>
+                    <a:srcRect/>
+                    <a:stretch>
+                      <a:fillRect/>
+                    </a:stretch>
+                  </pic:blipFill>
+                  <pic:spPr bwMode="auto">
+                    <a:xfrm>
+                      <a:off x="0" y="0"/>
+                      <a:ext cx="4800320" cy="1885840"/>
+                    </a:xfrm>
+                    <a:prstGeom prst="rect">
+                      <a:avLst/>
+                    </a:prstGeom>
+                  </pic:spPr>
+                </pic:pic>
+              </a:graphicData>
+            </a:graphic>
+          </wp:inline>
+        </w:drawing>
+      </w:r>
+    </w:p>
+    <w:tbl>
+      <w:tblPr>
+        <w:tblW w:type="dxa" w:w="9638"/>
+        <w:tblBorders>
+          <w:top w:val="single" w:color="auto" w:sz="4"/>
+          <w:left w:val="single" w:color="auto" w:sz="4"/>
+          <w:bottom w:val="single" w:color="auto" w:sz="4"/>
+          <w:right w:val="single" w:color="auto" w:sz="4"/>
+          <w:insideH w:val="single" w:color="auto" w:sz="4"/>
+          <w:insideV w:val="single" w:color="auto" w:sz="4"/>
+        </w:tblBorders>
+      </w:tblPr>
+      <w:tblGrid>
+        <w:gridCol w:w="9638"/>
+      </w:tblGrid>
+      <w:tr>
+        <w:trPr>
+          <w:cantSplit/>
+        </w:trPr>
+        <w:tc>
+          <w:tcPr>
+            <w:tcW w:type="dxa" w:w="9638"/>
+            <w:tcBorders>
+              <w:top w:val="single" w:color="FFFFFF" w:sz="4"/>
+              <w:left w:val="single" w:color="2E7D32" w:sz="36"/>
+              <w:bottom w:val="single" w:color="FFFFFF" w:sz="4"/>
+              <w:right w:val="none" w:color="FFFFFF" w:sz="0"/>
+            </w:tcBorders>
+            <w:shd w:fill="E8F5E9" w:color="auto" w:val="clear"/>
+            <w:tcMar>
+              <w:top w:type="dxa" w:w="60"/>
+              <w:left w:type="dxa" w:w="160"/>
+              <w:bottom w:type="dxa" w:w="80"/>
+              <w:right w:type="dxa" w:w="120"/>
+            </w:tcMar>
+          </w:tcPr>
+          <w:p>
+            <w:pPr>
+              <w:spacing w:after="40"/>
+            </w:pPr>
+            <w:r>
+              <w:rPr>
+                <w:rFonts w:ascii="Calibri" w:cs="Calibri" w:eastAsia="Calibri" w:hAnsi="Calibri"/>
+                <w:b/>
+                <w:bCs/>
+                <w:color w:val="FFFFFF"/>
+                <w:sz w:val="18"/>
+                <w:szCs w:val="18"/>
+                <w:shd w:fill="2E7D32" w:color="auto" w:val="clear"/>
+              </w:rPr>
+              <w:t xml:space="preserve"> init_pygame() </w:t>
+            </w:r>
+          </w:p>
+          <w:p>
+            <w:pPr>
+              <w:spacing w:line="260"/>
+            </w:pPr>
+            <w:r>
+              <w:rPr>
+                <w:rFonts w:ascii="Consolas" w:cs="Consolas" w:eastAsia="Consolas" w:hAnsi="Consolas"/>
+                <w:color w:val="111111"/>
+                <w:sz w:val="20"/>
+                <w:szCs w:val="20"/>
+              </w:rPr>
+              <w:t xml:space="preserve">score_label = Label(20, 20, "Score: 0", outline=2)</w:t>
+            </w:r>
+          </w:p>
+          <w:p>
+            <w:pPr>
+              <w:spacing w:line="260"/>
+            </w:pPr>
+            <w:r>
+              <w:rPr>
+                <w:rFonts w:ascii="Consolas" w:cs="Consolas" w:eastAsia="Consolas" w:hAnsi="Consolas"/>
+                <w:color w:val="111111"/>
+                <w:sz w:val="20"/>
+                <w:szCs w:val="20"/>
+              </w:rPr>
+              <w:t xml:space="preserve">help_label = Label(400, 520, "Arrows move\nSpace jumps",</w:t>
+            </w:r>
+          </w:p>
+          <w:p>
+            <w:pPr>
+              <w:spacing w:line="260"/>
+            </w:pPr>
+            <w:r>
+              <w:rPr>
+                <w:rFonts w:ascii="Consolas" w:cs="Consolas" w:eastAsia="Consolas" w:hAnsi="Consolas"/>
+                <w:color w:val="111111"/>
+                <w:sz w:val="20"/>
+                <w:szCs w:val="20"/>
+              </w:rPr>
+              <w:t xml:space="preserve">                   shadow=True, justify="center", center=True)</w:t>
+            </w:r>
+          </w:p>
+        </w:tc>
+      </w:tr>
+      <w:tr>
+        <w:trPr>
+          <w:cantSplit/>
+        </w:trPr>
+        <w:tc>
+          <w:tcPr>
+            <w:tcW w:type="dxa" w:w="9638"/>
+            <w:tcBorders>
+              <w:top w:val="single" w:color="FFFFFF" w:sz="4"/>
+              <w:left w:val="single" w:color="6A1B9A" w:sz="36"/>
+              <w:bottom w:val="single" w:color="FFFFFF" w:sz="4"/>
+              <w:right w:val="none" w:color="FFFFFF" w:sz="0"/>
+            </w:tcBorders>
+            <w:shd w:fill="F3E5F5" w:color="auto" w:val="clear"/>
+            <w:tcMar>
+              <w:top w:type="dxa" w:w="60"/>
+              <w:left w:type="dxa" w:w="160"/>
+              <w:bottom w:type="dxa" w:w="80"/>
+              <w:right w:type="dxa" w:w="120"/>
+            </w:tcMar>
+          </w:tcPr>
+          <w:p>
+            <w:pPr>
+              <w:spacing w:after="40"/>
+            </w:pPr>
+            <w:r>
+              <w:rPr>
+                <w:rFonts w:ascii="Calibri" w:cs="Calibri" w:eastAsia="Calibri" w:hAnsi="Calibri"/>
+                <w:b/>
+                <w:bCs/>
+                <w:color w:val="FFFFFF"/>
+                <w:sz w:val="18"/>
+                <w:szCs w:val="18"/>
+                <w:shd w:fill="6A1B9A" w:color="auto" w:val="clear"/>
+              </w:rPr>
+              <w:t xml:space="preserve"> draw_game() </w:t>
+            </w:r>
+          </w:p>
+          <w:p>
+            <w:pPr>
+              <w:spacing w:line="260"/>
+            </w:pPr>
+            <w:r>
+              <w:rPr>
+                <w:rFonts w:ascii="Consolas" w:cs="Consolas" w:eastAsia="Consolas" w:hAnsi="Consolas"/>
+                <w:color w:val="111111"/>
+                <w:sz w:val="20"/>
+                <w:szCs w:val="20"/>
+              </w:rPr>
+              <w:t xml:space="preserve">score_label.draw(screen)</w:t>
+            </w:r>
+          </w:p>
+          <w:p>
+            <w:pPr>
+              <w:spacing w:line="260"/>
+            </w:pPr>
+            <w:r>
+              <w:rPr>
+                <w:rFonts w:ascii="Consolas" w:cs="Consolas" w:eastAsia="Consolas" w:hAnsi="Consolas"/>
+                <w:color w:val="111111"/>
+                <w:sz w:val="20"/>
+                <w:szCs w:val="20"/>
+              </w:rPr>
+              <w:t xml:space="preserve">help_label.draw(screen)</w:t>
+            </w:r>
+          </w:p>
+        </w:tc>
+      </w:tr>
+    </w:tbl>
+    <w:p>
+      <w:pPr>
+        <w:spacing w:after="120"/>
+      </w:pPr>
+    </w:p>
+    <w:p>
+      <w:pPr>
+        <w:keepNext/>
+        <w:spacing w:after="60" w:before="60"/>
+      </w:pPr>
+      <w:r>
+        <w:rPr>
+          <w:rFonts w:ascii="Calibri" w:cs="Calibri" w:eastAsia="Calibri" w:hAnsi="Calibri"/>
+          <w:b/>
+          <w:bCs/>
+          <w:color w:val="1565C0"/>
+          <w:sz w:val="26"/>
+          <w:szCs w:val="26"/>
+        </w:rPr>
+        <w:t xml:space="preserve">Change it</w:t>
+      </w:r>
+    </w:p>
+    <w:p>
+      <w:pPr>
+        <w:pStyle w:val="ListParagraph"/>
+        <w:numPr>
+          <w:ilvl w:val="0"/>
+          <w:numId w:val="4"/>
+        </w:numPr>
+        <w:spacing w:after="60"/>
+      </w:pPr>
+      <w:r>
+        <w:rPr>
+          <w:rFonts w:ascii="Calibri" w:cs="Calibri" w:eastAsia="Calibri" w:hAnsi="Calibri"/>
+          <w:sz w:val="23"/>
+          <w:szCs w:val="23"/>
+        </w:rPr>
+        <w:t xml:space="preserve">Outline colour: </w:t>
+      </w:r>
+      <w:r>
+        <w:rPr>
+          <w:rFonts w:ascii="Consolas" w:cs="Consolas" w:eastAsia="Consolas" w:hAnsi="Consolas"/>
+          <w:color w:val="1F4E79"/>
+          <w:sz w:val="21"/>
+          <w:szCs w:val="21"/>
+        </w:rPr>
+        <w:t xml:space="preserve">outline_color=(80, 0, 0)</w:t>
+      </w:r>
+    </w:p>
+    <w:p>
+      <w:pPr>
+        <w:pStyle w:val="ListParagraph"/>
+        <w:numPr>
+          <w:ilvl w:val="0"/>
+          <w:numId w:val="4"/>
+        </w:numPr>
+        <w:spacing w:after="60"/>
+      </w:pPr>
+      <w:r>
+        <w:rPr>
+          <w:rFonts w:ascii="Calibri" w:cs="Calibri" w:eastAsia="Calibri" w:hAnsi="Calibri"/>
+          <w:sz w:val="23"/>
+          <w:szCs w:val="23"/>
+        </w:rPr>
+        <w:t xml:space="preserve">Move the shadow further: </w:t>
+      </w:r>
+      <w:r>
+        <w:rPr>
+          <w:rFonts w:ascii="Consolas" w:cs="Consolas" w:eastAsia="Consolas" w:hAnsi="Consolas"/>
+          <w:color w:val="1F4E79"/>
+          <w:sz w:val="21"/>
+          <w:szCs w:val="21"/>
+        </w:rPr>
+        <w:t xml:space="preserve">shadow_offset=(4, 4)</w:t>
+      </w:r>
+    </w:p>
+    <w:p>
+      <w:pPr>
+        <w:pStyle w:val="ListParagraph"/>
+        <w:numPr>
+          <w:ilvl w:val="0"/>
+          <w:numId w:val="4"/>
+        </w:numPr>
+        <w:spacing w:after="60"/>
+      </w:pPr>
+      <w:r>
+        <w:rPr>
+          <w:rFonts w:ascii="Calibri" w:cs="Calibri" w:eastAsia="Calibri" w:hAnsi="Calibri"/>
+          <w:sz w:val="23"/>
+          <w:szCs w:val="23"/>
+        </w:rPr>
+        <w:t xml:space="preserve">Line up on the right: </w:t>
+      </w:r>
+      <w:r>
+        <w:rPr>
+          <w:rFonts w:ascii="Consolas" w:cs="Consolas" w:eastAsia="Consolas" w:hAnsi="Consolas"/>
+          <w:color w:val="1F4E79"/>
+          <w:sz w:val="21"/>
+          <w:szCs w:val="21"/>
+        </w:rPr>
+        <w:t xml:space="preserve">justify="right"</w:t>
+      </w:r>
+    </w:p>
+    <w:tbl>
+      <w:tblPr>
+        <w:tblW w:type="dxa" w:w="9638"/>
+        <w:tblBorders>
+          <w:top w:val="single" w:color="auto" w:sz="4"/>
+          <w:left w:val="single" w:color="auto" w:sz="4"/>
+          <w:bottom w:val="single" w:color="auto" w:sz="4"/>
+          <w:right w:val="single" w:color="auto" w:sz="4"/>
+          <w:insideH w:val="single" w:color="auto" w:sz="4"/>
+          <w:insideV w:val="single" w:color="auto" w:sz="4"/>
+        </w:tblBorders>
+      </w:tblPr>
+      <w:tblGrid>
+        <w:gridCol w:w="9638"/>
+      </w:tblGrid>
+      <w:tr>
+        <w:trPr>
+          <w:cantSplit/>
+        </w:trPr>
+        <w:tc>
+          <w:tcPr>
+            <w:tcW w:type="dxa" w:w="9638"/>
+            <w:tcBorders>
+              <w:top w:val="none" w:color="FFFFFF" w:sz="0"/>
+              <w:left w:val="single" w:color="1565C0" w:sz="36"/>
+              <w:bottom w:val="none" w:color="FFFFFF" w:sz="0"/>
+              <w:right w:val="none" w:color="FFFFFF" w:sz="0"/>
+            </w:tcBorders>
+            <w:shd w:fill="E3F2FD" w:color="auto" w:val="clear"/>
+            <w:tcMar>
+              <w:top w:type="dxa" w:w="100"/>
+              <w:left w:type="dxa" w:w="180"/>
+              <w:bottom w:type="dxa" w:w="100"/>
+              <w:right w:type="dxa" w:w="180"/>
+            </w:tcMar>
+          </w:tcPr>
+          <w:p>
+            <w:r>
+              <w:rPr>
+                <w:rFonts w:ascii="Calibri" w:cs="Calibri" w:eastAsia="Calibri" w:hAnsi="Calibri"/>
+                <w:b/>
+                <w:bCs/>
+                <w:color w:val="1565C0"/>
+                <w:sz w:val="23"/>
+                <w:szCs w:val="23"/>
+              </w:rPr>
+              <w:t xml:space="preserve">Tip:  </w:t>
+            </w:r>
+            <w:r>
+              <w:rPr>
+                <w:rFonts w:ascii="Calibri" w:cs="Calibri" w:eastAsia="Calibri" w:hAnsi="Calibri"/>
+                <w:sz w:val="23"/>
+                <w:szCs w:val="23"/>
+              </w:rPr>
+              <w:t>"\n" inside the text starts a new line.</w:t>
+            </w:r>
+          </w:p>
+        </w:tc>
+      </w:tr>
+    </w:tbl>
+    <w:p>
+      <w:pPr>
+        <w:spacing w:before="160"/>
+      </w:pPr>
+      <w:r>
+        <w:rPr>
+          <w:rFonts w:ascii="Calibri" w:cs="Calibri" w:eastAsia="Calibri" w:hAnsi="Calibri"/>
+          <w:b/>
+          <w:bCs/>
+          <w:color w:val="555555"/>
+          <w:sz w:val="23"/>
+          <w:szCs w:val="23"/>
+        </w:rPr>
+        <w:t xml:space="preserve">See the example:  </w:t>
+      </w:r>
+      <w:r>
+        <w:rPr>
+          <w:rFonts w:ascii="Consolas" w:cs="Consolas" w:eastAsia="Consolas" w:hAnsi="Consolas"/>
+          <w:color w:val="1F4E79"/>
+          <w:sz w:val="22"/>
+          <w:szCs w:val="22"/>
+        </w:rPr>
+        <w:t xml:space="preserve">examples/hud_example.py</w:t>
+      </w:r>
+    </w:p>
+    <w:p>
+      <w:r>
+        <w:br w:type="page"/>
+      </w:r>
+    </w:p>
+    <w:p>
+      <w:pPr>
+        <w:keepNext/>
+        <w:pBdr>
+          <w:left w:val="single" w:color="1565C0" w:sz="48" w:space="8"/>
+        </w:pBdr>
+        <w:spacing w:after="60" w:before="0"/>
+      </w:pPr>
+      <w:r>
+        <w:rPr>
+          <w:rFonts w:ascii="Calibri" w:cs="Calibri" w:eastAsia="Calibri" w:hAnsi="Calibri"/>
+          <w:b/>
+          <w:bCs/>
+          <w:color w:val="1565C0"/>
+          <w:sz w:val="40"/>
+          <w:szCs w:val="40"/>
+        </w:rPr>
         <w:t xml:space="preserve">Button</w:t>
       </w:r>
     </w:p>
@@ -3148,6 +3591,104 @@
     </w:p>
     <w:p>
       <w:pPr>
+        <w:pStyle w:val="ListParagraph"/>
+        <w:numPr>
+          <w:ilvl w:val="0"/>
+          <w:numId w:val="4"/>
+        </w:numPr>
+        <w:spacing w:after="60"/>
+      </w:pPr>
+      <w:r>
+        <w:rPr>
+          <w:rFonts w:ascii="Calibri" w:cs="Calibri" w:eastAsia="Calibri" w:hAnsi="Calibri"/>
+          <w:sz w:val="23"/>
+          <w:szCs w:val="23"/>
+        </w:rPr>
+        <w:t xml:space="preserve">Pressed-down colour: </w:t>
+      </w:r>
+      <w:r>
+        <w:rPr>
+          <w:rFonts w:ascii="Consolas" w:cs="Consolas" w:eastAsia="Consolas" w:hAnsi="Consolas"/>
+          <w:color w:val="1F4E79"/>
+          <w:sz w:val="21"/>
+          <w:szCs w:val="21"/>
+        </w:rPr>
+        <w:t xml:space="preserve">active_bg=(40, 80, 180)</w:t>
+      </w:r>
+    </w:p>
+    <w:p>
+      <w:pPr>
+        <w:pStyle w:val="ListParagraph"/>
+        <w:numPr>
+          <w:ilvl w:val="0"/>
+          <w:numId w:val="4"/>
+        </w:numPr>
+        <w:spacing w:after="60"/>
+      </w:pPr>
+      <w:r>
+        <w:rPr>
+          <w:rFonts w:ascii="Calibri" w:cs="Calibri" w:eastAsia="Calibri" w:hAnsi="Calibri"/>
+          <w:sz w:val="23"/>
+          <w:szCs w:val="23"/>
+        </w:rPr>
+        <w:t xml:space="preserve">Click sound: </w:t>
+      </w:r>
+      <w:r>
+        <w:rPr>
+          <w:rFonts w:ascii="Consolas" w:cs="Consolas" w:eastAsia="Consolas" w:hAnsi="Consolas"/>
+          <w:color w:val="1F4E79"/>
+          <w:sz w:val="21"/>
+          <w:szCs w:val="21"/>
+        </w:rPr>
+        <w:t xml:space="preserve">sound="click.wav"</w:t>
+      </w:r>
+    </w:p>
+    <w:p>
+      <w:pPr>
+        <w:pStyle w:val="ListParagraph"/>
+        <w:numPr>
+          <w:ilvl w:val="0"/>
+          <w:numId w:val="4"/>
+        </w:numPr>
+        <w:spacing w:after="60"/>
+      </w:pPr>
+      <w:r>
+        <w:rPr>
+          <w:rFonts w:ascii="Calibri" w:cs="Calibri" w:eastAsia="Calibri" w:hAnsi="Calibri"/>
+          <w:sz w:val="23"/>
+          <w:szCs w:val="23"/>
+        </w:rPr>
+        <w:t xml:space="preserve">Hold to keep clicking (+ and - buttons): </w:t>
+      </w:r>
+      <w:r>
+        <w:rPr>
+          <w:rFonts w:ascii="Consolas" w:cs="Consolas" w:eastAsia="Consolas" w:hAnsi="Consolas"/>
+          <w:color w:val="1F4E79"/>
+          <w:sz w:val="21"/>
+          <w:szCs w:val="21"/>
+        </w:rPr>
+        <w:t xml:space="preserve">repeatdelay=400, repeatinterval=80</w:t>
+      </w:r>
+      <w:r>
+        <w:rPr>
+          <w:rFonts w:ascii="Calibri" w:cs="Calibri" w:eastAsia="Calibri" w:hAnsi="Calibri"/>
+          <w:sz w:val="23"/>
+          <w:szCs w:val="23"/>
+        </w:rPr>
+        <w:t xml:space="preserve"> and call </w:t>
+      </w:r>
+      <w:r>
+        <w:rPr>
+          <w:rFonts w:ascii="Consolas" w:cs="Consolas" w:eastAsia="Consolas" w:hAnsi="Consolas"/>
+          <w:color w:val="1F4E79"/>
+          <w:sz w:val="21"/>
+          <w:szCs w:val="21"/>
+        </w:rPr>
+        <w:t xml:space="preserve">plus_button.update(tick)</w:t>
+      </w:r>
+    </w:p>
+    <w:p>
+      <w:pPr>
         <w:spacing w:after="60"/>
       </w:pPr>
     </w:p>
@@ -3271,12 +3812,9 @@
       </w:r>
     </w:p>
     <w:p>
-      <w:pPr>
-        <w:pBdr>
-          <w:bottom w:val="dashed" w:color="BBBBBB" w:sz="6" w:space="1"/>
-        </w:pBdr>
-        <w:spacing w:after="300" w:before="300"/>
-      </w:pPr>
+      <w:r>
+        <w:br w:type="page"/>
+      </w:r>
     </w:p>
     <w:p>
       <w:pPr>
@@ -3898,6 +4436,436 @@
           <w:sz w:val="40"/>
           <w:szCs w:val="40"/>
         </w:rPr>
+        <w:t xml:space="preserve">Passwords, hints and numbers only</w:t>
+      </w:r>
+    </w:p>
+    <w:p>
+      <w:pPr>
+        <w:keepNext/>
+        <w:spacing w:after="160"/>
+      </w:pPr>
+      <w:r>
+        <w:rPr>
+          <w:rFonts w:ascii="Calibri" w:cs="Calibri" w:eastAsia="Calibri" w:hAnsi="Calibri"/>
+          <w:i w:val="false"/>
+          <w:iCs w:val="false"/>
+          <w:color w:val="333333"/>
+          <w:sz w:val="26"/>
+          <w:szCs w:val="26"/>
+        </w:rPr>
+        <w:t xml:space="preserve">Grey hint text, hidden passwords, and boxes that only take digits.</w:t>
+      </w:r>
+    </w:p>
+    <w:p>
+      <w:pPr>
+        <w:keepNext/>
+        <w:spacing w:after="160"/>
+        <w:jc w:val="center"/>
+      </w:pPr>
+      <w:r>
+        <w:drawing>
+          <wp:inline distT="0" distB="0" distL="0" distR="0">
+            <wp:extent cx="4800320" cy="1714400"/>
+            <wp:effectExtent t="0" r="0" b="0" l="0"/>
+            <wp:docPr id="9502" name="textbox_extras" descr="textbox_extras" title="textbox_extras"/>
+            <wp:cNvGraphicFramePr>
+              <a:graphicFrameLocks xmlns:a="http://schemas.openxmlformats.org/drawingml/2006/main" noChangeAspect="1"/>
+            </wp:cNvGraphicFramePr>
+            <a:graphic xmlns:a="http://schemas.openxmlformats.org/drawingml/2006/main">
+              <a:graphicData uri="http://schemas.openxmlformats.org/drawingml/2006/picture">
+                <pic:pic xmlns:pic="http://schemas.openxmlformats.org/drawingml/2006/picture">
+                  <pic:nvPicPr>
+                    <pic:cNvPr id="9502" name="textbox_extras" descr="textbox_extras"/>
+                    <pic:cNvPicPr>
+                      <a:picLocks noChangeAspect="1" noChangeArrowheads="1"/>
+                    </pic:cNvPicPr>
+                  </pic:nvPicPr>
+                  <pic:blipFill>
+                    <a:blip r:embed="rId53" cstate="none"/>
+                    <a:srcRect/>
+                    <a:stretch>
+                      <a:fillRect/>
+                    </a:stretch>
+                  </pic:blipFill>
+                  <pic:spPr bwMode="auto">
+                    <a:xfrm>
+                      <a:off x="0" y="0"/>
+                      <a:ext cx="4800320" cy="1714400"/>
+                    </a:xfrm>
+                    <a:prstGeom prst="rect">
+                      <a:avLst/>
+                    </a:prstGeom>
+                  </pic:spPr>
+                </pic:pic>
+              </a:graphicData>
+            </a:graphic>
+          </wp:inline>
+        </w:drawing>
+      </w:r>
+    </w:p>
+    <w:tbl>
+      <w:tblPr>
+        <w:tblW w:type="dxa" w:w="9638"/>
+        <w:tblBorders>
+          <w:top w:val="single" w:color="auto" w:sz="4"/>
+          <w:left w:val="single" w:color="auto" w:sz="4"/>
+          <w:bottom w:val="single" w:color="auto" w:sz="4"/>
+          <w:right w:val="single" w:color="auto" w:sz="4"/>
+          <w:insideH w:val="single" w:color="auto" w:sz="4"/>
+          <w:insideV w:val="single" w:color="auto" w:sz="4"/>
+        </w:tblBorders>
+      </w:tblPr>
+      <w:tblGrid>
+        <w:gridCol w:w="9638"/>
+      </w:tblGrid>
+      <w:tr>
+        <w:trPr>
+          <w:cantSplit/>
+        </w:trPr>
+        <w:tc>
+          <w:tcPr>
+            <w:tcW w:type="dxa" w:w="9638"/>
+            <w:tcBorders>
+              <w:top w:val="single" w:color="FFFFFF" w:sz="4"/>
+              <w:left w:val="single" w:color="455A64" w:sz="36"/>
+              <w:bottom w:val="single" w:color="FFFFFF" w:sz="4"/>
+              <w:right w:val="none" w:color="FFFFFF" w:sz="0"/>
+            </w:tcBorders>
+            <w:shd w:fill="ECEFF1" w:color="auto" w:val="clear"/>
+            <w:tcMar>
+              <w:top w:type="dxa" w:w="60"/>
+              <w:left w:type="dxa" w:w="160"/>
+              <w:bottom w:type="dxa" w:w="80"/>
+              <w:right w:type="dxa" w:w="120"/>
+            </w:tcMar>
+          </w:tcPr>
+          <w:p>
+            <w:pPr>
+              <w:spacing w:after="40"/>
+            </w:pPr>
+            <w:r>
+              <w:rPr>
+                <w:rFonts w:ascii="Calibri" w:cs="Calibri" w:eastAsia="Calibri" w:hAnsi="Calibri"/>
+                <w:b/>
+                <w:bCs/>
+                <w:color w:val="FFFFFF"/>
+                <w:sz w:val="18"/>
+                <w:szCs w:val="18"/>
+                <w:shd w:fill="455A64" w:color="auto" w:val="clear"/>
+              </w:rPr>
+              <w:t xml:space="preserve"> top of your file </w:t>
+            </w:r>
+          </w:p>
+          <w:p>
+            <w:pPr>
+              <w:spacing w:line="260"/>
+            </w:pPr>
+            <w:r>
+              <w:rPr>
+                <w:rFonts w:ascii="Consolas" w:cs="Consolas" w:eastAsia="Consolas" w:hAnsi="Consolas"/>
+                <w:color w:val="111111"/>
+                <w:sz w:val="20"/>
+                <w:szCs w:val="20"/>
+              </w:rPr>
+              <w:t xml:space="preserve">def name_changed():         # runs every time the text changes</w:t>
+            </w:r>
+          </w:p>
+          <w:p>
+            <w:pPr>
+              <w:spacing w:line="260"/>
+            </w:pPr>
+            <w:r>
+              <w:rPr>
+                <w:rFonts w:ascii="Consolas" w:cs="Consolas" w:eastAsia="Consolas" w:hAnsi="Consolas"/>
+                <w:color w:val="111111"/>
+                <w:sz w:val="20"/>
+                <w:szCs w:val="20"/>
+              </w:rPr>
+              <w:t xml:space="preserve">    print(name_box.get())</w:t>
+            </w:r>
+          </w:p>
+        </w:tc>
+      </w:tr>
+      <w:tr>
+        <w:trPr>
+          <w:cantSplit/>
+        </w:trPr>
+        <w:tc>
+          <w:tcPr>
+            <w:tcW w:type="dxa" w:w="9638"/>
+            <w:tcBorders>
+              <w:top w:val="single" w:color="FFFFFF" w:sz="4"/>
+              <w:left w:val="single" w:color="2E7D32" w:sz="36"/>
+              <w:bottom w:val="single" w:color="FFFFFF" w:sz="4"/>
+              <w:right w:val="none" w:color="FFFFFF" w:sz="0"/>
+            </w:tcBorders>
+            <w:shd w:fill="E8F5E9" w:color="auto" w:val="clear"/>
+            <w:tcMar>
+              <w:top w:type="dxa" w:w="60"/>
+              <w:left w:type="dxa" w:w="160"/>
+              <w:bottom w:type="dxa" w:w="80"/>
+              <w:right w:type="dxa" w:w="120"/>
+            </w:tcMar>
+          </w:tcPr>
+          <w:p>
+            <w:pPr>
+              <w:spacing w:after="40"/>
+            </w:pPr>
+            <w:r>
+              <w:rPr>
+                <w:rFonts w:ascii="Calibri" w:cs="Calibri" w:eastAsia="Calibri" w:hAnsi="Calibri"/>
+                <w:b/>
+                <w:bCs/>
+                <w:color w:val="FFFFFF"/>
+                <w:sz w:val="18"/>
+                <w:szCs w:val="18"/>
+                <w:shd w:fill="2E7D32" w:color="auto" w:val="clear"/>
+              </w:rPr>
+              <w:t xml:space="preserve"> init_pygame() </w:t>
+            </w:r>
+          </w:p>
+          <w:p>
+            <w:pPr>
+              <w:spacing w:line="260"/>
+            </w:pPr>
+            <w:r>
+              <w:rPr>
+                <w:rFonts w:ascii="Consolas" w:cs="Consolas" w:eastAsia="Consolas" w:hAnsi="Consolas"/>
+                <w:color w:val="111111"/>
+                <w:sz w:val="20"/>
+                <w:szCs w:val="20"/>
+              </w:rPr>
+              <w:t xml:space="preserve">name_box = TextBox(20, 20, max_chars=12, label="Name:",</w:t>
+            </w:r>
+          </w:p>
+          <w:p>
+            <w:pPr>
+              <w:spacing w:line="260"/>
+            </w:pPr>
+            <w:r>
+              <w:rPr>
+                <w:rFonts w:ascii="Consolas" w:cs="Consolas" w:eastAsia="Consolas" w:hAnsi="Consolas"/>
+                <w:color w:val="111111"/>
+                <w:sz w:val="20"/>
+                <w:szCs w:val="20"/>
+              </w:rPr>
+              <w:t xml:space="preserve">                   placeholder="Your hero", on_change=name_changed)</w:t>
+            </w:r>
+          </w:p>
+          <w:p>
+            <w:pPr>
+              <w:spacing w:line="260"/>
+            </w:pPr>
+            <w:r>
+              <w:rPr>
+                <w:rFonts w:ascii="Consolas" w:cs="Consolas" w:eastAsia="Consolas" w:hAnsi="Consolas"/>
+                <w:color w:val="111111"/>
+                <w:sz w:val="20"/>
+                <w:szCs w:val="20"/>
+              </w:rPr>
+              <w:t xml:space="preserve">password_box = TextBox(20, 75, max_chars=12, label="Password:", show="*")</w:t>
+            </w:r>
+          </w:p>
+          <w:p>
+            <w:pPr>
+              <w:spacing w:line="260"/>
+            </w:pPr>
+            <w:r>
+              <w:rPr>
+                <w:rFonts w:ascii="Consolas" w:cs="Consolas" w:eastAsia="Consolas" w:hAnsi="Consolas"/>
+                <w:color w:val="111111"/>
+                <w:sz w:val="20"/>
+                <w:szCs w:val="20"/>
+              </w:rPr>
+              <w:t xml:space="preserve">age_box = TextBox(20, 130, max_chars=3, label="Age:", allowed="digits")</w:t>
+            </w:r>
+          </w:p>
+        </w:tc>
+      </w:tr>
+    </w:tbl>
+    <w:p>
+      <w:pPr>
+        <w:spacing w:after="120"/>
+      </w:pPr>
+    </w:p>
+    <w:p>
+      <w:pPr>
+        <w:keepNext/>
+        <w:spacing w:after="60" w:before="60"/>
+      </w:pPr>
+      <w:r>
+        <w:rPr>
+          <w:rFonts w:ascii="Calibri" w:cs="Calibri" w:eastAsia="Calibri" w:hAnsi="Calibri"/>
+          <w:b/>
+          <w:bCs/>
+          <w:color w:val="1565C0"/>
+          <w:sz w:val="26"/>
+          <w:szCs w:val="26"/>
+        </w:rPr>
+        <w:t xml:space="preserve">Change it</w:t>
+      </w:r>
+    </w:p>
+    <w:p>
+      <w:pPr>
+        <w:pStyle w:val="ListParagraph"/>
+        <w:numPr>
+          <w:ilvl w:val="0"/>
+          <w:numId w:val="4"/>
+        </w:numPr>
+        <w:spacing w:after="60"/>
+      </w:pPr>
+      <w:r>
+        <w:rPr>
+          <w:rFonts w:ascii="Calibri" w:cs="Calibri" w:eastAsia="Calibri" w:hAnsi="Calibri"/>
+          <w:sz w:val="23"/>
+          <w:szCs w:val="23"/>
+        </w:rPr>
+        <w:t xml:space="preserve">Only letters: </w:t>
+      </w:r>
+      <w:r>
+        <w:rPr>
+          <w:rFonts w:ascii="Consolas" w:cs="Consolas" w:eastAsia="Consolas" w:hAnsi="Consolas"/>
+          <w:color w:val="1F4E79"/>
+          <w:sz w:val="21"/>
+          <w:szCs w:val="21"/>
+        </w:rPr>
+        <w:t xml:space="preserve">allowed="letters"</w:t>
+      </w:r>
+    </w:p>
+    <w:p>
+      <w:pPr>
+        <w:pStyle w:val="ListParagraph"/>
+        <w:numPr>
+          <w:ilvl w:val="0"/>
+          <w:numId w:val="4"/>
+        </w:numPr>
+        <w:spacing w:after="60"/>
+      </w:pPr>
+      <w:r>
+        <w:rPr>
+          <w:rFonts w:ascii="Calibri" w:cs="Calibri" w:eastAsia="Calibri" w:hAnsi="Calibri"/>
+          <w:sz w:val="23"/>
+          <w:szCs w:val="23"/>
+        </w:rPr>
+        <w:t xml:space="preserve">Only some characters: </w:t>
+      </w:r>
+      <w:r>
+        <w:rPr>
+          <w:rFonts w:ascii="Consolas" w:cs="Consolas" w:eastAsia="Consolas" w:hAnsi="Consolas"/>
+          <w:color w:val="1F4E79"/>
+          <w:sz w:val="21"/>
+          <w:szCs w:val="21"/>
+        </w:rPr>
+        <w:t xml:space="preserve">allowed="ABCDEF0123456789"</w:t>
+      </w:r>
+    </w:p>
+    <w:tbl>
+      <w:tblPr>
+        <w:tblW w:type="dxa" w:w="9638"/>
+        <w:tblBorders>
+          <w:top w:val="single" w:color="auto" w:sz="4"/>
+          <w:left w:val="single" w:color="auto" w:sz="4"/>
+          <w:bottom w:val="single" w:color="auto" w:sz="4"/>
+          <w:right w:val="single" w:color="auto" w:sz="4"/>
+          <w:insideH w:val="single" w:color="auto" w:sz="4"/>
+          <w:insideV w:val="single" w:color="auto" w:sz="4"/>
+        </w:tblBorders>
+      </w:tblPr>
+      <w:tblGrid>
+        <w:gridCol w:w="9638"/>
+      </w:tblGrid>
+      <w:tr>
+        <w:trPr>
+          <w:cantSplit/>
+        </w:trPr>
+        <w:tc>
+          <w:tcPr>
+            <w:tcW w:type="dxa" w:w="9638"/>
+            <w:tcBorders>
+              <w:top w:val="none" w:color="FFFFFF" w:sz="0"/>
+              <w:left w:val="single" w:color="1565C0" w:sz="36"/>
+              <w:bottom w:val="none" w:color="FFFFFF" w:sz="0"/>
+              <w:right w:val="none" w:color="FFFFFF" w:sz="0"/>
+            </w:tcBorders>
+            <w:shd w:fill="E3F2FD" w:color="auto" w:val="clear"/>
+            <w:tcMar>
+              <w:top w:type="dxa" w:w="100"/>
+              <w:left w:type="dxa" w:w="180"/>
+              <w:bottom w:type="dxa" w:w="100"/>
+              <w:right w:type="dxa" w:w="180"/>
+            </w:tcMar>
+          </w:tcPr>
+          <w:p>
+            <w:r>
+              <w:rPr>
+                <w:rFonts w:ascii="Calibri" w:cs="Calibri" w:eastAsia="Calibri" w:hAnsi="Calibri"/>
+                <w:b/>
+                <w:bCs/>
+                <w:color w:val="1565C0"/>
+                <w:sz w:val="23"/>
+                <w:szCs w:val="23"/>
+              </w:rPr>
+              <w:t xml:space="preserve">Tip:  </w:t>
+            </w:r>
+            <w:r>
+              <w:rPr>
+                <w:rFonts w:ascii="Calibri" w:cs="Calibri" w:eastAsia="Calibri" w:hAnsi="Calibri"/>
+                <w:sz w:val="23"/>
+                <w:szCs w:val="23"/>
+              </w:rPr>
+              <w:t>allowed= only stops typing. age_box.get() is still text, so use int(age_box.get()) for a number.</w:t>
+            </w:r>
+          </w:p>
+        </w:tc>
+      </w:tr>
+    </w:tbl>
+    <w:p>
+      <w:pPr>
+        <w:spacing w:before="160"/>
+      </w:pPr>
+      <w:r>
+        <w:rPr>
+          <w:rFonts w:ascii="Calibri" w:cs="Calibri" w:eastAsia="Calibri" w:hAnsi="Calibri"/>
+          <w:b/>
+          <w:bCs/>
+          <w:color w:val="555555"/>
+          <w:sz w:val="23"/>
+          <w:szCs w:val="23"/>
+        </w:rPr>
+        <w:t xml:space="preserve">See the example:  </w:t>
+      </w:r>
+      <w:r>
+        <w:rPr>
+          <w:rFonts w:ascii="Consolas" w:cs="Consolas" w:eastAsia="Consolas" w:hAnsi="Consolas"/>
+          <w:color w:val="1F4E79"/>
+          <w:sz w:val="22"/>
+          <w:szCs w:val="22"/>
+        </w:rPr>
+        <w:t xml:space="preserve">examples/form_example.py</w:t>
+      </w:r>
+    </w:p>
+    <w:p>
+      <w:r>
+        <w:br w:type="page"/>
+      </w:r>
+    </w:p>
+    <w:p>
+      <w:pPr>
+        <w:keepNext/>
+        <w:pBdr>
+          <w:left w:val="single" w:color="1565C0" w:sz="48" w:space="8"/>
+        </w:pBdr>
+        <w:spacing w:after="60" w:before="0"/>
+      </w:pPr>
+      <w:r>
+        <w:rPr>
+          <w:rFonts w:ascii="Calibri" w:cs="Calibri" w:eastAsia="Calibri" w:hAnsi="Calibri"/>
+          <w:b/>
+          <w:bCs/>
+          <w:color w:val="1565C0"/>
+          <w:sz w:val="40"/>
+          <w:szCs w:val="40"/>
+        </w:rPr>
         <w:t xml:space="preserve">Checkbutton and Radiobutton</w:t>
       </w:r>
     </w:p>
@@ -5246,6 +6214,337 @@
           <w:sz w:val="40"/>
           <w:szCs w:val="40"/>
         </w:rPr>
+        <w:t xml:space="preserve">Type to search, choose several</w:t>
+      </w:r>
+    </w:p>
+    <w:p>
+      <w:pPr>
+        <w:keepNext/>
+        <w:spacing w:after="160"/>
+      </w:pPr>
+      <w:r>
+        <w:rPr>
+          <w:rFonts w:ascii="Calibri" w:cs="Calibri" w:eastAsia="Calibri" w:hAnsi="Calibri"/>
+          <w:i w:val="false"/>
+          <w:iCs w:val="false"/>
+          <w:color w:val="333333"/>
+          <w:sz w:val="26"/>
+          <w:szCs w:val="26"/>
+        </w:rPr>
+        <w:t xml:space="preserve">A Combobox you can type in, and a Listbox that picks more than one.</w:t>
+      </w:r>
+    </w:p>
+    <w:p>
+      <w:pPr>
+        <w:keepNext/>
+        <w:spacing w:after="160"/>
+        <w:jc w:val="center"/>
+      </w:pPr>
+      <w:r>
+        <w:drawing>
+          <wp:inline distT="0" distB="0" distL="0" distR="0">
+            <wp:extent cx="4800320" cy="2143000"/>
+            <wp:effectExtent t="0" r="0" b="0" l="0"/>
+            <wp:docPr id="9503" name="list_extras" descr="list_extras" title="list_extras"/>
+            <wp:cNvGraphicFramePr>
+              <a:graphicFrameLocks xmlns:a="http://schemas.openxmlformats.org/drawingml/2006/main" noChangeAspect="1"/>
+            </wp:cNvGraphicFramePr>
+            <a:graphic xmlns:a="http://schemas.openxmlformats.org/drawingml/2006/main">
+              <a:graphicData uri="http://schemas.openxmlformats.org/drawingml/2006/picture">
+                <pic:pic xmlns:pic="http://schemas.openxmlformats.org/drawingml/2006/picture">
+                  <pic:nvPicPr>
+                    <pic:cNvPr id="9503" name="list_extras" descr="list_extras"/>
+                    <pic:cNvPicPr>
+                      <a:picLocks noChangeAspect="1" noChangeArrowheads="1"/>
+                    </pic:cNvPicPr>
+                  </pic:nvPicPr>
+                  <pic:blipFill>
+                    <a:blip r:embed="rId54" cstate="none"/>
+                    <a:srcRect/>
+                    <a:stretch>
+                      <a:fillRect/>
+                    </a:stretch>
+                  </pic:blipFill>
+                  <pic:spPr bwMode="auto">
+                    <a:xfrm>
+                      <a:off x="0" y="0"/>
+                      <a:ext cx="4800320" cy="2143000"/>
+                    </a:xfrm>
+                    <a:prstGeom prst="rect">
+                      <a:avLst/>
+                    </a:prstGeom>
+                  </pic:spPr>
+                </pic:pic>
+              </a:graphicData>
+            </a:graphic>
+          </wp:inline>
+        </w:drawing>
+      </w:r>
+    </w:p>
+    <w:tbl>
+      <w:tblPr>
+        <w:tblW w:type="dxa" w:w="9638"/>
+        <w:tblBorders>
+          <w:top w:val="single" w:color="auto" w:sz="4"/>
+          <w:left w:val="single" w:color="auto" w:sz="4"/>
+          <w:bottom w:val="single" w:color="auto" w:sz="4"/>
+          <w:right w:val="single" w:color="auto" w:sz="4"/>
+          <w:insideH w:val="single" w:color="auto" w:sz="4"/>
+          <w:insideV w:val="single" w:color="auto" w:sz="4"/>
+        </w:tblBorders>
+      </w:tblPr>
+      <w:tblGrid>
+        <w:gridCol w:w="9638"/>
+      </w:tblGrid>
+      <w:tr>
+        <w:trPr>
+          <w:cantSplit/>
+        </w:trPr>
+        <w:tc>
+          <w:tcPr>
+            <w:tcW w:type="dxa" w:w="9638"/>
+            <w:tcBorders>
+              <w:top w:val="single" w:color="FFFFFF" w:sz="4"/>
+              <w:left w:val="single" w:color="2E7D32" w:sz="36"/>
+              <w:bottom w:val="single" w:color="FFFFFF" w:sz="4"/>
+              <w:right w:val="none" w:color="FFFFFF" w:sz="0"/>
+            </w:tcBorders>
+            <w:shd w:fill="E8F5E9" w:color="auto" w:val="clear"/>
+            <w:tcMar>
+              <w:top w:type="dxa" w:w="60"/>
+              <w:left w:type="dxa" w:w="160"/>
+              <w:bottom w:type="dxa" w:w="80"/>
+              <w:right w:type="dxa" w:w="120"/>
+            </w:tcMar>
+          </w:tcPr>
+          <w:p>
+            <w:pPr>
+              <w:spacing w:after="40"/>
+            </w:pPr>
+            <w:r>
+              <w:rPr>
+                <w:rFonts w:ascii="Calibri" w:cs="Calibri" w:eastAsia="Calibri" w:hAnsi="Calibri"/>
+                <w:b/>
+                <w:bCs/>
+                <w:color w:val="FFFFFF"/>
+                <w:sz w:val="18"/>
+                <w:szCs w:val="18"/>
+                <w:shd w:fill="2E7D32" w:color="auto" w:val="clear"/>
+              </w:rPr>
+              <w:t xml:space="preserve"> init_pygame() </w:t>
+            </w:r>
+          </w:p>
+          <w:p>
+            <w:pPr>
+              <w:spacing w:line="260"/>
+            </w:pPr>
+            <w:r>
+              <w:rPr>
+                <w:rFonts w:ascii="Consolas" w:cs="Consolas" w:eastAsia="Consolas" w:hAnsi="Consolas"/>
+                <w:color w:val="111111"/>
+                <w:sz w:val="20"/>
+                <w:szCs w:val="20"/>
+              </w:rPr>
+              <w:t xml:space="preserve">hero = Combobox(270, 40, 220, values=HEROES, editable=True)</w:t>
+            </w:r>
+          </w:p>
+          <w:p>
+            <w:pPr>
+              <w:spacing w:line="260"/>
+            </w:pPr>
+            <w:r>
+              <w:rPr>
+                <w:rFonts w:ascii="Consolas" w:cs="Consolas" w:eastAsia="Consolas" w:hAnsi="Consolas"/>
+                <w:color w:val="111111"/>
+                <w:sz w:val="20"/>
+                <w:szCs w:val="20"/>
+              </w:rPr>
+              <w:t xml:space="preserve">skills = Listbox(20, 40, 200, rows=6, items=SKILLS, selectmode="multiple")</w:t>
+            </w:r>
+          </w:p>
+        </w:tc>
+      </w:tr>
+      <w:tr>
+        <w:trPr>
+          <w:cantSplit/>
+        </w:trPr>
+        <w:tc>
+          <w:tcPr>
+            <w:tcW w:type="dxa" w:w="9638"/>
+            <w:tcBorders>
+              <w:top w:val="single" w:color="FFFFFF" w:sz="4"/>
+              <w:left w:val="single" w:color="455A64" w:sz="36"/>
+              <w:bottom w:val="single" w:color="FFFFFF" w:sz="4"/>
+              <w:right w:val="none" w:color="FFFFFF" w:sz="0"/>
+            </w:tcBorders>
+            <w:shd w:fill="ECEFF1" w:color="auto" w:val="clear"/>
+            <w:tcMar>
+              <w:top w:type="dxa" w:w="60"/>
+              <w:left w:type="dxa" w:w="160"/>
+              <w:bottom w:type="dxa" w:w="80"/>
+              <w:right w:type="dxa" w:w="120"/>
+            </w:tcMar>
+          </w:tcPr>
+          <w:p>
+            <w:pPr>
+              <w:spacing w:after="40"/>
+            </w:pPr>
+            <w:r>
+              <w:rPr>
+                <w:rFonts w:ascii="Calibri" w:cs="Calibri" w:eastAsia="Calibri" w:hAnsi="Calibri"/>
+                <w:b/>
+                <w:bCs/>
+                <w:color w:val="FFFFFF"/>
+                <w:sz w:val="18"/>
+                <w:szCs w:val="18"/>
+                <w:shd w:fill="455A64" w:color="auto" w:val="clear"/>
+              </w:rPr>
+              <w:t xml:space="preserve"> anywhere (e.g. in a command function) </w:t>
+            </w:r>
+          </w:p>
+          <w:p>
+            <w:pPr>
+              <w:spacing w:line="260"/>
+            </w:pPr>
+            <w:r>
+              <w:rPr>
+                <w:rFonts w:ascii="Consolas" w:cs="Consolas" w:eastAsia="Consolas" w:hAnsi="Consolas"/>
+                <w:color w:val="111111"/>
+                <w:sz w:val="20"/>
+                <w:szCs w:val="20"/>
+              </w:rPr>
+              <w:t xml:space="preserve">chosen = skills.get_all_selected()     # e.g. ["Cooking", "Magic"]</w:t>
+            </w:r>
+          </w:p>
+          <w:p>
+            <w:pPr>
+              <w:spacing w:line="260"/>
+            </w:pPr>
+            <w:r>
+              <w:rPr>
+                <w:rFonts w:ascii="Consolas" w:cs="Consolas" w:eastAsia="Consolas" w:hAnsi="Consolas"/>
+                <w:color w:val="111111"/>
+                <w:sz w:val="20"/>
+                <w:szCs w:val="20"/>
+              </w:rPr>
+              <w:t xml:space="preserve">name = hero.get()                      # picked or typed</w:t>
+            </w:r>
+          </w:p>
+        </w:tc>
+      </w:tr>
+    </w:tbl>
+    <w:p>
+      <w:pPr>
+        <w:spacing w:after="120"/>
+      </w:pPr>
+    </w:p>
+    <w:tbl>
+      <w:tblPr>
+        <w:tblW w:type="dxa" w:w="9638"/>
+        <w:tblBorders>
+          <w:top w:val="single" w:color="auto" w:sz="4"/>
+          <w:left w:val="single" w:color="auto" w:sz="4"/>
+          <w:bottom w:val="single" w:color="auto" w:sz="4"/>
+          <w:right w:val="single" w:color="auto" w:sz="4"/>
+          <w:insideH w:val="single" w:color="auto" w:sz="4"/>
+          <w:insideV w:val="single" w:color="auto" w:sz="4"/>
+        </w:tblBorders>
+      </w:tblPr>
+      <w:tblGrid>
+        <w:gridCol w:w="9638"/>
+      </w:tblGrid>
+      <w:tr>
+        <w:trPr>
+          <w:cantSplit/>
+        </w:trPr>
+        <w:tc>
+          <w:tcPr>
+            <w:tcW w:type="dxa" w:w="9638"/>
+            <w:tcBorders>
+              <w:top w:val="none" w:color="FFFFFF" w:sz="0"/>
+              <w:left w:val="single" w:color="1565C0" w:sz="36"/>
+              <w:bottom w:val="none" w:color="FFFFFF" w:sz="0"/>
+              <w:right w:val="none" w:color="FFFFFF" w:sz="0"/>
+            </w:tcBorders>
+            <w:shd w:fill="E3F2FD" w:color="auto" w:val="clear"/>
+            <w:tcMar>
+              <w:top w:type="dxa" w:w="100"/>
+              <w:left w:type="dxa" w:w="180"/>
+              <w:bottom w:type="dxa" w:w="100"/>
+              <w:right w:type="dxa" w:w="180"/>
+            </w:tcMar>
+          </w:tcPr>
+          <w:p>
+            <w:r>
+              <w:rPr>
+                <w:rFonts w:ascii="Calibri" w:cs="Calibri" w:eastAsia="Calibri" w:hAnsi="Calibri"/>
+                <w:b/>
+                <w:bCs/>
+                <w:color w:val="1565C0"/>
+                <w:sz w:val="23"/>
+                <w:szCs w:val="23"/>
+              </w:rPr>
+              <w:t xml:space="preserve">Tip:  </w:t>
+            </w:r>
+            <w:r>
+              <w:rPr>
+                <w:rFonts w:ascii="Calibri" w:cs="Calibri" w:eastAsia="Calibri" w:hAnsi="Calibri"/>
+                <w:sz w:val="23"/>
+                <w:szCs w:val="23"/>
+              </w:rPr>
+              <w:t>Click an item again to un-choose it. In the Combobox, Enter keeps what you typed even if it is not in the list.</w:t>
+            </w:r>
+          </w:p>
+        </w:tc>
+      </w:tr>
+    </w:tbl>
+    <w:p>
+      <w:pPr>
+        <w:spacing w:before="160"/>
+      </w:pPr>
+      <w:r>
+        <w:rPr>
+          <w:rFonts w:ascii="Calibri" w:cs="Calibri" w:eastAsia="Calibri" w:hAnsi="Calibri"/>
+          <w:b/>
+          <w:bCs/>
+          <w:color w:val="555555"/>
+          <w:sz w:val="23"/>
+          <w:szCs w:val="23"/>
+        </w:rPr>
+        <w:t xml:space="preserve">See the example:  </w:t>
+      </w:r>
+      <w:r>
+        <w:rPr>
+          <w:rFonts w:ascii="Consolas" w:cs="Consolas" w:eastAsia="Consolas" w:hAnsi="Consolas"/>
+          <w:color w:val="1F4E79"/>
+          <w:sz w:val="22"/>
+          <w:szCs w:val="22"/>
+        </w:rPr>
+        <w:t xml:space="preserve">examples/form_example.py</w:t>
+      </w:r>
+    </w:p>
+    <w:p>
+      <w:r>
+        <w:br w:type="page"/>
+      </w:r>
+    </w:p>
+    <w:p>
+      <w:pPr>
+        <w:keepNext/>
+        <w:pBdr>
+          <w:left w:val="single" w:color="1565C0" w:sz="48" w:space="8"/>
+        </w:pBdr>
+        <w:spacing w:after="60" w:before="0"/>
+      </w:pPr>
+      <w:r>
+        <w:rPr>
+          <w:rFonts w:ascii="Calibri" w:cs="Calibri" w:eastAsia="Calibri" w:hAnsi="Calibri"/>
+          <w:b/>
+          <w:bCs/>
+          <w:color w:val="1565C0"/>
+          <w:sz w:val="40"/>
+          <w:szCs w:val="40"/>
+        </w:rPr>
         <w:t xml:space="preserve">Message</w:t>
       </w:r>
     </w:p>
@@ -6304,6 +7603,402 @@
           <w:sz w:val="40"/>
           <w:szCs w:val="40"/>
         </w:rPr>
+        <w:t xml:space="preserve">Health bar effects</w:t>
+      </w:r>
+    </w:p>
+    <w:p>
+      <w:pPr>
+        <w:keepNext/>
+        <w:spacing w:after="160"/>
+      </w:pPr>
+      <w:r>
+        <w:rPr>
+          <w:rFonts w:ascii="Calibri" w:cs="Calibri" w:eastAsia="Calibri" w:hAnsi="Calibri"/>
+          <w:i w:val="false"/>
+          <w:iCs w:val="false"/>
+          <w:color w:val="333333"/>
+          <w:sz w:val="26"/>
+          <w:szCs w:val="26"/>
+        </w:rPr>
+        <w:t xml:space="preserve">Turn red when nearly empty, and show the health you just lost.</w:t>
+      </w:r>
+    </w:p>
+    <w:p>
+      <w:pPr>
+        <w:keepNext/>
+        <w:spacing w:after="160"/>
+        <w:jc w:val="center"/>
+      </w:pPr>
+      <w:r>
+        <w:drawing>
+          <wp:inline distT="0" distB="0" distL="0" distR="0">
+            <wp:extent cx="4800320" cy="1628680"/>
+            <wp:effectExtent t="0" r="0" b="0" l="0"/>
+            <wp:docPr id="9504" name="progressbar_extras" descr="progressbar_extras" title="progressbar_extras"/>
+            <wp:cNvGraphicFramePr>
+              <a:graphicFrameLocks xmlns:a="http://schemas.openxmlformats.org/drawingml/2006/main" noChangeAspect="1"/>
+            </wp:cNvGraphicFramePr>
+            <a:graphic xmlns:a="http://schemas.openxmlformats.org/drawingml/2006/main">
+              <a:graphicData uri="http://schemas.openxmlformats.org/drawingml/2006/picture">
+                <pic:pic xmlns:pic="http://schemas.openxmlformats.org/drawingml/2006/picture">
+                  <pic:nvPicPr>
+                    <pic:cNvPr id="9504" name="progressbar_extras" descr="progressbar_extras"/>
+                    <pic:cNvPicPr>
+                      <a:picLocks noChangeAspect="1" noChangeArrowheads="1"/>
+                    </pic:cNvPicPr>
+                  </pic:nvPicPr>
+                  <pic:blipFill>
+                    <a:blip r:embed="rId55" cstate="none"/>
+                    <a:srcRect/>
+                    <a:stretch>
+                      <a:fillRect/>
+                    </a:stretch>
+                  </pic:blipFill>
+                  <pic:spPr bwMode="auto">
+                    <a:xfrm>
+                      <a:off x="0" y="0"/>
+                      <a:ext cx="4800320" cy="1628680"/>
+                    </a:xfrm>
+                    <a:prstGeom prst="rect">
+                      <a:avLst/>
+                    </a:prstGeom>
+                  </pic:spPr>
+                </pic:pic>
+              </a:graphicData>
+            </a:graphic>
+          </wp:inline>
+        </w:drawing>
+      </w:r>
+    </w:p>
+    <w:tbl>
+      <w:tblPr>
+        <w:tblW w:type="dxa" w:w="9638"/>
+        <w:tblBorders>
+          <w:top w:val="single" w:color="auto" w:sz="4"/>
+          <w:left w:val="single" w:color="auto" w:sz="4"/>
+          <w:bottom w:val="single" w:color="auto" w:sz="4"/>
+          <w:right w:val="single" w:color="auto" w:sz="4"/>
+          <w:insideH w:val="single" w:color="auto" w:sz="4"/>
+          <w:insideV w:val="single" w:color="auto" w:sz="4"/>
+        </w:tblBorders>
+      </w:tblPr>
+      <w:tblGrid>
+        <w:gridCol w:w="9638"/>
+      </w:tblGrid>
+      <w:tr>
+        <w:trPr>
+          <w:cantSplit/>
+        </w:trPr>
+        <w:tc>
+          <w:tcPr>
+            <w:tcW w:type="dxa" w:w="9638"/>
+            <w:tcBorders>
+              <w:top w:val="single" w:color="FFFFFF" w:sz="4"/>
+              <w:left w:val="single" w:color="2E7D32" w:sz="36"/>
+              <w:bottom w:val="single" w:color="FFFFFF" w:sz="4"/>
+              <w:right w:val="none" w:color="FFFFFF" w:sz="0"/>
+            </w:tcBorders>
+            <w:shd w:fill="E8F5E9" w:color="auto" w:val="clear"/>
+            <w:tcMar>
+              <w:top w:type="dxa" w:w="60"/>
+              <w:left w:type="dxa" w:w="160"/>
+              <w:bottom w:type="dxa" w:w="80"/>
+              <w:right w:type="dxa" w:w="120"/>
+            </w:tcMar>
+          </w:tcPr>
+          <w:p>
+            <w:pPr>
+              <w:spacing w:after="40"/>
+            </w:pPr>
+            <w:r>
+              <w:rPr>
+                <w:rFonts w:ascii="Calibri" w:cs="Calibri" w:eastAsia="Calibri" w:hAnsi="Calibri"/>
+                <w:b/>
+                <w:bCs/>
+                <w:color w:val="FFFFFF"/>
+                <w:sz w:val="18"/>
+                <w:szCs w:val="18"/>
+                <w:shd w:fill="2E7D32" w:color="auto" w:val="clear"/>
+              </w:rPr>
+              <w:t xml:space="preserve"> init_pygame() </w:t>
+            </w:r>
+          </w:p>
+          <w:p>
+            <w:pPr>
+              <w:spacing w:line="260"/>
+            </w:pPr>
+            <w:r>
+              <w:rPr>
+                <w:rFonts w:ascii="Consolas" w:cs="Consolas" w:eastAsia="Consolas" w:hAnsi="Consolas"/>
+                <w:color w:val="111111"/>
+                <w:sz w:val="20"/>
+                <w:szCs w:val="20"/>
+              </w:rPr>
+              <w:t xml:space="preserve">health_bar = Progressbar(20, 20, 300, show_text=True,</w:t>
+            </w:r>
+          </w:p>
+          <w:p>
+            <w:pPr>
+              <w:spacing w:line="260"/>
+            </w:pPr>
+            <w:r>
+              <w:rPr>
+                <w:rFonts w:ascii="Consolas" w:cs="Consolas" w:eastAsia="Consolas" w:hAnsi="Consolas"/>
+                <w:color w:val="111111"/>
+                <w:sz w:val="20"/>
+                <w:szCs w:val="20"/>
+              </w:rPr>
+              <w:t xml:space="preserve">                         low_color=(230, 50, 50), low_at=0.25, animate=True)</w:t>
+            </w:r>
+          </w:p>
+        </w:tc>
+      </w:tr>
+      <w:tr>
+        <w:trPr>
+          <w:cantSplit/>
+        </w:trPr>
+        <w:tc>
+          <w:tcPr>
+            <w:tcW w:type="dxa" w:w="9638"/>
+            <w:tcBorders>
+              <w:top w:val="single" w:color="FFFFFF" w:sz="4"/>
+              <w:left w:val="single" w:color="455A64" w:sz="36"/>
+              <w:bottom w:val="single" w:color="FFFFFF" w:sz="4"/>
+              <w:right w:val="none" w:color="FFFFFF" w:sz="0"/>
+            </w:tcBorders>
+            <w:shd w:fill="ECEFF1" w:color="auto" w:val="clear"/>
+            <w:tcMar>
+              <w:top w:type="dxa" w:w="60"/>
+              <w:left w:type="dxa" w:w="160"/>
+              <w:bottom w:type="dxa" w:w="80"/>
+              <w:right w:type="dxa" w:w="120"/>
+            </w:tcMar>
+          </w:tcPr>
+          <w:p>
+            <w:pPr>
+              <w:spacing w:after="40"/>
+            </w:pPr>
+            <w:r>
+              <w:rPr>
+                <w:rFonts w:ascii="Calibri" w:cs="Calibri" w:eastAsia="Calibri" w:hAnsi="Calibri"/>
+                <w:b/>
+                <w:bCs/>
+                <w:color w:val="FFFFFF"/>
+                <w:sz w:val="18"/>
+                <w:szCs w:val="18"/>
+                <w:shd w:fill="455A64" w:color="auto" w:val="clear"/>
+              </w:rPr>
+              <w:t xml:space="preserve"> anywhere (e.g. in a command function) </w:t>
+            </w:r>
+          </w:p>
+          <w:p>
+            <w:pPr>
+              <w:spacing w:line="260"/>
+            </w:pPr>
+            <w:r>
+              <w:rPr>
+                <w:rFonts w:ascii="Consolas" w:cs="Consolas" w:eastAsia="Consolas" w:hAnsi="Consolas"/>
+                <w:color w:val="111111"/>
+                <w:sz w:val="20"/>
+                <w:szCs w:val="20"/>
+              </w:rPr>
+              <w:t xml:space="preserve">health_bar.config(value=45)     # the lost part fades away</w:t>
+            </w:r>
+          </w:p>
+        </w:tc>
+      </w:tr>
+    </w:tbl>
+    <w:p>
+      <w:pPr>
+        <w:spacing w:after="120"/>
+      </w:pPr>
+    </w:p>
+    <w:p>
+      <w:pPr>
+        <w:keepNext/>
+        <w:spacing w:after="60" w:before="60"/>
+      </w:pPr>
+      <w:r>
+        <w:rPr>
+          <w:rFonts w:ascii="Calibri" w:cs="Calibri" w:eastAsia="Calibri" w:hAnsi="Calibri"/>
+          <w:b/>
+          <w:bCs/>
+          <w:color w:val="1565C0"/>
+          <w:sz w:val="26"/>
+          <w:szCs w:val="26"/>
+        </w:rPr>
+        <w:t xml:space="preserve">Change it</w:t>
+      </w:r>
+    </w:p>
+    <w:p>
+      <w:pPr>
+        <w:pStyle w:val="ListParagraph"/>
+        <w:numPr>
+          <w:ilvl w:val="0"/>
+          <w:numId w:val="4"/>
+        </w:numPr>
+        <w:spacing w:after="60"/>
+      </w:pPr>
+      <w:r>
+        <w:rPr>
+          <w:rFonts w:ascii="Calibri" w:cs="Calibri" w:eastAsia="Calibri" w:hAnsi="Calibri"/>
+          <w:sz w:val="23"/>
+          <w:szCs w:val="23"/>
+        </w:rPr>
+        <w:t xml:space="preserve">Turn red sooner: </w:t>
+      </w:r>
+      <w:r>
+        <w:rPr>
+          <w:rFonts w:ascii="Consolas" w:cs="Consolas" w:eastAsia="Consolas" w:hAnsi="Consolas"/>
+          <w:color w:val="1F4E79"/>
+          <w:sz w:val="21"/>
+          <w:szCs w:val="21"/>
+        </w:rPr>
+        <w:t xml:space="preserve">low_at=0.5</w:t>
+      </w:r>
+      <w:r>
+        <w:rPr>
+          <w:rFonts w:ascii="Calibri" w:cs="Calibri" w:eastAsia="Calibri" w:hAnsi="Calibri"/>
+          <w:sz w:val="23"/>
+          <w:szCs w:val="23"/>
+        </w:rPr>
+        <w:t xml:space="preserve"> (half full)</w:t>
+      </w:r>
+    </w:p>
+    <w:p>
+      <w:pPr>
+        <w:pStyle w:val="ListParagraph"/>
+        <w:numPr>
+          <w:ilvl w:val="0"/>
+          <w:numId w:val="4"/>
+        </w:numPr>
+        <w:spacing w:after="60"/>
+      </w:pPr>
+      <w:r>
+        <w:rPr>
+          <w:rFonts w:ascii="Calibri" w:cs="Calibri" w:eastAsia="Calibri" w:hAnsi="Calibri"/>
+          <w:sz w:val="23"/>
+          <w:szCs w:val="23"/>
+        </w:rPr>
+        <w:t xml:space="preserve">Colour of the lost part: </w:t>
+      </w:r>
+      <w:r>
+        <w:rPr>
+          <w:rFonts w:ascii="Consolas" w:cs="Consolas" w:eastAsia="Consolas" w:hAnsi="Consolas"/>
+          <w:color w:val="1F4E79"/>
+          <w:sz w:val="21"/>
+          <w:szCs w:val="21"/>
+        </w:rPr>
+        <w:t xml:space="preserve">ghost_color=(255, 255, 255)</w:t>
+      </w:r>
+    </w:p>
+    <w:tbl>
+      <w:tblPr>
+        <w:tblW w:type="dxa" w:w="9638"/>
+        <w:tblBorders>
+          <w:top w:val="single" w:color="auto" w:sz="4"/>
+          <w:left w:val="single" w:color="auto" w:sz="4"/>
+          <w:bottom w:val="single" w:color="auto" w:sz="4"/>
+          <w:right w:val="single" w:color="auto" w:sz="4"/>
+          <w:insideH w:val="single" w:color="auto" w:sz="4"/>
+          <w:insideV w:val="single" w:color="auto" w:sz="4"/>
+        </w:tblBorders>
+      </w:tblPr>
+      <w:tblGrid>
+        <w:gridCol w:w="9638"/>
+      </w:tblGrid>
+      <w:tr>
+        <w:trPr>
+          <w:cantSplit/>
+        </w:trPr>
+        <w:tc>
+          <w:tcPr>
+            <w:tcW w:type="dxa" w:w="9638"/>
+            <w:tcBorders>
+              <w:top w:val="none" w:color="FFFFFF" w:sz="0"/>
+              <w:left w:val="single" w:color="1565C0" w:sz="36"/>
+              <w:bottom w:val="none" w:color="FFFFFF" w:sz="0"/>
+              <w:right w:val="none" w:color="FFFFFF" w:sz="0"/>
+            </w:tcBorders>
+            <w:shd w:fill="E3F2FD" w:color="auto" w:val="clear"/>
+            <w:tcMar>
+              <w:top w:type="dxa" w:w="100"/>
+              <w:left w:type="dxa" w:w="180"/>
+              <w:bottom w:type="dxa" w:w="100"/>
+              <w:right w:type="dxa" w:w="180"/>
+            </w:tcMar>
+          </w:tcPr>
+          <w:p>
+            <w:r>
+              <w:rPr>
+                <w:rFonts w:ascii="Calibri" w:cs="Calibri" w:eastAsia="Calibri" w:hAnsi="Calibri"/>
+                <w:b/>
+                <w:bCs/>
+                <w:color w:val="1565C0"/>
+                <w:sz w:val="23"/>
+                <w:szCs w:val="23"/>
+              </w:rPr>
+              <w:t xml:space="preserve">Tip:  </w:t>
+            </w:r>
+            <w:r>
+              <w:rPr>
+                <w:rFonts w:ascii="Calibri" w:cs="Calibri" w:eastAsia="Calibri" w:hAnsi="Calibri"/>
+                <w:sz w:val="23"/>
+                <w:szCs w:val="23"/>
+              </w:rPr>
+              <w:t>animate=True works inside draw() by itself - you don't need to call update(tick).</w:t>
+            </w:r>
+          </w:p>
+        </w:tc>
+      </w:tr>
+    </w:tbl>
+    <w:p>
+      <w:pPr>
+        <w:spacing w:before="160"/>
+      </w:pPr>
+      <w:r>
+        <w:rPr>
+          <w:rFonts w:ascii="Calibri" w:cs="Calibri" w:eastAsia="Calibri" w:hAnsi="Calibri"/>
+          <w:b/>
+          <w:bCs/>
+          <w:color w:val="555555"/>
+          <w:sz w:val="23"/>
+          <w:szCs w:val="23"/>
+        </w:rPr>
+        <w:t xml:space="preserve">See the example:  </w:t>
+      </w:r>
+      <w:r>
+        <w:rPr>
+          <w:rFonts w:ascii="Consolas" w:cs="Consolas" w:eastAsia="Consolas" w:hAnsi="Consolas"/>
+          <w:color w:val="1F4E79"/>
+          <w:sz w:val="22"/>
+          <w:szCs w:val="22"/>
+        </w:rPr>
+        <w:t xml:space="preserve">examples/hud_example.py</w:t>
+      </w:r>
+    </w:p>
+    <w:p>
+      <w:r>
+        <w:br w:type="page"/>
+      </w:r>
+    </w:p>
+    <w:p>
+      <w:pPr>
+        <w:keepNext/>
+        <w:pBdr>
+          <w:left w:val="single" w:color="1565C0" w:sz="48" w:space="8"/>
+        </w:pBdr>
+        <w:spacing w:after="60" w:before="0"/>
+      </w:pPr>
+      <w:r>
+        <w:rPr>
+          <w:rFonts w:ascii="Calibri" w:cs="Calibri" w:eastAsia="Calibri" w:hAnsi="Calibri"/>
+          <w:b/>
+          <w:bCs/>
+          <w:color w:val="1565C0"/>
+          <w:sz w:val="40"/>
+          <w:szCs w:val="40"/>
+        </w:rPr>
         <w:t xml:space="preserve">Tooltip</w:t>
       </w:r>
     </w:p>
@@ -6953,6 +8648,398 @@
           <w:sz w:val="40"/>
           <w:szCs w:val="40"/>
         </w:rPr>
+        <w:t xml:space="preserve">Fading and sliding</w:t>
+      </w:r>
+    </w:p>
+    <w:p>
+      <w:pPr>
+        <w:keepNext/>
+        <w:spacing w:after="160"/>
+      </w:pPr>
+      <w:r>
+        <w:rPr>
+          <w:rFonts w:ascii="Calibri" w:cs="Calibri" w:eastAsia="Calibri" w:hAnsi="Calibri"/>
+          <w:i w:val="false"/>
+          <w:iCs w:val="false"/>
+          <w:color w:val="333333"/>
+          <w:sz w:val="26"/>
+          <w:szCs w:val="26"/>
+        </w:rPr>
+        <w:t xml:space="preserve">Menus that fade in and out, and titles that glide onto the screen.</w:t>
+      </w:r>
+    </w:p>
+    <w:p>
+      <w:pPr>
+        <w:keepNext/>
+        <w:spacing w:after="160"/>
+        <w:jc w:val="center"/>
+      </w:pPr>
+      <w:r>
+        <w:drawing>
+          <wp:inline distT="0" distB="0" distL="0" distR="0">
+            <wp:extent cx="5143200" cy="2571600"/>
+            <wp:effectExtent t="0" r="0" b="0" l="0"/>
+            <wp:docPr id="9505" name="fade_slide" descr="fade_slide" title="fade_slide"/>
+            <wp:cNvGraphicFramePr>
+              <a:graphicFrameLocks xmlns:a="http://schemas.openxmlformats.org/drawingml/2006/main" noChangeAspect="1"/>
+            </wp:cNvGraphicFramePr>
+            <a:graphic xmlns:a="http://schemas.openxmlformats.org/drawingml/2006/main">
+              <a:graphicData uri="http://schemas.openxmlformats.org/drawingml/2006/picture">
+                <pic:pic xmlns:pic="http://schemas.openxmlformats.org/drawingml/2006/picture">
+                  <pic:nvPicPr>
+                    <pic:cNvPr id="9505" name="fade_slide" descr="fade_slide"/>
+                    <pic:cNvPicPr>
+                      <a:picLocks noChangeAspect="1" noChangeArrowheads="1"/>
+                    </pic:cNvPicPr>
+                  </pic:nvPicPr>
+                  <pic:blipFill>
+                    <a:blip r:embed="rId56" cstate="none"/>
+                    <a:srcRect/>
+                    <a:stretch>
+                      <a:fillRect/>
+                    </a:stretch>
+                  </pic:blipFill>
+                  <pic:spPr bwMode="auto">
+                    <a:xfrm>
+                      <a:off x="0" y="0"/>
+                      <a:ext cx="5143200" cy="2571600"/>
+                    </a:xfrm>
+                    <a:prstGeom prst="rect">
+                      <a:avLst/>
+                    </a:prstGeom>
+                  </pic:spPr>
+                </pic:pic>
+              </a:graphicData>
+            </a:graphic>
+          </wp:inline>
+        </w:drawing>
+      </w:r>
+    </w:p>
+    <w:tbl>
+      <w:tblPr>
+        <w:tblW w:type="dxa" w:w="9638"/>
+        <w:tblBorders>
+          <w:top w:val="single" w:color="auto" w:sz="4"/>
+          <w:left w:val="single" w:color="auto" w:sz="4"/>
+          <w:bottom w:val="single" w:color="auto" w:sz="4"/>
+          <w:right w:val="single" w:color="auto" w:sz="4"/>
+          <w:insideH w:val="single" w:color="auto" w:sz="4"/>
+          <w:insideV w:val="single" w:color="auto" w:sz="4"/>
+        </w:tblBorders>
+      </w:tblPr>
+      <w:tblGrid>
+        <w:gridCol w:w="9638"/>
+      </w:tblGrid>
+      <w:tr>
+        <w:trPr>
+          <w:cantSplit/>
+        </w:trPr>
+        <w:tc>
+          <w:tcPr>
+            <w:tcW w:type="dxa" w:w="9638"/>
+            <w:tcBorders>
+              <w:top w:val="single" w:color="FFFFFF" w:sz="4"/>
+              <w:left w:val="single" w:color="2E7D32" w:sz="36"/>
+              <w:bottom w:val="single" w:color="FFFFFF" w:sz="4"/>
+              <w:right w:val="none" w:color="FFFFFF" w:sz="0"/>
+            </w:tcBorders>
+            <w:shd w:fill="E8F5E9" w:color="auto" w:val="clear"/>
+            <w:tcMar>
+              <w:top w:type="dxa" w:w="60"/>
+              <w:left w:type="dxa" w:w="160"/>
+              <w:bottom w:type="dxa" w:w="80"/>
+              <w:right w:type="dxa" w:w="120"/>
+            </w:tcMar>
+          </w:tcPr>
+          <w:p>
+            <w:pPr>
+              <w:spacing w:after="40"/>
+            </w:pPr>
+            <w:r>
+              <w:rPr>
+                <w:rFonts w:ascii="Calibri" w:cs="Calibri" w:eastAsia="Calibri" w:hAnsi="Calibri"/>
+                <w:b/>
+                <w:bCs/>
+                <w:color w:val="FFFFFF"/>
+                <w:sz w:val="18"/>
+                <w:szCs w:val="18"/>
+                <w:shd w:fill="2E7D32" w:color="auto" w:val="clear"/>
+              </w:rPr>
+              <w:t xml:space="preserve"> init_pygame() </w:t>
+            </w:r>
+          </w:p>
+          <w:p>
+            <w:pPr>
+              <w:spacing w:line="260"/>
+            </w:pPr>
+            <w:r>
+              <w:rPr>
+                <w:rFonts w:ascii="Consolas" w:cs="Consolas" w:eastAsia="Consolas" w:hAnsi="Consolas"/>
+                <w:color w:val="111111"/>
+                <w:sz w:val="20"/>
+                <w:szCs w:val="20"/>
+              </w:rPr>
+              <w:t xml:space="preserve">title = Label(-300, 90, "Level 1", font_size=64, outline=3)</w:t>
+            </w:r>
+          </w:p>
+          <w:p>
+            <w:pPr>
+              <w:spacing w:line="260"/>
+            </w:pPr>
+            <w:r>
+              <w:rPr>
+                <w:rFonts w:ascii="Consolas" w:cs="Consolas" w:eastAsia="Consolas" w:hAnsi="Consolas"/>
+                <w:color w:val="111111"/>
+                <w:sz w:val="20"/>
+                <w:szCs w:val="20"/>
+              </w:rPr>
+              <w:t xml:space="preserve">title.slide_to(300, 90, ms=900)     # glides in from the left</w:t>
+            </w:r>
+          </w:p>
+        </w:tc>
+      </w:tr>
+      <w:tr>
+        <w:trPr>
+          <w:cantSplit/>
+        </w:trPr>
+        <w:tc>
+          <w:tcPr>
+            <w:tcW w:type="dxa" w:w="9638"/>
+            <w:tcBorders>
+              <w:top w:val="single" w:color="FFFFFF" w:sz="4"/>
+              <w:left w:val="single" w:color="1565C0" w:sz="36"/>
+              <w:bottom w:val="single" w:color="FFFFFF" w:sz="4"/>
+              <w:right w:val="none" w:color="FFFFFF" w:sz="0"/>
+            </w:tcBorders>
+            <w:shd w:fill="E3F2FD" w:color="auto" w:val="clear"/>
+            <w:tcMar>
+              <w:top w:type="dxa" w:w="60"/>
+              <w:left w:type="dxa" w:w="160"/>
+              <w:bottom w:type="dxa" w:w="80"/>
+              <w:right w:type="dxa" w:w="120"/>
+            </w:tcMar>
+          </w:tcPr>
+          <w:p>
+            <w:pPr>
+              <w:spacing w:after="40"/>
+            </w:pPr>
+            <w:r>
+              <w:rPr>
+                <w:rFonts w:ascii="Calibri" w:cs="Calibri" w:eastAsia="Calibri" w:hAnsi="Calibri"/>
+                <w:b/>
+                <w:bCs/>
+                <w:color w:val="FFFFFF"/>
+                <w:sz w:val="18"/>
+                <w:szCs w:val="18"/>
+                <w:shd w:fill="1565C0" w:color="auto" w:val="clear"/>
+              </w:rPr>
+              <w:t xml:space="preserve"> handle_inputs() </w:t>
+            </w:r>
+          </w:p>
+          <w:p>
+            <w:pPr>
+              <w:spacing w:line="260"/>
+            </w:pPr>
+            <w:r>
+              <w:rPr>
+                <w:rFonts w:ascii="Consolas" w:cs="Consolas" w:eastAsia="Consolas" w:hAnsi="Consolas"/>
+                <w:color w:val="111111"/>
+                <w:sz w:val="20"/>
+                <w:szCs w:val="20"/>
+              </w:rPr>
+              <w:t xml:space="preserve">if event.type == pg.KEYDOWN and event.key == pg.K_ESCAPE:</w:t>
+            </w:r>
+          </w:p>
+          <w:p>
+            <w:pPr>
+              <w:spacing w:line="260"/>
+            </w:pPr>
+            <w:r>
+              <w:rPr>
+                <w:rFonts w:ascii="Consolas" w:cs="Consolas" w:eastAsia="Consolas" w:hAnsi="Consolas"/>
+                <w:color w:val="111111"/>
+                <w:sz w:val="20"/>
+                <w:szCs w:val="20"/>
+              </w:rPr>
+              <w:t xml:space="preserve">    pause_menu.toggle_visibility(fade_ms=300)   # fade in or out</w:t>
+            </w:r>
+          </w:p>
+        </w:tc>
+      </w:tr>
+    </w:tbl>
+    <w:p>
+      <w:pPr>
+        <w:spacing w:after="120"/>
+      </w:pPr>
+    </w:p>
+    <w:p>
+      <w:pPr>
+        <w:keepNext/>
+        <w:spacing w:after="60" w:before="60"/>
+      </w:pPr>
+      <w:r>
+        <w:rPr>
+          <w:rFonts w:ascii="Calibri" w:cs="Calibri" w:eastAsia="Calibri" w:hAnsi="Calibri"/>
+          <w:b/>
+          <w:bCs/>
+          <w:color w:val="00838F"/>
+          <w:sz w:val="26"/>
+          <w:szCs w:val="26"/>
+        </w:rPr>
+        <w:t xml:space="preserve">Change it</w:t>
+      </w:r>
+    </w:p>
+    <w:p>
+      <w:pPr>
+        <w:pStyle w:val="ListParagraph"/>
+        <w:numPr>
+          <w:ilvl w:val="0"/>
+          <w:numId w:val="4"/>
+        </w:numPr>
+        <w:spacing w:after="60"/>
+      </w:pPr>
+      <w:r>
+        <w:rPr>
+          <w:rFonts w:ascii="Calibri" w:cs="Calibri" w:eastAsia="Calibri" w:hAnsi="Calibri"/>
+          <w:sz w:val="23"/>
+          <w:szCs w:val="23"/>
+        </w:rPr>
+        <w:t xml:space="preserve">Just fade in: </w:t>
+      </w:r>
+      <w:r>
+        <w:rPr>
+          <w:rFonts w:ascii="Consolas" w:cs="Consolas" w:eastAsia="Consolas" w:hAnsi="Consolas"/>
+          <w:color w:val="1F4E79"/>
+          <w:sz w:val="21"/>
+          <w:szCs w:val="21"/>
+        </w:rPr>
+        <w:t xml:space="preserve">menu.show(fade_ms=300)</w:t>
+      </w:r>
+      <w:r>
+        <w:rPr>
+          <w:rFonts w:ascii="Calibri" w:cs="Calibri" w:eastAsia="Calibri" w:hAnsi="Calibri"/>
+          <w:sz w:val="23"/>
+          <w:szCs w:val="23"/>
+        </w:rPr>
+        <w:t xml:space="preserve">   fade out: </w:t>
+      </w:r>
+      <w:r>
+        <w:rPr>
+          <w:rFonts w:ascii="Consolas" w:cs="Consolas" w:eastAsia="Consolas" w:hAnsi="Consolas"/>
+          <w:color w:val="1F4E79"/>
+          <w:sz w:val="21"/>
+          <w:szCs w:val="21"/>
+        </w:rPr>
+        <w:t xml:space="preserve">menu.hide(fade_ms=300)</w:t>
+      </w:r>
+    </w:p>
+    <w:tbl>
+      <w:tblPr>
+        <w:tblW w:type="dxa" w:w="9638"/>
+        <w:tblBorders>
+          <w:top w:val="single" w:color="auto" w:sz="4"/>
+          <w:left w:val="single" w:color="auto" w:sz="4"/>
+          <w:bottom w:val="single" w:color="auto" w:sz="4"/>
+          <w:right w:val="single" w:color="auto" w:sz="4"/>
+          <w:insideH w:val="single" w:color="auto" w:sz="4"/>
+          <w:insideV w:val="single" w:color="auto" w:sz="4"/>
+        </w:tblBorders>
+      </w:tblPr>
+      <w:tblGrid>
+        <w:gridCol w:w="9638"/>
+      </w:tblGrid>
+      <w:tr>
+        <w:trPr>
+          <w:cantSplit/>
+        </w:trPr>
+        <w:tc>
+          <w:tcPr>
+            <w:tcW w:type="dxa" w:w="9638"/>
+            <w:tcBorders>
+              <w:top w:val="none" w:color="FFFFFF" w:sz="0"/>
+              <w:left w:val="single" w:color="C62828" w:sz="36"/>
+              <w:bottom w:val="none" w:color="FFFFFF" w:sz="0"/>
+              <w:right w:val="none" w:color="FFFFFF" w:sz="0"/>
+            </w:tcBorders>
+            <w:shd w:fill="FDECEA" w:color="auto" w:val="clear"/>
+            <w:tcMar>
+              <w:top w:type="dxa" w:w="100"/>
+              <w:left w:type="dxa" w:w="180"/>
+              <w:bottom w:type="dxa" w:w="100"/>
+              <w:right w:type="dxa" w:w="180"/>
+            </w:tcMar>
+          </w:tcPr>
+          <w:p>
+            <w:r>
+              <w:rPr>
+                <w:rFonts w:ascii="Calibri" w:cs="Calibri" w:eastAsia="Calibri" w:hAnsi="Calibri"/>
+                <w:b/>
+                <w:bCs/>
+                <w:color w:val="C62828"/>
+                <w:sz w:val="23"/>
+                <w:szCs w:val="23"/>
+              </w:rPr>
+              <w:t xml:space="preserve">Watch out!  </w:t>
+            </w:r>
+            <w:r>
+              <w:rPr>
+                <w:rFonts w:ascii="Calibri" w:cs="Calibri" w:eastAsia="Calibri" w:hAnsi="Calibri"/>
+                <w:sz w:val="23"/>
+                <w:szCs w:val="23"/>
+              </w:rPr>
+              <w:t xml:space="preserve">Fades work on Frames, Popups and other boxes that hold widgets. A single Button or Label just appears.</w:t>
+            </w:r>
+          </w:p>
+        </w:tc>
+      </w:tr>
+    </w:tbl>
+    <w:p>
+      <w:pPr>
+        <w:spacing w:before="160"/>
+      </w:pPr>
+      <w:r>
+        <w:rPr>
+          <w:rFonts w:ascii="Calibri" w:cs="Calibri" w:eastAsia="Calibri" w:hAnsi="Calibri"/>
+          <w:b/>
+          <w:bCs/>
+          <w:color w:val="555555"/>
+          <w:sz w:val="23"/>
+          <w:szCs w:val="23"/>
+        </w:rPr>
+        <w:t xml:space="preserve">See the example:  </w:t>
+      </w:r>
+      <w:r>
+        <w:rPr>
+          <w:rFonts w:ascii="Consolas" w:cs="Consolas" w:eastAsia="Consolas" w:hAnsi="Consolas"/>
+          <w:color w:val="1F4E79"/>
+          <w:sz w:val="22"/>
+          <w:szCs w:val="22"/>
+        </w:rPr>
+        <w:t xml:space="preserve">examples/hud_example.py</w:t>
+      </w:r>
+    </w:p>
+    <w:p>
+      <w:r>
+        <w:br w:type="page"/>
+      </w:r>
+    </w:p>
+    <w:p>
+      <w:pPr>
+        <w:keepNext/>
+        <w:pBdr>
+          <w:left w:val="single" w:color="00838F" w:sz="48" w:space="8"/>
+        </w:pBdr>
+        <w:spacing w:after="60" w:before="0"/>
+      </w:pPr>
+      <w:r>
+        <w:rPr>
+          <w:rFonts w:ascii="Calibri" w:cs="Calibri" w:eastAsia="Calibri" w:hAnsi="Calibri"/>
+          <w:b/>
+          <w:bCs/>
+          <w:color w:val="00838F"/>
+          <w:sz w:val="40"/>
+          <w:szCs w:val="40"/>
+        </w:rPr>
         <w:t xml:space="preserve">grid - rows and columns</w:t>
       </w:r>
     </w:p>
@@ -8957,6 +11044,641 @@
           <w:sz w:val="40"/>
           <w:szCs w:val="40"/>
         </w:rPr>
+        <w:t xml:space="preserve">Typing an answer</w:t>
+      </w:r>
+    </w:p>
+    <w:p>
+      <w:pPr>
+        <w:keepNext/>
+        <w:spacing w:after="160"/>
+      </w:pPr>
+      <w:r>
+        <w:rPr>
+          <w:rFonts w:ascii="Calibri" w:cs="Calibri" w:eastAsia="Calibri" w:hAnsi="Calibri"/>
+          <w:i w:val="false"/>
+          <w:iCs w:val="false"/>
+          <w:color w:val="333333"/>
+          <w:sz w:val="26"/>
+          <w:szCs w:val="26"/>
+        </w:rPr>
+        <w:t xml:space="preserve">Ask for a name or a number - like tkinter's simpledialog.</w:t>
+      </w:r>
+    </w:p>
+    <w:p>
+      <w:pPr>
+        <w:keepNext/>
+        <w:spacing w:after="160"/>
+        <w:jc w:val="center"/>
+      </w:pPr>
+      <w:r>
+        <w:drawing>
+          <wp:inline distT="0" distB="0" distL="0" distR="0">
+            <wp:extent cx="5334000" cy="3000375"/>
+            <wp:effectExtent t="0" r="0" b="0" l="0"/>
+            <wp:docPr id="9506" name="askstring" descr="askstring" title="askstring"/>
+            <wp:cNvGraphicFramePr>
+              <a:graphicFrameLocks xmlns:a="http://schemas.openxmlformats.org/drawingml/2006/main" noChangeAspect="1"/>
+            </wp:cNvGraphicFramePr>
+            <a:graphic xmlns:a="http://schemas.openxmlformats.org/drawingml/2006/main">
+              <a:graphicData uri="http://schemas.openxmlformats.org/drawingml/2006/picture">
+                <pic:pic xmlns:pic="http://schemas.openxmlformats.org/drawingml/2006/picture">
+                  <pic:nvPicPr>
+                    <pic:cNvPr id="9506" name="askstring" descr="askstring"/>
+                    <pic:cNvPicPr>
+                      <a:picLocks noChangeAspect="1" noChangeArrowheads="1"/>
+                    </pic:cNvPicPr>
+                  </pic:nvPicPr>
+                  <pic:blipFill>
+                    <a:blip r:embed="rId57" cstate="none"/>
+                    <a:srcRect/>
+                    <a:stretch>
+                      <a:fillRect/>
+                    </a:stretch>
+                  </pic:blipFill>
+                  <pic:spPr bwMode="auto">
+                    <a:xfrm>
+                      <a:off x="0" y="0"/>
+                      <a:ext cx="5334000" cy="3000375"/>
+                    </a:xfrm>
+                    <a:prstGeom prst="rect">
+                      <a:avLst/>
+                    </a:prstGeom>
+                  </pic:spPr>
+                </pic:pic>
+              </a:graphicData>
+            </a:graphic>
+          </wp:inline>
+        </w:drawing>
+      </w:r>
+    </w:p>
+    <w:tbl>
+      <w:tblPr>
+        <w:tblW w:type="dxa" w:w="9638"/>
+        <w:tblBorders>
+          <w:top w:val="single" w:color="auto" w:sz="4"/>
+          <w:left w:val="single" w:color="auto" w:sz="4"/>
+          <w:bottom w:val="single" w:color="auto" w:sz="4"/>
+          <w:right w:val="single" w:color="auto" w:sz="4"/>
+          <w:insideH w:val="single" w:color="auto" w:sz="4"/>
+          <w:insideV w:val="single" w:color="auto" w:sz="4"/>
+        </w:tblBorders>
+      </w:tblPr>
+      <w:tblGrid>
+        <w:gridCol w:w="9638"/>
+      </w:tblGrid>
+      <w:tr>
+        <w:trPr>
+          <w:cantSplit/>
+        </w:trPr>
+        <w:tc>
+          <w:tcPr>
+            <w:tcW w:type="dxa" w:w="9638"/>
+            <w:tcBorders>
+              <w:top w:val="single" w:color="FFFFFF" w:sz="4"/>
+              <w:left w:val="single" w:color="455A64" w:sz="36"/>
+              <w:bottom w:val="single" w:color="FFFFFF" w:sz="4"/>
+              <w:right w:val="none" w:color="FFFFFF" w:sz="0"/>
+            </w:tcBorders>
+            <w:shd w:fill="ECEFF1" w:color="auto" w:val="clear"/>
+            <w:tcMar>
+              <w:top w:type="dxa" w:w="60"/>
+              <w:left w:type="dxa" w:w="160"/>
+              <w:bottom w:type="dxa" w:w="80"/>
+              <w:right w:type="dxa" w:w="120"/>
+            </w:tcMar>
+          </w:tcPr>
+          <w:p>
+            <w:pPr>
+              <w:spacing w:after="40"/>
+            </w:pPr>
+            <w:r>
+              <w:rPr>
+                <w:rFonts w:ascii="Calibri" w:cs="Calibri" w:eastAsia="Calibri" w:hAnsi="Calibri"/>
+                <w:b/>
+                <w:bCs/>
+                <w:color w:val="FFFFFF"/>
+                <w:sz w:val="18"/>
+                <w:szCs w:val="18"/>
+                <w:shd w:fill="455A64" w:color="auto" w:val="clear"/>
+              </w:rPr>
+              <w:t xml:space="preserve"> top of your file </w:t>
+            </w:r>
+          </w:p>
+          <w:p>
+            <w:pPr>
+              <w:spacing w:line="260"/>
+            </w:pPr>
+            <w:r>
+              <w:rPr>
+                <w:rFonts w:ascii="Consolas" w:cs="Consolas" w:eastAsia="Consolas" w:hAnsi="Consolas"/>
+                <w:color w:val="111111"/>
+                <w:sz w:val="20"/>
+                <w:szCs w:val="20"/>
+              </w:rPr>
+              <w:t xml:space="preserve">def got_name(name):            # the typed text, or None (Cancel)</w:t>
+            </w:r>
+          </w:p>
+          <w:p>
+            <w:pPr>
+              <w:spacing w:line="260"/>
+            </w:pPr>
+            <w:r>
+              <w:rPr>
+                <w:rFonts w:ascii="Consolas" w:cs="Consolas" w:eastAsia="Consolas" w:hAnsi="Consolas"/>
+                <w:color w:val="111111"/>
+                <w:sz w:val="20"/>
+                <w:szCs w:val="20"/>
+              </w:rPr>
+              <w:t xml:space="preserve">    if name:</w:t>
+            </w:r>
+          </w:p>
+          <w:p>
+            <w:pPr>
+              <w:spacing w:line="260"/>
+            </w:pPr>
+            <w:r>
+              <w:rPr>
+                <w:rFonts w:ascii="Consolas" w:cs="Consolas" w:eastAsia="Consolas" w:hAnsi="Consolas"/>
+                <w:color w:val="111111"/>
+                <w:sz w:val="20"/>
+                <w:szCs w:val="20"/>
+              </w:rPr>
+              <w:t xml:space="preserve">        print("Well done,", name)</w:t>
+            </w:r>
+          </w:p>
+        </w:tc>
+      </w:tr>
+      <w:tr>
+        <w:trPr>
+          <w:cantSplit/>
+        </w:trPr>
+        <w:tc>
+          <w:tcPr>
+            <w:tcW w:type="dxa" w:w="9638"/>
+            <w:tcBorders>
+              <w:top w:val="single" w:color="FFFFFF" w:sz="4"/>
+              <w:left w:val="single" w:color="1565C0" w:sz="36"/>
+              <w:bottom w:val="single" w:color="FFFFFF" w:sz="4"/>
+              <w:right w:val="none" w:color="FFFFFF" w:sz="0"/>
+            </w:tcBorders>
+            <w:shd w:fill="E3F2FD" w:color="auto" w:val="clear"/>
+            <w:tcMar>
+              <w:top w:type="dxa" w:w="60"/>
+              <w:left w:type="dxa" w:w="160"/>
+              <w:bottom w:type="dxa" w:w="80"/>
+              <w:right w:type="dxa" w:w="120"/>
+            </w:tcMar>
+          </w:tcPr>
+          <w:p>
+            <w:pPr>
+              <w:spacing w:after="40"/>
+            </w:pPr>
+            <w:r>
+              <w:rPr>
+                <w:rFonts w:ascii="Calibri" w:cs="Calibri" w:eastAsia="Calibri" w:hAnsi="Calibri"/>
+                <w:b/>
+                <w:bCs/>
+                <w:color w:val="FFFFFF"/>
+                <w:sz w:val="18"/>
+                <w:szCs w:val="18"/>
+                <w:shd w:fill="1565C0" w:color="auto" w:val="clear"/>
+              </w:rPr>
+              <w:t xml:space="preserve"> handle_inputs() </w:t>
+            </w:r>
+          </w:p>
+          <w:p>
+            <w:pPr>
+              <w:spacing w:line="260"/>
+            </w:pPr>
+            <w:r>
+              <w:rPr>
+                <w:rFonts w:ascii="Consolas" w:cs="Consolas" w:eastAsia="Consolas" w:hAnsi="Consolas"/>
+                <w:color w:val="111111"/>
+                <w:sz w:val="20"/>
+                <w:szCs w:val="20"/>
+              </w:rPr>
+              <w:t xml:space="preserve">if event.type == pg.KEYDOWN and event.key == pg.K_n:</w:t>
+            </w:r>
+          </w:p>
+          <w:p>
+            <w:pPr>
+              <w:spacing w:line="260"/>
+            </w:pPr>
+            <w:r>
+              <w:rPr>
+                <w:rFonts w:ascii="Consolas" w:cs="Consolas" w:eastAsia="Consolas" w:hAnsi="Consolas"/>
+                <w:color w:val="111111"/>
+                <w:sz w:val="20"/>
+                <w:szCs w:val="20"/>
+              </w:rPr>
+              <w:t xml:space="preserve">    name_box = askstring("High score!", "Type your name:",</w:t>
+            </w:r>
+          </w:p>
+          <w:p>
+            <w:pPr>
+              <w:spacing w:line="260"/>
+            </w:pPr>
+            <w:r>
+              <w:rPr>
+                <w:rFonts w:ascii="Consolas" w:cs="Consolas" w:eastAsia="Consolas" w:hAnsi="Consolas"/>
+                <w:color w:val="111111"/>
+                <w:sz w:val="20"/>
+                <w:szCs w:val="20"/>
+              </w:rPr>
+              <w:t xml:space="preserve">                         command=got_name)</w:t>
+            </w:r>
+          </w:p>
+          <w:p>
+            <w:pPr>
+              <w:spacing w:line="260"/>
+            </w:pPr>
+            <w:r>
+              <w:rPr>
+                <w:rFonts w:ascii="Consolas" w:cs="Consolas" w:eastAsia="Consolas" w:hAnsi="Consolas"/>
+                <w:color w:val="111111"/>
+                <w:sz w:val="20"/>
+                <w:szCs w:val="20"/>
+              </w:rPr>
+              <w:t xml:space="preserve">if name_box and name_box.visible:</w:t>
+            </w:r>
+          </w:p>
+          <w:p>
+            <w:pPr>
+              <w:spacing w:line="260"/>
+            </w:pPr>
+            <w:r>
+              <w:rPr>
+                <w:rFonts w:ascii="Consolas" w:cs="Consolas" w:eastAsia="Consolas" w:hAnsi="Consolas"/>
+                <w:color w:val="111111"/>
+                <w:sz w:val="20"/>
+                <w:szCs w:val="20"/>
+              </w:rPr>
+              <w:t xml:space="preserve">    name_box.handle_event(event)    # FIRST</w:t>
+            </w:r>
+          </w:p>
+          <w:p>
+            <w:pPr>
+              <w:spacing w:line="260"/>
+            </w:pPr>
+            <w:r>
+              <w:rPr>
+                <w:rFonts w:ascii="Consolas" w:cs="Consolas" w:eastAsia="Consolas" w:hAnsi="Consolas"/>
+                <w:color w:val="111111"/>
+                <w:sz w:val="20"/>
+                <w:szCs w:val="20"/>
+              </w:rPr>
+              <w:t xml:space="preserve">    continue                        # the game ignores this key</w:t>
+            </w:r>
+          </w:p>
+        </w:tc>
+      </w:tr>
+      <w:tr>
+        <w:trPr>
+          <w:cantSplit/>
+        </w:trPr>
+        <w:tc>
+          <w:tcPr>
+            <w:tcW w:type="dxa" w:w="9638"/>
+            <w:tcBorders>
+              <w:top w:val="single" w:color="FFFFFF" w:sz="4"/>
+              <w:left w:val="single" w:color="E65100" w:sz="36"/>
+              <w:bottom w:val="single" w:color="FFFFFF" w:sz="4"/>
+              <w:right w:val="none" w:color="FFFFFF" w:sz="0"/>
+            </w:tcBorders>
+            <w:shd w:fill="FFF3E0" w:color="auto" w:val="clear"/>
+            <w:tcMar>
+              <w:top w:type="dxa" w:w="60"/>
+              <w:left w:type="dxa" w:w="160"/>
+              <w:bottom w:type="dxa" w:w="80"/>
+              <w:right w:type="dxa" w:w="120"/>
+            </w:tcMar>
+          </w:tcPr>
+          <w:p>
+            <w:pPr>
+              <w:spacing w:after="40"/>
+            </w:pPr>
+            <w:r>
+              <w:rPr>
+                <w:rFonts w:ascii="Calibri" w:cs="Calibri" w:eastAsia="Calibri" w:hAnsi="Calibri"/>
+                <w:b/>
+                <w:bCs/>
+                <w:color w:val="FFFFFF"/>
+                <w:sz w:val="18"/>
+                <w:szCs w:val="18"/>
+                <w:shd w:fill="E65100" w:color="auto" w:val="clear"/>
+              </w:rPr>
+              <w:t xml:space="preserve"> update(tick) </w:t>
+            </w:r>
+          </w:p>
+          <w:p>
+            <w:pPr>
+              <w:spacing w:line="260"/>
+            </w:pPr>
+            <w:r>
+              <w:rPr>
+                <w:rFonts w:ascii="Consolas" w:cs="Consolas" w:eastAsia="Consolas" w:hAnsi="Consolas"/>
+                <w:color w:val="111111"/>
+                <w:sz w:val="20"/>
+                <w:szCs w:val="20"/>
+              </w:rPr>
+              <w:t xml:space="preserve">if name_box:</w:t>
+            </w:r>
+          </w:p>
+          <w:p>
+            <w:pPr>
+              <w:spacing w:line="260"/>
+            </w:pPr>
+            <w:r>
+              <w:rPr>
+                <w:rFonts w:ascii="Consolas" w:cs="Consolas" w:eastAsia="Consolas" w:hAnsi="Consolas"/>
+                <w:color w:val="111111"/>
+                <w:sz w:val="20"/>
+                <w:szCs w:val="20"/>
+              </w:rPr>
+              <w:t xml:space="preserve">    name_box.update(tick)          # cursor blink</w:t>
+            </w:r>
+          </w:p>
+        </w:tc>
+      </w:tr>
+      <w:tr>
+        <w:trPr>
+          <w:cantSplit/>
+        </w:trPr>
+        <w:tc>
+          <w:tcPr>
+            <w:tcW w:type="dxa" w:w="9638"/>
+            <w:tcBorders>
+              <w:top w:val="single" w:color="FFFFFF" w:sz="4"/>
+              <w:left w:val="single" w:color="6A1B9A" w:sz="36"/>
+              <w:bottom w:val="single" w:color="FFFFFF" w:sz="4"/>
+              <w:right w:val="none" w:color="FFFFFF" w:sz="0"/>
+            </w:tcBorders>
+            <w:shd w:fill="F3E5F5" w:color="auto" w:val="clear"/>
+            <w:tcMar>
+              <w:top w:type="dxa" w:w="60"/>
+              <w:left w:type="dxa" w:w="160"/>
+              <w:bottom w:type="dxa" w:w="80"/>
+              <w:right w:type="dxa" w:w="120"/>
+            </w:tcMar>
+          </w:tcPr>
+          <w:p>
+            <w:pPr>
+              <w:spacing w:after="40"/>
+            </w:pPr>
+            <w:r>
+              <w:rPr>
+                <w:rFonts w:ascii="Calibri" w:cs="Calibri" w:eastAsia="Calibri" w:hAnsi="Calibri"/>
+                <w:b/>
+                <w:bCs/>
+                <w:color w:val="FFFFFF"/>
+                <w:sz w:val="18"/>
+                <w:szCs w:val="18"/>
+                <w:shd w:fill="6A1B9A" w:color="auto" w:val="clear"/>
+              </w:rPr>
+              <w:t xml:space="preserve"> draw_game() </w:t>
+            </w:r>
+          </w:p>
+          <w:p>
+            <w:pPr>
+              <w:spacing w:line="260"/>
+            </w:pPr>
+            <w:r>
+              <w:rPr>
+                <w:rFonts w:ascii="Consolas" w:cs="Consolas" w:eastAsia="Consolas" w:hAnsi="Consolas"/>
+                <w:color w:val="111111"/>
+                <w:sz w:val="20"/>
+                <w:szCs w:val="20"/>
+              </w:rPr>
+              <w:t xml:space="preserve">if name_box:</w:t>
+            </w:r>
+          </w:p>
+          <w:p>
+            <w:pPr>
+              <w:spacing w:line="260"/>
+            </w:pPr>
+            <w:r>
+              <w:rPr>
+                <w:rFonts w:ascii="Consolas" w:cs="Consolas" w:eastAsia="Consolas" w:hAnsi="Consolas"/>
+                <w:color w:val="111111"/>
+                <w:sz w:val="20"/>
+                <w:szCs w:val="20"/>
+              </w:rPr>
+              <w:t xml:space="preserve">    name_box.draw(screen)          # LAST</w:t>
+            </w:r>
+          </w:p>
+        </w:tc>
+      </w:tr>
+    </w:tbl>
+    <w:p>
+      <w:pPr>
+        <w:spacing w:after="120"/>
+      </w:pPr>
+    </w:p>
+    <w:p>
+      <w:pPr>
+        <w:keepNext/>
+        <w:spacing w:after="60" w:before="60"/>
+      </w:pPr>
+      <w:r>
+        <w:rPr>
+          <w:rFonts w:ascii="Calibri" w:cs="Calibri" w:eastAsia="Calibri" w:hAnsi="Calibri"/>
+          <w:b/>
+          <w:bCs/>
+          <w:color w:val="00838F"/>
+          <w:sz w:val="26"/>
+          <w:szCs w:val="26"/>
+        </w:rPr>
+        <w:t xml:space="preserve">Change it</w:t>
+      </w:r>
+    </w:p>
+    <w:p>
+      <w:pPr>
+        <w:pStyle w:val="ListParagraph"/>
+        <w:numPr>
+          <w:ilvl w:val="0"/>
+          <w:numId w:val="4"/>
+        </w:numPr>
+        <w:spacing w:after="60"/>
+      </w:pPr>
+      <w:r>
+        <w:rPr>
+          <w:rFonts w:ascii="Calibri" w:cs="Calibri" w:eastAsia="Calibri" w:hAnsi="Calibri"/>
+          <w:sz w:val="23"/>
+          <w:szCs w:val="23"/>
+        </w:rPr>
+        <w:t xml:space="preserve">Ask for a whole number: </w:t>
+      </w:r>
+      <w:r>
+        <w:rPr>
+          <w:rFonts w:ascii="Consolas" w:cs="Consolas" w:eastAsia="Consolas" w:hAnsi="Consolas"/>
+          <w:color w:val="1F4E79"/>
+          <w:sz w:val="21"/>
+          <w:szCs w:val="21"/>
+        </w:rPr>
+        <w:t xml:space="preserve">askinteger("Age", "How old?", command=f, minvalue=10, maxvalue=99)</w:t>
+      </w:r>
+    </w:p>
+    <w:p>
+      <w:pPr>
+        <w:pStyle w:val="ListParagraph"/>
+        <w:numPr>
+          <w:ilvl w:val="0"/>
+          <w:numId w:val="4"/>
+        </w:numPr>
+        <w:spacing w:after="60"/>
+      </w:pPr>
+      <w:r>
+        <w:rPr>
+          <w:rFonts w:ascii="Calibri" w:cs="Calibri" w:eastAsia="Calibri" w:hAnsi="Calibri"/>
+          <w:sz w:val="23"/>
+          <w:szCs w:val="23"/>
+        </w:rPr>
+        <w:t xml:space="preserve">Hide what is typed: </w:t>
+      </w:r>
+      <w:r>
+        <w:rPr>
+          <w:rFonts w:ascii="Consolas" w:cs="Consolas" w:eastAsia="Consolas" w:hAnsi="Consolas"/>
+          <w:color w:val="1F4E79"/>
+          <w:sz w:val="21"/>
+          <w:szCs w:val="21"/>
+        </w:rPr>
+        <w:t xml:space="preserve">askstring(..., show="*")</w:t>
+      </w:r>
+    </w:p>
+    <w:p>
+      <w:pPr>
+        <w:pStyle w:val="ListParagraph"/>
+        <w:numPr>
+          <w:ilvl w:val="0"/>
+          <w:numId w:val="4"/>
+        </w:numPr>
+        <w:spacing w:after="60"/>
+      </w:pPr>
+      <w:r>
+        <w:rPr>
+          <w:rFonts w:ascii="Calibri" w:cs="Calibri" w:eastAsia="Calibri" w:hAnsi="Calibri"/>
+          <w:sz w:val="23"/>
+          <w:szCs w:val="23"/>
+        </w:rPr>
+        <w:t xml:space="preserve">Start with some text: </w:t>
+      </w:r>
+      <w:r>
+        <w:rPr>
+          <w:rFonts w:ascii="Consolas" w:cs="Consolas" w:eastAsia="Consolas" w:hAnsi="Consolas"/>
+          <w:color w:val="1F4E79"/>
+          <w:sz w:val="21"/>
+          <w:szCs w:val="21"/>
+        </w:rPr>
+        <w:t xml:space="preserve">initialvalue="Sam"</w:t>
+      </w:r>
+    </w:p>
+    <w:tbl>
+      <w:tblPr>
+        <w:tblW w:type="dxa" w:w="9638"/>
+        <w:tblBorders>
+          <w:top w:val="single" w:color="auto" w:sz="4"/>
+          <w:left w:val="single" w:color="auto" w:sz="4"/>
+          <w:bottom w:val="single" w:color="auto" w:sz="4"/>
+          <w:right w:val="single" w:color="auto" w:sz="4"/>
+          <w:insideH w:val="single" w:color="auto" w:sz="4"/>
+          <w:insideV w:val="single" w:color="auto" w:sz="4"/>
+        </w:tblBorders>
+      </w:tblPr>
+      <w:tblGrid>
+        <w:gridCol w:w="9638"/>
+      </w:tblGrid>
+      <w:tr>
+        <w:trPr>
+          <w:cantSplit/>
+        </w:trPr>
+        <w:tc>
+          <w:tcPr>
+            <w:tcW w:type="dxa" w:w="9638"/>
+            <w:tcBorders>
+              <w:top w:val="none" w:color="FFFFFF" w:sz="0"/>
+              <w:left w:val="single" w:color="C62828" w:sz="36"/>
+              <w:bottom w:val="none" w:color="FFFFFF" w:sz="0"/>
+              <w:right w:val="none" w:color="FFFFFF" w:sz="0"/>
+            </w:tcBorders>
+            <w:shd w:fill="FDECEA" w:color="auto" w:val="clear"/>
+            <w:tcMar>
+              <w:top w:type="dxa" w:w="100"/>
+              <w:left w:type="dxa" w:w="180"/>
+              <w:bottom w:type="dxa" w:w="100"/>
+              <w:right w:type="dxa" w:w="180"/>
+            </w:tcMar>
+          </w:tcPr>
+          <w:p>
+            <w:r>
+              <w:rPr>
+                <w:rFonts w:ascii="Calibri" w:cs="Calibri" w:eastAsia="Calibri" w:hAnsi="Calibri"/>
+                <w:b/>
+                <w:bCs/>
+                <w:color w:val="C62828"/>
+                <w:sz w:val="23"/>
+                <w:szCs w:val="23"/>
+              </w:rPr>
+              <w:t xml:space="preserve">Watch out!  </w:t>
+            </w:r>
+            <w:r>
+              <w:rPr>
+                <w:rFonts w:ascii="Calibri" w:cs="Calibri" w:eastAsia="Calibri" w:hAnsi="Calibri"/>
+                <w:sz w:val="23"/>
+                <w:szCs w:val="23"/>
+              </w:rPr>
+              <w:t xml:space="preserve">Set name_box = None in init_pygame() (and add it to global), or the first frame crashes.</w:t>
+            </w:r>
+          </w:p>
+        </w:tc>
+      </w:tr>
+    </w:tbl>
+    <w:p>
+      <w:pPr>
+        <w:spacing w:before="160"/>
+      </w:pPr>
+      <w:r>
+        <w:rPr>
+          <w:rFonts w:ascii="Calibri" w:cs="Calibri" w:eastAsia="Calibri" w:hAnsi="Calibri"/>
+          <w:b/>
+          <w:bCs/>
+          <w:color w:val="555555"/>
+          <w:sz w:val="23"/>
+          <w:szCs w:val="23"/>
+        </w:rPr>
+        <w:t xml:space="preserve">See the example:  </w:t>
+      </w:r>
+      <w:r>
+        <w:rPr>
+          <w:rFonts w:ascii="Consolas" w:cs="Consolas" w:eastAsia="Consolas" w:hAnsi="Consolas"/>
+          <w:color w:val="1F4E79"/>
+          <w:sz w:val="22"/>
+          <w:szCs w:val="22"/>
+        </w:rPr>
+        <w:t xml:space="preserve">examples/form_example.py</w:t>
+      </w:r>
+    </w:p>
+    <w:p>
+      <w:r>
+        <w:br w:type="page"/>
+      </w:r>
+    </w:p>
+    <w:p>
+      <w:pPr>
+        <w:keepNext/>
+        <w:pBdr>
+          <w:left w:val="single" w:color="00838F" w:sz="48" w:space="8"/>
+        </w:pBdr>
+        <w:spacing w:after="60" w:before="0"/>
+      </w:pPr>
+      <w:r>
+        <w:rPr>
+          <w:rFonts w:ascii="Calibri" w:cs="Calibri" w:eastAsia="Calibri" w:hAnsi="Calibri"/>
+          <w:b/>
+          <w:bCs/>
+          <w:color w:val="00838F"/>
+          <w:sz w:val="40"/>
+          <w:szCs w:val="40"/>
+        </w:rPr>
         <w:t xml:space="preserve">ScrolledFrame</w:t>
       </w:r>
     </w:p>
@@ -10615,7 +13337,7 @@
                 <w:sz w:val="20"/>
                 <w:szCs w:val="20"/>
               </w:rPr>
-              <w:t xml:space="preserve">style.theme_use("dark")       # "light", "dark" or "retro"</w:t>
+              <w:t xml:space="preserve">style.theme_use("dark")       # "light" "dark" "retro" "high_contrast"</w:t>
             </w:r>
           </w:p>
         </w:tc>
@@ -10740,6 +13462,95 @@
           <w:sz w:val="40"/>
           <w:szCs w:val="40"/>
         </w:rPr>
+        <w:t xml:space="preserve">High contrast theme</w:t>
+      </w:r>
+    </w:p>
+    <w:p>
+      <w:pPr>
+        <w:keepNext/>
+        <w:spacing w:after="160"/>
+      </w:pPr>
+      <w:r>
+        <w:rPr>
+          <w:rFonts w:ascii="Calibri" w:cs="Calibri" w:eastAsia="Calibri" w:hAnsi="Calibri"/>
+          <w:i w:val="false"/>
+          <w:iCs w:val="false"/>
+          <w:color w:val="333333"/>
+          <w:sz w:val="26"/>
+          <w:szCs w:val="26"/>
+        </w:rPr>
+        <w:t xml:space="preserve">Big text and strong colours - easier for everyone to read:</w:t>
+      </w:r>
+    </w:p>
+    <w:p>
+      <w:pPr>
+        <w:keepNext/>
+        <w:spacing w:after="160"/>
+        <w:jc w:val="center"/>
+      </w:pPr>
+      <w:r>
+        <w:drawing>
+          <wp:inline distT="0" distB="0" distL="0" distR="0">
+            <wp:extent cx="2571600" cy="2485880"/>
+            <wp:effectExtent t="0" r="0" b="0" l="0"/>
+            <wp:docPr id="9507" name="theme_high_contrast" descr="theme_high_contrast" title="theme_high_contrast"/>
+            <wp:cNvGraphicFramePr>
+              <a:graphicFrameLocks xmlns:a="http://schemas.openxmlformats.org/drawingml/2006/main" noChangeAspect="1"/>
+            </wp:cNvGraphicFramePr>
+            <a:graphic xmlns:a="http://schemas.openxmlformats.org/drawingml/2006/main">
+              <a:graphicData uri="http://schemas.openxmlformats.org/drawingml/2006/picture">
+                <pic:pic xmlns:pic="http://schemas.openxmlformats.org/drawingml/2006/picture">
+                  <pic:nvPicPr>
+                    <pic:cNvPr id="9507" name="theme_high_contrast" descr="theme_high_contrast"/>
+                    <pic:cNvPicPr>
+                      <a:picLocks noChangeAspect="1" noChangeArrowheads="1"/>
+                    </pic:cNvPicPr>
+                  </pic:nvPicPr>
+                  <pic:blipFill>
+                    <a:blip r:embed="rId58" cstate="none"/>
+                    <a:srcRect/>
+                    <a:stretch>
+                      <a:fillRect/>
+                    </a:stretch>
+                  </pic:blipFill>
+                  <pic:spPr bwMode="auto">
+                    <a:xfrm>
+                      <a:off x="0" y="0"/>
+                      <a:ext cx="2571600" cy="2485880"/>
+                    </a:xfrm>
+                    <a:prstGeom prst="rect">
+                      <a:avLst/>
+                    </a:prstGeom>
+                  </pic:spPr>
+                </pic:pic>
+              </a:graphicData>
+            </a:graphic>
+          </wp:inline>
+        </w:drawing>
+      </w:r>
+    </w:p>
+    <w:p>
+      <w:r>
+        <w:br w:type="page"/>
+      </w:r>
+    </w:p>
+    <w:p>
+      <w:pPr>
+        <w:keepNext/>
+        <w:pBdr>
+          <w:left w:val="single" w:color="6A1B9A" w:sz="48" w:space="8"/>
+        </w:pBdr>
+        <w:spacing w:after="60" w:before="0"/>
+      </w:pPr>
+      <w:r>
+        <w:rPr>
+          <w:rFonts w:ascii="Calibri" w:cs="Calibri" w:eastAsia="Calibri" w:hAnsi="Calibri"/>
+          <w:b/>
+          <w:bCs/>
+          <w:color w:val="6A1B9A"/>
+          <w:sz w:val="40"/>
+          <w:szCs w:val="40"/>
+        </w:rPr>
         <w:t xml:space="preserve">Your own styles</w:t>
       </w:r>
     </w:p>
@@ -16277,6 +19088,985 @@
           <w:sz w:val="40"/>
           <w:szCs w:val="40"/>
         </w:rPr>
+        <w:t xml:space="preserve">Hearts</w:t>
+      </w:r>
+    </w:p>
+    <w:p>
+      <w:pPr>
+        <w:keepNext/>
+        <w:spacing w:after="160"/>
+      </w:pPr>
+      <w:r>
+        <w:rPr>
+          <w:rFonts w:ascii="Calibri" w:cs="Calibri" w:eastAsia="Calibri" w:hAnsi="Calibri"/>
+          <w:i w:val="false"/>
+          <w:iCs w:val="false"/>
+          <w:color w:val="333333"/>
+          <w:sz w:val="26"/>
+          <w:szCs w:val="26"/>
+        </w:rPr>
+        <w:t xml:space="preserve">Show health as a row of hearts, like Zelda.</w:t>
+      </w:r>
+    </w:p>
+    <w:p>
+      <w:pPr>
+        <w:keepNext/>
+        <w:spacing w:after="160"/>
+        <w:jc w:val="center"/>
+      </w:pPr>
+      <w:r>
+        <w:drawing>
+          <wp:inline distT="0" distB="0" distL="0" distR="0">
+            <wp:extent cx="4676775" cy="1670276"/>
+            <wp:effectExtent t="0" r="0" b="0" l="0"/>
+            <wp:docPr id="9002" name="hearts" descr="hearts" title="hearts"/>
+            <wp:cNvGraphicFramePr>
+              <a:graphicFrameLocks xmlns:a="http://schemas.openxmlformats.org/drawingml/2006/main" noChangeAspect="1"/>
+            </wp:cNvGraphicFramePr>
+            <a:graphic xmlns:a="http://schemas.openxmlformats.org/drawingml/2006/main">
+              <a:graphicData uri="http://schemas.openxmlformats.org/drawingml/2006/picture">
+                <pic:pic xmlns:pic="http://schemas.openxmlformats.org/drawingml/2006/picture">
+                  <pic:nvPicPr>
+                    <pic:cNvPr id="0" name="" descr=""/>
+                    <pic:cNvPicPr>
+                      <a:picLocks noChangeAspect="1" noChangeArrowheads="1"/>
+                    </pic:cNvPicPr>
+                  </pic:nvPicPr>
+                  <pic:blipFill>
+                    <a:blip r:embed="rIdHearts1" cstate="none"/>
+                    <a:srcRect/>
+                    <a:stretch>
+                      <a:fillRect/>
+                    </a:stretch>
+                  </pic:blipFill>
+                  <pic:spPr bwMode="auto">
+                    <a:xfrm>
+                      <a:off x="0" y="0"/>
+                      <a:ext cx="4676775" cy="1670276"/>
+                    </a:xfrm>
+                    <a:prstGeom prst="rect">
+                      <a:avLst/>
+                    </a:prstGeom>
+                  </pic:spPr>
+                </pic:pic>
+              </a:graphicData>
+            </a:graphic>
+          </wp:inline>
+        </w:drawing>
+      </w:r>
+    </w:p>
+    <w:tbl>
+      <w:tblPr>
+        <w:tblW w:type="dxa" w:w="9638"/>
+        <w:tblBorders>
+          <w:top w:val="single" w:color="auto" w:sz="4"/>
+          <w:left w:val="single" w:color="auto" w:sz="4"/>
+          <w:bottom w:val="single" w:color="auto" w:sz="4"/>
+          <w:right w:val="single" w:color="auto" w:sz="4"/>
+          <w:insideH w:val="single" w:color="auto" w:sz="4"/>
+          <w:insideV w:val="single" w:color="auto" w:sz="4"/>
+        </w:tblBorders>
+      </w:tblPr>
+      <w:tblGrid>
+        <w:gridCol w:w="9638"/>
+      </w:tblGrid>
+      <w:tr>
+        <w:trPr>
+          <w:cantSplit/>
+        </w:trPr>
+        <w:tc>
+          <w:tcPr>
+            <w:tcW w:type="dxa" w:w="9638"/>
+            <w:tcBorders>
+              <w:top w:val="single" w:color="FFFFFF" w:sz="4"/>
+              <w:left w:val="single" w:color="2E7D32" w:sz="36"/>
+              <w:bottom w:val="single" w:color="FFFFFF" w:sz="4"/>
+              <w:right w:val="none" w:color="FFFFFF" w:sz="0"/>
+            </w:tcBorders>
+            <w:shd w:fill="E8F5E9" w:color="auto" w:val="clear"/>
+            <w:tcMar>
+              <w:top w:type="dxa" w:w="60"/>
+              <w:left w:type="dxa" w:w="160"/>
+              <w:bottom w:type="dxa" w:w="80"/>
+              <w:right w:type="dxa" w:w="120"/>
+            </w:tcMar>
+          </w:tcPr>
+          <w:p>
+            <w:pPr>
+              <w:spacing w:after="40"/>
+            </w:pPr>
+            <w:r>
+              <w:rPr>
+                <w:rFonts w:ascii="Calibri" w:cs="Calibri" w:eastAsia="Calibri" w:hAnsi="Calibri"/>
+                <w:b/>
+                <w:bCs/>
+                <w:color w:val="FFFFFF"/>
+                <w:sz w:val="18"/>
+                <w:szCs w:val="18"/>
+                <w:shd w:fill="2E7D32" w:color="auto" w:val="clear"/>
+              </w:rPr>
+              <w:t xml:space="preserve"> init_pygame() </w:t>
+            </w:r>
+          </w:p>
+          <w:p>
+            <w:pPr>
+              <w:spacing w:line="260"/>
+            </w:pPr>
+            <w:r>
+              <w:rPr>
+                <w:rFonts w:ascii="Consolas" w:cs="Consolas" w:eastAsia="Consolas" w:hAnsi="Consolas"/>
+                <w:color w:val="111111"/>
+                <w:sz w:val="20"/>
+                <w:szCs w:val="20"/>
+              </w:rPr>
+              <w:t xml:space="preserve">player_health = Health(6, invincible_ms=800)</w:t>
+            </w:r>
+          </w:p>
+          <w:p>
+            <w:pPr>
+              <w:spacing w:line="260"/>
+            </w:pPr>
+            <w:r>
+              <w:rPr>
+                <w:rFonts w:ascii="Consolas" w:cs="Consolas" w:eastAsia="Consolas" w:hAnsi="Consolas"/>
+                <w:color w:val="111111"/>
+                <w:sz w:val="20"/>
+                <w:szCs w:val="20"/>
+              </w:rPr>
+              <w:t xml:space="preserve">hearts = HeartsBar(20, 20, health=player_health, hearts=3)</w:t>
+            </w:r>
+          </w:p>
+          <w:p>
+            <w:pPr>
+              <w:spacing w:line="260"/>
+            </w:pPr>
+            <w:r>
+              <w:rPr>
+                <w:rFonts w:ascii="Consolas" w:cs="Consolas" w:eastAsia="Consolas" w:hAnsi="Consolas"/>
+                <w:color w:val="111111"/>
+                <w:sz w:val="20"/>
+                <w:szCs w:val="20"/>
+              </w:rPr>
+              <w:t xml:space="preserve"># 6 HP and 3 hearts = 2 HP per heart</w:t>
+            </w:r>
+          </w:p>
+        </w:tc>
+      </w:tr>
+      <w:tr>
+        <w:trPr>
+          <w:cantSplit/>
+        </w:trPr>
+        <w:tc>
+          <w:tcPr>
+            <w:tcW w:type="dxa" w:w="9638"/>
+            <w:tcBorders>
+              <w:top w:val="single" w:color="FFFFFF" w:sz="4"/>
+              <w:left w:val="single" w:color="6A1B9A" w:sz="36"/>
+              <w:bottom w:val="single" w:color="FFFFFF" w:sz="4"/>
+              <w:right w:val="none" w:color="FFFFFF" w:sz="0"/>
+            </w:tcBorders>
+            <w:shd w:fill="F3E5F5" w:color="auto" w:val="clear"/>
+            <w:tcMar>
+              <w:top w:type="dxa" w:w="60"/>
+              <w:left w:type="dxa" w:w="160"/>
+              <w:bottom w:type="dxa" w:w="80"/>
+              <w:right w:type="dxa" w:w="120"/>
+            </w:tcMar>
+          </w:tcPr>
+          <w:p>
+            <w:pPr>
+              <w:spacing w:after="40"/>
+            </w:pPr>
+            <w:r>
+              <w:rPr>
+                <w:rFonts w:ascii="Calibri" w:cs="Calibri" w:eastAsia="Calibri" w:hAnsi="Calibri"/>
+                <w:b/>
+                <w:bCs/>
+                <w:color w:val="FFFFFF"/>
+                <w:sz w:val="18"/>
+                <w:szCs w:val="18"/>
+                <w:shd w:fill="6A1B9A" w:color="auto" w:val="clear"/>
+              </w:rPr>
+              <w:t xml:space="preserve"> draw_game() </w:t>
+            </w:r>
+          </w:p>
+          <w:p>
+            <w:pPr>
+              <w:spacing w:line="260"/>
+            </w:pPr>
+            <w:r>
+              <w:rPr>
+                <w:rFonts w:ascii="Consolas" w:cs="Consolas" w:eastAsia="Consolas" w:hAnsi="Consolas"/>
+                <w:color w:val="111111"/>
+                <w:sz w:val="20"/>
+                <w:szCs w:val="20"/>
+              </w:rPr>
+              <w:t xml:space="preserve">hearts.draw(screen)</w:t>
+            </w:r>
+          </w:p>
+        </w:tc>
+      </w:tr>
+    </w:tbl>
+    <w:p>
+      <w:pPr>
+        <w:spacing w:after="120"/>
+      </w:pPr>
+    </w:p>
+    <w:p>
+      <w:pPr>
+        <w:keepNext/>
+        <w:spacing w:after="60" w:before="60"/>
+      </w:pPr>
+      <w:r>
+        <w:rPr>
+          <w:rFonts w:ascii="Calibri" w:cs="Calibri" w:eastAsia="Calibri" w:hAnsi="Calibri"/>
+          <w:b/>
+          <w:bCs/>
+          <w:color w:val="C62828"/>
+          <w:sz w:val="26"/>
+          <w:szCs w:val="26"/>
+        </w:rPr>
+        <w:t xml:space="preserve">Change it</w:t>
+      </w:r>
+    </w:p>
+    <w:p>
+      <w:pPr>
+        <w:pStyle w:val="ListParagraph"/>
+        <w:numPr>
+          <w:ilvl w:val="0"/>
+          <w:numId w:val="4"/>
+        </w:numPr>
+        <w:spacing w:after="60"/>
+      </w:pPr>
+      <w:r>
+        <w:rPr>
+          <w:rFonts w:ascii="Calibri" w:cs="Calibri" w:eastAsia="Calibri" w:hAnsi="Calibri"/>
+          <w:sz w:val="23"/>
+          <w:szCs w:val="23"/>
+        </w:rPr>
+        <w:t xml:space="preserve">Bigger hearts: </w:t>
+      </w:r>
+      <w:r>
+        <w:rPr>
+          <w:rFonts w:ascii="Consolas" w:cs="Consolas" w:eastAsia="Consolas" w:hAnsi="Consolas"/>
+          <w:color w:val="1F4E79"/>
+          <w:sz w:val="21"/>
+          <w:szCs w:val="21"/>
+        </w:rPr>
+        <w:t xml:space="preserve">heart_size=48</w:t>
+      </w:r>
+    </w:p>
+    <w:p>
+      <w:pPr>
+        <w:pStyle w:val="ListParagraph"/>
+        <w:numPr>
+          <w:ilvl w:val="0"/>
+          <w:numId w:val="4"/>
+        </w:numPr>
+        <w:spacing w:after="60"/>
+      </w:pPr>
+      <w:r>
+        <w:rPr>
+          <w:rFonts w:ascii="Calibri" w:cs="Calibri" w:eastAsia="Calibri" w:hAnsi="Calibri"/>
+          <w:sz w:val="23"/>
+          <w:szCs w:val="23"/>
+        </w:rPr>
+        <w:t xml:space="preserve">Your own pictures: </w:t>
+      </w:r>
+      <w:r>
+        <w:rPr>
+          <w:rFonts w:ascii="Consolas" w:cs="Consolas" w:eastAsia="Consolas" w:hAnsi="Consolas"/>
+          <w:color w:val="1F4E79"/>
+          <w:sz w:val="21"/>
+          <w:szCs w:val="21"/>
+        </w:rPr>
+        <w:t xml:space="preserve">full_image="heart_full.png"</w:t>
+      </w:r>
+      <w:r>
+        <w:rPr>
+          <w:rFonts w:ascii="Calibri" w:cs="Calibri" w:eastAsia="Calibri" w:hAnsi="Calibri"/>
+          <w:sz w:val="23"/>
+          <w:szCs w:val="23"/>
+        </w:rPr>
+        <w:t xml:space="preserve"> (also </w:t>
+      </w:r>
+      <w:r>
+        <w:rPr>
+          <w:rFonts w:ascii="Consolas" w:cs="Consolas" w:eastAsia="Consolas" w:hAnsi="Consolas"/>
+          <w:color w:val="1F4E79"/>
+          <w:sz w:val="21"/>
+          <w:szCs w:val="21"/>
+        </w:rPr>
+        <w:t xml:space="preserve">half_image=</w:t>
+      </w:r>
+      <w:r>
+        <w:rPr>
+          <w:rFonts w:ascii="Calibri" w:cs="Calibri" w:eastAsia="Calibri" w:hAnsi="Calibri"/>
+          <w:sz w:val="23"/>
+          <w:szCs w:val="23"/>
+        </w:rPr>
+        <w:t xml:space="preserve"> and </w:t>
+      </w:r>
+      <w:r>
+        <w:rPr>
+          <w:rFonts w:ascii="Consolas" w:cs="Consolas" w:eastAsia="Consolas" w:hAnsi="Consolas"/>
+          <w:color w:val="1F4E79"/>
+          <w:sz w:val="21"/>
+          <w:szCs w:val="21"/>
+        </w:rPr>
+        <w:t xml:space="preserve">empty_image=</w:t>
+      </w:r>
+      <w:r>
+        <w:rPr>
+          <w:rFonts w:ascii="Calibri" w:cs="Calibri" w:eastAsia="Calibri" w:hAnsi="Calibri"/>
+          <w:sz w:val="23"/>
+          <w:szCs w:val="23"/>
+        </w:rPr>
+        <w:t xml:space="preserve">)</w:t>
+      </w:r>
+    </w:p>
+    <w:p>
+      <w:pPr>
+        <w:pStyle w:val="ListParagraph"/>
+        <w:numPr>
+          <w:ilvl w:val="0"/>
+          <w:numId w:val="4"/>
+        </w:numPr>
+        <w:spacing w:after="60"/>
+      </w:pPr>
+      <w:r>
+        <w:rPr>
+          <w:rFonts w:ascii="Calibri" w:cs="Calibri" w:eastAsia="Calibri" w:hAnsi="Calibri"/>
+          <w:sz w:val="23"/>
+          <w:szCs w:val="23"/>
+        </w:rPr>
+        <w:t xml:space="preserve">Lots of hearts on two rows: </w:t>
+      </w:r>
+      <w:r>
+        <w:rPr>
+          <w:rFonts w:ascii="Consolas" w:cs="Consolas" w:eastAsia="Consolas" w:hAnsi="Consolas"/>
+          <w:color w:val="1F4E79"/>
+          <w:sz w:val="21"/>
+          <w:szCs w:val="21"/>
+        </w:rPr>
+        <w:t xml:space="preserve">per_row=10</w:t>
+      </w:r>
+    </w:p>
+    <w:p>
+      <w:pPr>
+        <w:pStyle w:val="ListParagraph"/>
+        <w:numPr>
+          <w:ilvl w:val="0"/>
+          <w:numId w:val="4"/>
+        </w:numPr>
+        <w:spacing w:after="60"/>
+      </w:pPr>
+      <w:r>
+        <w:rPr>
+          <w:rFonts w:ascii="Calibri" w:cs="Calibri" w:eastAsia="Calibri" w:hAnsi="Calibri"/>
+          <w:sz w:val="23"/>
+          <w:szCs w:val="23"/>
+        </w:rPr>
+        <w:t xml:space="preserve">Blink after a hit: </w:t>
+      </w:r>
+      <w:r>
+        <w:rPr>
+          <w:rFonts w:ascii="Consolas" w:cs="Consolas" w:eastAsia="Consolas" w:hAnsi="Consolas"/>
+          <w:color w:val="1F4E79"/>
+          <w:sz w:val="21"/>
+          <w:szCs w:val="21"/>
+        </w:rPr>
+        <w:t xml:space="preserve">flash_when_hurt=True</w:t>
+      </w:r>
+      <w:r>
+        <w:rPr>
+          <w:rFonts w:ascii="Calibri" w:cs="Calibri" w:eastAsia="Calibri" w:hAnsi="Calibri"/>
+          <w:sz w:val="23"/>
+          <w:szCs w:val="23"/>
+        </w:rPr>
+        <w:t xml:space="preserve"> and call </w:t>
+      </w:r>
+      <w:r>
+        <w:rPr>
+          <w:rFonts w:ascii="Consolas" w:cs="Consolas" w:eastAsia="Consolas" w:hAnsi="Consolas"/>
+          <w:color w:val="1F4E79"/>
+          <w:sz w:val="21"/>
+          <w:szCs w:val="21"/>
+        </w:rPr>
+        <w:t xml:space="preserve">hearts.update(tick)</w:t>
+      </w:r>
+    </w:p>
+    <w:tbl>
+      <w:tblPr>
+        <w:tblW w:type="dxa" w:w="9638"/>
+        <w:tblBorders>
+          <w:top w:val="single" w:color="auto" w:sz="4"/>
+          <w:left w:val="single" w:color="auto" w:sz="4"/>
+          <w:bottom w:val="single" w:color="auto" w:sz="4"/>
+          <w:right w:val="single" w:color="auto" w:sz="4"/>
+          <w:insideH w:val="single" w:color="auto" w:sz="4"/>
+          <w:insideV w:val="single" w:color="auto" w:sz="4"/>
+        </w:tblBorders>
+      </w:tblPr>
+      <w:tblGrid>
+        <w:gridCol w:w="9638"/>
+      </w:tblGrid>
+      <w:tr>
+        <w:trPr>
+          <w:cantSplit/>
+        </w:trPr>
+        <w:tc>
+          <w:tcPr>
+            <w:tcW w:type="dxa" w:w="9638"/>
+            <w:tcBorders>
+              <w:top w:val="none" w:color="FFFFFF" w:sz="0"/>
+              <w:left w:val="single" w:color="1565C0" w:sz="36"/>
+              <w:bottom w:val="none" w:color="FFFFFF" w:sz="0"/>
+              <w:right w:val="none" w:color="FFFFFF" w:sz="0"/>
+            </w:tcBorders>
+            <w:shd w:fill="E3F2FD" w:color="auto" w:val="clear"/>
+            <w:tcMar>
+              <w:top w:type="dxa" w:w="100"/>
+              <w:left w:type="dxa" w:w="180"/>
+              <w:bottom w:type="dxa" w:w="100"/>
+              <w:right w:type="dxa" w:w="180"/>
+            </w:tcMar>
+          </w:tcPr>
+          <w:p>
+            <w:r>
+              <w:rPr>
+                <w:rFonts w:ascii="Calibri" w:cs="Calibri" w:eastAsia="Calibri" w:hAnsi="Calibri"/>
+                <w:b/>
+                <w:bCs/>
+                <w:color w:val="1565C0"/>
+                <w:sz w:val="23"/>
+                <w:szCs w:val="23"/>
+              </w:rPr>
+              <w:t xml:space="preserve">Tip:  </w:t>
+            </w:r>
+            <w:r>
+              <w:rPr>
+                <w:rFonts w:ascii="Calibri" w:cs="Calibri" w:eastAsia="Calibri" w:hAnsi="Calibri"/>
+                <w:sz w:val="23"/>
+                <w:szCs w:val="23"/>
+              </w:rPr>
+              <w:t>You don't update the hearts yourself. player_health.damage(1) takes away half a heart straight away.</w:t>
+            </w:r>
+          </w:p>
+        </w:tc>
+      </w:tr>
+    </w:tbl>
+    <w:p>
+      <w:pPr>
+        <w:spacing w:before="160"/>
+      </w:pPr>
+      <w:r>
+        <w:rPr>
+          <w:rFonts w:ascii="Calibri" w:cs="Calibri" w:eastAsia="Calibri" w:hAnsi="Calibri"/>
+          <w:b/>
+          <w:bCs/>
+          <w:color w:val="555555"/>
+          <w:sz w:val="23"/>
+          <w:szCs w:val="23"/>
+        </w:rPr>
+        <w:t xml:space="preserve">See the example:  </w:t>
+      </w:r>
+      <w:r>
+        <w:rPr>
+          <w:rFonts w:ascii="Consolas" w:cs="Consolas" w:eastAsia="Consolas" w:hAnsi="Consolas"/>
+          <w:color w:val="1F4E79"/>
+          <w:sz w:val="22"/>
+          <w:szCs w:val="22"/>
+        </w:rPr>
+        <w:t xml:space="preserve">examples/hearts_example.py</w:t>
+      </w:r>
+    </w:p>
+    <w:p>
+      <w:r>
+        <w:br w:type="page"/>
+      </w:r>
+    </w:p>
+    <w:p>
+      <w:pPr>
+        <w:keepNext/>
+        <w:pBdr>
+          <w:left w:val="single" w:color="C62828" w:sz="48" w:space="8"/>
+        </w:pBdr>
+        <w:spacing w:after="60" w:before="0"/>
+      </w:pPr>
+      <w:r>
+        <w:rPr>
+          <w:rFonts w:ascii="Calibri" w:cs="Calibri" w:eastAsia="Calibri" w:hAnsi="Calibri"/>
+          <w:b/>
+          <w:bCs/>
+          <w:color w:val="C62828"/>
+          <w:sz w:val="40"/>
+          <w:szCs w:val="40"/>
+        </w:rPr>
+        <w:t xml:space="preserve">Health bars above enemies</w:t>
+      </w:r>
+    </w:p>
+    <w:p>
+      <w:pPr>
+        <w:keepNext/>
+        <w:spacing w:after="160"/>
+      </w:pPr>
+      <w:r>
+        <w:rPr>
+          <w:rFonts w:ascii="Calibri" w:cs="Calibri" w:eastAsia="Calibri" w:hAnsi="Calibri"/>
+          <w:i w:val="false"/>
+          <w:iCs w:val="false"/>
+          <w:color w:val="333333"/>
+          <w:sz w:val="26"/>
+          <w:szCs w:val="26"/>
+        </w:rPr>
+        <w:t xml:space="preserve">A small bar floats over each enemy and scrolls with the camera.</w:t>
+      </w:r>
+    </w:p>
+    <w:p>
+      <w:pPr>
+        <w:keepNext/>
+        <w:spacing w:after="160"/>
+        <w:jc w:val="center"/>
+      </w:pPr>
+      <w:r>
+        <w:drawing>
+          <wp:inline distT="0" distB="0" distL="0" distR="0">
+            <wp:extent cx="4800320" cy="1971560"/>
+            <wp:effectExtent t="0" r="0" b="0" l="0"/>
+            <wp:docPr id="9508" name="enemy_bars" descr="enemy_bars" title="enemy_bars"/>
+            <wp:cNvGraphicFramePr>
+              <a:graphicFrameLocks xmlns:a="http://schemas.openxmlformats.org/drawingml/2006/main" noChangeAspect="1"/>
+            </wp:cNvGraphicFramePr>
+            <a:graphic xmlns:a="http://schemas.openxmlformats.org/drawingml/2006/main">
+              <a:graphicData uri="http://schemas.openxmlformats.org/drawingml/2006/picture">
+                <pic:pic xmlns:pic="http://schemas.openxmlformats.org/drawingml/2006/picture">
+                  <pic:nvPicPr>
+                    <pic:cNvPr id="9508" name="enemy_bars" descr="enemy_bars"/>
+                    <pic:cNvPicPr>
+                      <a:picLocks noChangeAspect="1" noChangeArrowheads="1"/>
+                    </pic:cNvPicPr>
+                  </pic:nvPicPr>
+                  <pic:blipFill>
+                    <a:blip r:embed="rId59" cstate="none"/>
+                    <a:srcRect/>
+                    <a:stretch>
+                      <a:fillRect/>
+                    </a:stretch>
+                  </pic:blipFill>
+                  <pic:spPr bwMode="auto">
+                    <a:xfrm>
+                      <a:off x="0" y="0"/>
+                      <a:ext cx="4800320" cy="1971560"/>
+                    </a:xfrm>
+                    <a:prstGeom prst="rect">
+                      <a:avLst/>
+                    </a:prstGeom>
+                  </pic:spPr>
+                </pic:pic>
+              </a:graphicData>
+            </a:graphic>
+          </wp:inline>
+        </w:drawing>
+      </w:r>
+    </w:p>
+    <w:tbl>
+      <w:tblPr>
+        <w:tblW w:type="dxa" w:w="9638"/>
+        <w:tblBorders>
+          <w:top w:val="single" w:color="auto" w:sz="4"/>
+          <w:left w:val="single" w:color="auto" w:sz="4"/>
+          <w:bottom w:val="single" w:color="auto" w:sz="4"/>
+          <w:right w:val="single" w:color="auto" w:sz="4"/>
+          <w:insideH w:val="single" w:color="auto" w:sz="4"/>
+          <w:insideV w:val="single" w:color="auto" w:sz="4"/>
+        </w:tblBorders>
+      </w:tblPr>
+      <w:tblGrid>
+        <w:gridCol w:w="9638"/>
+      </w:tblGrid>
+      <w:tr>
+        <w:trPr>
+          <w:cantSplit/>
+        </w:trPr>
+        <w:tc>
+          <w:tcPr>
+            <w:tcW w:type="dxa" w:w="9638"/>
+            <w:tcBorders>
+              <w:top w:val="single" w:color="FFFFFF" w:sz="4"/>
+              <w:left w:val="single" w:color="2E7D32" w:sz="36"/>
+              <w:bottom w:val="single" w:color="FFFFFF" w:sz="4"/>
+              <w:right w:val="none" w:color="FFFFFF" w:sz="0"/>
+            </w:tcBorders>
+            <w:shd w:fill="E8F5E9" w:color="auto" w:val="clear"/>
+            <w:tcMar>
+              <w:top w:type="dxa" w:w="60"/>
+              <w:left w:type="dxa" w:w="160"/>
+              <w:bottom w:type="dxa" w:w="80"/>
+              <w:right w:type="dxa" w:w="120"/>
+            </w:tcMar>
+          </w:tcPr>
+          <w:p>
+            <w:pPr>
+              <w:spacing w:after="40"/>
+            </w:pPr>
+            <w:r>
+              <w:rPr>
+                <w:rFonts w:ascii="Calibri" w:cs="Calibri" w:eastAsia="Calibri" w:hAnsi="Calibri"/>
+                <w:b/>
+                <w:bCs/>
+                <w:color w:val="FFFFFF"/>
+                <w:sz w:val="18"/>
+                <w:szCs w:val="18"/>
+                <w:shd w:fill="2E7D32" w:color="auto" w:val="clear"/>
+              </w:rPr>
+              <w:t xml:space="preserve"> init_pygame() </w:t>
+            </w:r>
+          </w:p>
+          <w:p>
+            <w:pPr>
+              <w:spacing w:line="260"/>
+            </w:pPr>
+            <w:r>
+              <w:rPr>
+                <w:rFonts w:ascii="Consolas" w:cs="Consolas" w:eastAsia="Consolas" w:hAnsi="Consolas"/>
+                <w:color w:val="111111"/>
+                <w:sz w:val="20"/>
+                <w:szCs w:val="20"/>
+              </w:rPr>
+              <w:t xml:space="preserve">for enemy in enemies:</w:t>
+            </w:r>
+          </w:p>
+          <w:p>
+            <w:pPr>
+              <w:spacing w:line="260"/>
+            </w:pPr>
+            <w:r>
+              <w:rPr>
+                <w:rFonts w:ascii="Consolas" w:cs="Consolas" w:eastAsia="Consolas" w:hAnsi="Consolas"/>
+                <w:color w:val="111111"/>
+                <w:sz w:val="20"/>
+                <w:szCs w:val="20"/>
+              </w:rPr>
+              <w:t xml:space="preserve">    enemy.health = Health(30)</w:t>
+            </w:r>
+          </w:p>
+        </w:tc>
+      </w:tr>
+      <w:tr>
+        <w:trPr>
+          <w:cantSplit/>
+        </w:trPr>
+        <w:tc>
+          <w:tcPr>
+            <w:tcW w:type="dxa" w:w="9638"/>
+            <w:tcBorders>
+              <w:top w:val="single" w:color="FFFFFF" w:sz="4"/>
+              <w:left w:val="single" w:color="455A64" w:sz="36"/>
+              <w:bottom w:val="single" w:color="FFFFFF" w:sz="4"/>
+              <w:right w:val="none" w:color="FFFFFF" w:sz="0"/>
+            </w:tcBorders>
+            <w:shd w:fill="ECEFF1" w:color="auto" w:val="clear"/>
+            <w:tcMar>
+              <w:top w:type="dxa" w:w="60"/>
+              <w:left w:type="dxa" w:w="160"/>
+              <w:bottom w:type="dxa" w:w="80"/>
+              <w:right w:type="dxa" w:w="120"/>
+            </w:tcMar>
+          </w:tcPr>
+          <w:p>
+            <w:pPr>
+              <w:spacing w:after="40"/>
+            </w:pPr>
+            <w:r>
+              <w:rPr>
+                <w:rFonts w:ascii="Calibri" w:cs="Calibri" w:eastAsia="Calibri" w:hAnsi="Calibri"/>
+                <w:b/>
+                <w:bCs/>
+                <w:color w:val="FFFFFF"/>
+                <w:sz w:val="18"/>
+                <w:szCs w:val="18"/>
+                <w:shd w:fill="455A64" w:color="auto" w:val="clear"/>
+              </w:rPr>
+              <w:t xml:space="preserve"> anywhere (e.g. when an enemy is hit) </w:t>
+            </w:r>
+          </w:p>
+          <w:p>
+            <w:pPr>
+              <w:spacing w:line="260"/>
+            </w:pPr>
+            <w:r>
+              <w:rPr>
+                <w:rFonts w:ascii="Consolas" w:cs="Consolas" w:eastAsia="Consolas" w:hAnsi="Consolas"/>
+                <w:color w:val="111111"/>
+                <w:sz w:val="20"/>
+                <w:szCs w:val="20"/>
+              </w:rPr>
+              <w:t>enemy.health.damage(10)</w:t>
+            </w:r>
+          </w:p>
+        </w:tc>
+      </w:tr>
+      <w:tr>
+        <w:trPr>
+          <w:cantSplit/>
+        </w:trPr>
+        <w:tc>
+          <w:tcPr>
+            <w:tcW w:type="dxa" w:w="9638"/>
+            <w:tcBorders>
+              <w:top w:val="single" w:color="FFFFFF" w:sz="4"/>
+              <w:left w:val="single" w:color="6A1B9A" w:sz="36"/>
+              <w:bottom w:val="single" w:color="FFFFFF" w:sz="4"/>
+              <w:right w:val="none" w:color="FFFFFF" w:sz="0"/>
+            </w:tcBorders>
+            <w:shd w:fill="F3E5F5" w:color="auto" w:val="clear"/>
+            <w:tcMar>
+              <w:top w:type="dxa" w:w="60"/>
+              <w:left w:type="dxa" w:w="160"/>
+              <w:bottom w:type="dxa" w:w="80"/>
+              <w:right w:type="dxa" w:w="120"/>
+            </w:tcMar>
+          </w:tcPr>
+          <w:p>
+            <w:pPr>
+              <w:spacing w:after="40"/>
+            </w:pPr>
+            <w:r>
+              <w:rPr>
+                <w:rFonts w:ascii="Calibri" w:cs="Calibri" w:eastAsia="Calibri" w:hAnsi="Calibri"/>
+                <w:b/>
+                <w:bCs/>
+                <w:color w:val="FFFFFF"/>
+                <w:sz w:val="18"/>
+                <w:szCs w:val="18"/>
+                <w:shd w:fill="6A1B9A" w:color="auto" w:val="clear"/>
+              </w:rPr>
+              <w:t xml:space="preserve"> draw_game() </w:t>
+            </w:r>
+          </w:p>
+          <w:p>
+            <w:pPr>
+              <w:spacing w:line="260"/>
+            </w:pPr>
+            <w:r>
+              <w:rPr>
+                <w:rFonts w:ascii="Consolas" w:cs="Consolas" w:eastAsia="Consolas" w:hAnsi="Consolas"/>
+                <w:color w:val="111111"/>
+                <w:sz w:val="20"/>
+                <w:szCs w:val="20"/>
+              </w:rPr>
+              <w:t xml:space="preserve">for enemy in enemies:</w:t>
+            </w:r>
+          </w:p>
+          <w:p>
+            <w:pPr>
+              <w:spacing w:line="260"/>
+            </w:pPr>
+            <w:r>
+              <w:rPr>
+                <w:rFonts w:ascii="Consolas" w:cs="Consolas" w:eastAsia="Consolas" w:hAnsi="Consolas"/>
+                <w:color w:val="111111"/>
+                <w:sz w:val="20"/>
+                <w:szCs w:val="20"/>
+              </w:rPr>
+              <w:t xml:space="preserve">    enemy.draw(screen, camera)</w:t>
+            </w:r>
+          </w:p>
+          <w:p>
+            <w:pPr>
+              <w:spacing w:line="260"/>
+            </w:pPr>
+            <w:r>
+              <w:rPr>
+                <w:rFonts w:ascii="Consolas" w:cs="Consolas" w:eastAsia="Consolas" w:hAnsi="Consolas"/>
+                <w:color w:val="111111"/>
+                <w:sz w:val="20"/>
+                <w:szCs w:val="20"/>
+              </w:rPr>
+              <w:t xml:space="preserve">    enemy.health.draw_bar(screen, enemy, camera)</w:t>
+            </w:r>
+          </w:p>
+        </w:tc>
+      </w:tr>
+    </w:tbl>
+    <w:p>
+      <w:pPr>
+        <w:spacing w:after="120"/>
+      </w:pPr>
+    </w:p>
+    <w:p>
+      <w:pPr>
+        <w:keepNext/>
+        <w:spacing w:after="60" w:before="60"/>
+      </w:pPr>
+      <w:r>
+        <w:rPr>
+          <w:rFonts w:ascii="Calibri" w:cs="Calibri" w:eastAsia="Calibri" w:hAnsi="Calibri"/>
+          <w:b/>
+          <w:bCs/>
+          <w:color w:val="C62828"/>
+          <w:sz w:val="26"/>
+          <w:szCs w:val="26"/>
+        </w:rPr>
+        <w:t xml:space="preserve">Change it</w:t>
+      </w:r>
+    </w:p>
+    <w:p>
+      <w:pPr>
+        <w:pStyle w:val="ListParagraph"/>
+        <w:numPr>
+          <w:ilvl w:val="0"/>
+          <w:numId w:val="4"/>
+        </w:numPr>
+        <w:spacing w:after="60"/>
+      </w:pPr>
+      <w:r>
+        <w:rPr>
+          <w:rFonts w:ascii="Calibri" w:cs="Calibri" w:eastAsia="Calibri" w:hAnsi="Calibri"/>
+          <w:sz w:val="23"/>
+          <w:szCs w:val="23"/>
+        </w:rPr>
+        <w:t xml:space="preserve">Red when nearly dead: </w:t>
+      </w:r>
+      <w:r>
+        <w:rPr>
+          <w:rFonts w:ascii="Consolas" w:cs="Consolas" w:eastAsia="Consolas" w:hAnsi="Consolas"/>
+          <w:color w:val="1F4E79"/>
+          <w:sz w:val="21"/>
+          <w:szCs w:val="21"/>
+        </w:rPr>
+        <w:t xml:space="preserve">draw_bar(screen, enemy, camera, low_color=(230, 50, 50))</w:t>
+      </w:r>
+    </w:p>
+    <w:p>
+      <w:pPr>
+        <w:pStyle w:val="ListParagraph"/>
+        <w:numPr>
+          <w:ilvl w:val="0"/>
+          <w:numId w:val="4"/>
+        </w:numPr>
+        <w:spacing w:after="60"/>
+      </w:pPr>
+      <w:r>
+        <w:rPr>
+          <w:rFonts w:ascii="Calibri" w:cs="Calibri" w:eastAsia="Calibri" w:hAnsi="Calibri"/>
+          <w:sz w:val="23"/>
+          <w:szCs w:val="23"/>
+        </w:rPr>
+        <w:t xml:space="preserve">Show the health just lost: </w:t>
+      </w:r>
+      <w:r>
+        <w:rPr>
+          <w:rFonts w:ascii="Consolas" w:cs="Consolas" w:eastAsia="Consolas" w:hAnsi="Consolas"/>
+          <w:color w:val="1F4E79"/>
+          <w:sz w:val="21"/>
+          <w:szCs w:val="21"/>
+        </w:rPr>
+        <w:t xml:space="preserve">animate=True</w:t>
+      </w:r>
+    </w:p>
+    <w:p>
+      <w:pPr>
+        <w:pStyle w:val="ListParagraph"/>
+        <w:numPr>
+          <w:ilvl w:val="0"/>
+          <w:numId w:val="4"/>
+        </w:numPr>
+        <w:spacing w:after="60"/>
+      </w:pPr>
+      <w:r>
+        <w:rPr>
+          <w:rFonts w:ascii="Calibri" w:cs="Calibri" w:eastAsia="Calibri" w:hAnsi="Calibri"/>
+          <w:sz w:val="23"/>
+          <w:szCs w:val="23"/>
+        </w:rPr>
+        <w:t xml:space="preserve">Only show it once hurt: </w:t>
+      </w:r>
+      <w:r>
+        <w:rPr>
+          <w:rFonts w:ascii="Consolas" w:cs="Consolas" w:eastAsia="Consolas" w:hAnsi="Consolas"/>
+          <w:color w:val="1F4E79"/>
+          <w:sz w:val="21"/>
+          <w:szCs w:val="21"/>
+        </w:rPr>
+        <w:t xml:space="preserve">hide_when_full=True</w:t>
+      </w:r>
+    </w:p>
+    <w:p>
+      <w:pPr>
+        <w:pStyle w:val="ListParagraph"/>
+        <w:numPr>
+          <w:ilvl w:val="0"/>
+          <w:numId w:val="4"/>
+        </w:numPr>
+        <w:spacing w:after="60"/>
+      </w:pPr>
+      <w:r>
+        <w:rPr>
+          <w:rFonts w:ascii="Calibri" w:cs="Calibri" w:eastAsia="Calibri" w:hAnsi="Calibri"/>
+          <w:sz w:val="23"/>
+          <w:szCs w:val="23"/>
+        </w:rPr>
+        <w:t xml:space="preserve">Thinner and higher: </w:t>
+      </w:r>
+      <w:r>
+        <w:rPr>
+          <w:rFonts w:ascii="Consolas" w:cs="Consolas" w:eastAsia="Consolas" w:hAnsi="Consolas"/>
+          <w:color w:val="1F4E79"/>
+          <w:sz w:val="21"/>
+          <w:szCs w:val="21"/>
+        </w:rPr>
+        <w:t xml:space="preserve">height=4, gap=10</w:t>
+      </w:r>
+    </w:p>
+    <w:p>
+      <w:pPr>
+        <w:spacing w:before="160"/>
+      </w:pPr>
+      <w:r>
+        <w:rPr>
+          <w:rFonts w:ascii="Calibri" w:cs="Calibri" w:eastAsia="Calibri" w:hAnsi="Calibri"/>
+          <w:b/>
+          <w:bCs/>
+          <w:color w:val="555555"/>
+          <w:sz w:val="23"/>
+          <w:szCs w:val="23"/>
+        </w:rPr>
+        <w:t xml:space="preserve">See the example:  </w:t>
+      </w:r>
+      <w:r>
+        <w:rPr>
+          <w:rFonts w:ascii="Consolas" w:cs="Consolas" w:eastAsia="Consolas" w:hAnsi="Consolas"/>
+          <w:color w:val="1F4E79"/>
+          <w:sz w:val="22"/>
+          <w:szCs w:val="22"/>
+        </w:rPr>
+        <w:t xml:space="preserve">examples/hud_example.py</w:t>
+      </w:r>
+    </w:p>
+    <w:p>
+      <w:r>
+        <w:br w:type="page"/>
+      </w:r>
+    </w:p>
+    <w:p>
+      <w:pPr>
+        <w:keepNext/>
+        <w:pBdr>
+          <w:left w:val="single" w:color="C62828" w:sz="48" w:space="8"/>
+        </w:pBdr>
+        <w:spacing w:after="60" w:before="0"/>
+      </w:pPr>
+      <w:r>
+        <w:rPr>
+          <w:rFonts w:ascii="Calibri" w:cs="Calibri" w:eastAsia="Calibri" w:hAnsi="Calibri"/>
+          <w:b/>
+          <w:bCs/>
+          <w:color w:val="C62828"/>
+          <w:sz w:val="40"/>
+          <w:szCs w:val="40"/>
+        </w:rPr>
         <w:t xml:space="preserve">Particles</w:t>
       </w:r>
     </w:p>
@@ -16635,6 +20425,503 @@
           <w:sz w:val="40"/>
           <w:szCs w:val="40"/>
         </w:rPr>
+        <w:t>FloatingText</w:t>
+      </w:r>
+    </w:p>
+    <w:p>
+      <w:pPr>
+        <w:keepNext/>
+        <w:spacing w:after="160"/>
+      </w:pPr>
+      <w:r>
+        <w:rPr>
+          <w:rFonts w:ascii="Calibri" w:cs="Calibri" w:eastAsia="Calibri" w:hAnsi="Calibri"/>
+          <w:i w:val="false"/>
+          <w:iCs w:val="false"/>
+          <w:color w:val="333333"/>
+          <w:sz w:val="26"/>
+          <w:szCs w:val="26"/>
+        </w:rPr>
+        <w:t>Damage numbers and "+10" pop-ups that float up and fade away. FloatingText is a text particle: Particles looks after it, just like an explosion.</w:t>
+      </w:r>
+    </w:p>
+    <w:p>
+      <w:pPr>
+        <w:keepNext/>
+        <w:spacing w:after="160"/>
+        <w:jc w:val="center"/>
+      </w:pPr>
+      <w:r>
+        <w:drawing>
+          <wp:inline distT="0" distB="0" distL="0" distR="0">
+            <wp:extent cx="4676775" cy="2004332"/>
+            <wp:effectExtent t="0" r="0" b="0" l="0"/>
+            <wp:docPr id="9101" name="floating_text" descr="particles" title="particles"/>
+            <wp:cNvGraphicFramePr>
+              <a:graphicFrameLocks xmlns:a="http://schemas.openxmlformats.org/drawingml/2006/main" noChangeAspect="1"/>
+            </wp:cNvGraphicFramePr>
+            <a:graphic xmlns:a="http://schemas.openxmlformats.org/drawingml/2006/main">
+              <a:graphicData uri="http://schemas.openxmlformats.org/drawingml/2006/picture">
+                <pic:pic xmlns:pic="http://schemas.openxmlformats.org/drawingml/2006/picture">
+                  <pic:nvPicPr>
+                    <pic:cNvPr id="0" name="floating_text.png" descr=""/>
+                    <pic:cNvPicPr>
+                      <a:picLocks noChangeAspect="1" noChangeArrowheads="1"/>
+                    </pic:cNvPicPr>
+                  </pic:nvPicPr>
+                  <pic:blipFill>
+                    <a:blip r:embed="rId51" cstate="none"/>
+                    <a:srcRect/>
+                    <a:stretch>
+                      <a:fillRect/>
+                    </a:stretch>
+                  </pic:blipFill>
+                  <pic:spPr bwMode="auto">
+                    <a:xfrm>
+                      <a:off x="0" y="0"/>
+                      <a:ext cx="4676775" cy="2004332"/>
+                    </a:xfrm>
+                    <a:prstGeom prst="rect">
+                      <a:avLst/>
+                    </a:prstGeom>
+                  </pic:spPr>
+                </pic:pic>
+              </a:graphicData>
+            </a:graphic>
+          </wp:inline>
+        </w:drawing>
+      </w:r>
+    </w:p>
+    <w:tbl>
+      <w:tblPr>
+        <w:tblW w:type="dxa" w:w="9638"/>
+        <w:tblBorders>
+          <w:top w:val="single" w:color="auto" w:sz="4"/>
+          <w:left w:val="single" w:color="auto" w:sz="4"/>
+          <w:bottom w:val="single" w:color="auto" w:sz="4"/>
+          <w:right w:val="single" w:color="auto" w:sz="4"/>
+          <w:insideH w:val="single" w:color="auto" w:sz="4"/>
+          <w:insideV w:val="single" w:color="auto" w:sz="4"/>
+        </w:tblBorders>
+      </w:tblPr>
+      <w:tblGrid>
+        <w:gridCol w:w="9638"/>
+      </w:tblGrid>
+      <w:tr>
+        <w:trPr>
+          <w:cantSplit/>
+        </w:trPr>
+        <w:tc>
+          <w:tcPr>
+            <w:tcW w:type="dxa" w:w="9638"/>
+            <w:tcBorders>
+              <w:top w:val="single" w:color="FFFFFF" w:sz="4"/>
+              <w:left w:val="single" w:color="455A64" w:sz="36"/>
+              <w:bottom w:val="single" w:color="FFFFFF" w:sz="4"/>
+              <w:right w:val="none" w:color="FFFFFF" w:sz="0"/>
+            </w:tcBorders>
+            <w:shd w:fill="ECEFF1" w:color="auto" w:val="clear"/>
+            <w:tcMar>
+              <w:top w:type="dxa" w:w="60"/>
+              <w:left w:type="dxa" w:w="160"/>
+              <w:bottom w:type="dxa" w:w="80"/>
+              <w:right w:type="dxa" w:w="120"/>
+            </w:tcMar>
+          </w:tcPr>
+          <w:p>
+            <w:pPr>
+              <w:spacing w:after="40"/>
+            </w:pPr>
+            <w:r>
+              <w:rPr>
+                <w:rFonts w:ascii="Calibri" w:cs="Calibri" w:eastAsia="Calibri" w:hAnsi="Calibri"/>
+                <w:b/>
+                <w:bCs/>
+                <w:color w:val="FFFFFF"/>
+                <w:sz w:val="18"/>
+                <w:szCs w:val="18"/>
+                <w:shd w:fill="455A64" w:color="auto" w:val="clear"/>
+              </w:rPr>
+              <w:t xml:space="preserve"> anywhere (e.g. when an enemy is hit) </w:t>
+            </w:r>
+          </w:p>
+          <w:p>
+            <w:pPr>
+              <w:spacing w:line="260"/>
+            </w:pPr>
+            <w:r>
+              <w:rPr>
+                <w:rFonts w:ascii="Consolas" w:cs="Consolas" w:eastAsia="Consolas" w:hAnsi="Consolas"/>
+                <w:color w:val="111111"/>
+                <w:sz w:val="20"/>
+                <w:szCs w:val="20"/>
+              </w:rPr>
+              <w:t>FloatingText(enemy.rect.centerx, enemy.rect.top, "-10", color="red")</w:t>
+            </w:r>
+          </w:p>
+          <w:p>
+            <w:pPr>
+              <w:spacing w:line="260"/>
+            </w:pPr>
+            <w:r>
+              <w:rPr>
+                <w:rFonts w:ascii="Consolas" w:cs="Consolas" w:eastAsia="Consolas" w:hAnsi="Consolas"/>
+                <w:color w:val="111111"/>
+                <w:sz w:val="20"/>
+                <w:szCs w:val="20"/>
+              </w:rPr>
+              <w:t># no list to keep: it removes itself when it has faded</w:t>
+            </w:r>
+          </w:p>
+        </w:tc>
+      </w:tr>
+      <w:tr>
+        <w:trPr>
+          <w:cantSplit/>
+        </w:trPr>
+        <w:tc>
+          <w:tcPr>
+            <w:tcW w:type="dxa" w:w="9638"/>
+            <w:tcBorders>
+              <w:top w:val="single" w:color="FFFFFF" w:sz="4"/>
+              <w:left w:val="single" w:color="E65100" w:sz="36"/>
+              <w:bottom w:val="single" w:color="FFFFFF" w:sz="4"/>
+              <w:right w:val="none" w:color="FFFFFF" w:sz="0"/>
+            </w:tcBorders>
+            <w:shd w:fill="FFF3E0" w:color="auto" w:val="clear"/>
+            <w:tcMar>
+              <w:top w:type="dxa" w:w="60"/>
+              <w:left w:type="dxa" w:w="160"/>
+              <w:bottom w:type="dxa" w:w="80"/>
+              <w:right w:type="dxa" w:w="120"/>
+            </w:tcMar>
+          </w:tcPr>
+          <w:p>
+            <w:pPr>
+              <w:spacing w:after="40"/>
+            </w:pPr>
+            <w:r>
+              <w:rPr>
+                <w:rFonts w:ascii="Calibri" w:cs="Calibri" w:eastAsia="Calibri" w:hAnsi="Calibri"/>
+                <w:b/>
+                <w:bCs/>
+                <w:color w:val="FFFFFF"/>
+                <w:sz w:val="18"/>
+                <w:szCs w:val="18"/>
+                <w:shd w:fill="E65100" w:color="auto" w:val="clear"/>
+              </w:rPr>
+              <w:t xml:space="preserve"> update(tick) </w:t>
+            </w:r>
+          </w:p>
+          <w:p>
+            <w:pPr>
+              <w:spacing w:line="260"/>
+            </w:pPr>
+            <w:r>
+              <w:rPr>
+                <w:rFonts w:ascii="Consolas" w:cs="Consolas" w:eastAsia="Consolas" w:hAnsi="Consolas"/>
+                <w:color w:val="111111"/>
+                <w:sz w:val="20"/>
+                <w:szCs w:val="20"/>
+              </w:rPr>
+              <w:t>Particles.update(tick)</w:t>
+            </w:r>
+          </w:p>
+          <w:p>
+            <w:pPr>
+              <w:spacing w:line="260"/>
+            </w:pPr>
+            <w:r>
+              <w:rPr>
+                <w:rFonts w:ascii="Consolas" w:cs="Consolas" w:eastAsia="Consolas" w:hAnsi="Consolas"/>
+                <w:color w:val="111111"/>
+                <w:sz w:val="20"/>
+                <w:szCs w:val="20"/>
+              </w:rPr>
+              <w:t># floats and fades every FloatingText</w:t>
+            </w:r>
+          </w:p>
+        </w:tc>
+      </w:tr>
+      <w:tr>
+        <w:trPr>
+          <w:cantSplit/>
+        </w:trPr>
+        <w:tc>
+          <w:tcPr>
+            <w:tcW w:type="dxa" w:w="9638"/>
+            <w:tcBorders>
+              <w:top w:val="single" w:color="FFFFFF" w:sz="4"/>
+              <w:left w:val="single" w:color="6A1B9A" w:sz="36"/>
+              <w:bottom w:val="single" w:color="FFFFFF" w:sz="4"/>
+              <w:right w:val="none" w:color="FFFFFF" w:sz="0"/>
+            </w:tcBorders>
+            <w:shd w:fill="F3E5F5" w:color="auto" w:val="clear"/>
+            <w:tcMar>
+              <w:top w:type="dxa" w:w="60"/>
+              <w:left w:type="dxa" w:w="160"/>
+              <w:bottom w:type="dxa" w:w="80"/>
+              <w:right w:type="dxa" w:w="120"/>
+            </w:tcMar>
+          </w:tcPr>
+          <w:p>
+            <w:pPr>
+              <w:spacing w:after="40"/>
+            </w:pPr>
+            <w:r>
+              <w:rPr>
+                <w:rFonts w:ascii="Calibri" w:cs="Calibri" w:eastAsia="Calibri" w:hAnsi="Calibri"/>
+                <w:b/>
+                <w:bCs/>
+                <w:color w:val="FFFFFF"/>
+                <w:sz w:val="18"/>
+                <w:szCs w:val="18"/>
+                <w:shd w:fill="6A1B9A" w:color="auto" w:val="clear"/>
+              </w:rPr>
+              <w:t xml:space="preserve"> draw_game() </w:t>
+            </w:r>
+          </w:p>
+          <w:p>
+            <w:pPr>
+              <w:spacing w:line="260"/>
+            </w:pPr>
+            <w:r>
+              <w:rPr>
+                <w:rFonts w:ascii="Consolas" w:cs="Consolas" w:eastAsia="Consolas" w:hAnsi="Consolas"/>
+                <w:color w:val="111111"/>
+                <w:sz w:val="20"/>
+                <w:szCs w:val="20"/>
+              </w:rPr>
+              <w:t>Particles.draw(screen)</w:t>
+            </w:r>
+          </w:p>
+          <w:p>
+            <w:pPr>
+              <w:spacing w:line="260"/>
+            </w:pPr>
+            <w:r>
+              <w:rPr>
+                <w:rFonts w:ascii="Consolas" w:cs="Consolas" w:eastAsia="Consolas" w:hAnsi="Consolas"/>
+                <w:color w:val="111111"/>
+                <w:sz w:val="20"/>
+                <w:szCs w:val="20"/>
+              </w:rPr>
+              <w:t># even if you use no other particles!</w:t>
+            </w:r>
+          </w:p>
+        </w:tc>
+      </w:tr>
+    </w:tbl>
+    <w:p>
+      <w:pPr>
+        <w:spacing w:after="120"/>
+      </w:pPr>
+    </w:p>
+    <w:p>
+      <w:pPr>
+        <w:keepNext/>
+        <w:spacing w:after="60" w:before="60"/>
+      </w:pPr>
+      <w:r>
+        <w:rPr>
+          <w:rFonts w:ascii="Calibri" w:cs="Calibri" w:eastAsia="Calibri" w:hAnsi="Calibri"/>
+          <w:b/>
+          <w:bCs/>
+          <w:color w:val="C62828"/>
+          <w:sz w:val="26"/>
+          <w:szCs w:val="26"/>
+        </w:rPr>
+        <w:t xml:space="preserve">Change it</w:t>
+      </w:r>
+    </w:p>
+    <w:p>
+      <w:pPr>
+        <w:pStyle w:val="ListParagraph"/>
+        <w:numPr>
+          <w:ilvl w:val="0"/>
+          <w:numId w:val="4"/>
+        </w:numPr>
+        <w:spacing w:after="60"/>
+      </w:pPr>
+      <w:r>
+        <w:rPr>
+          <w:rFonts w:ascii="Calibri" w:cs="Calibri" w:eastAsia="Calibri" w:hAnsi="Calibri"/>
+          <w:sz w:val="23"/>
+          <w:szCs w:val="23"/>
+        </w:rPr>
+        <w:t xml:space="preserve">Bigger text: </w:t>
+      </w:r>
+      <w:r>
+        <w:rPr>
+          <w:rFonts w:ascii="Consolas" w:cs="Consolas" w:eastAsia="Consolas" w:hAnsi="Consolas"/>
+          <w:color w:val="1F4E79"/>
+          <w:sz w:val="21"/>
+          <w:szCs w:val="21"/>
+        </w:rPr>
+        <w:t>font_size=40</w:t>
+      </w:r>
+    </w:p>
+    <w:p>
+      <w:pPr>
+        <w:pStyle w:val="ListParagraph"/>
+        <w:numPr>
+          <w:ilvl w:val="0"/>
+          <w:numId w:val="4"/>
+        </w:numPr>
+        <w:spacing w:after="60"/>
+      </w:pPr>
+      <w:r>
+        <w:rPr>
+          <w:rFonts w:ascii="Calibri" w:cs="Calibri" w:eastAsia="Calibri" w:hAnsi="Calibri"/>
+          <w:sz w:val="23"/>
+          <w:szCs w:val="23"/>
+        </w:rPr>
+        <w:t xml:space="preserve">Slower, and stays longer: </w:t>
+      </w:r>
+      <w:r>
+        <w:rPr>
+          <w:rFonts w:ascii="Consolas" w:cs="Consolas" w:eastAsia="Consolas" w:hAnsi="Consolas"/>
+          <w:color w:val="1F4E79"/>
+          <w:sz w:val="21"/>
+          <w:szCs w:val="21"/>
+        </w:rPr>
+        <w:t>speed=30, duration=2000</w:t>
+      </w:r>
+    </w:p>
+    <w:p>
+      <w:pPr>
+        <w:pStyle w:val="ListParagraph"/>
+        <w:numPr>
+          <w:ilvl w:val="0"/>
+          <w:numId w:val="4"/>
+        </w:numPr>
+        <w:spacing w:after="60"/>
+      </w:pPr>
+      <w:r>
+        <w:rPr>
+          <w:rFonts w:ascii="Calibri" w:cs="Calibri" w:eastAsia="Calibri" w:hAnsi="Calibri"/>
+          <w:sz w:val="23"/>
+          <w:szCs w:val="23"/>
+        </w:rPr>
+        <w:t xml:space="preserve">No dark outline: </w:t>
+      </w:r>
+      <w:r>
+        <w:rPr>
+          <w:rFonts w:ascii="Consolas" w:cs="Consolas" w:eastAsia="Consolas" w:hAnsi="Consolas"/>
+          <w:color w:val="1F4E79"/>
+          <w:sz w:val="21"/>
+          <w:szCs w:val="21"/>
+        </w:rPr>
+        <w:t>outline_color=None</w:t>
+      </w:r>
+    </w:p>
+    <w:tbl>
+      <w:tblPr>
+        <w:tblW w:type="dxa" w:w="9638"/>
+        <w:tblBorders>
+          <w:top w:val="single" w:color="auto" w:sz="4"/>
+          <w:left w:val="single" w:color="auto" w:sz="4"/>
+          <w:bottom w:val="single" w:color="auto" w:sz="4"/>
+          <w:right w:val="single" w:color="auto" w:sz="4"/>
+          <w:insideH w:val="single" w:color="auto" w:sz="4"/>
+          <w:insideV w:val="single" w:color="auto" w:sz="4"/>
+        </w:tblBorders>
+      </w:tblPr>
+      <w:tblGrid>
+        <w:gridCol w:w="9638"/>
+      </w:tblGrid>
+      <w:tr>
+        <w:trPr>
+          <w:cantSplit/>
+        </w:trPr>
+        <w:tc>
+          <w:tcPr>
+            <w:tcW w:type="dxa" w:w="9638"/>
+            <w:tcBorders>
+              <w:top w:val="none" w:color="FFFFFF" w:sz="0"/>
+              <w:left w:val="single" w:color="1565C0" w:sz="36"/>
+              <w:bottom w:val="none" w:color="FFFFFF" w:sz="0"/>
+              <w:right w:val="none" w:color="FFFFFF" w:sz="0"/>
+            </w:tcBorders>
+            <w:shd w:fill="E3F2FD" w:color="auto" w:val="clear"/>
+            <w:tcMar>
+              <w:top w:type="dxa" w:w="100"/>
+              <w:left w:type="dxa" w:w="180"/>
+              <w:bottom w:type="dxa" w:w="100"/>
+              <w:right w:type="dxa" w:w="180"/>
+            </w:tcMar>
+          </w:tcPr>
+          <w:p>
+            <w:r>
+              <w:rPr>
+                <w:rFonts w:ascii="Calibri" w:cs="Calibri" w:eastAsia="Calibri" w:hAnsi="Calibri"/>
+                <w:b/>
+                <w:bCs/>
+                <w:color w:val="1565C0"/>
+                <w:sz w:val="23"/>
+                <w:szCs w:val="23"/>
+              </w:rPr>
+              <w:t xml:space="preserve">Tip:  </w:t>
+            </w:r>
+            <w:r>
+              <w:rPr>
+                <w:rFonts w:ascii="Calibri" w:cs="Calibri" w:eastAsia="Calibri" w:hAnsi="Calibri"/>
+                <w:sz w:val="23"/>
+                <w:szCs w:val="23"/>
+              </w:rPr>
+              <w:t>Text not showing? Check you have Particles.update(tick) and Particles.draw(screen). FloatingText needs them even if your game has no other particle effects.</w:t>
+            </w:r>
+          </w:p>
+        </w:tc>
+      </w:tr>
+    </w:tbl>
+    <w:p>
+      <w:pPr>
+        <w:spacing w:before="160"/>
+      </w:pPr>
+      <w:r>
+        <w:rPr>
+          <w:rFonts w:ascii="Calibri" w:cs="Calibri" w:eastAsia="Calibri" w:hAnsi="Calibri"/>
+          <w:b/>
+          <w:bCs/>
+          <w:color w:val="555555"/>
+          <w:sz w:val="23"/>
+          <w:szCs w:val="23"/>
+        </w:rPr>
+        <w:t xml:space="preserve">See the example:  </w:t>
+      </w:r>
+      <w:r>
+        <w:rPr>
+          <w:rFonts w:ascii="Consolas" w:cs="Consolas" w:eastAsia="Consolas" w:hAnsi="Consolas"/>
+          <w:color w:val="1F4E79"/>
+          <w:sz w:val="22"/>
+          <w:szCs w:val="22"/>
+        </w:rPr>
+        <w:t>examples/floating_text_example.py</w:t>
+      </w:r>
+    </w:p>
+    <w:p>
+      <w:r>
+        <w:br w:type="page"/>
+      </w:r>
+    </w:p>
+    <w:p>
+      <w:pPr>
+        <w:keepNext/>
+        <w:pBdr>
+          <w:left w:val="single" w:color="C62828" w:sz="48" w:space="8"/>
+        </w:pBdr>
+        <w:spacing w:after="60" w:before="0"/>
+      </w:pPr>
+      <w:r>
+        <w:rPr>
+          <w:rFonts w:ascii="Calibri" w:cs="Calibri" w:eastAsia="Calibri" w:hAnsi="Calibri"/>
+          <w:b/>
+          <w:bCs/>
+          <w:color w:val="C62828"/>
+          <w:sz w:val="40"/>
+          <w:szCs w:val="40"/>
+        </w:rPr>
         <w:t xml:space="preserve">Chain</w:t>
       </w:r>
     </w:p>
@@ -18236,6 +22523,19 @@
       <w:instrText xml:space="preserve">PAGE</w:instrText>
       <w:fldChar w:fldCharType="separate"/>
       <w:fldChar w:fldCharType="end"/>
+    </w:r>
+  </w:p>
+  <w:p>
+    <w:pPr>
+      <w:jc w:val="center"/>
+    </w:pPr>
+    <w:r>
+      <w:rPr>
+        <w:color w:val="888888"/>
+        <w:sz w:val="14"/>
+        <w:szCs w:val="18"/>
+      </w:rPr>
+      <w:t>© 2026 State of Victoria (Department of Education). Written by Adam Fox, Greater Shepparton Secondary College. CC BY 4.0 creativecommons.org/licenses/by/4.0</w:t>
     </w:r>
   </w:p>
 </w:ftr>

--- a/docs/PygameTkinterGUITools_StudentGuide.docx
+++ b/docs/PygameTkinterGUITools_StudentGuide.docx
@@ -16080,6 +16080,112 @@
     </w:p>
     <w:p>
       <w:pPr>
+        <w:keepNext/>
+        <w:spacing w:after="60" w:before="60"/>
+      </w:pPr>
+      <w:r>
+        <w:rPr>
+          <w:rFonts w:ascii="Calibri" w:cs="Calibri" w:eastAsia="Calibri" w:hAnsi="Calibri"/>
+          <w:b/>
+          <w:bCs/>
+          <w:color w:val="AD1457"/>
+          <w:sz w:val="26"/>
+          <w:szCs w:val="26"/>
+        </w:rPr>
+        <w:t xml:space="preserve">Change it</w:t>
+      </w:r>
+    </w:p>
+    <w:p>
+      <w:pPr>
+        <w:pStyle w:val="ListParagraph"/>
+        <w:numPr>
+          <w:ilvl w:val="0"/>
+          <w:numId w:val="4"/>
+        </w:numPr>
+        <w:spacing w:after="60"/>
+      </w:pPr>
+      <w:r>
+        <w:rPr>
+          <w:rFonts w:ascii="Calibri" w:cs="Calibri" w:eastAsia="Calibri" w:hAnsi="Calibri"/>
+          <w:sz w:val="23"/>
+          <w:szCs w:val="23"/>
+        </w:rPr>
+        <w:t xml:space="preserve">Go back to idle after a jump: </w:t>
+      </w:r>
+      <w:r>
+        <w:rPr>
+          <w:rFonts w:ascii="Consolas" w:cs="Consolas" w:eastAsia="Consolas" w:hAnsi="Consolas"/>
+          <w:color w:val="1F4E79"/>
+          <w:sz w:val="21"/>
+          <w:szCs w:val="21"/>
+        </w:rPr>
+        <w:t xml:space="preserve">anim.play_once("jump", then="idle")</w:t>
+      </w:r>
+    </w:p>
+    <w:p>
+      <w:pPr>
+        <w:pStyle w:val="ListParagraph"/>
+        <w:numPr>
+          <w:ilvl w:val="0"/>
+          <w:numId w:val="4"/>
+        </w:numPr>
+        <w:spacing w:after="60"/>
+      </w:pPr>
+      <w:r>
+        <w:rPr>
+          <w:rFonts w:ascii="Calibri" w:cs="Calibri" w:eastAsia="Calibri" w:hAnsi="Calibri"/>
+          <w:sz w:val="23"/>
+          <w:szCs w:val="23"/>
+        </w:rPr>
+        <w:t xml:space="preserve">A faster animation: </w:t>
+      </w:r>
+      <w:r>
+        <w:rPr>
+          <w:rFonts w:ascii="Consolas" w:cs="Consolas" w:eastAsia="Consolas" w:hAnsi="Consolas"/>
+          <w:color w:val="1F4E79"/>
+          <w:sz w:val="21"/>
+          <w:szCs w:val="21"/>
+        </w:rPr>
+        <w:t xml:space="preserve">anim.add_animation("run", [...], frame_rate=16)</w:t>
+      </w:r>
+    </w:p>
+    <w:p>
+      <w:pPr>
+        <w:pStyle w:val="ListParagraph"/>
+        <w:numPr>
+          <w:ilvl w:val="0"/>
+          <w:numId w:val="4"/>
+        </w:numPr>
+        <w:spacing w:after="60"/>
+      </w:pPr>
+      <w:r>
+        <w:rPr>
+          <w:rFonts w:ascii="Calibri" w:cs="Calibri" w:eastAsia="Calibri" w:hAnsi="Calibri"/>
+          <w:sz w:val="23"/>
+          <w:szCs w:val="23"/>
+        </w:rPr>
+        <w:t xml:space="preserve">Footsteps on a frame: </w:t>
+      </w:r>
+      <w:r>
+        <w:rPr>
+          <w:rFonts w:ascii="Consolas" w:cs="Consolas" w:eastAsia="Consolas" w:hAnsi="Consolas"/>
+          <w:color w:val="1F4E79"/>
+          <w:sz w:val="21"/>
+          <w:szCs w:val="21"/>
+        </w:rPr>
+        <w:t xml:space="preserve">anim.on_frame("walk", 1, step.play)</w:t>
+      </w:r>
+      <w:r>
+        <w:rPr>
+          <w:rFonts w:ascii="Calibri" w:cs="Calibri" w:eastAsia="Calibri" w:hAnsi="Calibri"/>
+          <w:sz w:val="23"/>
+          <w:szCs w:val="23"/>
+        </w:rPr>
+        <w:t xml:space="preserve"> (next page)</w:t>
+      </w:r>
+    </w:p>
+    <w:p>
+      <w:pPr>
         <w:spacing w:after="60"/>
       </w:pPr>
     </w:p>
@@ -16166,6 +16272,1390 @@
           <w:szCs w:val="22"/>
         </w:rPr>
         <w:t xml:space="preserve">examples/animator_example.py</w:t>
+      </w:r>
+    </w:p>
+    <w:p>
+      <w:r>
+        <w:br w:type="page"/>
+      </w:r>
+    </w:p>
+    <w:p>
+      <w:pPr>
+        <w:keepNext/>
+        <w:pBdr>
+          <w:left w:val="single" w:color="AD1457" w:sz="48" w:space="8"/>
+        </w:pBdr>
+        <w:spacing w:after="60" w:before="0"/>
+      </w:pPr>
+      <w:r>
+        <w:rPr>
+          <w:rFonts w:ascii="Calibri" w:cs="Calibri" w:eastAsia="Calibri" w:hAnsi="Calibri"/>
+          <w:b/>
+          <w:bCs/>
+          <w:color w:val="AD1457"/>
+          <w:sz w:val="40"/>
+          <w:szCs w:val="40"/>
+        </w:rPr>
+        <w:t xml:space="preserve">Animation events</w:t>
+      </w:r>
+    </w:p>
+    <w:p>
+      <w:pPr>
+        <w:keepNext/>
+        <w:spacing w:after="160"/>
+      </w:pPr>
+      <w:r>
+        <w:rPr>
+          <w:rFonts w:ascii="Calibri" w:cs="Calibri" w:eastAsia="Calibri" w:hAnsi="Calibri"/>
+          <w:i w:val="false"/>
+          <w:iCs w:val="false"/>
+          <w:color w:val="333333"/>
+          <w:sz w:val="26"/>
+          <w:szCs w:val="26"/>
+        </w:rPr>
+        <w:t xml:space="preserve">Go back to idle by itself, and make things happen on a frame.</w:t>
+      </w:r>
+    </w:p>
+    <w:p>
+      <w:pPr>
+        <w:keepNext/>
+        <w:spacing w:after="160"/>
+        <w:jc w:val="center"/>
+      </w:pPr>
+      <w:r>
+        <w:drawing>
+          <wp:inline distT="0" distB="0" distL="0" distR="0">
+            <wp:extent cx="5334000" cy="2316078"/>
+            <wp:effectExtent t="0" r="0" b="0" l="0"/>
+            <wp:docPr id="9501" name="anim_events" descr="anim_events" title="anim_events"/>
+            <wp:cNvGraphicFramePr>
+              <a:graphicFrameLocks xmlns:a="http://schemas.openxmlformats.org/drawingml/2006/main" noChangeAspect="1"/>
+            </wp:cNvGraphicFramePr>
+            <a:graphic xmlns:a="http://schemas.openxmlformats.org/drawingml/2006/main">
+              <a:graphicData uri="http://schemas.openxmlformats.org/drawingml/2006/picture">
+                <pic:pic xmlns:pic="http://schemas.openxmlformats.org/drawingml/2006/picture">
+                  <pic:nvPicPr>
+                    <pic:cNvPr id="9501" name="anim_events" descr="anim_events"/>
+                    <pic:cNvPicPr>
+                      <a:picLocks noChangeAspect="1" noChangeArrowheads="1"/>
+                    </pic:cNvPicPr>
+                  </pic:nvPicPr>
+                  <pic:blipFill>
+                    <a:blip r:embed="rId60" cstate="none"/>
+                    <a:srcRect/>
+                    <a:stretch>
+                      <a:fillRect/>
+                    </a:stretch>
+                  </pic:blipFill>
+                  <pic:spPr bwMode="auto">
+                    <a:xfrm>
+                      <a:off x="0" y="0"/>
+                      <a:ext cx="5334000" cy="2316078"/>
+                    </a:xfrm>
+                    <a:prstGeom prst="rect">
+                      <a:avLst/>
+                    </a:prstGeom>
+                  </pic:spPr>
+                </pic:pic>
+              </a:graphicData>
+            </a:graphic>
+          </wp:inline>
+        </w:drawing>
+      </w:r>
+    </w:p>
+    <w:tbl>
+      <w:tblPr>
+        <w:tblW w:type="dxa" w:w="9638"/>
+        <w:tblBorders>
+          <w:top w:val="single" w:color="auto" w:sz="4"/>
+          <w:left w:val="single" w:color="auto" w:sz="4"/>
+          <w:bottom w:val="single" w:color="auto" w:sz="4"/>
+          <w:right w:val="single" w:color="auto" w:sz="4"/>
+          <w:insideH w:val="single" w:color="auto" w:sz="4"/>
+          <w:insideV w:val="single" w:color="auto" w:sz="4"/>
+        </w:tblBorders>
+      </w:tblPr>
+      <w:tblGrid>
+        <w:gridCol w:w="9638"/>
+      </w:tblGrid>
+      <w:tr>
+        <w:trPr>
+          <w:cantSplit/>
+        </w:trPr>
+        <w:tc>
+          <w:tcPr>
+            <w:tcW w:type="dxa" w:w="9638"/>
+            <w:tcBorders>
+              <w:top w:val="single" w:color="FFFFFF" w:sz="4"/>
+              <w:left w:val="single" w:color="2E7D32" w:sz="36"/>
+              <w:bottom w:val="single" w:color="FFFFFF" w:sz="4"/>
+              <w:right w:val="none" w:color="FFFFFF" w:sz="0"/>
+            </w:tcBorders>
+            <w:shd w:fill="E8F5E9" w:color="auto" w:val="clear"/>
+            <w:tcMar>
+              <w:top w:type="dxa" w:w="60"/>
+              <w:left w:type="dxa" w:w="160"/>
+              <w:bottom w:type="dxa" w:w="80"/>
+              <w:right w:type="dxa" w:w="120"/>
+            </w:tcMar>
+          </w:tcPr>
+          <w:p>
+            <w:pPr>
+              <w:spacing w:after="40"/>
+            </w:pPr>
+            <w:r>
+              <w:rPr>
+                <w:rFonts w:ascii="Calibri" w:cs="Calibri" w:eastAsia="Calibri" w:hAnsi="Calibri"/>
+                <w:b/>
+                <w:bCs/>
+                <w:color w:val="FFFFFF"/>
+                <w:sz w:val="18"/>
+                <w:szCs w:val="18"/>
+                <w:shd w:fill="2E7D32" w:color="auto" w:val="clear"/>
+              </w:rPr>
+              <w:t xml:space="preserve"> init_pygame() </w:t>
+            </w:r>
+          </w:p>
+          <w:p>
+            <w:pPr>
+              <w:spacing w:line="260"/>
+            </w:pPr>
+            <w:r>
+              <w:rPr>
+                <w:rFonts w:ascii="Consolas" w:cs="Consolas" w:eastAsia="Consolas" w:hAnsi="Consolas"/>
+                <w:color w:val="111111"/>
+                <w:sz w:val="20"/>
+                <w:szCs w:val="20"/>
+              </w:rPr>
+              <w:t xml:space="preserve">step = SoundEffect("step1.wav")</w:t>
+            </w:r>
+          </w:p>
+          <w:p>
+            <w:pPr>
+              <w:spacing w:line="260"/>
+            </w:pPr>
+            <w:r>
+              <w:rPr>
+                <w:rFonts w:ascii="Consolas" w:cs="Consolas" w:eastAsia="Consolas" w:hAnsi="Consolas"/>
+                <w:color w:val="111111"/>
+                <w:sz w:val="20"/>
+                <w:szCs w:val="20"/>
+              </w:rPr>
+              <w:t xml:space="preserve">anim.on_frame("walk", 1, step.play)     # a foot touches the ground</w:t>
+            </w:r>
+          </w:p>
+          <w:p>
+            <w:pPr>
+              <w:spacing w:line="260"/>
+            </w:pPr>
+            <w:r>
+              <w:rPr>
+                <w:rFonts w:ascii="Consolas" w:cs="Consolas" w:eastAsia="Consolas" w:hAnsi="Consolas"/>
+                <w:color w:val="111111"/>
+                <w:sz w:val="20"/>
+                <w:szCs w:val="20"/>
+              </w:rPr>
+              <w:t xml:space="preserve">anim.on_frame("walk", 3, step.play)</w:t>
+            </w:r>
+          </w:p>
+        </w:tc>
+      </w:tr>
+      <w:tr>
+        <w:trPr>
+          <w:cantSplit/>
+        </w:trPr>
+        <w:tc>
+          <w:tcPr>
+            <w:tcW w:type="dxa" w:w="9638"/>
+            <w:tcBorders>
+              <w:top w:val="single" w:color="FFFFFF" w:sz="4"/>
+              <w:left w:val="single" w:color="1565C0" w:sz="36"/>
+              <w:bottom w:val="single" w:color="FFFFFF" w:sz="4"/>
+              <w:right w:val="none" w:color="FFFFFF" w:sz="0"/>
+            </w:tcBorders>
+            <w:shd w:fill="E3F2FD" w:color="auto" w:val="clear"/>
+            <w:tcMar>
+              <w:top w:type="dxa" w:w="60"/>
+              <w:left w:type="dxa" w:w="160"/>
+              <w:bottom w:type="dxa" w:w="80"/>
+              <w:right w:type="dxa" w:w="120"/>
+            </w:tcMar>
+          </w:tcPr>
+          <w:p>
+            <w:pPr>
+              <w:spacing w:after="40"/>
+            </w:pPr>
+            <w:r>
+              <w:rPr>
+                <w:rFonts w:ascii="Calibri" w:cs="Calibri" w:eastAsia="Calibri" w:hAnsi="Calibri"/>
+                <w:b/>
+                <w:bCs/>
+                <w:color w:val="FFFFFF"/>
+                <w:sz w:val="18"/>
+                <w:szCs w:val="18"/>
+                <w:shd w:fill="1565C0" w:color="auto" w:val="clear"/>
+              </w:rPr>
+              <w:t xml:space="preserve"> handle_inputs() </w:t>
+            </w:r>
+          </w:p>
+          <w:p>
+            <w:pPr>
+              <w:spacing w:line="260"/>
+            </w:pPr>
+            <w:r>
+              <w:rPr>
+                <w:rFonts w:ascii="Consolas" w:cs="Consolas" w:eastAsia="Consolas" w:hAnsi="Consolas"/>
+                <w:color w:val="111111"/>
+                <w:sz w:val="20"/>
+                <w:szCs w:val="20"/>
+              </w:rPr>
+              <w:t xml:space="preserve">if event.type == pg.KEYDOWN and event.key == pg.K_SPACE:</w:t>
+            </w:r>
+          </w:p>
+          <w:p>
+            <w:pPr>
+              <w:spacing w:line="260"/>
+            </w:pPr>
+            <w:r>
+              <w:rPr>
+                <w:rFonts w:ascii="Consolas" w:cs="Consolas" w:eastAsia="Consolas" w:hAnsi="Consolas"/>
+                <w:color w:val="111111"/>
+                <w:sz w:val="20"/>
+                <w:szCs w:val="20"/>
+              </w:rPr>
+              <w:t xml:space="preserve">    anim.play_once("jump", then="idle")</w:t>
+            </w:r>
+          </w:p>
+        </w:tc>
+      </w:tr>
+      <w:tr>
+        <w:trPr>
+          <w:cantSplit/>
+        </w:trPr>
+        <w:tc>
+          <w:tcPr>
+            <w:tcW w:type="dxa" w:w="9638"/>
+            <w:tcBorders>
+              <w:top w:val="single" w:color="FFFFFF" w:sz="4"/>
+              <w:left w:val="single" w:color="E65100" w:sz="36"/>
+              <w:bottom w:val="single" w:color="FFFFFF" w:sz="4"/>
+              <w:right w:val="none" w:color="FFFFFF" w:sz="0"/>
+            </w:tcBorders>
+            <w:shd w:fill="FFF3E0" w:color="auto" w:val="clear"/>
+            <w:tcMar>
+              <w:top w:type="dxa" w:w="60"/>
+              <w:left w:type="dxa" w:w="160"/>
+              <w:bottom w:type="dxa" w:w="80"/>
+              <w:right w:type="dxa" w:w="120"/>
+            </w:tcMar>
+          </w:tcPr>
+          <w:p>
+            <w:pPr>
+              <w:spacing w:after="40"/>
+            </w:pPr>
+            <w:r>
+              <w:rPr>
+                <w:rFonts w:ascii="Calibri" w:cs="Calibri" w:eastAsia="Calibri" w:hAnsi="Calibri"/>
+                <w:b/>
+                <w:bCs/>
+                <w:color w:val="FFFFFF"/>
+                <w:sz w:val="18"/>
+                <w:szCs w:val="18"/>
+                <w:shd w:fill="E65100" w:color="auto" w:val="clear"/>
+              </w:rPr>
+              <w:t xml:space="preserve"> update(tick) </w:t>
+            </w:r>
+          </w:p>
+          <w:p>
+            <w:pPr>
+              <w:spacing w:line="260"/>
+            </w:pPr>
+            <w:r>
+              <w:rPr>
+                <w:rFonts w:ascii="Consolas" w:cs="Consolas" w:eastAsia="Consolas" w:hAnsi="Consolas"/>
+                <w:color w:val="111111"/>
+                <w:sz w:val="20"/>
+                <w:szCs w:val="20"/>
+              </w:rPr>
+              <w:t xml:space="preserve">if not anim.busy:             # busy = the jump is still playing</w:t>
+            </w:r>
+          </w:p>
+          <w:p>
+            <w:pPr>
+              <w:spacing w:line="260"/>
+            </w:pPr>
+            <w:r>
+              <w:rPr>
+                <w:rFonts w:ascii="Consolas" w:cs="Consolas" w:eastAsia="Consolas" w:hAnsi="Consolas"/>
+                <w:color w:val="111111"/>
+                <w:sz w:val="20"/>
+                <w:szCs w:val="20"/>
+              </w:rPr>
+              <w:t xml:space="preserve">    anim.play("walk")</w:t>
+            </w:r>
+          </w:p>
+        </w:tc>
+      </w:tr>
+    </w:tbl>
+    <w:p>
+      <w:pPr>
+        <w:spacing w:after="120"/>
+      </w:pPr>
+    </w:p>
+    <w:p>
+      <w:pPr>
+        <w:keepNext/>
+        <w:spacing w:after="60" w:before="60"/>
+      </w:pPr>
+      <w:r>
+        <w:rPr>
+          <w:rFonts w:ascii="Calibri" w:cs="Calibri" w:eastAsia="Calibri" w:hAnsi="Calibri"/>
+          <w:b/>
+          <w:bCs/>
+          <w:color w:val="AD1457"/>
+          <w:sz w:val="26"/>
+          <w:szCs w:val="26"/>
+        </w:rPr>
+        <w:t xml:space="preserve">Change it</w:t>
+      </w:r>
+    </w:p>
+    <w:p>
+      <w:pPr>
+        <w:pStyle w:val="ListParagraph"/>
+        <w:numPr>
+          <w:ilvl w:val="0"/>
+          <w:numId w:val="4"/>
+        </w:numPr>
+        <w:spacing w:after="60"/>
+      </w:pPr>
+      <w:r>
+        <w:rPr>
+          <w:rFonts w:ascii="Calibri" w:cs="Calibri" w:eastAsia="Calibri" w:hAnsi="Calibri"/>
+          <w:sz w:val="23"/>
+          <w:szCs w:val="23"/>
+        </w:rPr>
+        <w:t xml:space="preserve">Run a function at the end: </w:t>
+      </w:r>
+      <w:r>
+        <w:rPr>
+          <w:rFonts w:ascii="Consolas" w:cs="Consolas" w:eastAsia="Consolas" w:hAnsi="Consolas"/>
+          <w:color w:val="1F4E79"/>
+          <w:sz w:val="21"/>
+          <w:szCs w:val="21"/>
+        </w:rPr>
+        <w:t xml:space="preserve">anim.play_once("die", on_finish=game_over)</w:t>
+      </w:r>
+    </w:p>
+    <w:p>
+      <w:pPr>
+        <w:pStyle w:val="ListParagraph"/>
+        <w:numPr>
+          <w:ilvl w:val="0"/>
+          <w:numId w:val="4"/>
+        </w:numPr>
+        <w:spacing w:after="60"/>
+      </w:pPr>
+      <w:r>
+        <w:rPr>
+          <w:rFonts w:ascii="Calibri" w:cs="Calibri" w:eastAsia="Calibri" w:hAnsi="Calibri"/>
+          <w:sz w:val="23"/>
+          <w:szCs w:val="23"/>
+        </w:rPr>
+        <w:t xml:space="preserve">Hit enemies on the swing frame: </w:t>
+      </w:r>
+      <w:r>
+        <w:rPr>
+          <w:rFonts w:ascii="Consolas" w:cs="Consolas" w:eastAsia="Consolas" w:hAnsi="Consolas"/>
+          <w:color w:val="1F4E79"/>
+          <w:sz w:val="21"/>
+          <w:szCs w:val="21"/>
+        </w:rPr>
+        <w:t xml:space="preserve">anim.on_frame("attack", 2, hit_enemies)</w:t>
+      </w:r>
+    </w:p>
+    <w:tbl>
+      <w:tblPr>
+        <w:tblW w:type="dxa" w:w="9638"/>
+        <w:tblBorders>
+          <w:top w:val="single" w:color="auto" w:sz="4"/>
+          <w:left w:val="single" w:color="auto" w:sz="4"/>
+          <w:bottom w:val="single" w:color="auto" w:sz="4"/>
+          <w:right w:val="single" w:color="auto" w:sz="4"/>
+          <w:insideH w:val="single" w:color="auto" w:sz="4"/>
+          <w:insideV w:val="single" w:color="auto" w:sz="4"/>
+        </w:tblBorders>
+      </w:tblPr>
+      <w:tblGrid>
+        <w:gridCol w:w="9638"/>
+      </w:tblGrid>
+      <w:tr>
+        <w:trPr>
+          <w:cantSplit/>
+        </w:trPr>
+        <w:tc>
+          <w:tcPr>
+            <w:tcW w:type="dxa" w:w="9638"/>
+            <w:tcBorders>
+              <w:top w:val="none" w:color="FFFFFF" w:sz="0"/>
+              <w:left w:val="single" w:color="1565C0" w:sz="36"/>
+              <w:bottom w:val="none" w:color="FFFFFF" w:sz="0"/>
+              <w:right w:val="none" w:color="FFFFFF" w:sz="0"/>
+            </w:tcBorders>
+            <w:shd w:fill="E3F2FD" w:color="auto" w:val="clear"/>
+            <w:tcMar>
+              <w:top w:type="dxa" w:w="100"/>
+              <w:left w:type="dxa" w:w="180"/>
+              <w:bottom w:type="dxa" w:w="100"/>
+              <w:right w:type="dxa" w:w="180"/>
+            </w:tcMar>
+          </w:tcPr>
+          <w:p>
+            <w:r>
+              <w:rPr>
+                <w:rFonts w:ascii="Calibri" w:cs="Calibri" w:eastAsia="Calibri" w:hAnsi="Calibri"/>
+                <w:b/>
+                <w:bCs/>
+                <w:color w:val="1565C0"/>
+                <w:sz w:val="23"/>
+                <w:szCs w:val="23"/>
+              </w:rPr>
+              <w:t xml:space="preserve">Tip:  </w:t>
+            </w:r>
+            <w:r>
+              <w:rPr>
+                <w:rFonts w:ascii="Calibri" w:cs="Calibri" w:eastAsia="Calibri" w:hAnsi="Calibri"/>
+                <w:sz w:val="23"/>
+                <w:szCs w:val="23"/>
+              </w:rPr>
+              <w:t>Frame numbers count the frames inside the animation, starting at 0 - not the (row, col) on the sheet.</w:t>
+            </w:r>
+          </w:p>
+        </w:tc>
+      </w:tr>
+    </w:tbl>
+    <w:p>
+      <w:pPr>
+        <w:spacing w:before="160"/>
+      </w:pPr>
+      <w:r>
+        <w:rPr>
+          <w:rFonts w:ascii="Calibri" w:cs="Calibri" w:eastAsia="Calibri" w:hAnsi="Calibri"/>
+          <w:b/>
+          <w:bCs/>
+          <w:color w:val="555555"/>
+          <w:sz w:val="23"/>
+          <w:szCs w:val="23"/>
+        </w:rPr>
+        <w:t xml:space="preserve">See the example:  </w:t>
+      </w:r>
+      <w:r>
+        <w:rPr>
+          <w:rFonts w:ascii="Consolas" w:cs="Consolas" w:eastAsia="Consolas" w:hAnsi="Consolas"/>
+          <w:color w:val="1F4E79"/>
+          <w:sz w:val="22"/>
+          <w:szCs w:val="22"/>
+        </w:rPr>
+        <w:t xml:space="preserve">examples/animator_example.py</w:t>
+      </w:r>
+    </w:p>
+    <w:p>
+      <w:r>
+        <w:br w:type="page"/>
+      </w:r>
+    </w:p>
+    <w:p>
+      <w:pPr>
+        <w:keepNext/>
+        <w:pBdr>
+          <w:left w:val="single" w:color="AD1457" w:sz="48" w:space="8"/>
+        </w:pBdr>
+        <w:spacing w:after="60" w:before="0"/>
+      </w:pPr>
+      <w:r>
+        <w:rPr>
+          <w:rFonts w:ascii="Calibri" w:cs="Calibri" w:eastAsia="Calibri" w:hAnsi="Calibri"/>
+          <w:b/>
+          <w:bCs/>
+          <w:color w:val="AD1457"/>
+          <w:sz w:val="40"/>
+          <w:szCs w:val="40"/>
+        </w:rPr>
+        <w:t xml:space="preserve">Turning to face things</w:t>
+      </w:r>
+    </w:p>
+    <w:p>
+      <w:pPr>
+        <w:keepNext/>
+        <w:spacing w:after="160"/>
+      </w:pPr>
+      <w:r>
+        <w:rPr>
+          <w:rFonts w:ascii="Calibri" w:cs="Calibri" w:eastAsia="Calibri" w:hAnsi="Calibri"/>
+          <w:i w:val="false"/>
+          <w:iCs w:val="false"/>
+          <w:color w:val="333333"/>
+          <w:sz w:val="26"/>
+          <w:szCs w:val="26"/>
+        </w:rPr>
+        <w:t xml:space="preserve">Turrets that aim at the mouse, players that face where they walk.</w:t>
+      </w:r>
+    </w:p>
+    <w:p>
+      <w:pPr>
+        <w:keepNext/>
+        <w:spacing w:after="160"/>
+        <w:jc w:val="center"/>
+      </w:pPr>
+      <w:r>
+        <w:drawing>
+          <wp:inline distT="0" distB="0" distL="0" distR="0">
+            <wp:extent cx="5334000" cy="2353235"/>
+            <wp:effectExtent t="0" r="0" b="0" l="0"/>
+            <wp:docPr id="9502" name="turning" descr="turning" title="turning"/>
+            <wp:cNvGraphicFramePr>
+              <a:graphicFrameLocks xmlns:a="http://schemas.openxmlformats.org/drawingml/2006/main" noChangeAspect="1"/>
+            </wp:cNvGraphicFramePr>
+            <a:graphic xmlns:a="http://schemas.openxmlformats.org/drawingml/2006/main">
+              <a:graphicData uri="http://schemas.openxmlformats.org/drawingml/2006/picture">
+                <pic:pic xmlns:pic="http://schemas.openxmlformats.org/drawingml/2006/picture">
+                  <pic:nvPicPr>
+                    <pic:cNvPr id="9502" name="turning" descr="turning"/>
+                    <pic:cNvPicPr>
+                      <a:picLocks noChangeAspect="1" noChangeArrowheads="1"/>
+                    </pic:cNvPicPr>
+                  </pic:nvPicPr>
+                  <pic:blipFill>
+                    <a:blip r:embed="rId61" cstate="none"/>
+                    <a:srcRect/>
+                    <a:stretch>
+                      <a:fillRect/>
+                    </a:stretch>
+                  </pic:blipFill>
+                  <pic:spPr bwMode="auto">
+                    <a:xfrm>
+                      <a:off x="0" y="0"/>
+                      <a:ext cx="5334000" cy="2353235"/>
+                    </a:xfrm>
+                    <a:prstGeom prst="rect">
+                      <a:avLst/>
+                    </a:prstGeom>
+                  </pic:spPr>
+                </pic:pic>
+              </a:graphicData>
+            </a:graphic>
+          </wp:inline>
+        </w:drawing>
+      </w:r>
+    </w:p>
+    <w:tbl>
+      <w:tblPr>
+        <w:tblW w:type="dxa" w:w="9638"/>
+        <w:tblBorders>
+          <w:top w:val="single" w:color="auto" w:sz="4"/>
+          <w:left w:val="single" w:color="auto" w:sz="4"/>
+          <w:bottom w:val="single" w:color="auto" w:sz="4"/>
+          <w:right w:val="single" w:color="auto" w:sz="4"/>
+          <w:insideH w:val="single" w:color="auto" w:sz="4"/>
+          <w:insideV w:val="single" w:color="auto" w:sz="4"/>
+        </w:tblBorders>
+      </w:tblPr>
+      <w:tblGrid>
+        <w:gridCol w:w="9638"/>
+      </w:tblGrid>
+      <w:tr>
+        <w:trPr>
+          <w:cantSplit/>
+        </w:trPr>
+        <w:tc>
+          <w:tcPr>
+            <w:tcW w:type="dxa" w:w="9638"/>
+            <w:tcBorders>
+              <w:top w:val="single" w:color="FFFFFF" w:sz="4"/>
+              <w:left w:val="single" w:color="2E7D32" w:sz="36"/>
+              <w:bottom w:val="single" w:color="FFFFFF" w:sz="4"/>
+              <w:right w:val="none" w:color="FFFFFF" w:sz="0"/>
+            </w:tcBorders>
+            <w:shd w:fill="E8F5E9" w:color="auto" w:val="clear"/>
+            <w:tcMar>
+              <w:top w:type="dxa" w:w="60"/>
+              <w:left w:type="dxa" w:w="160"/>
+              <w:bottom w:type="dxa" w:w="80"/>
+              <w:right w:type="dxa" w:w="120"/>
+            </w:tcMar>
+          </w:tcPr>
+          <w:p>
+            <w:pPr>
+              <w:spacing w:after="40"/>
+            </w:pPr>
+            <w:r>
+              <w:rPr>
+                <w:rFonts w:ascii="Calibri" w:cs="Calibri" w:eastAsia="Calibri" w:hAnsi="Calibri"/>
+                <w:b/>
+                <w:bCs/>
+                <w:color w:val="FFFFFF"/>
+                <w:sz w:val="18"/>
+                <w:szCs w:val="18"/>
+                <w:shd w:fill="2E7D32" w:color="auto" w:val="clear"/>
+              </w:rPr>
+              <w:t xml:space="preserve"> init_pygame() </w:t>
+            </w:r>
+          </w:p>
+          <w:p>
+            <w:pPr>
+              <w:spacing w:line="260"/>
+            </w:pPr>
+            <w:r>
+              <w:rPr>
+                <w:rFonts w:ascii="Consolas" w:cs="Consolas" w:eastAsia="Consolas" w:hAnsi="Consolas"/>
+                <w:color w:val="111111"/>
+                <w:sz w:val="20"/>
+                <w:szCs w:val="20"/>
+              </w:rPr>
+              <w:t xml:space="preserve">turret = SpriteObject(400, 300, image="turret.png", image_faces="up")</w:t>
+            </w:r>
+          </w:p>
+        </w:tc>
+      </w:tr>
+      <w:tr>
+        <w:trPr>
+          <w:cantSplit/>
+        </w:trPr>
+        <w:tc>
+          <w:tcPr>
+            <w:tcW w:type="dxa" w:w="9638"/>
+            <w:tcBorders>
+              <w:top w:val="single" w:color="FFFFFF" w:sz="4"/>
+              <w:left w:val="single" w:color="E65100" w:sz="36"/>
+              <w:bottom w:val="single" w:color="FFFFFF" w:sz="4"/>
+              <w:right w:val="none" w:color="FFFFFF" w:sz="0"/>
+            </w:tcBorders>
+            <w:shd w:fill="FFF3E0" w:color="auto" w:val="clear"/>
+            <w:tcMar>
+              <w:top w:type="dxa" w:w="60"/>
+              <w:left w:type="dxa" w:w="160"/>
+              <w:bottom w:type="dxa" w:w="80"/>
+              <w:right w:type="dxa" w:w="120"/>
+            </w:tcMar>
+          </w:tcPr>
+          <w:p>
+            <w:pPr>
+              <w:spacing w:after="40"/>
+            </w:pPr>
+            <w:r>
+              <w:rPr>
+                <w:rFonts w:ascii="Calibri" w:cs="Calibri" w:eastAsia="Calibri" w:hAnsi="Calibri"/>
+                <w:b/>
+                <w:bCs/>
+                <w:color w:val="FFFFFF"/>
+                <w:sz w:val="18"/>
+                <w:szCs w:val="18"/>
+                <w:shd w:fill="E65100" w:color="auto" w:val="clear"/>
+              </w:rPr>
+              <w:t xml:space="preserve"> update(tick) </w:t>
+            </w:r>
+          </w:p>
+          <w:p>
+            <w:pPr>
+              <w:spacing w:line="260"/>
+            </w:pPr>
+            <w:r>
+              <w:rPr>
+                <w:rFonts w:ascii="Consolas" w:cs="Consolas" w:eastAsia="Consolas" w:hAnsi="Consolas"/>
+                <w:color w:val="111111"/>
+                <w:sz w:val="20"/>
+                <w:szCs w:val="20"/>
+              </w:rPr>
+              <w:t xml:space="preserve">turret.point_at(pg.mouse.get_pos())      # or point_at(enemy)</w:t>
+            </w:r>
+          </w:p>
+        </w:tc>
+      </w:tr>
+      <w:tr>
+        <w:trPr>
+          <w:cantSplit/>
+        </w:trPr>
+        <w:tc>
+          <w:tcPr>
+            <w:tcW w:type="dxa" w:w="9638"/>
+            <w:tcBorders>
+              <w:top w:val="single" w:color="FFFFFF" w:sz="4"/>
+              <w:left w:val="single" w:color="6A1B9A" w:sz="36"/>
+              <w:bottom w:val="single" w:color="FFFFFF" w:sz="4"/>
+              <w:right w:val="none" w:color="FFFFFF" w:sz="0"/>
+            </w:tcBorders>
+            <w:shd w:fill="F3E5F5" w:color="auto" w:val="clear"/>
+            <w:tcMar>
+              <w:top w:type="dxa" w:w="60"/>
+              <w:left w:type="dxa" w:w="160"/>
+              <w:bottom w:type="dxa" w:w="80"/>
+              <w:right w:type="dxa" w:w="120"/>
+            </w:tcMar>
+          </w:tcPr>
+          <w:p>
+            <w:pPr>
+              <w:spacing w:after="40"/>
+            </w:pPr>
+            <w:r>
+              <w:rPr>
+                <w:rFonts w:ascii="Calibri" w:cs="Calibri" w:eastAsia="Calibri" w:hAnsi="Calibri"/>
+                <w:b/>
+                <w:bCs/>
+                <w:color w:val="FFFFFF"/>
+                <w:sz w:val="18"/>
+                <w:szCs w:val="18"/>
+                <w:shd w:fill="6A1B9A" w:color="auto" w:val="clear"/>
+              </w:rPr>
+              <w:t xml:space="preserve"> draw_game() </w:t>
+            </w:r>
+          </w:p>
+          <w:p>
+            <w:pPr>
+              <w:spacing w:line="260"/>
+            </w:pPr>
+            <w:r>
+              <w:rPr>
+                <w:rFonts w:ascii="Consolas" w:cs="Consolas" w:eastAsia="Consolas" w:hAnsi="Consolas"/>
+                <w:color w:val="111111"/>
+                <w:sz w:val="20"/>
+                <w:szCs w:val="20"/>
+              </w:rPr>
+              <w:t xml:space="preserve">turret.draw(screen)</w:t>
+            </w:r>
+          </w:p>
+        </w:tc>
+      </w:tr>
+    </w:tbl>
+    <w:p>
+      <w:pPr>
+        <w:spacing w:after="120"/>
+      </w:pPr>
+    </w:p>
+    <w:p>
+      <w:pPr>
+        <w:keepNext/>
+        <w:spacing w:after="60" w:before="60"/>
+      </w:pPr>
+      <w:r>
+        <w:rPr>
+          <w:rFonts w:ascii="Calibri" w:cs="Calibri" w:eastAsia="Calibri" w:hAnsi="Calibri"/>
+          <w:b/>
+          <w:bCs/>
+          <w:color w:val="AD1457"/>
+          <w:sz w:val="26"/>
+          <w:szCs w:val="26"/>
+        </w:rPr>
+        <w:t xml:space="preserve">Change it</w:t>
+      </w:r>
+    </w:p>
+    <w:p>
+      <w:pPr>
+        <w:pStyle w:val="ListParagraph"/>
+        <w:numPr>
+          <w:ilvl w:val="0"/>
+          <w:numId w:val="4"/>
+        </w:numPr>
+        <w:spacing w:after="60"/>
+      </w:pPr>
+      <w:r>
+        <w:rPr>
+          <w:rFonts w:ascii="Calibri" w:cs="Calibri" w:eastAsia="Calibri" w:hAnsi="Calibri"/>
+          <w:sz w:val="23"/>
+          <w:szCs w:val="23"/>
+        </w:rPr>
+        <w:t xml:space="preserve">Spin it: </w:t>
+      </w:r>
+      <w:r>
+        <w:rPr>
+          <w:rFonts w:ascii="Consolas" w:cs="Consolas" w:eastAsia="Consolas" w:hAnsi="Consolas"/>
+          <w:color w:val="1F4E79"/>
+          <w:sz w:val="21"/>
+          <w:szCs w:val="21"/>
+        </w:rPr>
+        <w:t xml:space="preserve">turret.turn(90 * tick / 1000)</w:t>
+      </w:r>
+      <w:r>
+        <w:rPr>
+          <w:rFonts w:ascii="Calibri" w:cs="Calibri" w:eastAsia="Calibri" w:hAnsi="Calibri"/>
+          <w:sz w:val="23"/>
+          <w:szCs w:val="23"/>
+        </w:rPr>
+        <w:t xml:space="preserve"> (minus = the other way)</w:t>
+      </w:r>
+    </w:p>
+    <w:p>
+      <w:pPr>
+        <w:pStyle w:val="ListParagraph"/>
+        <w:numPr>
+          <w:ilvl w:val="0"/>
+          <w:numId w:val="4"/>
+        </w:numPr>
+        <w:spacing w:after="60"/>
+      </w:pPr>
+      <w:r>
+        <w:rPr>
+          <w:rFonts w:ascii="Calibri" w:cs="Calibri" w:eastAsia="Calibri" w:hAnsi="Calibri"/>
+          <w:sz w:val="23"/>
+          <w:szCs w:val="23"/>
+        </w:rPr>
+        <w:t xml:space="preserve">Point a set way: </w:t>
+      </w:r>
+      <w:r>
+        <w:rPr>
+          <w:rFonts w:ascii="Consolas" w:cs="Consolas" w:eastAsia="Consolas" w:hAnsi="Consolas"/>
+          <w:color w:val="1F4E79"/>
+          <w:sz w:val="21"/>
+          <w:szCs w:val="21"/>
+        </w:rPr>
+        <w:t xml:space="preserve">turret.angle = 90</w:t>
+      </w:r>
+      <w:r>
+        <w:rPr>
+          <w:rFonts w:ascii="Calibri" w:cs="Calibri" w:eastAsia="Calibri" w:hAnsi="Calibri"/>
+          <w:sz w:val="23"/>
+          <w:szCs w:val="23"/>
+        </w:rPr>
+        <w:t xml:space="preserve"> (0 up, 90 right, 180 down, 270 left)</w:t>
+      </w:r>
+    </w:p>
+    <w:p>
+      <w:pPr>
+        <w:pStyle w:val="ListParagraph"/>
+        <w:numPr>
+          <w:ilvl w:val="0"/>
+          <w:numId w:val="4"/>
+        </w:numPr>
+        <w:spacing w:after="60"/>
+      </w:pPr>
+      <w:r>
+        <w:rPr>
+          <w:rFonts w:ascii="Calibri" w:cs="Calibri" w:eastAsia="Calibri" w:hAnsi="Calibri"/>
+          <w:sz w:val="23"/>
+          <w:szCs w:val="23"/>
+        </w:rPr>
+        <w:t xml:space="preserve">Your picture points right? </w:t>
+      </w:r>
+      <w:r>
+        <w:rPr>
+          <w:rFonts w:ascii="Consolas" w:cs="Consolas" w:eastAsia="Consolas" w:hAnsi="Consolas"/>
+          <w:color w:val="1F4E79"/>
+          <w:sz w:val="21"/>
+          <w:szCs w:val="21"/>
+        </w:rPr>
+        <w:t xml:space="preserve">image_faces="right"</w:t>
+      </w:r>
+    </w:p>
+    <w:tbl>
+      <w:tblPr>
+        <w:tblW w:type="dxa" w:w="9638"/>
+        <w:tblBorders>
+          <w:top w:val="single" w:color="auto" w:sz="4"/>
+          <w:left w:val="single" w:color="auto" w:sz="4"/>
+          <w:bottom w:val="single" w:color="auto" w:sz="4"/>
+          <w:right w:val="single" w:color="auto" w:sz="4"/>
+          <w:insideH w:val="single" w:color="auto" w:sz="4"/>
+          <w:insideV w:val="single" w:color="auto" w:sz="4"/>
+        </w:tblBorders>
+      </w:tblPr>
+      <w:tblGrid>
+        <w:gridCol w:w="9638"/>
+      </w:tblGrid>
+      <w:tr>
+        <w:trPr>
+          <w:cantSplit/>
+        </w:trPr>
+        <w:tc>
+          <w:tcPr>
+            <w:tcW w:type="dxa" w:w="9638"/>
+            <w:tcBorders>
+              <w:top w:val="none" w:color="FFFFFF" w:sz="0"/>
+              <w:left w:val="single" w:color="C62828" w:sz="36"/>
+              <w:bottom w:val="none" w:color="FFFFFF" w:sz="0"/>
+              <w:right w:val="none" w:color="FFFFFF" w:sz="0"/>
+            </w:tcBorders>
+            <w:shd w:fill="FDECEA" w:color="auto" w:val="clear"/>
+            <w:tcMar>
+              <w:top w:type="dxa" w:w="100"/>
+              <w:left w:type="dxa" w:w="180"/>
+              <w:bottom w:type="dxa" w:w="100"/>
+              <w:right w:type="dxa" w:w="180"/>
+            </w:tcMar>
+          </w:tcPr>
+          <w:p>
+            <w:r>
+              <w:rPr>
+                <w:rFonts w:ascii="Calibri" w:cs="Calibri" w:eastAsia="Calibri" w:hAnsi="Calibri"/>
+                <w:b/>
+                <w:bCs/>
+                <w:color w:val="C62828"/>
+                <w:sz w:val="23"/>
+                <w:szCs w:val="23"/>
+              </w:rPr>
+              <w:t xml:space="preserve">Watch out!  </w:t>
+            </w:r>
+            <w:r>
+              <w:rPr>
+                <w:rFonts w:ascii="Calibri" w:cs="Calibri" w:eastAsia="Calibri" w:hAnsi="Calibri"/>
+                <w:sz w:val="23"/>
+                <w:szCs w:val="23"/>
+              </w:rPr>
+              <w:t xml:space="preserve">Only the picture turns. The hitbox (rect) stays the same size, so walls still work.</w:t>
+            </w:r>
+          </w:p>
+        </w:tc>
+      </w:tr>
+    </w:tbl>
+    <w:p>
+      <w:pPr>
+        <w:spacing w:before="160"/>
+      </w:pPr>
+      <w:r>
+        <w:rPr>
+          <w:rFonts w:ascii="Calibri" w:cs="Calibri" w:eastAsia="Calibri" w:hAnsi="Calibri"/>
+          <w:b/>
+          <w:bCs/>
+          <w:color w:val="555555"/>
+          <w:sz w:val="23"/>
+          <w:szCs w:val="23"/>
+        </w:rPr>
+        <w:t xml:space="preserve">See the example:  </w:t>
+      </w:r>
+      <w:r>
+        <w:rPr>
+          <w:rFonts w:ascii="Consolas" w:cs="Consolas" w:eastAsia="Consolas" w:hAnsi="Consolas"/>
+          <w:color w:val="1F4E79"/>
+          <w:sz w:val="22"/>
+          <w:szCs w:val="22"/>
+        </w:rPr>
+        <w:t xml:space="preserve">examples/sprite_tricks_example.py</w:t>
+      </w:r>
+    </w:p>
+    <w:p>
+      <w:r>
+        <w:br w:type="page"/>
+      </w:r>
+    </w:p>
+    <w:p>
+      <w:pPr>
+        <w:keepNext/>
+        <w:pBdr>
+          <w:left w:val="single" w:color="AD1457" w:sz="48" w:space="8"/>
+        </w:pBdr>
+        <w:spacing w:after="60" w:before="0"/>
+      </w:pPr>
+      <w:r>
+        <w:rPr>
+          <w:rFonts w:ascii="Calibri" w:cs="Calibri" w:eastAsia="Calibri" w:hAnsi="Calibri"/>
+          <w:b/>
+          <w:bCs/>
+          <w:color w:val="AD1457"/>
+          <w:sz w:val="40"/>
+          <w:szCs w:val="40"/>
+        </w:rPr>
+        <w:t xml:space="preserve">Exact hits and distances</w:t>
+      </w:r>
+    </w:p>
+    <w:p>
+      <w:pPr>
+        <w:keepNext/>
+        <w:spacing w:after="160"/>
+      </w:pPr>
+      <w:r>
+        <w:rPr>
+          <w:rFonts w:ascii="Calibri" w:cs="Calibri" w:eastAsia="Calibri" w:hAnsi="Calibri"/>
+          <w:i w:val="false"/>
+          <w:iCs w:val="false"/>
+          <w:color w:val="333333"/>
+          <w:sz w:val="26"/>
+          <w:szCs w:val="26"/>
+        </w:rPr>
+        <w:t xml:space="preserve">Pixel-perfect collisions, and how far away (and which way) something is.</w:t>
+      </w:r>
+    </w:p>
+    <w:p>
+      <w:pPr>
+        <w:keepNext/>
+        <w:spacing w:after="160"/>
+        <w:jc w:val="center"/>
+      </w:pPr>
+      <w:r>
+        <w:drawing>
+          <wp:inline distT="0" distB="0" distL="0" distR="0">
+            <wp:extent cx="5334000" cy="2074333"/>
+            <wp:effectExtent t="0" r="0" b="0" l="0"/>
+            <wp:docPr id="9503" name="pixel_hits" descr="pixel_hits" title="pixel_hits"/>
+            <wp:cNvGraphicFramePr>
+              <a:graphicFrameLocks xmlns:a="http://schemas.openxmlformats.org/drawingml/2006/main" noChangeAspect="1"/>
+            </wp:cNvGraphicFramePr>
+            <a:graphic xmlns:a="http://schemas.openxmlformats.org/drawingml/2006/main">
+              <a:graphicData uri="http://schemas.openxmlformats.org/drawingml/2006/picture">
+                <pic:pic xmlns:pic="http://schemas.openxmlformats.org/drawingml/2006/picture">
+                  <pic:nvPicPr>
+                    <pic:cNvPr id="9503" name="pixel_hits" descr="pixel_hits"/>
+                    <pic:cNvPicPr>
+                      <a:picLocks noChangeAspect="1" noChangeArrowheads="1"/>
+                    </pic:cNvPicPr>
+                  </pic:nvPicPr>
+                  <pic:blipFill>
+                    <a:blip r:embed="rId62" cstate="none"/>
+                    <a:srcRect/>
+                    <a:stretch>
+                      <a:fillRect/>
+                    </a:stretch>
+                  </pic:blipFill>
+                  <pic:spPr bwMode="auto">
+                    <a:xfrm>
+                      <a:off x="0" y="0"/>
+                      <a:ext cx="5334000" cy="2074333"/>
+                    </a:xfrm>
+                    <a:prstGeom prst="rect">
+                      <a:avLst/>
+                    </a:prstGeom>
+                  </pic:spPr>
+                </pic:pic>
+              </a:graphicData>
+            </a:graphic>
+          </wp:inline>
+        </w:drawing>
+      </w:r>
+    </w:p>
+    <w:tbl>
+      <w:tblPr>
+        <w:tblW w:type="dxa" w:w="9638"/>
+        <w:tblBorders>
+          <w:top w:val="single" w:color="auto" w:sz="4"/>
+          <w:left w:val="single" w:color="auto" w:sz="4"/>
+          <w:bottom w:val="single" w:color="auto" w:sz="4"/>
+          <w:right w:val="single" w:color="auto" w:sz="4"/>
+          <w:insideH w:val="single" w:color="auto" w:sz="4"/>
+          <w:insideV w:val="single" w:color="auto" w:sz="4"/>
+        </w:tblBorders>
+      </w:tblPr>
+      <w:tblGrid>
+        <w:gridCol w:w="9638"/>
+      </w:tblGrid>
+      <w:tr>
+        <w:trPr>
+          <w:cantSplit/>
+        </w:trPr>
+        <w:tc>
+          <w:tcPr>
+            <w:tcW w:type="dxa" w:w="9638"/>
+            <w:tcBorders>
+              <w:top w:val="single" w:color="FFFFFF" w:sz="4"/>
+              <w:left w:val="single" w:color="E65100" w:sz="36"/>
+              <w:bottom w:val="single" w:color="FFFFFF" w:sz="4"/>
+              <w:right w:val="none" w:color="FFFFFF" w:sz="0"/>
+            </w:tcBorders>
+            <w:shd w:fill="FFF3E0" w:color="auto" w:val="clear"/>
+            <w:tcMar>
+              <w:top w:type="dxa" w:w="60"/>
+              <w:left w:type="dxa" w:w="160"/>
+              <w:bottom w:type="dxa" w:w="80"/>
+              <w:right w:type="dxa" w:w="120"/>
+            </w:tcMar>
+          </w:tcPr>
+          <w:p>
+            <w:pPr>
+              <w:spacing w:after="40"/>
+            </w:pPr>
+            <w:r>
+              <w:rPr>
+                <w:rFonts w:ascii="Calibri" w:cs="Calibri" w:eastAsia="Calibri" w:hAnsi="Calibri"/>
+                <w:b/>
+                <w:bCs/>
+                <w:color w:val="FFFFFF"/>
+                <w:sz w:val="18"/>
+                <w:szCs w:val="18"/>
+                <w:shd w:fill="E65100" w:color="auto" w:val="clear"/>
+              </w:rPr>
+              <w:t xml:space="preserve"> update(tick) </w:t>
+            </w:r>
+          </w:p>
+          <w:p>
+            <w:pPr>
+              <w:spacing w:line="260"/>
+            </w:pPr>
+            <w:r>
+              <w:rPr>
+                <w:rFonts w:ascii="Consolas" w:cs="Consolas" w:eastAsia="Consolas" w:hAnsi="Consolas"/>
+                <w:color w:val="111111"/>
+                <w:sz w:val="20"/>
+                <w:szCs w:val="20"/>
+              </w:rPr>
+              <w:t xml:space="preserve">coin = player.collides_with_any(coins, pixel=True)</w:t>
+            </w:r>
+          </w:p>
+          <w:p>
+            <w:pPr>
+              <w:spacing w:line="260"/>
+            </w:pPr>
+            <w:r>
+              <w:rPr>
+                <w:rFonts w:ascii="Consolas" w:cs="Consolas" w:eastAsia="Consolas" w:hAnsi="Consolas"/>
+                <w:color w:val="111111"/>
+                <w:sz w:val="20"/>
+                <w:szCs w:val="20"/>
+              </w:rPr>
+              <w:t xml:space="preserve">if coin:</w:t>
+            </w:r>
+          </w:p>
+          <w:p>
+            <w:pPr>
+              <w:spacing w:line="260"/>
+            </w:pPr>
+            <w:r>
+              <w:rPr>
+                <w:rFonts w:ascii="Consolas" w:cs="Consolas" w:eastAsia="Consolas" w:hAnsi="Consolas"/>
+                <w:color w:val="111111"/>
+                <w:sz w:val="20"/>
+                <w:szCs w:val="20"/>
+              </w:rPr>
+              <w:t xml:space="preserve">    coins.remove(coin)</w:t>
+            </w:r>
+          </w:p>
+          <w:p>
+            <w:pPr>
+              <w:spacing w:line="260"/>
+            </w:pPr>
+            <w:r>
+              <w:rPr>
+                <w:rFonts w:ascii="Consolas" w:cs="Consolas" w:eastAsia="Consolas" w:hAnsi="Consolas"/>
+                <w:color w:val="111111"/>
+                <w:sz w:val="20"/>
+                <w:szCs w:val="20"/>
+              </w:rPr>
+              <w:t xml:space="preserve"/>
+            </w:r>
+          </w:p>
+          <w:p>
+            <w:pPr>
+              <w:spacing w:line="260"/>
+            </w:pPr>
+            <w:r>
+              <w:rPr>
+                <w:rFonts w:ascii="Consolas" w:cs="Consolas" w:eastAsia="Consolas" w:hAnsi="Consolas"/>
+                <w:color w:val="111111"/>
+                <w:sz w:val="20"/>
+                <w:szCs w:val="20"/>
+              </w:rPr>
+              <w:t xml:space="preserve">if slime.distance_to(player) &lt; 200:          # close enough to chase</w:t>
+            </w:r>
+          </w:p>
+          <w:p>
+            <w:pPr>
+              <w:spacing w:line="260"/>
+            </w:pPr>
+            <w:r>
+              <w:rPr>
+                <w:rFonts w:ascii="Consolas" w:cs="Consolas" w:eastAsia="Consolas" w:hAnsi="Consolas"/>
+                <w:color w:val="111111"/>
+                <w:sz w:val="20"/>
+                <w:szCs w:val="20"/>
+              </w:rPr>
+              <w:t xml:space="preserve">    step = slime.direction_to(player) * SPEED * tick / 1000</w:t>
+            </w:r>
+          </w:p>
+          <w:p>
+            <w:pPr>
+              <w:spacing w:line="260"/>
+            </w:pPr>
+            <w:r>
+              <w:rPr>
+                <w:rFonts w:ascii="Consolas" w:cs="Consolas" w:eastAsia="Consolas" w:hAnsi="Consolas"/>
+                <w:color w:val="111111"/>
+                <w:sz w:val="20"/>
+                <w:szCs w:val="20"/>
+              </w:rPr>
+              <w:t xml:space="preserve">    slime.move(step.x, step.y)</w:t>
+            </w:r>
+          </w:p>
+        </w:tc>
+      </w:tr>
+    </w:tbl>
+    <w:p>
+      <w:pPr>
+        <w:spacing w:after="120"/>
+      </w:pPr>
+    </w:p>
+    <w:p>
+      <w:pPr>
+        <w:keepNext/>
+        <w:spacing w:after="60" w:before="60"/>
+      </w:pPr>
+      <w:r>
+        <w:rPr>
+          <w:rFonts w:ascii="Calibri" w:cs="Calibri" w:eastAsia="Calibri" w:hAnsi="Calibri"/>
+          <w:b/>
+          <w:bCs/>
+          <w:color w:val="AD1457"/>
+          <w:sz w:val="26"/>
+          <w:szCs w:val="26"/>
+        </w:rPr>
+        <w:t xml:space="preserve">Change it</w:t>
+      </w:r>
+    </w:p>
+    <w:p>
+      <w:pPr>
+        <w:pStyle w:val="ListParagraph"/>
+        <w:numPr>
+          <w:ilvl w:val="0"/>
+          <w:numId w:val="4"/>
+        </w:numPr>
+        <w:spacing w:after="60"/>
+      </w:pPr>
+      <w:r>
+        <w:rPr>
+          <w:rFonts w:ascii="Calibri" w:cs="Calibri" w:eastAsia="Calibri" w:hAnsi="Calibri"/>
+          <w:sz w:val="23"/>
+          <w:szCs w:val="23"/>
+        </w:rPr>
+        <w:t xml:space="preserve">Very slow movement: </w:t>
+      </w:r>
+      <w:r>
+        <w:rPr>
+          <w:rFonts w:ascii="Consolas" w:cs="Consolas" w:eastAsia="Consolas" w:hAnsi="Consolas"/>
+          <w:color w:val="1F4E79"/>
+          <w:sz w:val="21"/>
+          <w:szCs w:val="21"/>
+        </w:rPr>
+        <w:t xml:space="preserve">SpriteObject(..., smooth_move=True)</w:t>
+      </w:r>
+      <w:r>
+        <w:rPr>
+          <w:rFonts w:ascii="Calibri" w:cs="Calibri" w:eastAsia="Calibri" w:hAnsi="Calibri"/>
+          <w:sz w:val="23"/>
+          <w:szCs w:val="23"/>
+        </w:rPr>
+        <w:t xml:space="preserve"> so </w:t>
+      </w:r>
+      <w:r>
+        <w:rPr>
+          <w:rFonts w:ascii="Consolas" w:cs="Consolas" w:eastAsia="Consolas" w:hAnsi="Consolas"/>
+          <w:color w:val="1F4E79"/>
+          <w:sz w:val="21"/>
+          <w:szCs w:val="21"/>
+        </w:rPr>
+        <w:t xml:space="preserve">move(0.4, 0)</w:t>
+      </w:r>
+      <w:r>
+        <w:rPr>
+          <w:rFonts w:ascii="Calibri" w:cs="Calibri" w:eastAsia="Calibri" w:hAnsi="Calibri"/>
+          <w:sz w:val="23"/>
+          <w:szCs w:val="23"/>
+        </w:rPr>
+        <w:t xml:space="preserve"> still moves</w:t>
+      </w:r>
+    </w:p>
+    <w:p>
+      <w:pPr>
+        <w:pStyle w:val="ListParagraph"/>
+        <w:numPr>
+          <w:ilvl w:val="0"/>
+          <w:numId w:val="4"/>
+        </w:numPr>
+        <w:spacing w:after="60"/>
+      </w:pPr>
+      <w:r>
+        <w:rPr>
+          <w:rFonts w:ascii="Calibri" w:cs="Calibri" w:eastAsia="Calibri" w:hAnsi="Calibri"/>
+          <w:sz w:val="23"/>
+          <w:szCs w:val="23"/>
+        </w:rPr>
+        <w:t xml:space="preserve">Exact hit with one thing: </w:t>
+      </w:r>
+      <w:r>
+        <w:rPr>
+          <w:rFonts w:ascii="Consolas" w:cs="Consolas" w:eastAsia="Consolas" w:hAnsi="Consolas"/>
+          <w:color w:val="1F4E79"/>
+          <w:sz w:val="21"/>
+          <w:szCs w:val="21"/>
+        </w:rPr>
+        <w:t xml:space="preserve">player.collides_with(spikes, pixel=True)</w:t>
+      </w:r>
+    </w:p>
+    <w:tbl>
+      <w:tblPr>
+        <w:tblW w:type="dxa" w:w="9638"/>
+        <w:tblBorders>
+          <w:top w:val="single" w:color="auto" w:sz="4"/>
+          <w:left w:val="single" w:color="auto" w:sz="4"/>
+          <w:bottom w:val="single" w:color="auto" w:sz="4"/>
+          <w:right w:val="single" w:color="auto" w:sz="4"/>
+          <w:insideH w:val="single" w:color="auto" w:sz="4"/>
+          <w:insideV w:val="single" w:color="auto" w:sz="4"/>
+        </w:tblBorders>
+      </w:tblPr>
+      <w:tblGrid>
+        <w:gridCol w:w="9638"/>
+      </w:tblGrid>
+      <w:tr>
+        <w:trPr>
+          <w:cantSplit/>
+        </w:trPr>
+        <w:tc>
+          <w:tcPr>
+            <w:tcW w:type="dxa" w:w="9638"/>
+            <w:tcBorders>
+              <w:top w:val="none" w:color="FFFFFF" w:sz="0"/>
+              <w:left w:val="single" w:color="1565C0" w:sz="36"/>
+              <w:bottom w:val="none" w:color="FFFFFF" w:sz="0"/>
+              <w:right w:val="none" w:color="FFFFFF" w:sz="0"/>
+            </w:tcBorders>
+            <w:shd w:fill="E3F2FD" w:color="auto" w:val="clear"/>
+            <w:tcMar>
+              <w:top w:type="dxa" w:w="100"/>
+              <w:left w:type="dxa" w:w="180"/>
+              <w:bottom w:type="dxa" w:w="100"/>
+              <w:right w:type="dxa" w:w="180"/>
+            </w:tcMar>
+          </w:tcPr>
+          <w:p>
+            <w:r>
+              <w:rPr>
+                <w:rFonts w:ascii="Calibri" w:cs="Calibri" w:eastAsia="Calibri" w:hAnsi="Calibri"/>
+                <w:b/>
+                <w:bCs/>
+                <w:color w:val="1565C0"/>
+                <w:sz w:val="23"/>
+                <w:szCs w:val="23"/>
+              </w:rPr>
+              <w:t xml:space="preserve">Tip:  </w:t>
+            </w:r>
+            <w:r>
+              <w:rPr>
+                <w:rFonts w:ascii="Calibri" w:cs="Calibri" w:eastAsia="Calibri" w:hAnsi="Calibri"/>
+                <w:sz w:val="23"/>
+                <w:szCs w:val="23"/>
+              </w:rPr>
+              <w:t>A rect can only stand on whole pixels, so move(0.4, 0) normally does nothing. smooth_move=True keeps the fractions.</w:t>
+            </w:r>
+          </w:p>
+        </w:tc>
+      </w:tr>
+    </w:tbl>
+    <w:p>
+      <w:pPr>
+        <w:spacing w:before="160"/>
+      </w:pPr>
+      <w:r>
+        <w:rPr>
+          <w:rFonts w:ascii="Calibri" w:cs="Calibri" w:eastAsia="Calibri" w:hAnsi="Calibri"/>
+          <w:b/>
+          <w:bCs/>
+          <w:color w:val="555555"/>
+          <w:sz w:val="23"/>
+          <w:szCs w:val="23"/>
+        </w:rPr>
+        <w:t xml:space="preserve">See the example:  </w:t>
+      </w:r>
+      <w:r>
+        <w:rPr>
+          <w:rFonts w:ascii="Consolas" w:cs="Consolas" w:eastAsia="Consolas" w:hAnsi="Consolas"/>
+          <w:color w:val="1F4E79"/>
+          <w:sz w:val="22"/>
+          <w:szCs w:val="22"/>
+        </w:rPr>
+        <w:t xml:space="preserve">examples/sprite_tricks_example.py</w:t>
       </w:r>
     </w:p>
     <w:p>

--- a/docs/PygameTkinterGUITools_StudentGuide.docx
+++ b/docs/PygameTkinterGUITools_StudentGuide.docx
@@ -19028,6 +19028,2354 @@
           <w:sz w:val="40"/>
           <w:szCs w:val="40"/>
         </w:rPr>
+        <w:t xml:space="preserve">Camera tricks</w:t>
+      </w:r>
+    </w:p>
+    <w:p>
+      <w:pPr>
+        <w:keepNext/>
+        <w:spacing w:after="160"/>
+      </w:pPr>
+      <w:r>
+        <w:rPr>
+          <w:rFonts w:ascii="Calibri" w:cs="Calibri" w:eastAsia="Calibri" w:hAnsi="Calibri"/>
+          <w:i w:val="false"/>
+          <w:iCs w:val="false"/>
+          <w:color w:val="333333"/>
+          <w:sz w:val="26"/>
+          <w:szCs w:val="26"/>
+        </w:rPr>
+        <w:t xml:space="preserve">Start on the player, walk freely in the middle, and see what's ahead.</w:t>
+      </w:r>
+    </w:p>
+    <w:p>
+      <w:pPr>
+        <w:keepNext/>
+        <w:spacing w:after="160"/>
+        <w:jc w:val="center"/>
+      </w:pPr>
+      <w:r>
+        <w:drawing>
+          <wp:inline distT="0" distB="0" distL="0" distR="0">
+            <wp:extent cx="5334000" cy="3048000"/>
+            <wp:effectExtent t="0" r="0" b="0" l="0"/>
+            <wp:docPr id="9501" name="camera_deadzone" descr="camera_deadzone" title="camera_deadzone"/>
+            <wp:cNvGraphicFramePr>
+              <a:graphicFrameLocks xmlns:a="http://schemas.openxmlformats.org/drawingml/2006/main" noChangeAspect="1"/>
+            </wp:cNvGraphicFramePr>
+            <a:graphic xmlns:a="http://schemas.openxmlformats.org/drawingml/2006/main">
+              <a:graphicData uri="http://schemas.openxmlformats.org/drawingml/2006/picture">
+                <pic:pic xmlns:pic="http://schemas.openxmlformats.org/drawingml/2006/picture">
+                  <pic:nvPicPr>
+                    <pic:cNvPr id="9501" name="camera_deadzone" descr="camera_deadzone"/>
+                    <pic:cNvPicPr>
+                      <a:picLocks noChangeAspect="1" noChangeArrowheads="1"/>
+                    </pic:cNvPicPr>
+                  </pic:nvPicPr>
+                  <pic:blipFill>
+                    <a:blip r:embed="rId63" cstate="none"/>
+                    <a:srcRect/>
+                    <a:stretch>
+                      <a:fillRect/>
+                    </a:stretch>
+                  </pic:blipFill>
+                  <pic:spPr bwMode="auto">
+                    <a:xfrm>
+                      <a:off x="0" y="0"/>
+                      <a:ext cx="5334000" cy="3048000"/>
+                    </a:xfrm>
+                    <a:prstGeom prst="rect">
+                      <a:avLst/>
+                    </a:prstGeom>
+                  </pic:spPr>
+                </pic:pic>
+              </a:graphicData>
+            </a:graphic>
+          </wp:inline>
+        </w:drawing>
+      </w:r>
+    </w:p>
+    <w:tbl>
+      <w:tblPr>
+        <w:tblW w:type="dxa" w:w="9638"/>
+        <w:tblBorders>
+          <w:top w:val="single" w:color="auto" w:sz="4"/>
+          <w:left w:val="single" w:color="auto" w:sz="4"/>
+          <w:bottom w:val="single" w:color="auto" w:sz="4"/>
+          <w:right w:val="single" w:color="auto" w:sz="4"/>
+          <w:insideH w:val="single" w:color="auto" w:sz="4"/>
+          <w:insideV w:val="single" w:color="auto" w:sz="4"/>
+        </w:tblBorders>
+      </w:tblPr>
+      <w:tblGrid>
+        <w:gridCol w:w="9638"/>
+      </w:tblGrid>
+      <w:tr>
+        <w:trPr>
+          <w:cantSplit/>
+        </w:trPr>
+        <w:tc>
+          <w:tcPr>
+            <w:tcW w:type="dxa" w:w="9638"/>
+            <w:tcBorders>
+              <w:top w:val="single" w:color="FFFFFF" w:sz="4"/>
+              <w:left w:val="single" w:color="2E7D32" w:sz="36"/>
+              <w:bottom w:val="single" w:color="FFFFFF" w:sz="4"/>
+              <w:right w:val="none" w:color="FFFFFF" w:sz="0"/>
+            </w:tcBorders>
+            <w:shd w:fill="E8F5E9" w:color="auto" w:val="clear"/>
+            <w:tcMar>
+              <w:top w:type="dxa" w:w="60"/>
+              <w:left w:type="dxa" w:w="160"/>
+              <w:bottom w:type="dxa" w:w="80"/>
+              <w:right w:type="dxa" w:w="120"/>
+            </w:tcMar>
+          </w:tcPr>
+          <w:p>
+            <w:pPr>
+              <w:spacing w:after="40"/>
+            </w:pPr>
+            <w:r>
+              <w:rPr>
+                <w:rFonts w:ascii="Calibri" w:cs="Calibri" w:eastAsia="Calibri" w:hAnsi="Calibri"/>
+                <w:b/>
+                <w:bCs/>
+                <w:color w:val="FFFFFF"/>
+                <w:sz w:val="18"/>
+                <w:szCs w:val="18"/>
+                <w:shd w:fill="2E7D32" w:color="auto" w:val="clear"/>
+              </w:rPr>
+              <w:t xml:space="preserve"> init_pygame() </w:t>
+            </w:r>
+          </w:p>
+          <w:p>
+            <w:pPr>
+              <w:spacing w:line="260"/>
+            </w:pPr>
+            <w:r>
+              <w:rPr>
+                <w:rFonts w:ascii="Consolas" w:cs="Consolas" w:eastAsia="Consolas" w:hAnsi="Consolas"/>
+                <w:color w:val="111111"/>
+                <w:sz w:val="20"/>
+                <w:szCs w:val="20"/>
+              </w:rPr>
+              <w:t xml:space="preserve">camera = Camera(level.width, level.height, (WIDTH, HEIGHT),</w:t>
+            </w:r>
+          </w:p>
+          <w:p>
+            <w:pPr>
+              <w:spacing w:line="260"/>
+            </w:pPr>
+            <w:r>
+              <w:rPr>
+                <w:rFonts w:ascii="Consolas" w:cs="Consolas" w:eastAsia="Consolas" w:hAnsi="Consolas"/>
+                <w:color w:val="111111"/>
+                <w:sz w:val="20"/>
+                <w:szCs w:val="20"/>
+              </w:rPr>
+              <w:t xml:space="preserve">                deadzone=(200, 120), lookahead=90)</w:t>
+            </w:r>
+          </w:p>
+          <w:p>
+            <w:pPr>
+              <w:spacing w:line="260"/>
+            </w:pPr>
+            <w:r>
+              <w:rPr>
+                <w:rFonts w:ascii="Consolas" w:cs="Consolas" w:eastAsia="Consolas" w:hAnsi="Consolas"/>
+                <w:color w:val="111111"/>
+                <w:sz w:val="20"/>
+                <w:szCs w:val="20"/>
+              </w:rPr>
+              <w:t xml:space="preserve">camera.follow(player)</w:t>
+            </w:r>
+          </w:p>
+          <w:p>
+            <w:pPr>
+              <w:spacing w:line="260"/>
+            </w:pPr>
+            <w:r>
+              <w:rPr>
+                <w:rFonts w:ascii="Consolas" w:cs="Consolas" w:eastAsia="Consolas" w:hAnsi="Consolas"/>
+                <w:color w:val="111111"/>
+                <w:sz w:val="20"/>
+                <w:szCs w:val="20"/>
+              </w:rPr>
+              <w:t xml:space="preserve">camera.snap()          # start on the player - no glide</w:t>
+            </w:r>
+          </w:p>
+        </w:tc>
+      </w:tr>
+      <w:tr>
+        <w:trPr>
+          <w:cantSplit/>
+        </w:trPr>
+        <w:tc>
+          <w:tcPr>
+            <w:tcW w:type="dxa" w:w="9638"/>
+            <w:tcBorders>
+              <w:top w:val="single" w:color="FFFFFF" w:sz="4"/>
+              <w:left w:val="single" w:color="E65100" w:sz="36"/>
+              <w:bottom w:val="single" w:color="FFFFFF" w:sz="4"/>
+              <w:right w:val="none" w:color="FFFFFF" w:sz="0"/>
+            </w:tcBorders>
+            <w:shd w:fill="FFF3E0" w:color="auto" w:val="clear"/>
+            <w:tcMar>
+              <w:top w:type="dxa" w:w="60"/>
+              <w:left w:type="dxa" w:w="160"/>
+              <w:bottom w:type="dxa" w:w="80"/>
+              <w:right w:type="dxa" w:w="120"/>
+            </w:tcMar>
+          </w:tcPr>
+          <w:p>
+            <w:pPr>
+              <w:spacing w:after="40"/>
+            </w:pPr>
+            <w:r>
+              <w:rPr>
+                <w:rFonts w:ascii="Calibri" w:cs="Calibri" w:eastAsia="Calibri" w:hAnsi="Calibri"/>
+                <w:b/>
+                <w:bCs/>
+                <w:color w:val="FFFFFF"/>
+                <w:sz w:val="18"/>
+                <w:szCs w:val="18"/>
+                <w:shd w:fill="E65100" w:color="auto" w:val="clear"/>
+              </w:rPr>
+              <w:t xml:space="preserve"> update(tick) </w:t>
+            </w:r>
+          </w:p>
+          <w:p>
+            <w:pPr>
+              <w:spacing w:line="260"/>
+            </w:pPr>
+            <w:r>
+              <w:rPr>
+                <w:rFonts w:ascii="Consolas" w:cs="Consolas" w:eastAsia="Consolas" w:hAnsi="Consolas"/>
+                <w:color w:val="111111"/>
+                <w:sz w:val="20"/>
+                <w:szCs w:val="20"/>
+              </w:rPr>
+              <w:t xml:space="preserve">camera.update(tick)</w:t>
+            </w:r>
+          </w:p>
+          <w:p>
+            <w:pPr>
+              <w:spacing w:line="260"/>
+            </w:pPr>
+            <w:r>
+              <w:rPr>
+                <w:rFonts w:ascii="Consolas" w:cs="Consolas" w:eastAsia="Consolas" w:hAnsi="Consolas"/>
+                <w:color w:val="111111"/>
+                <w:sz w:val="20"/>
+                <w:szCs w:val="20"/>
+              </w:rPr>
+              <w:t xml:space="preserve">for enemy in enemies:</w:t>
+            </w:r>
+          </w:p>
+          <w:p>
+            <w:pPr>
+              <w:spacing w:line="260"/>
+            </w:pPr>
+            <w:r>
+              <w:rPr>
+                <w:rFonts w:ascii="Consolas" w:cs="Consolas" w:eastAsia="Consolas" w:hAnsi="Consolas"/>
+                <w:color w:val="111111"/>
+                <w:sz w:val="20"/>
+                <w:szCs w:val="20"/>
+              </w:rPr>
+              <w:t xml:space="preserve">    if camera.on_screen(enemy, margin=100):   # near the screen?</w:t>
+            </w:r>
+          </w:p>
+          <w:p>
+            <w:pPr>
+              <w:spacing w:line="260"/>
+            </w:pPr>
+            <w:r>
+              <w:rPr>
+                <w:rFonts w:ascii="Consolas" w:cs="Consolas" w:eastAsia="Consolas" w:hAnsi="Consolas"/>
+                <w:color w:val="111111"/>
+                <w:sz w:val="20"/>
+                <w:szCs w:val="20"/>
+              </w:rPr>
+              <w:t xml:space="preserve">        enemy.update(tick)</w:t>
+            </w:r>
+          </w:p>
+        </w:tc>
+      </w:tr>
+    </w:tbl>
+    <w:p>
+      <w:pPr>
+        <w:spacing w:after="120"/>
+      </w:pPr>
+    </w:p>
+    <w:p>
+      <w:pPr>
+        <w:keepNext/>
+        <w:spacing w:after="60" w:before="60"/>
+      </w:pPr>
+      <w:r>
+        <w:rPr>
+          <w:rFonts w:ascii="Calibri" w:cs="Calibri" w:eastAsia="Calibri" w:hAnsi="Calibri"/>
+          <w:b/>
+          <w:bCs/>
+          <w:color w:val="AD1457"/>
+          <w:sz w:val="26"/>
+          <w:szCs w:val="26"/>
+        </w:rPr>
+        <w:t xml:space="preserve">Change it</w:t>
+      </w:r>
+    </w:p>
+    <w:p>
+      <w:pPr>
+        <w:pStyle w:val="ListParagraph"/>
+        <w:numPr>
+          <w:ilvl w:val="0"/>
+          <w:numId w:val="4"/>
+        </w:numPr>
+        <w:spacing w:after="60"/>
+      </w:pPr>
+      <w:r>
+        <w:rPr>
+          <w:rFonts w:ascii="Calibri" w:cs="Calibri" w:eastAsia="Calibri" w:hAnsi="Calibri"/>
+          <w:sz w:val="23"/>
+          <w:szCs w:val="23"/>
+        </w:rPr>
+        <w:t xml:space="preserve">Top-down game: look ahead both ways with </w:t>
+      </w:r>
+      <w:r>
+        <w:rPr>
+          <w:rFonts w:ascii="Consolas" w:cs="Consolas" w:eastAsia="Consolas" w:hAnsi="Consolas"/>
+          <w:color w:val="1F4E79"/>
+          <w:sz w:val="21"/>
+          <w:szCs w:val="21"/>
+        </w:rPr>
+        <w:t xml:space="preserve">lookahead=(90, 60)</w:t>
+      </w:r>
+    </w:p>
+    <w:p>
+      <w:pPr>
+        <w:pStyle w:val="ListParagraph"/>
+        <w:numPr>
+          <w:ilvl w:val="0"/>
+          <w:numId w:val="4"/>
+        </w:numPr>
+        <w:spacing w:after="60"/>
+      </w:pPr>
+      <w:r>
+        <w:rPr>
+          <w:rFonts w:ascii="Calibri" w:cs="Calibri" w:eastAsia="Calibri" w:hAnsi="Calibri"/>
+          <w:sz w:val="23"/>
+          <w:szCs w:val="23"/>
+        </w:rPr>
+        <w:t xml:space="preserve">After a respawn or teleport: </w:t>
+      </w:r>
+      <w:r>
+        <w:rPr>
+          <w:rFonts w:ascii="Consolas" w:cs="Consolas" w:eastAsia="Consolas" w:hAnsi="Consolas"/>
+          <w:color w:val="1F4E79"/>
+          <w:sz w:val="21"/>
+          <w:szCs w:val="21"/>
+        </w:rPr>
+        <w:t xml:space="preserve">camera.snap()</w:t>
+      </w:r>
+    </w:p>
+    <w:p>
+      <w:pPr>
+        <w:pStyle w:val="ListParagraph"/>
+        <w:numPr>
+          <w:ilvl w:val="0"/>
+          <w:numId w:val="4"/>
+        </w:numPr>
+        <w:spacing w:after="60"/>
+      </w:pPr>
+      <w:r>
+        <w:rPr>
+          <w:rFonts w:ascii="Calibri" w:cs="Calibri" w:eastAsia="Calibri" w:hAnsi="Calibri"/>
+          <w:sz w:val="23"/>
+          <w:szCs w:val="23"/>
+        </w:rPr>
+        <w:t xml:space="preserve">Shake it: </w:t>
+      </w:r>
+      <w:r>
+        <w:rPr>
+          <w:rFonts w:ascii="Consolas" w:cs="Consolas" w:eastAsia="Consolas" w:hAnsi="Consolas"/>
+          <w:color w:val="1F4E79"/>
+          <w:sz w:val="21"/>
+          <w:szCs w:val="21"/>
+        </w:rPr>
+        <w:t xml:space="preserve">camera.shake(300, 8)</w:t>
+      </w:r>
+      <w:r>
+        <w:rPr>
+          <w:rFonts w:ascii="Calibri" w:cs="Calibri" w:eastAsia="Calibri" w:hAnsi="Calibri"/>
+          <w:sz w:val="23"/>
+          <w:szCs w:val="23"/>
+        </w:rPr>
+        <w:t xml:space="preserve"> (it stops while timers are paused)</w:t>
+      </w:r>
+    </w:p>
+    <w:tbl>
+      <w:tblPr>
+        <w:tblW w:type="dxa" w:w="9638"/>
+        <w:tblBorders>
+          <w:top w:val="single" w:color="auto" w:sz="4"/>
+          <w:left w:val="single" w:color="auto" w:sz="4"/>
+          <w:bottom w:val="single" w:color="auto" w:sz="4"/>
+          <w:right w:val="single" w:color="auto" w:sz="4"/>
+          <w:insideH w:val="single" w:color="auto" w:sz="4"/>
+          <w:insideV w:val="single" w:color="auto" w:sz="4"/>
+        </w:tblBorders>
+      </w:tblPr>
+      <w:tblGrid>
+        <w:gridCol w:w="9638"/>
+      </w:tblGrid>
+      <w:tr>
+        <w:trPr>
+          <w:cantSplit/>
+        </w:trPr>
+        <w:tc>
+          <w:tcPr>
+            <w:tcW w:type="dxa" w:w="9638"/>
+            <w:tcBorders>
+              <w:top w:val="none" w:color="FFFFFF" w:sz="0"/>
+              <w:left w:val="single" w:color="1565C0" w:sz="36"/>
+              <w:bottom w:val="none" w:color="FFFFFF" w:sz="0"/>
+              <w:right w:val="none" w:color="FFFFFF" w:sz="0"/>
+            </w:tcBorders>
+            <w:shd w:fill="E3F2FD" w:color="auto" w:val="clear"/>
+            <w:tcMar>
+              <w:top w:type="dxa" w:w="100"/>
+              <w:left w:type="dxa" w:w="180"/>
+              <w:bottom w:type="dxa" w:w="100"/>
+              <w:right w:type="dxa" w:w="180"/>
+            </w:tcMar>
+          </w:tcPr>
+          <w:p>
+            <w:r>
+              <w:rPr>
+                <w:rFonts w:ascii="Calibri" w:cs="Calibri" w:eastAsia="Calibri" w:hAnsi="Calibri"/>
+                <w:b/>
+                <w:bCs/>
+                <w:color w:val="1565C0"/>
+                <w:sz w:val="23"/>
+                <w:szCs w:val="23"/>
+              </w:rPr>
+              <w:t xml:space="preserve">Tip:  </w:t>
+            </w:r>
+            <w:r>
+              <w:rPr>
+                <w:rFonts w:ascii="Calibri" w:cs="Calibri" w:eastAsia="Calibri" w:hAnsi="Calibri"/>
+                <w:sz w:val="23"/>
+                <w:szCs w:val="23"/>
+              </w:rPr>
+              <w:t>Press F1 to see the deadzone box and how far the camera is looking ahead.</w:t>
+            </w:r>
+          </w:p>
+        </w:tc>
+      </w:tr>
+    </w:tbl>
+    <w:p>
+      <w:pPr>
+        <w:spacing w:before="160"/>
+      </w:pPr>
+      <w:r>
+        <w:rPr>
+          <w:rFonts w:ascii="Calibri" w:cs="Calibri" w:eastAsia="Calibri" w:hAnsi="Calibri"/>
+          <w:b/>
+          <w:bCs/>
+          <w:color w:val="555555"/>
+          <w:sz w:val="23"/>
+          <w:szCs w:val="23"/>
+        </w:rPr>
+        <w:t xml:space="preserve">See the example:  </w:t>
+      </w:r>
+      <w:r>
+        <w:rPr>
+          <w:rFonts w:ascii="Consolas" w:cs="Consolas" w:eastAsia="Consolas" w:hAnsi="Consolas"/>
+          <w:color w:val="1F4E79"/>
+          <w:sz w:val="22"/>
+          <w:szCs w:val="22"/>
+        </w:rPr>
+        <w:t xml:space="preserve">examples/parallax_example.py</w:t>
+      </w:r>
+    </w:p>
+    <w:p>
+      <w:r>
+        <w:br w:type="page"/>
+      </w:r>
+    </w:p>
+    <w:p>
+      <w:pPr>
+        <w:keepNext/>
+        <w:pBdr>
+          <w:left w:val="single" w:color="AD1457" w:sz="48" w:space="8"/>
+        </w:pBdr>
+        <w:spacing w:after="60" w:before="0"/>
+      </w:pPr>
+      <w:r>
+        <w:rPr>
+          <w:rFonts w:ascii="Calibri" w:cs="Calibri" w:eastAsia="Calibri" w:hAnsi="Calibri"/>
+          <w:b/>
+          <w:bCs/>
+          <w:color w:val="AD1457"/>
+          <w:sz w:val="40"/>
+          <w:szCs w:val="40"/>
+        </w:rPr>
+        <w:t xml:space="preserve">Parallax backgrounds</w:t>
+      </w:r>
+    </w:p>
+    <w:p>
+      <w:pPr>
+        <w:keepNext/>
+        <w:spacing w:after="160"/>
+      </w:pPr>
+      <w:r>
+        <w:rPr>
+          <w:rFonts w:ascii="Calibri" w:cs="Calibri" w:eastAsia="Calibri" w:hAnsi="Calibri"/>
+          <w:i w:val="false"/>
+          <w:iCs w:val="false"/>
+          <w:color w:val="333333"/>
+          <w:sz w:val="26"/>
+          <w:szCs w:val="26"/>
+        </w:rPr>
+        <w:t xml:space="preserve">Far-away hills and clouds scroll slower, so the world looks deep.</w:t>
+      </w:r>
+    </w:p>
+    <w:p>
+      <w:pPr>
+        <w:keepNext/>
+        <w:spacing w:after="160"/>
+        <w:jc w:val="center"/>
+      </w:pPr>
+      <w:r>
+        <w:drawing>
+          <wp:inline distT="0" distB="0" distL="0" distR="0">
+            <wp:extent cx="5334000" cy="3185583"/>
+            <wp:effectExtent t="0" r="0" b="0" l="0"/>
+            <wp:docPr id="9502" name="parallax" descr="parallax" title="parallax"/>
+            <wp:cNvGraphicFramePr>
+              <a:graphicFrameLocks xmlns:a="http://schemas.openxmlformats.org/drawingml/2006/main" noChangeAspect="1"/>
+            </wp:cNvGraphicFramePr>
+            <a:graphic xmlns:a="http://schemas.openxmlformats.org/drawingml/2006/main">
+              <a:graphicData uri="http://schemas.openxmlformats.org/drawingml/2006/picture">
+                <pic:pic xmlns:pic="http://schemas.openxmlformats.org/drawingml/2006/picture">
+                  <pic:nvPicPr>
+                    <pic:cNvPr id="9502" name="parallax" descr="parallax"/>
+                    <pic:cNvPicPr>
+                      <a:picLocks noChangeAspect="1" noChangeArrowheads="1"/>
+                    </pic:cNvPicPr>
+                  </pic:nvPicPr>
+                  <pic:blipFill>
+                    <a:blip r:embed="rId64" cstate="none"/>
+                    <a:srcRect/>
+                    <a:stretch>
+                      <a:fillRect/>
+                    </a:stretch>
+                  </pic:blipFill>
+                  <pic:spPr bwMode="auto">
+                    <a:xfrm>
+                      <a:off x="0" y="0"/>
+                      <a:ext cx="5334000" cy="3185583"/>
+                    </a:xfrm>
+                    <a:prstGeom prst="rect">
+                      <a:avLst/>
+                    </a:prstGeom>
+                  </pic:spPr>
+                </pic:pic>
+              </a:graphicData>
+            </a:graphic>
+          </wp:inline>
+        </w:drawing>
+      </w:r>
+    </w:p>
+    <w:tbl>
+      <w:tblPr>
+        <w:tblW w:type="dxa" w:w="9638"/>
+        <w:tblBorders>
+          <w:top w:val="single" w:color="auto" w:sz="4"/>
+          <w:left w:val="single" w:color="auto" w:sz="4"/>
+          <w:bottom w:val="single" w:color="auto" w:sz="4"/>
+          <w:right w:val="single" w:color="auto" w:sz="4"/>
+          <w:insideH w:val="single" w:color="auto" w:sz="4"/>
+          <w:insideV w:val="single" w:color="auto" w:sz="4"/>
+        </w:tblBorders>
+      </w:tblPr>
+      <w:tblGrid>
+        <w:gridCol w:w="9638"/>
+      </w:tblGrid>
+      <w:tr>
+        <w:trPr>
+          <w:cantSplit/>
+        </w:trPr>
+        <w:tc>
+          <w:tcPr>
+            <w:tcW w:type="dxa" w:w="9638"/>
+            <w:tcBorders>
+              <w:top w:val="single" w:color="FFFFFF" w:sz="4"/>
+              <w:left w:val="single" w:color="2E7D32" w:sz="36"/>
+              <w:bottom w:val="single" w:color="FFFFFF" w:sz="4"/>
+              <w:right w:val="none" w:color="FFFFFF" w:sz="0"/>
+            </w:tcBorders>
+            <w:shd w:fill="E8F5E9" w:color="auto" w:val="clear"/>
+            <w:tcMar>
+              <w:top w:type="dxa" w:w="60"/>
+              <w:left w:type="dxa" w:w="160"/>
+              <w:bottom w:type="dxa" w:w="80"/>
+              <w:right w:type="dxa" w:w="120"/>
+            </w:tcMar>
+          </w:tcPr>
+          <w:p>
+            <w:pPr>
+              <w:spacing w:after="40"/>
+            </w:pPr>
+            <w:r>
+              <w:rPr>
+                <w:rFonts w:ascii="Calibri" w:cs="Calibri" w:eastAsia="Calibri" w:hAnsi="Calibri"/>
+                <w:b/>
+                <w:bCs/>
+                <w:color w:val="FFFFFF"/>
+                <w:sz w:val="18"/>
+                <w:szCs w:val="18"/>
+                <w:shd w:fill="2E7D32" w:color="auto" w:val="clear"/>
+              </w:rPr>
+              <w:t xml:space="preserve"> init_pygame() </w:t>
+            </w:r>
+          </w:p>
+          <w:p>
+            <w:pPr>
+              <w:spacing w:line="260"/>
+            </w:pPr>
+            <w:r>
+              <w:rPr>
+                <w:rFonts w:ascii="Consolas" w:cs="Consolas" w:eastAsia="Consolas" w:hAnsi="Consolas"/>
+                <w:color w:val="111111"/>
+                <w:sz w:val="20"/>
+                <w:szCs w:val="20"/>
+              </w:rPr>
+              <w:t xml:space="preserve">clouds = Background("clouds.png", parallax=0.1, y=30)</w:t>
+            </w:r>
+          </w:p>
+          <w:p>
+            <w:pPr>
+              <w:spacing w:line="260"/>
+            </w:pPr>
+            <w:r>
+              <w:rPr>
+                <w:rFonts w:ascii="Consolas" w:cs="Consolas" w:eastAsia="Consolas" w:hAnsi="Consolas"/>
+                <w:color w:val="111111"/>
+                <w:sz w:val="20"/>
+                <w:szCs w:val="20"/>
+              </w:rPr>
+              <w:t xml:space="preserve">hills = Background("hills.png", parallax=0.3, y=410)</w:t>
+            </w:r>
+          </w:p>
+        </w:tc>
+      </w:tr>
+      <w:tr>
+        <w:trPr>
+          <w:cantSplit/>
+        </w:trPr>
+        <w:tc>
+          <w:tcPr>
+            <w:tcW w:type="dxa" w:w="9638"/>
+            <w:tcBorders>
+              <w:top w:val="single" w:color="FFFFFF" w:sz="4"/>
+              <w:left w:val="single" w:color="6A1B9A" w:sz="36"/>
+              <w:bottom w:val="single" w:color="FFFFFF" w:sz="4"/>
+              <w:right w:val="none" w:color="FFFFFF" w:sz="0"/>
+            </w:tcBorders>
+            <w:shd w:fill="F3E5F5" w:color="auto" w:val="clear"/>
+            <w:tcMar>
+              <w:top w:type="dxa" w:w="60"/>
+              <w:left w:type="dxa" w:w="160"/>
+              <w:bottom w:type="dxa" w:w="80"/>
+              <w:right w:type="dxa" w:w="120"/>
+            </w:tcMar>
+          </w:tcPr>
+          <w:p>
+            <w:pPr>
+              <w:spacing w:after="40"/>
+            </w:pPr>
+            <w:r>
+              <w:rPr>
+                <w:rFonts w:ascii="Calibri" w:cs="Calibri" w:eastAsia="Calibri" w:hAnsi="Calibri"/>
+                <w:b/>
+                <w:bCs/>
+                <w:color w:val="FFFFFF"/>
+                <w:sz w:val="18"/>
+                <w:szCs w:val="18"/>
+                <w:shd w:fill="6A1B9A" w:color="auto" w:val="clear"/>
+              </w:rPr>
+              <w:t xml:space="preserve"> draw_game() </w:t>
+            </w:r>
+          </w:p>
+          <w:p>
+            <w:pPr>
+              <w:spacing w:line="260"/>
+            </w:pPr>
+            <w:r>
+              <w:rPr>
+                <w:rFonts w:ascii="Consolas" w:cs="Consolas" w:eastAsia="Consolas" w:hAnsi="Consolas"/>
+                <w:color w:val="111111"/>
+                <w:sz w:val="20"/>
+                <w:szCs w:val="20"/>
+              </w:rPr>
+              <w:t xml:space="preserve">screen.fill((140, 200, 240))      # the sky</w:t>
+            </w:r>
+          </w:p>
+          <w:p>
+            <w:pPr>
+              <w:spacing w:line="260"/>
+            </w:pPr>
+            <w:r>
+              <w:rPr>
+                <w:rFonts w:ascii="Consolas" w:cs="Consolas" w:eastAsia="Consolas" w:hAnsi="Consolas"/>
+                <w:color w:val="111111"/>
+                <w:sz w:val="20"/>
+                <w:szCs w:val="20"/>
+              </w:rPr>
+              <w:t xml:space="preserve">clouds.draw(screen, camera)       # furthest away first</w:t>
+            </w:r>
+          </w:p>
+          <w:p>
+            <w:pPr>
+              <w:spacing w:line="260"/>
+            </w:pPr>
+            <w:r>
+              <w:rPr>
+                <w:rFonts w:ascii="Consolas" w:cs="Consolas" w:eastAsia="Consolas" w:hAnsi="Consolas"/>
+                <w:color w:val="111111"/>
+                <w:sz w:val="20"/>
+                <w:szCs w:val="20"/>
+              </w:rPr>
+              <w:t xml:space="preserve">hills.draw(screen, camera)</w:t>
+            </w:r>
+          </w:p>
+          <w:p>
+            <w:pPr>
+              <w:spacing w:line="260"/>
+            </w:pPr>
+            <w:r>
+              <w:rPr>
+                <w:rFonts w:ascii="Consolas" w:cs="Consolas" w:eastAsia="Consolas" w:hAnsi="Consolas"/>
+                <w:color w:val="111111"/>
+                <w:sz w:val="20"/>
+                <w:szCs w:val="20"/>
+              </w:rPr>
+              <w:t xml:space="preserve">world.draw(screen)</w:t>
+            </w:r>
+          </w:p>
+        </w:tc>
+      </w:tr>
+    </w:tbl>
+    <w:p>
+      <w:pPr>
+        <w:spacing w:after="120"/>
+      </w:pPr>
+    </w:p>
+    <w:p>
+      <w:pPr>
+        <w:keepNext/>
+        <w:spacing w:after="60" w:before="60"/>
+      </w:pPr>
+      <w:r>
+        <w:rPr>
+          <w:rFonts w:ascii="Calibri" w:cs="Calibri" w:eastAsia="Calibri" w:hAnsi="Calibri"/>
+          <w:b/>
+          <w:bCs/>
+          <w:color w:val="AD1457"/>
+          <w:sz w:val="26"/>
+          <w:szCs w:val="26"/>
+        </w:rPr>
+        <w:t xml:space="preserve">Change it</w:t>
+      </w:r>
+    </w:p>
+    <w:p>
+      <w:pPr>
+        <w:pStyle w:val="ListParagraph"/>
+        <w:numPr>
+          <w:ilvl w:val="0"/>
+          <w:numId w:val="4"/>
+        </w:numPr>
+        <w:spacing w:after="60"/>
+      </w:pPr>
+      <w:r>
+        <w:rPr>
+          <w:rFonts w:ascii="Calibri" w:cs="Calibri" w:eastAsia="Calibri" w:hAnsi="Calibri"/>
+          <w:sz w:val="23"/>
+          <w:szCs w:val="23"/>
+        </w:rPr>
+        <w:t xml:space="preserve">Stuck to the screen (a sun): </w:t>
+      </w:r>
+      <w:r>
+        <w:rPr>
+          <w:rFonts w:ascii="Consolas" w:cs="Consolas" w:eastAsia="Consolas" w:hAnsi="Consolas"/>
+          <w:color w:val="1F4E79"/>
+          <w:sz w:val="21"/>
+          <w:szCs w:val="21"/>
+        </w:rPr>
+        <w:t xml:space="preserve">parallax=0</w:t>
+      </w:r>
+    </w:p>
+    <w:p>
+      <w:pPr>
+        <w:pStyle w:val="ListParagraph"/>
+        <w:numPr>
+          <w:ilvl w:val="0"/>
+          <w:numId w:val="4"/>
+        </w:numPr>
+        <w:spacing w:after="60"/>
+      </w:pPr>
+      <w:r>
+        <w:rPr>
+          <w:rFonts w:ascii="Calibri" w:cs="Calibri" w:eastAsia="Calibri" w:hAnsi="Calibri"/>
+          <w:sz w:val="23"/>
+          <w:szCs w:val="23"/>
+        </w:rPr>
+        <w:t xml:space="preserve">Fill the whole screen with a pattern: </w:t>
+      </w:r>
+      <w:r>
+        <w:rPr>
+          <w:rFonts w:ascii="Consolas" w:cs="Consolas" w:eastAsia="Consolas" w:hAnsi="Consolas"/>
+          <w:color w:val="1F4E79"/>
+          <w:sz w:val="21"/>
+          <w:szCs w:val="21"/>
+        </w:rPr>
+        <w:t xml:space="preserve">repeat_y=True</w:t>
+      </w:r>
+    </w:p>
+    <w:p>
+      <w:pPr>
+        <w:pStyle w:val="ListParagraph"/>
+        <w:numPr>
+          <w:ilvl w:val="0"/>
+          <w:numId w:val="4"/>
+        </w:numPr>
+        <w:spacing w:after="60"/>
+      </w:pPr>
+      <w:r>
+        <w:rPr>
+          <w:rFonts w:ascii="Calibri" w:cs="Calibri" w:eastAsia="Calibri" w:hAnsi="Calibri"/>
+          <w:sz w:val="23"/>
+          <w:szCs w:val="23"/>
+        </w:rPr>
+        <w:t xml:space="preserve">Your own drawing: </w:t>
+      </w:r>
+      <w:r>
+        <w:rPr>
+          <w:rFonts w:ascii="Consolas" w:cs="Consolas" w:eastAsia="Consolas" w:hAnsi="Consolas"/>
+          <w:color w:val="1F4E79"/>
+          <w:sz w:val="21"/>
+          <w:szCs w:val="21"/>
+        </w:rPr>
+        <w:t xml:space="preserve">camera.apply(rect, parallax=0.5)</w:t>
+      </w:r>
+    </w:p>
+    <w:tbl>
+      <w:tblPr>
+        <w:tblW w:type="dxa" w:w="9638"/>
+        <w:tblBorders>
+          <w:top w:val="single" w:color="auto" w:sz="4"/>
+          <w:left w:val="single" w:color="auto" w:sz="4"/>
+          <w:bottom w:val="single" w:color="auto" w:sz="4"/>
+          <w:right w:val="single" w:color="auto" w:sz="4"/>
+          <w:insideH w:val="single" w:color="auto" w:sz="4"/>
+          <w:insideV w:val="single" w:color="auto" w:sz="4"/>
+        </w:tblBorders>
+      </w:tblPr>
+      <w:tblGrid>
+        <w:gridCol w:w="9638"/>
+      </w:tblGrid>
+      <w:tr>
+        <w:trPr>
+          <w:cantSplit/>
+        </w:trPr>
+        <w:tc>
+          <w:tcPr>
+            <w:tcW w:type="dxa" w:w="9638"/>
+            <w:tcBorders>
+              <w:top w:val="none" w:color="FFFFFF" w:sz="0"/>
+              <w:left w:val="single" w:color="C62828" w:sz="36"/>
+              <w:bottom w:val="none" w:color="FFFFFF" w:sz="0"/>
+              <w:right w:val="none" w:color="FFFFFF" w:sz="0"/>
+            </w:tcBorders>
+            <w:shd w:fill="FDECEA" w:color="auto" w:val="clear"/>
+            <w:tcMar>
+              <w:top w:type="dxa" w:w="100"/>
+              <w:left w:type="dxa" w:w="180"/>
+              <w:bottom w:type="dxa" w:w="100"/>
+              <w:right w:type="dxa" w:w="180"/>
+            </w:tcMar>
+          </w:tcPr>
+          <w:p>
+            <w:r>
+              <w:rPr>
+                <w:rFonts w:ascii="Calibri" w:cs="Calibri" w:eastAsia="Calibri" w:hAnsi="Calibri"/>
+                <w:b/>
+                <w:bCs/>
+                <w:color w:val="C62828"/>
+                <w:sz w:val="23"/>
+                <w:szCs w:val="23"/>
+              </w:rPr>
+              <w:t xml:space="preserve">Watch out!  </w:t>
+            </w:r>
+            <w:r>
+              <w:rPr>
+                <w:rFonts w:ascii="Calibri" w:cs="Calibri" w:eastAsia="Calibri" w:hAnsi="Calibri"/>
+                <w:sz w:val="23"/>
+                <w:szCs w:val="23"/>
+              </w:rPr>
+              <w:t xml:space="preserve">Draw the backgrounds BEFORE the world, or they cover your level.</w:t>
+            </w:r>
+          </w:p>
+        </w:tc>
+      </w:tr>
+    </w:tbl>
+    <w:p>
+      <w:pPr>
+        <w:spacing w:before="160"/>
+      </w:pPr>
+      <w:r>
+        <w:rPr>
+          <w:rFonts w:ascii="Calibri" w:cs="Calibri" w:eastAsia="Calibri" w:hAnsi="Calibri"/>
+          <w:b/>
+          <w:bCs/>
+          <w:color w:val="555555"/>
+          <w:sz w:val="23"/>
+          <w:szCs w:val="23"/>
+        </w:rPr>
+        <w:t xml:space="preserve">See the example:  </w:t>
+      </w:r>
+      <w:r>
+        <w:rPr>
+          <w:rFonts w:ascii="Consolas" w:cs="Consolas" w:eastAsia="Consolas" w:hAnsi="Consolas"/>
+          <w:color w:val="1F4E79"/>
+          <w:sz w:val="22"/>
+          <w:szCs w:val="22"/>
+        </w:rPr>
+        <w:t xml:space="preserve">examples/parallax_example.py</w:t>
+      </w:r>
+    </w:p>
+    <w:p>
+      <w:r>
+        <w:br w:type="page"/>
+      </w:r>
+    </w:p>
+    <w:p>
+      <w:pPr>
+        <w:keepNext/>
+        <w:pBdr>
+          <w:left w:val="single" w:color="AD1457" w:sz="48" w:space="8"/>
+        </w:pBdr>
+        <w:spacing w:after="60" w:before="0"/>
+      </w:pPr>
+      <w:r>
+        <w:rPr>
+          <w:rFonts w:ascii="Calibri" w:cs="Calibri" w:eastAsia="Calibri" w:hAnsi="Calibri"/>
+          <w:b/>
+          <w:bCs/>
+          <w:color w:val="AD1457"/>
+          <w:sz w:val="40"/>
+          <w:szCs w:val="40"/>
+        </w:rPr>
+        <w:t xml:space="preserve">Tiled: tile properties</w:t>
+      </w:r>
+    </w:p>
+    <w:p>
+      <w:pPr>
+        <w:keepNext/>
+        <w:spacing w:after="160"/>
+      </w:pPr>
+      <w:r>
+        <w:rPr>
+          <w:rFonts w:ascii="Calibri" w:cs="Calibri" w:eastAsia="Calibri" w:hAnsi="Calibri"/>
+          <w:i w:val="false"/>
+          <w:iCs w:val="false"/>
+          <w:color w:val="333333"/>
+          <w:sz w:val="26"/>
+          <w:szCs w:val="26"/>
+        </w:rPr>
+        <w:t xml:space="preserve">Make water slow you down - set it once on the tile in Tiled.</w:t>
+      </w:r>
+    </w:p>
+    <w:p>
+      <w:pPr>
+        <w:keepNext/>
+        <w:spacing w:after="160"/>
+        <w:jc w:val="center"/>
+      </w:pPr>
+      <w:r>
+        <w:drawing>
+          <wp:inline distT="0" distB="0" distL="0" distR="0">
+            <wp:extent cx="5334000" cy="2726266"/>
+            <wp:effectExtent t="0" r="0" b="0" l="0"/>
+            <wp:docPr id="9503" name="tiled_tile_property" descr="tiled_tile_property" title="tiled_tile_property"/>
+            <wp:cNvGraphicFramePr>
+              <a:graphicFrameLocks xmlns:a="http://schemas.openxmlformats.org/drawingml/2006/main" noChangeAspect="1"/>
+            </wp:cNvGraphicFramePr>
+            <a:graphic xmlns:a="http://schemas.openxmlformats.org/drawingml/2006/main">
+              <a:graphicData uri="http://schemas.openxmlformats.org/drawingml/2006/picture">
+                <pic:pic xmlns:pic="http://schemas.openxmlformats.org/drawingml/2006/picture">
+                  <pic:nvPicPr>
+                    <pic:cNvPr id="9503" name="tiled_tile_property" descr="tiled_tile_property"/>
+                    <pic:cNvPicPr>
+                      <a:picLocks noChangeAspect="1" noChangeArrowheads="1"/>
+                    </pic:cNvPicPr>
+                  </pic:nvPicPr>
+                  <pic:blipFill>
+                    <a:blip r:embed="rId65" cstate="none"/>
+                    <a:srcRect/>
+                    <a:stretch>
+                      <a:fillRect/>
+                    </a:stretch>
+                  </pic:blipFill>
+                  <pic:spPr bwMode="auto">
+                    <a:xfrm>
+                      <a:off x="0" y="0"/>
+                      <a:ext cx="5334000" cy="2726266"/>
+                    </a:xfrm>
+                    <a:prstGeom prst="rect">
+                      <a:avLst/>
+                    </a:prstGeom>
+                  </pic:spPr>
+                </pic:pic>
+              </a:graphicData>
+            </a:graphic>
+          </wp:inline>
+        </w:drawing>
+      </w:r>
+    </w:p>
+    <w:tbl>
+      <w:tblPr>
+        <w:tblW w:type="dxa" w:w="9638"/>
+        <w:tblBorders>
+          <w:top w:val="single" w:color="auto" w:sz="4"/>
+          <w:left w:val="single" w:color="auto" w:sz="4"/>
+          <w:bottom w:val="single" w:color="auto" w:sz="4"/>
+          <w:right w:val="single" w:color="auto" w:sz="4"/>
+          <w:insideH w:val="single" w:color="auto" w:sz="4"/>
+          <w:insideV w:val="single" w:color="auto" w:sz="4"/>
+        </w:tblBorders>
+      </w:tblPr>
+      <w:tblGrid>
+        <w:gridCol w:w="9638"/>
+      </w:tblGrid>
+      <w:tr>
+        <w:trPr>
+          <w:cantSplit/>
+        </w:trPr>
+        <w:tc>
+          <w:tcPr>
+            <w:tcW w:type="dxa" w:w="9638"/>
+            <w:tcBorders>
+              <w:top w:val="single" w:color="FFFFFF" w:sz="4"/>
+              <w:left w:val="single" w:color="E65100" w:sz="36"/>
+              <w:bottom w:val="single" w:color="FFFFFF" w:sz="4"/>
+              <w:right w:val="none" w:color="FFFFFF" w:sz="0"/>
+            </w:tcBorders>
+            <w:shd w:fill="FFF3E0" w:color="auto" w:val="clear"/>
+            <w:tcMar>
+              <w:top w:type="dxa" w:w="60"/>
+              <w:left w:type="dxa" w:w="160"/>
+              <w:bottom w:type="dxa" w:w="80"/>
+              <w:right w:type="dxa" w:w="120"/>
+            </w:tcMar>
+          </w:tcPr>
+          <w:p>
+            <w:pPr>
+              <w:spacing w:after="40"/>
+            </w:pPr>
+            <w:r>
+              <w:rPr>
+                <w:rFonts w:ascii="Calibri" w:cs="Calibri" w:eastAsia="Calibri" w:hAnsi="Calibri"/>
+                <w:b/>
+                <w:bCs/>
+                <w:color w:val="FFFFFF"/>
+                <w:sz w:val="18"/>
+                <w:szCs w:val="18"/>
+                <w:shd w:fill="E65100" w:color="auto" w:val="clear"/>
+              </w:rPr>
+              <w:t xml:space="preserve"> update(tick) </w:t>
+            </w:r>
+          </w:p>
+          <w:p>
+            <w:pPr>
+              <w:spacing w:line="260"/>
+            </w:pPr>
+            <w:r>
+              <w:rPr>
+                <w:rFonts w:ascii="Consolas" w:cs="Consolas" w:eastAsia="Consolas" w:hAnsi="Consolas"/>
+                <w:color w:val="111111"/>
+                <w:sz w:val="20"/>
+                <w:szCs w:val="20"/>
+              </w:rPr>
+              <w:t xml:space="preserve">ground = level.tile_properties_at(player.rect.midbottom)</w:t>
+            </w:r>
+          </w:p>
+          <w:p>
+            <w:pPr>
+              <w:spacing w:line="260"/>
+            </w:pPr>
+            <w:r>
+              <w:rPr>
+                <w:rFonts w:ascii="Consolas" w:cs="Consolas" w:eastAsia="Consolas" w:hAnsi="Consolas"/>
+                <w:color w:val="111111"/>
+                <w:sz w:val="20"/>
+                <w:szCs w:val="20"/>
+              </w:rPr>
+              <w:t xml:space="preserve">speed = SPEED * ground.get("speed", 1)    # 1 = normal speed</w:t>
+            </w:r>
+          </w:p>
+          <w:p>
+            <w:pPr>
+              <w:spacing w:line="260"/>
+            </w:pPr>
+            <w:r>
+              <w:rPr>
+                <w:rFonts w:ascii="Consolas" w:cs="Consolas" w:eastAsia="Consolas" w:hAnsi="Consolas"/>
+                <w:color w:val="111111"/>
+                <w:sz w:val="20"/>
+                <w:szCs w:val="20"/>
+              </w:rPr>
+              <w:t xml:space="preserve">if ground.get("water"):</w:t>
+            </w:r>
+          </w:p>
+          <w:p>
+            <w:pPr>
+              <w:spacing w:line="260"/>
+            </w:pPr>
+            <w:r>
+              <w:rPr>
+                <w:rFonts w:ascii="Consolas" w:cs="Consolas" w:eastAsia="Consolas" w:hAnsi="Consolas"/>
+                <w:color w:val="111111"/>
+                <w:sz w:val="20"/>
+                <w:szCs w:val="20"/>
+              </w:rPr>
+              <w:t xml:space="preserve">    splash.play()</w:t>
+            </w:r>
+          </w:p>
+        </w:tc>
+      </w:tr>
+    </w:tbl>
+    <w:p>
+      <w:pPr>
+        <w:spacing w:after="120"/>
+      </w:pPr>
+    </w:p>
+    <w:p>
+      <w:pPr>
+        <w:keepNext/>
+        <w:spacing w:after="60" w:before="60"/>
+      </w:pPr>
+      <w:r>
+        <w:rPr>
+          <w:rFonts w:ascii="Calibri" w:cs="Calibri" w:eastAsia="Calibri" w:hAnsi="Calibri"/>
+          <w:b/>
+          <w:bCs/>
+          <w:color w:val="AD1457"/>
+          <w:sz w:val="26"/>
+          <w:szCs w:val="26"/>
+        </w:rPr>
+        <w:t xml:space="preserve">Change it</w:t>
+      </w:r>
+    </w:p>
+    <w:p>
+      <w:pPr>
+        <w:pStyle w:val="ListParagraph"/>
+        <w:numPr>
+          <w:ilvl w:val="0"/>
+          <w:numId w:val="4"/>
+        </w:numPr>
+        <w:spacing w:after="60"/>
+      </w:pPr>
+      <w:r>
+        <w:rPr>
+          <w:rFonts w:ascii="Calibri" w:cs="Calibri" w:eastAsia="Calibri" w:hAnsi="Calibri"/>
+          <w:sz w:val="23"/>
+          <w:szCs w:val="23"/>
+        </w:rPr>
+        <w:t xml:space="preserve">Just one value: </w:t>
+      </w:r>
+      <w:r>
+        <w:rPr>
+          <w:rFonts w:ascii="Consolas" w:cs="Consolas" w:eastAsia="Consolas" w:hAnsi="Consolas"/>
+          <w:color w:val="1F4E79"/>
+          <w:sz w:val="21"/>
+          <w:szCs w:val="21"/>
+        </w:rPr>
+        <w:t xml:space="preserve">level.tile_property_at(player.rect.center, "lava", False)</w:t>
+      </w:r>
+    </w:p>
+    <w:p>
+      <w:pPr>
+        <w:pStyle w:val="ListParagraph"/>
+        <w:numPr>
+          <w:ilvl w:val="0"/>
+          <w:numId w:val="4"/>
+        </w:numPr>
+        <w:spacing w:after="60"/>
+      </w:pPr>
+      <w:r>
+        <w:rPr>
+          <w:rFonts w:ascii="Calibri" w:cs="Calibri" w:eastAsia="Calibri" w:hAnsi="Calibri"/>
+          <w:sz w:val="23"/>
+          <w:szCs w:val="23"/>
+        </w:rPr>
+        <w:t xml:space="preserve">Ice, mud, lava, ladders... any name you like</w:t>
+      </w:r>
+    </w:p>
+    <w:tbl>
+      <w:tblPr>
+        <w:tblW w:type="dxa" w:w="9638"/>
+        <w:tblBorders>
+          <w:top w:val="single" w:color="auto" w:sz="4"/>
+          <w:left w:val="single" w:color="auto" w:sz="4"/>
+          <w:bottom w:val="single" w:color="auto" w:sz="4"/>
+          <w:right w:val="single" w:color="auto" w:sz="4"/>
+          <w:insideH w:val="single" w:color="auto" w:sz="4"/>
+          <w:insideV w:val="single" w:color="auto" w:sz="4"/>
+        </w:tblBorders>
+      </w:tblPr>
+      <w:tblGrid>
+        <w:gridCol w:w="9638"/>
+      </w:tblGrid>
+      <w:tr>
+        <w:trPr>
+          <w:cantSplit/>
+        </w:trPr>
+        <w:tc>
+          <w:tcPr>
+            <w:tcW w:type="dxa" w:w="9638"/>
+            <w:tcBorders>
+              <w:top w:val="none" w:color="FFFFFF" w:sz="0"/>
+              <w:left w:val="single" w:color="1565C0" w:sz="36"/>
+              <w:bottom w:val="none" w:color="FFFFFF" w:sz="0"/>
+              <w:right w:val="none" w:color="FFFFFF" w:sz="0"/>
+            </w:tcBorders>
+            <w:shd w:fill="E3F2FD" w:color="auto" w:val="clear"/>
+            <w:tcMar>
+              <w:top w:type="dxa" w:w="100"/>
+              <w:left w:type="dxa" w:w="180"/>
+              <w:bottom w:type="dxa" w:w="100"/>
+              <w:right w:type="dxa" w:w="180"/>
+            </w:tcMar>
+          </w:tcPr>
+          <w:p>
+            <w:r>
+              <w:rPr>
+                <w:rFonts w:ascii="Calibri" w:cs="Calibri" w:eastAsia="Calibri" w:hAnsi="Calibri"/>
+                <w:b/>
+                <w:bCs/>
+                <w:color w:val="1565C0"/>
+                <w:sz w:val="23"/>
+                <w:szCs w:val="23"/>
+              </w:rPr>
+              <w:t xml:space="preserve">Tip:  </w:t>
+            </w:r>
+            <w:r>
+              <w:rPr>
+                <w:rFonts w:ascii="Calibri" w:cs="Calibri" w:eastAsia="Calibri" w:hAnsi="Calibri"/>
+                <w:sz w:val="23"/>
+                <w:szCs w:val="23"/>
+              </w:rPr>
+              <w:t>No tile or no properties gives {} - so .get() never crashes.</w:t>
+            </w:r>
+          </w:p>
+        </w:tc>
+      </w:tr>
+    </w:tbl>
+    <w:p>
+      <w:pPr>
+        <w:spacing w:before="160"/>
+      </w:pPr>
+      <w:r>
+        <w:rPr>
+          <w:rFonts w:ascii="Calibri" w:cs="Calibri" w:eastAsia="Calibri" w:hAnsi="Calibri"/>
+          <w:b/>
+          <w:bCs/>
+          <w:color w:val="555555"/>
+          <w:sz w:val="23"/>
+          <w:szCs w:val="23"/>
+        </w:rPr>
+        <w:t xml:space="preserve">See the example:  </w:t>
+      </w:r>
+      <w:r>
+        <w:rPr>
+          <w:rFonts w:ascii="Consolas" w:cs="Consolas" w:eastAsia="Consolas" w:hAnsi="Consolas"/>
+          <w:color w:val="1F4E79"/>
+          <w:sz w:val="22"/>
+          <w:szCs w:val="22"/>
+        </w:rPr>
+        <w:t xml:space="preserve">examples/tiled_example.py</w:t>
+      </w:r>
+    </w:p>
+    <w:p>
+      <w:r>
+        <w:br w:type="page"/>
+      </w:r>
+    </w:p>
+    <w:p>
+      <w:pPr>
+        <w:keepNext/>
+        <w:pBdr>
+          <w:left w:val="single" w:color="AD1457" w:sz="48" w:space="8"/>
+        </w:pBdr>
+        <w:spacing w:after="60" w:before="0"/>
+      </w:pPr>
+      <w:r>
+        <w:rPr>
+          <w:rFonts w:ascii="Calibri" w:cs="Calibri" w:eastAsia="Calibri" w:hAnsi="Calibri"/>
+          <w:b/>
+          <w:bCs/>
+          <w:color w:val="AD1457"/>
+          <w:sz w:val="40"/>
+          <w:szCs w:val="40"/>
+        </w:rPr>
+        <w:t xml:space="preserve">Tiled: in front and behind</w:t>
+      </w:r>
+    </w:p>
+    <w:p>
+      <w:pPr>
+        <w:keepNext/>
+        <w:spacing w:after="160"/>
+      </w:pPr>
+      <w:r>
+        <w:rPr>
+          <w:rFonts w:ascii="Calibri" w:cs="Calibri" w:eastAsia="Calibri" w:hAnsi="Calibri"/>
+          <w:i w:val="false"/>
+          <w:iCs w:val="false"/>
+          <w:color w:val="333333"/>
+          <w:sz w:val="26"/>
+          <w:szCs w:val="26"/>
+        </w:rPr>
+        <w:t xml:space="preserve">Walk behind a signpost, then in front of it. The layer name decides.</w:t>
+      </w:r>
+    </w:p>
+    <w:p>
+      <w:pPr>
+        <w:keepNext/>
+        <w:spacing w:after="160"/>
+        <w:jc w:val="center"/>
+      </w:pPr>
+      <w:r>
+        <w:drawing>
+          <wp:inline distT="0" distB="0" distL="0" distR="0">
+            <wp:extent cx="5334000" cy="2733675"/>
+            <wp:effectExtent t="0" r="0" b="0" l="0"/>
+            <wp:docPr id="9501" name="depth_layers" descr="depth_layers" title="depth_layers"/>
+            <wp:cNvGraphicFramePr>
+              <a:graphicFrameLocks xmlns:a="http://schemas.openxmlformats.org/drawingml/2006/main" noChangeAspect="1"/>
+            </wp:cNvGraphicFramePr>
+            <a:graphic xmlns:a="http://schemas.openxmlformats.org/drawingml/2006/main">
+              <a:graphicData uri="http://schemas.openxmlformats.org/drawingml/2006/picture">
+                <pic:pic xmlns:pic="http://schemas.openxmlformats.org/drawingml/2006/picture">
+                  <pic:nvPicPr>
+                    <pic:cNvPr id="9501" name="depth_layers" descr="depth_layers"/>
+                    <pic:cNvPicPr>
+                      <a:picLocks noChangeAspect="1" noChangeArrowheads="1"/>
+                    </pic:cNvPicPr>
+                  </pic:nvPicPr>
+                  <pic:blipFill>
+                    <a:blip r:embed="rId67" cstate="none"/>
+                    <a:srcRect/>
+                    <a:stretch>
+                      <a:fillRect/>
+                    </a:stretch>
+                  </pic:blipFill>
+                  <pic:spPr bwMode="auto">
+                    <a:xfrm>
+                      <a:off x="0" y="0"/>
+                      <a:ext cx="5334000" cy="2733675"/>
+                    </a:xfrm>
+                    <a:prstGeom prst="rect">
+                      <a:avLst/>
+                    </a:prstGeom>
+                  </pic:spPr>
+                </pic:pic>
+              </a:graphicData>
+            </a:graphic>
+          </wp:inline>
+        </w:drawing>
+      </w:r>
+    </w:p>
+    <w:tbl>
+      <w:tblPr>
+        <w:tblW w:type="dxa" w:w="9638"/>
+        <w:tblBorders>
+          <w:top w:val="single" w:color="auto" w:sz="4"/>
+          <w:left w:val="single" w:color="auto" w:sz="4"/>
+          <w:bottom w:val="single" w:color="auto" w:sz="4"/>
+          <w:right w:val="single" w:color="auto" w:sz="4"/>
+          <w:insideH w:val="single" w:color="auto" w:sz="4"/>
+          <w:insideV w:val="single" w:color="auto" w:sz="4"/>
+        </w:tblBorders>
+      </w:tblPr>
+      <w:tblGrid>
+        <w:gridCol w:w="9638"/>
+      </w:tblGrid>
+      <w:tr>
+        <w:trPr>
+          <w:cantSplit/>
+        </w:trPr>
+        <w:tc>
+          <w:tcPr>
+            <w:tcW w:type="dxa" w:w="9638"/>
+            <w:tcBorders>
+              <w:top w:val="single" w:color="FFFFFF" w:sz="4"/>
+              <w:left w:val="single" w:color="2E7D32" w:sz="36"/>
+              <w:bottom w:val="single" w:color="FFFFFF" w:sz="4"/>
+              <w:right w:val="none" w:color="FFFFFF" w:sz="0"/>
+            </w:tcBorders>
+            <w:shd w:fill="E8F5E9" w:color="auto" w:val="clear"/>
+            <w:tcMar>
+              <w:top w:type="dxa" w:w="60"/>
+              <w:left w:type="dxa" w:w="160"/>
+              <w:bottom w:type="dxa" w:w="80"/>
+              <w:right w:type="dxa" w:w="120"/>
+            </w:tcMar>
+          </w:tcPr>
+          <w:p>
+            <w:pPr>
+              <w:spacing w:after="40"/>
+            </w:pPr>
+            <w:r>
+              <w:rPr>
+                <w:rFonts w:ascii="Calibri" w:cs="Calibri" w:eastAsia="Calibri" w:hAnsi="Calibri"/>
+                <w:b/>
+                <w:bCs/>
+                <w:color w:val="FFFFFF"/>
+                <w:sz w:val="18"/>
+                <w:szCs w:val="18"/>
+                <w:shd w:fill="2E7D32" w:color="auto" w:val="clear"/>
+              </w:rPr>
+              <w:t xml:space="preserve"> init_pygame() </w:t>
+            </w:r>
+          </w:p>
+          <w:p>
+            <w:pPr>
+              <w:spacing w:line="260"/>
+            </w:pPr>
+            <w:r>
+              <w:rPr>
+                <w:rFonts w:ascii="Consolas" w:cs="Consolas" w:eastAsia="Consolas" w:hAnsi="Consolas"/>
+                <w:color w:val="111111"/>
+                <w:sz w:val="20"/>
+                <w:szCs w:val="20"/>
+              </w:rPr>
+              <w:t xml:space="preserve">world = World(level, camera, y_sort=True)</w:t>
+            </w:r>
+          </w:p>
+        </w:tc>
+      </w:tr>
+    </w:tbl>
+    <w:p>
+      <w:pPr>
+        <w:spacing w:after="120"/>
+      </w:pPr>
+    </w:p>
+    <w:p>
+      <w:pPr>
+        <w:keepNext/>
+        <w:spacing w:after="60" w:before="60"/>
+      </w:pPr>
+      <w:r>
+        <w:rPr>
+          <w:rFonts w:ascii="Calibri" w:cs="Calibri" w:eastAsia="Calibri" w:hAnsi="Calibri"/>
+          <w:b/>
+          <w:bCs/>
+          <w:color w:val="AD1457"/>
+          <w:sz w:val="26"/>
+          <w:szCs w:val="26"/>
+        </w:rPr>
+        <w:t xml:space="preserve">Change it</w:t>
+      </w:r>
+    </w:p>
+    <w:p>
+      <w:pPr>
+        <w:pStyle w:val="ListParagraph"/>
+        <w:numPr>
+          <w:ilvl w:val="0"/>
+          <w:numId w:val="4"/>
+        </w:numPr>
+        <w:spacing w:after="60"/>
+      </w:pPr>
+      <w:r>
+        <w:rPr>
+          <w:rFonts w:ascii="Calibri" w:cs="Calibri" w:eastAsia="Calibri" w:hAnsi="Calibri"/>
+          <w:sz w:val="23"/>
+          <w:szCs w:val="23"/>
+        </w:rPr>
+        <w:t xml:space="preserve">Name a tile layer </w:t>
+      </w:r>
+      <w:r>
+        <w:rPr>
+          <w:rFonts w:ascii="Consolas" w:cs="Consolas" w:eastAsia="Consolas" w:hAnsi="Consolas"/>
+          <w:color w:val="1F4E79"/>
+          <w:sz w:val="21"/>
+          <w:szCs w:val="21"/>
+        </w:rPr>
+        <w:t xml:space="preserve">Midground</w:t>
+      </w:r>
+      <w:r>
+        <w:rPr>
+          <w:rFonts w:ascii="Calibri" w:cs="Calibri" w:eastAsia="Calibri" w:hAnsi="Calibri"/>
+          <w:sz w:val="23"/>
+          <w:szCs w:val="23"/>
+        </w:rPr>
+        <w:t xml:space="preserve"> (or give any layer the property </w:t>
+      </w:r>
+      <w:r>
+        <w:rPr>
+          <w:rFonts w:ascii="Consolas" w:cs="Consolas" w:eastAsia="Consolas" w:hAnsi="Consolas"/>
+          <w:color w:val="1F4E79"/>
+          <w:sz w:val="21"/>
+          <w:szCs w:val="21"/>
+        </w:rPr>
+        <w:t xml:space="preserve">y_sort = true</w:t>
+      </w:r>
+      <w:r>
+        <w:rPr>
+          <w:rFonts w:ascii="Calibri" w:cs="Calibri" w:eastAsia="Calibri" w:hAnsi="Calibri"/>
+          <w:sz w:val="23"/>
+          <w:szCs w:val="23"/>
+        </w:rPr>
+        <w:t xml:space="preserve">)</w:t>
+      </w:r>
+    </w:p>
+    <w:p>
+      <w:pPr>
+        <w:pStyle w:val="ListParagraph"/>
+        <w:numPr>
+          <w:ilvl w:val="0"/>
+          <w:numId w:val="4"/>
+        </w:numPr>
+        <w:spacing w:after="60"/>
+      </w:pPr>
+      <w:r>
+        <w:rPr>
+          <w:rFonts w:ascii="Calibri" w:cs="Calibri" w:eastAsia="Calibri" w:hAnsi="Calibri"/>
+          <w:sz w:val="23"/>
+          <w:szCs w:val="23"/>
+        </w:rPr>
+        <w:t xml:space="preserve">Tall things (a tree top on its trunk): stack the tiles in one column - the whole stack sorts by its lowest tile</w:t>
+      </w:r>
+    </w:p>
+    <w:p>
+      <w:pPr>
+        <w:pStyle w:val="ListParagraph"/>
+        <w:numPr>
+          <w:ilvl w:val="0"/>
+          <w:numId w:val="4"/>
+        </w:numPr>
+        <w:spacing w:after="60"/>
+      </w:pPr>
+      <w:r>
+        <w:rPr>
+          <w:rFonts w:ascii="Calibri" w:cs="Calibri" w:eastAsia="Calibri" w:hAnsi="Calibri"/>
+          <w:sz w:val="23"/>
+          <w:szCs w:val="23"/>
+        </w:rPr>
+        <w:t xml:space="preserve">Always in front (a roof, a bridge): a layer named </w:t>
+      </w:r>
+      <w:r>
+        <w:rPr>
+          <w:rFonts w:ascii="Consolas" w:cs="Consolas" w:eastAsia="Consolas" w:hAnsi="Consolas"/>
+          <w:color w:val="1F4E79"/>
+          <w:sz w:val="21"/>
+          <w:szCs w:val="21"/>
+        </w:rPr>
+        <w:t xml:space="preserve">Foreground</w:t>
+      </w:r>
+    </w:p>
+    <w:p>
+      <w:pPr>
+        <w:pStyle w:val="ListParagraph"/>
+        <w:numPr>
+          <w:ilvl w:val="0"/>
+          <w:numId w:val="4"/>
+        </w:numPr>
+        <w:spacing w:after="60"/>
+      </w:pPr>
+      <w:r>
+        <w:rPr>
+          <w:rFonts w:ascii="Calibri" w:cs="Calibri" w:eastAsia="Calibri" w:hAnsi="Calibri"/>
+          <w:sz w:val="23"/>
+          <w:szCs w:val="23"/>
+        </w:rPr>
+        <w:t xml:space="preserve">Grass or a shadow at the foot of a sign: put it on a background layer (e.g. </w:t>
+      </w:r>
+      <w:r>
+        <w:rPr>
+          <w:rFonts w:ascii="Consolas" w:cs="Consolas" w:eastAsia="Consolas" w:hAnsi="Consolas"/>
+          <w:color w:val="1F4E79"/>
+          <w:sz w:val="21"/>
+          <w:szCs w:val="21"/>
+        </w:rPr>
+        <w:t xml:space="preserve">Ground details</w:t>
+      </w:r>
+      <w:r>
+        <w:rPr>
+          <w:rFonts w:ascii="Calibri" w:cs="Calibri" w:eastAsia="Calibri" w:hAnsi="Calibri"/>
+          <w:sz w:val="23"/>
+          <w:szCs w:val="23"/>
+        </w:rPr>
+        <w:t xml:space="preserve">), so it stays under the player's feet</w:t>
+      </w:r>
+    </w:p>
+    <w:tbl>
+      <w:tblPr>
+        <w:tblW w:type="dxa" w:w="9638"/>
+        <w:tblBorders>
+          <w:top w:val="single" w:color="auto" w:sz="4"/>
+          <w:left w:val="single" w:color="auto" w:sz="4"/>
+          <w:bottom w:val="single" w:color="auto" w:sz="4"/>
+          <w:right w:val="single" w:color="auto" w:sz="4"/>
+          <w:insideH w:val="single" w:color="auto" w:sz="4"/>
+          <w:insideV w:val="single" w:color="auto" w:sz="4"/>
+        </w:tblBorders>
+      </w:tblPr>
+      <w:tblGrid>
+        <w:gridCol w:w="9638"/>
+      </w:tblGrid>
+      <w:tr>
+        <w:trPr>
+          <w:cantSplit/>
+        </w:trPr>
+        <w:tc>
+          <w:tcPr>
+            <w:tcW w:type="dxa" w:w="9638"/>
+            <w:tcBorders>
+              <w:top w:val="none" w:color="FFFFFF" w:sz="0"/>
+              <w:left w:val="single" w:color="C62828" w:sz="36"/>
+              <w:bottom w:val="none" w:color="FFFFFF" w:sz="0"/>
+              <w:right w:val="none" w:color="FFFFFF" w:sz="0"/>
+            </w:tcBorders>
+            <w:shd w:fill="FDECEA" w:color="auto" w:val="clear"/>
+            <w:tcMar>
+              <w:top w:type="dxa" w:w="100"/>
+              <w:left w:type="dxa" w:w="180"/>
+              <w:bottom w:type="dxa" w:w="100"/>
+              <w:right w:type="dxa" w:w="180"/>
+            </w:tcMar>
+          </w:tcPr>
+          <w:p>
+            <w:r>
+              <w:rPr>
+                <w:rFonts w:ascii="Calibri" w:cs="Calibri" w:eastAsia="Calibri" w:hAnsi="Calibri"/>
+                <w:b/>
+                <w:bCs/>
+                <w:color w:val="C62828"/>
+                <w:sz w:val="23"/>
+                <w:szCs w:val="23"/>
+              </w:rPr>
+              <w:t xml:space="preserve">Watch out!  </w:t>
+            </w:r>
+            <w:r>
+              <w:rPr>
+                <w:rFonts w:ascii="Calibri" w:cs="Calibri" w:eastAsia="Calibri" w:hAnsi="Calibri"/>
+                <w:sz w:val="23"/>
+                <w:szCs w:val="23"/>
+              </w:rPr>
+              <w:t xml:space="preserve">Without y_sort=True the Midground layer is drawn under all the sprites.</w:t>
+            </w:r>
+          </w:p>
+        </w:tc>
+      </w:tr>
+    </w:tbl>
+    <w:tbl>
+      <w:tblPr>
+        <w:tblW w:type="dxa" w:w="9638"/>
+        <w:tblBorders>
+          <w:top w:val="single" w:color="auto" w:sz="4"/>
+          <w:left w:val="single" w:color="auto" w:sz="4"/>
+          <w:bottom w:val="single" w:color="auto" w:sz="4"/>
+          <w:right w:val="single" w:color="auto" w:sz="4"/>
+          <w:insideH w:val="single" w:color="auto" w:sz="4"/>
+          <w:insideV w:val="single" w:color="auto" w:sz="4"/>
+        </w:tblBorders>
+      </w:tblPr>
+      <w:tblGrid>
+        <w:gridCol w:w="9638"/>
+      </w:tblGrid>
+      <w:tr>
+        <w:trPr>
+          <w:cantSplit/>
+        </w:trPr>
+        <w:tc>
+          <w:tcPr>
+            <w:tcW w:type="dxa" w:w="9638"/>
+            <w:tcBorders>
+              <w:top w:val="none" w:color="FFFFFF" w:sz="0"/>
+              <w:left w:val="single" w:color="1565C0" w:sz="36"/>
+              <w:bottom w:val="none" w:color="FFFFFF" w:sz="0"/>
+              <w:right w:val="none" w:color="FFFFFF" w:sz="0"/>
+            </w:tcBorders>
+            <w:shd w:fill="E3F2FD" w:color="auto" w:val="clear"/>
+            <w:tcMar>
+              <w:top w:type="dxa" w:w="100"/>
+              <w:left w:type="dxa" w:w="180"/>
+              <w:bottom w:type="dxa" w:w="100"/>
+              <w:right w:type="dxa" w:w="180"/>
+            </w:tcMar>
+          </w:tcPr>
+          <w:p>
+            <w:r>
+              <w:rPr>
+                <w:rFonts w:ascii="Calibri" w:cs="Calibri" w:eastAsia="Calibri" w:hAnsi="Calibri"/>
+                <w:b/>
+                <w:bCs/>
+                <w:color w:val="1565C0"/>
+                <w:sz w:val="23"/>
+                <w:szCs w:val="23"/>
+              </w:rPr>
+              <w:t xml:space="preserve">Tip:  </w:t>
+            </w:r>
+            <w:r>
+              <w:rPr>
+                <w:rFonts w:ascii="Calibri" w:cs="Calibri" w:eastAsia="Calibri" w:hAnsi="Calibri"/>
+                <w:sz w:val="23"/>
+                <w:szCs w:val="23"/>
+              </w:rPr>
+              <w:t>Press F1: the line under each sprite and sign is where it is sorted - the lower line is in front.</w:t>
+            </w:r>
+          </w:p>
+        </w:tc>
+      </w:tr>
+    </w:tbl>
+    <w:p>
+      <w:pPr>
+        <w:spacing w:before="160"/>
+      </w:pPr>
+      <w:r>
+        <w:rPr>
+          <w:rFonts w:ascii="Calibri" w:cs="Calibri" w:eastAsia="Calibri" w:hAnsi="Calibri"/>
+          <w:b/>
+          <w:bCs/>
+          <w:color w:val="555555"/>
+          <w:sz w:val="23"/>
+          <w:szCs w:val="23"/>
+        </w:rPr>
+        <w:t xml:space="preserve">See the example:  </w:t>
+      </w:r>
+      <w:r>
+        <w:rPr>
+          <w:rFonts w:ascii="Consolas" w:cs="Consolas" w:eastAsia="Consolas" w:hAnsi="Consolas"/>
+          <w:color w:val="1F4E79"/>
+          <w:sz w:val="22"/>
+          <w:szCs w:val="22"/>
+        </w:rPr>
+        <w:t xml:space="preserve">examples/tiled_example.py</w:t>
+      </w:r>
+    </w:p>
+    <w:p>
+      <w:r>
+        <w:br w:type="page"/>
+      </w:r>
+    </w:p>
+    <w:p>
+      <w:pPr>
+        <w:keepNext/>
+        <w:pBdr>
+          <w:left w:val="single" w:color="AD1457" w:sz="48" w:space="8"/>
+        </w:pBdr>
+        <w:spacing w:after="60" w:before="0"/>
+      </w:pPr>
+      <w:r>
+        <w:rPr>
+          <w:rFonts w:ascii="Calibri" w:cs="Calibri" w:eastAsia="Calibri" w:hAnsi="Calibri"/>
+          <w:b/>
+          <w:bCs/>
+          <w:color w:val="AD1457"/>
+          <w:sz w:val="40"/>
+          <w:szCs w:val="40"/>
+        </w:rPr>
+        <w:t xml:space="preserve">Walking around things</w:t>
+      </w:r>
+    </w:p>
+    <w:p>
+      <w:pPr>
+        <w:keepNext/>
+        <w:spacing w:after="160"/>
+      </w:pPr>
+      <w:r>
+        <w:rPr>
+          <w:rFonts w:ascii="Calibri" w:cs="Calibri" w:eastAsia="Calibri" w:hAnsi="Calibri"/>
+          <w:i w:val="false"/>
+          <w:iCs w:val="false"/>
+          <w:color w:val="333333"/>
+          <w:sz w:val="26"/>
+          <w:szCs w:val="26"/>
+        </w:rPr>
+        <w:t xml:space="preserve">Only the feet bump into walls, so your head can go over a sign or fence.</w:t>
+      </w:r>
+    </w:p>
+    <w:p>
+      <w:pPr>
+        <w:keepNext/>
+        <w:spacing w:after="160"/>
+        <w:jc w:val="center"/>
+      </w:pPr>
+      <w:r>
+        <w:drawing>
+          <wp:inline distT="0" distB="0" distL="0" distR="0">
+            <wp:extent cx="5334000" cy="2200275"/>
+            <wp:effectExtent t="0" r="0" b="0" l="0"/>
+            <wp:docPr id="9501" name="feet_hitbox" descr="feet_hitbox" title="feet_hitbox"/>
+            <wp:cNvGraphicFramePr>
+              <a:graphicFrameLocks xmlns:a="http://schemas.openxmlformats.org/drawingml/2006/main" noChangeAspect="1"/>
+            </wp:cNvGraphicFramePr>
+            <a:graphic xmlns:a="http://schemas.openxmlformats.org/drawingml/2006/main">
+              <a:graphicData uri="http://schemas.openxmlformats.org/drawingml/2006/picture">
+                <pic:pic xmlns:pic="http://schemas.openxmlformats.org/drawingml/2006/picture">
+                  <pic:nvPicPr>
+                    <pic:cNvPr id="9501" name="feet_hitbox" descr="feet_hitbox"/>
+                    <pic:cNvPicPr>
+                      <a:picLocks noChangeAspect="1" noChangeArrowheads="1"/>
+                    </pic:cNvPicPr>
+                  </pic:nvPicPr>
+                  <pic:blipFill>
+                    <a:blip r:embed="rId66" cstate="none"/>
+                    <a:srcRect/>
+                    <a:stretch>
+                      <a:fillRect/>
+                    </a:stretch>
+                  </pic:blipFill>
+                  <pic:spPr bwMode="auto">
+                    <a:xfrm>
+                      <a:off x="0" y="0"/>
+                      <a:ext cx="5334000" cy="2200275"/>
+                    </a:xfrm>
+                    <a:prstGeom prst="rect">
+                      <a:avLst/>
+                    </a:prstGeom>
+                  </pic:spPr>
+                </pic:pic>
+              </a:graphicData>
+            </a:graphic>
+          </wp:inline>
+        </w:drawing>
+      </w:r>
+    </w:p>
+    <w:tbl>
+      <w:tblPr>
+        <w:tblW w:type="dxa" w:w="9638"/>
+        <w:tblBorders>
+          <w:top w:val="single" w:color="auto" w:sz="4"/>
+          <w:left w:val="single" w:color="auto" w:sz="4"/>
+          <w:bottom w:val="single" w:color="auto" w:sz="4"/>
+          <w:right w:val="single" w:color="auto" w:sz="4"/>
+          <w:insideH w:val="single" w:color="auto" w:sz="4"/>
+          <w:insideV w:val="single" w:color="auto" w:sz="4"/>
+        </w:tblBorders>
+      </w:tblPr>
+      <w:tblGrid>
+        <w:gridCol w:w="9638"/>
+      </w:tblGrid>
+      <w:tr>
+        <w:trPr>
+          <w:cantSplit/>
+        </w:trPr>
+        <w:tc>
+          <w:tcPr>
+            <w:tcW w:type="dxa" w:w="9638"/>
+            <w:tcBorders>
+              <w:top w:val="single" w:color="FFFFFF" w:sz="4"/>
+              <w:left w:val="single" w:color="2E7D32" w:sz="36"/>
+              <w:bottom w:val="single" w:color="FFFFFF" w:sz="4"/>
+              <w:right w:val="none" w:color="FFFFFF" w:sz="0"/>
+            </w:tcBorders>
+            <w:shd w:fill="E8F5E9" w:color="auto" w:val="clear"/>
+            <w:tcMar>
+              <w:top w:type="dxa" w:w="60"/>
+              <w:left w:type="dxa" w:w="160"/>
+              <w:bottom w:type="dxa" w:w="80"/>
+              <w:right w:type="dxa" w:w="120"/>
+            </w:tcMar>
+          </w:tcPr>
+          <w:p>
+            <w:pPr>
+              <w:spacing w:after="40"/>
+            </w:pPr>
+            <w:r>
+              <w:rPr>
+                <w:rFonts w:ascii="Calibri" w:cs="Calibri" w:eastAsia="Calibri" w:hAnsi="Calibri"/>
+                <w:b/>
+                <w:bCs/>
+                <w:color w:val="FFFFFF"/>
+                <w:sz w:val="18"/>
+                <w:szCs w:val="18"/>
+                <w:shd w:fill="2E7D32" w:color="auto" w:val="clear"/>
+              </w:rPr>
+              <w:t xml:space="preserve"> init_pygame() </w:t>
+            </w:r>
+          </w:p>
+          <w:p>
+            <w:pPr>
+              <w:spacing w:line="260"/>
+            </w:pPr>
+            <w:r>
+              <w:rPr>
+                <w:rFonts w:ascii="Consolas" w:cs="Consolas" w:eastAsia="Consolas" w:hAnsi="Consolas"/>
+                <w:color w:val="111111"/>
+                <w:sz w:val="20"/>
+                <w:szCs w:val="20"/>
+              </w:rPr>
+              <w:t xml:space="preserve"># hitbox=10: the bottom 10 pixels of the sprite (the feet)</w:t>
+            </w:r>
+          </w:p>
+          <w:p>
+            <w:pPr>
+              <w:spacing w:line="260"/>
+            </w:pPr>
+            <w:r>
+              <w:rPr>
+                <w:rFonts w:ascii="Consolas" w:cs="Consolas" w:eastAsia="Consolas" w:hAnsi="Consolas"/>
+                <w:color w:val="111111"/>
+                <w:sz w:val="20"/>
+                <w:szCs w:val="20"/>
+              </w:rPr>
+              <w:t xml:space="preserve">body = TopDownBody(player, solids=walls, hitbox=10)</w:t>
+            </w:r>
+          </w:p>
+          <w:p>
+            <w:pPr>
+              <w:spacing w:line="260"/>
+            </w:pPr>
+            <w:r>
+              <w:rPr>
+                <w:rFonts w:ascii="Consolas" w:cs="Consolas" w:eastAsia="Consolas" w:hAnsi="Consolas"/>
+                <w:color w:val="111111"/>
+                <w:sz w:val="20"/>
+                <w:szCs w:val="20"/>
+              </w:rPr>
+              <w:t xml:space="preserve">world = World(level, camera, y_sort=True)</w:t>
+            </w:r>
+          </w:p>
+        </w:tc>
+      </w:tr>
+      <w:tr>
+        <w:trPr>
+          <w:cantSplit/>
+        </w:trPr>
+        <w:tc>
+          <w:tcPr>
+            <w:tcW w:type="dxa" w:w="9638"/>
+            <w:tcBorders>
+              <w:top w:val="single" w:color="FFFFFF" w:sz="4"/>
+              <w:left w:val="single" w:color="E65100" w:sz="36"/>
+              <w:bottom w:val="single" w:color="FFFFFF" w:sz="4"/>
+              <w:right w:val="none" w:color="FFFFFF" w:sz="0"/>
+            </w:tcBorders>
+            <w:shd w:fill="FFF3E0" w:color="auto" w:val="clear"/>
+            <w:tcMar>
+              <w:top w:type="dxa" w:w="60"/>
+              <w:left w:type="dxa" w:w="160"/>
+              <w:bottom w:type="dxa" w:w="80"/>
+              <w:right w:type="dxa" w:w="120"/>
+            </w:tcMar>
+          </w:tcPr>
+          <w:p>
+            <w:pPr>
+              <w:spacing w:after="40"/>
+            </w:pPr>
+            <w:r>
+              <w:rPr>
+                <w:rFonts w:ascii="Calibri" w:cs="Calibri" w:eastAsia="Calibri" w:hAnsi="Calibri"/>
+                <w:b/>
+                <w:bCs/>
+                <w:color w:val="FFFFFF"/>
+                <w:sz w:val="18"/>
+                <w:szCs w:val="18"/>
+                <w:shd w:fill="E65100" w:color="auto" w:val="clear"/>
+              </w:rPr>
+              <w:t xml:space="preserve"> update(tick) </w:t>
+            </w:r>
+          </w:p>
+          <w:p>
+            <w:pPr>
+              <w:spacing w:line="260"/>
+            </w:pPr>
+            <w:r>
+              <w:rPr>
+                <w:rFonts w:ascii="Consolas" w:cs="Consolas" w:eastAsia="Consolas" w:hAnsi="Consolas"/>
+                <w:color w:val="111111"/>
+                <w:sz w:val="20"/>
+                <w:szCs w:val="20"/>
+              </w:rPr>
+              <w:t xml:space="preserve">body.move(dx, dy)</w:t>
+            </w:r>
+          </w:p>
+          <w:p>
+            <w:pPr>
+              <w:spacing w:line="260"/>
+            </w:pPr>
+            <w:r>
+              <w:rPr>
+                <w:rFonts w:ascii="Consolas" w:cs="Consolas" w:eastAsia="Consolas" w:hAnsi="Consolas"/>
+                <w:color w:val="111111"/>
+                <w:sz w:val="20"/>
+                <w:szCs w:val="20"/>
+              </w:rPr>
+              <w:t xml:space="preserve">body.update(tick)</w:t>
+            </w:r>
+          </w:p>
+        </w:tc>
+      </w:tr>
+      <w:tr>
+        <w:trPr>
+          <w:cantSplit/>
+        </w:trPr>
+        <w:tc>
+          <w:tcPr>
+            <w:tcW w:type="dxa" w:w="9638"/>
+            <w:tcBorders>
+              <w:top w:val="single" w:color="FFFFFF" w:sz="4"/>
+              <w:left w:val="single" w:color="6A1B9A" w:sz="36"/>
+              <w:bottom w:val="single" w:color="FFFFFF" w:sz="4"/>
+              <w:right w:val="none" w:color="FFFFFF" w:sz="0"/>
+            </w:tcBorders>
+            <w:shd w:fill="F3E5F5" w:color="auto" w:val="clear"/>
+            <w:tcMar>
+              <w:top w:type="dxa" w:w="60"/>
+              <w:left w:type="dxa" w:w="160"/>
+              <w:bottom w:type="dxa" w:w="80"/>
+              <w:right w:type="dxa" w:w="120"/>
+            </w:tcMar>
+          </w:tcPr>
+          <w:p>
+            <w:pPr>
+              <w:spacing w:after="40"/>
+            </w:pPr>
+            <w:r>
+              <w:rPr>
+                <w:rFonts w:ascii="Calibri" w:cs="Calibri" w:eastAsia="Calibri" w:hAnsi="Calibri"/>
+                <w:b/>
+                <w:bCs/>
+                <w:color w:val="FFFFFF"/>
+                <w:sz w:val="18"/>
+                <w:szCs w:val="18"/>
+                <w:shd w:fill="6A1B9A" w:color="auto" w:val="clear"/>
+              </w:rPr>
+              <w:t xml:space="preserve"> draw_game() </w:t>
+            </w:r>
+          </w:p>
+          <w:p>
+            <w:pPr>
+              <w:spacing w:line="260"/>
+            </w:pPr>
+            <w:r>
+              <w:rPr>
+                <w:rFonts w:ascii="Consolas" w:cs="Consolas" w:eastAsia="Consolas" w:hAnsi="Consolas"/>
+                <w:color w:val="111111"/>
+                <w:sz w:val="20"/>
+                <w:szCs w:val="20"/>
+              </w:rPr>
+              <w:t xml:space="preserve">if Debug.on:</w:t>
+            </w:r>
+          </w:p>
+          <w:p>
+            <w:pPr>
+              <w:spacing w:line="260"/>
+            </w:pPr>
+            <w:r>
+              <w:rPr>
+                <w:rFonts w:ascii="Consolas" w:cs="Consolas" w:eastAsia="Consolas" w:hAnsi="Consolas"/>
+                <w:color w:val="111111"/>
+                <w:sz w:val="20"/>
+                <w:szCs w:val="20"/>
+              </w:rPr>
+              <w:t xml:space="preserve">    body.draw_debug(screen, camera)     # F1: the feet hitbox</w:t>
+            </w:r>
+          </w:p>
+        </w:tc>
+      </w:tr>
+    </w:tbl>
+    <w:p>
+      <w:pPr>
+        <w:spacing w:after="120"/>
+      </w:pPr>
+    </w:p>
+    <w:p>
+      <w:pPr>
+        <w:keepNext/>
+        <w:spacing w:after="60" w:before="60"/>
+      </w:pPr>
+      <w:r>
+        <w:rPr>
+          <w:rFonts w:ascii="Calibri" w:cs="Calibri" w:eastAsia="Calibri" w:hAnsi="Calibri"/>
+          <w:b/>
+          <w:bCs/>
+          <w:color w:val="AD1457"/>
+          <w:sz w:val="26"/>
+          <w:szCs w:val="26"/>
+        </w:rPr>
+        <w:t xml:space="preserve">Change it</w:t>
+      </w:r>
+    </w:p>
+    <w:p>
+      <w:pPr>
+        <w:pStyle w:val="ListParagraph"/>
+        <w:numPr>
+          <w:ilvl w:val="0"/>
+          <w:numId w:val="4"/>
+        </w:numPr>
+        <w:spacing w:after="60"/>
+      </w:pPr>
+      <w:r>
+        <w:rPr>
+          <w:rFonts w:ascii="Calibri" w:cs="Calibri" w:eastAsia="Calibri" w:hAnsi="Calibri"/>
+          <w:sz w:val="23"/>
+          <w:szCs w:val="23"/>
+        </w:rPr>
+        <w:t xml:space="preserve">In Tiled, draw each sign or fence's </w:t>
+      </w:r>
+      <w:r>
+        <w:rPr>
+          <w:rFonts w:ascii="Consolas" w:cs="Consolas" w:eastAsia="Consolas" w:hAnsi="Consolas"/>
+          <w:color w:val="1F4E79"/>
+          <w:sz w:val="21"/>
+          <w:szCs w:val="21"/>
+        </w:rPr>
+        <w:t xml:space="preserve">collision</w:t>
+      </w:r>
+      <w:r>
+        <w:rPr>
+          <w:rFonts w:ascii="Calibri" w:cs="Calibri" w:eastAsia="Calibri" w:hAnsi="Calibri"/>
+          <w:sz w:val="23"/>
+          <w:szCs w:val="23"/>
+        </w:rPr>
+        <w:t xml:space="preserve"> box over its BASE only - not the whole picture</w:t>
+      </w:r>
+    </w:p>
+    <w:p>
+      <w:pPr>
+        <w:pStyle w:val="ListParagraph"/>
+        <w:numPr>
+          <w:ilvl w:val="0"/>
+          <w:numId w:val="4"/>
+        </w:numPr>
+        <w:spacing w:after="60"/>
+      </w:pPr>
+      <w:r>
+        <w:rPr>
+          <w:rFonts w:ascii="Calibri" w:cs="Calibri" w:eastAsia="Calibri" w:hAnsi="Calibri"/>
+          <w:sz w:val="23"/>
+          <w:szCs w:val="23"/>
+        </w:rPr>
+        <w:t xml:space="preserve">Narrower feet: </w:t>
+      </w:r>
+      <w:r>
+        <w:rPr>
+          <w:rFonts w:ascii="Consolas" w:cs="Consolas" w:eastAsia="Consolas" w:hAnsi="Consolas"/>
+          <w:color w:val="1F4E79"/>
+          <w:sz w:val="21"/>
+          <w:szCs w:val="21"/>
+        </w:rPr>
+        <w:t xml:space="preserve">hitbox=(16, 8)</w:t>
+      </w:r>
+      <w:r>
+        <w:rPr>
+          <w:rFonts w:ascii="Calibri" w:cs="Calibri" w:eastAsia="Calibri" w:hAnsi="Calibri"/>
+          <w:sz w:val="23"/>
+          <w:szCs w:val="23"/>
+        </w:rPr>
+        <w:t xml:space="preserve"> (16 wide, 8 tall, in the middle)</w:t>
+      </w:r>
+    </w:p>
+    <w:p>
+      <w:pPr>
+        <w:pStyle w:val="ListParagraph"/>
+        <w:numPr>
+          <w:ilvl w:val="0"/>
+          <w:numId w:val="4"/>
+        </w:numPr>
+        <w:spacing w:after="60"/>
+      </w:pPr>
+      <w:r>
+        <w:rPr>
+          <w:rFonts w:ascii="Calibri" w:cs="Calibri" w:eastAsia="Calibri" w:hAnsi="Calibri"/>
+          <w:sz w:val="23"/>
+          <w:szCs w:val="23"/>
+        </w:rPr>
+        <w:t xml:space="preserve">The ground under the feet: </w:t>
+      </w:r>
+      <w:r>
+        <w:rPr>
+          <w:rFonts w:ascii="Consolas" w:cs="Consolas" w:eastAsia="Consolas" w:hAnsi="Consolas"/>
+          <w:color w:val="1F4E79"/>
+          <w:sz w:val="21"/>
+          <w:szCs w:val="21"/>
+        </w:rPr>
+        <w:t xml:space="preserve">level.tile_properties_at(body.hitbox_rect.center)</w:t>
+      </w:r>
+    </w:p>
+    <w:tbl>
+      <w:tblPr>
+        <w:tblW w:type="dxa" w:w="9638"/>
+        <w:tblBorders>
+          <w:top w:val="single" w:color="auto" w:sz="4"/>
+          <w:left w:val="single" w:color="auto" w:sz="4"/>
+          <w:bottom w:val="single" w:color="auto" w:sz="4"/>
+          <w:right w:val="single" w:color="auto" w:sz="4"/>
+          <w:insideH w:val="single" w:color="auto" w:sz="4"/>
+          <w:insideV w:val="single" w:color="auto" w:sz="4"/>
+        </w:tblBorders>
+      </w:tblPr>
+      <w:tblGrid>
+        <w:gridCol w:w="9638"/>
+      </w:tblGrid>
+      <w:tr>
+        <w:trPr>
+          <w:cantSplit/>
+        </w:trPr>
+        <w:tc>
+          <w:tcPr>
+            <w:tcW w:type="dxa" w:w="9638"/>
+            <w:tcBorders>
+              <w:top w:val="none" w:color="FFFFFF" w:sz="0"/>
+              <w:left w:val="single" w:color="C62828" w:sz="36"/>
+              <w:bottom w:val="none" w:color="FFFFFF" w:sz="0"/>
+              <w:right w:val="none" w:color="FFFFFF" w:sz="0"/>
+            </w:tcBorders>
+            <w:shd w:fill="FDECEA" w:color="auto" w:val="clear"/>
+            <w:tcMar>
+              <w:top w:type="dxa" w:w="100"/>
+              <w:left w:type="dxa" w:w="180"/>
+              <w:bottom w:type="dxa" w:w="100"/>
+              <w:right w:type="dxa" w:w="180"/>
+            </w:tcMar>
+          </w:tcPr>
+          <w:p>
+            <w:r>
+              <w:rPr>
+                <w:rFonts w:ascii="Calibri" w:cs="Calibri" w:eastAsia="Calibri" w:hAnsi="Calibri"/>
+                <w:b/>
+                <w:bCs/>
+                <w:color w:val="C62828"/>
+                <w:sz w:val="23"/>
+                <w:szCs w:val="23"/>
+              </w:rPr>
+              <w:t xml:space="preserve">Watch out!  </w:t>
+            </w:r>
+            <w:r>
+              <w:rPr>
+                <w:rFonts w:ascii="Calibri" w:cs="Calibri" w:eastAsia="Calibri" w:hAnsi="Calibri"/>
+                <w:sz w:val="23"/>
+                <w:szCs w:val="23"/>
+              </w:rPr>
+              <w:t xml:space="preserve">The hitbox is only for walls. player.rect is still the whole sprite, so coins, bullets and collides_with() use all of it.</w:t>
+            </w:r>
+          </w:p>
+        </w:tc>
+      </w:tr>
+    </w:tbl>
+    <w:tbl>
+      <w:tblPr>
+        <w:tblW w:type="dxa" w:w="9638"/>
+        <w:tblBorders>
+          <w:top w:val="single" w:color="auto" w:sz="4"/>
+          <w:left w:val="single" w:color="auto" w:sz="4"/>
+          <w:bottom w:val="single" w:color="auto" w:sz="4"/>
+          <w:right w:val="single" w:color="auto" w:sz="4"/>
+          <w:insideH w:val="single" w:color="auto" w:sz="4"/>
+          <w:insideV w:val="single" w:color="auto" w:sz="4"/>
+        </w:tblBorders>
+      </w:tblPr>
+      <w:tblGrid>
+        <w:gridCol w:w="9638"/>
+      </w:tblGrid>
+      <w:tr>
+        <w:trPr>
+          <w:cantSplit/>
+        </w:trPr>
+        <w:tc>
+          <w:tcPr>
+            <w:tcW w:type="dxa" w:w="9638"/>
+            <w:tcBorders>
+              <w:top w:val="none" w:color="FFFFFF" w:sz="0"/>
+              <w:left w:val="single" w:color="1565C0" w:sz="36"/>
+              <w:bottom w:val="none" w:color="FFFFFF" w:sz="0"/>
+              <w:right w:val="none" w:color="FFFFFF" w:sz="0"/>
+            </w:tcBorders>
+            <w:shd w:fill="E3F2FD" w:color="auto" w:val="clear"/>
+            <w:tcMar>
+              <w:top w:type="dxa" w:w="100"/>
+              <w:left w:type="dxa" w:w="180"/>
+              <w:bottom w:type="dxa" w:w="100"/>
+              <w:right w:type="dxa" w:w="180"/>
+            </w:tcMar>
+          </w:tcPr>
+          <w:p>
+            <w:r>
+              <w:rPr>
+                <w:rFonts w:ascii="Calibri" w:cs="Calibri" w:eastAsia="Calibri" w:hAnsi="Calibri"/>
+                <w:b/>
+                <w:bCs/>
+                <w:color w:val="1565C0"/>
+                <w:sz w:val="23"/>
+                <w:szCs w:val="23"/>
+              </w:rPr>
+              <w:t xml:space="preserve">Tip:  </w:t>
+            </w:r>
+            <w:r>
+              <w:rPr>
+                <w:rFonts w:ascii="Calibri" w:cs="Calibri" w:eastAsia="Calibri" w:hAnsi="Calibri"/>
+                <w:sz w:val="23"/>
+                <w:szCs w:val="23"/>
+              </w:rPr>
+              <w:t>From below, the feet stop under the base, so you're lower and drawn in front. From above, they stop on top, so you're drawn behind.</w:t>
+            </w:r>
+          </w:p>
+        </w:tc>
+      </w:tr>
+    </w:tbl>
+    <w:p>
+      <w:pPr>
+        <w:spacing w:before="160"/>
+      </w:pPr>
+      <w:r>
+        <w:rPr>
+          <w:rFonts w:ascii="Calibri" w:cs="Calibri" w:eastAsia="Calibri" w:hAnsi="Calibri"/>
+          <w:b/>
+          <w:bCs/>
+          <w:color w:val="555555"/>
+          <w:sz w:val="23"/>
+          <w:szCs w:val="23"/>
+        </w:rPr>
+        <w:t xml:space="preserve">See the example:  </w:t>
+      </w:r>
+      <w:r>
+        <w:rPr>
+          <w:rFonts w:ascii="Consolas" w:cs="Consolas" w:eastAsia="Consolas" w:hAnsi="Consolas"/>
+          <w:color w:val="1F4E79"/>
+          <w:sz w:val="22"/>
+          <w:szCs w:val="22"/>
+        </w:rPr>
+        <w:t xml:space="preserve">examples/tiled_example.py</w:t>
+      </w:r>
+    </w:p>
+    <w:p>
+      <w:r>
+        <w:br w:type="page"/>
+      </w:r>
+    </w:p>
+    <w:p>
+      <w:pPr>
+        <w:keepNext/>
+        <w:pBdr>
+          <w:left w:val="single" w:color="AD1457" w:sz="48" w:space="8"/>
+        </w:pBdr>
+        <w:spacing w:after="60" w:before="0"/>
+      </w:pPr>
+      <w:r>
+        <w:rPr>
+          <w:rFonts w:ascii="Calibri" w:cs="Calibri" w:eastAsia="Calibri" w:hAnsi="Calibri"/>
+          <w:b/>
+          <w:bCs/>
+          <w:color w:val="AD1457"/>
+          <w:sz w:val="40"/>
+          <w:szCs w:val="40"/>
+        </w:rPr>
         <w:t xml:space="preserve">Platformer movement</w:t>
       </w:r>
     </w:p>
@@ -19763,6 +22111,93 @@
       <w:pPr>
         <w:spacing w:after="120"/>
       </w:pPr>
+    </w:p>
+    <w:p>
+      <w:pPr>
+        <w:keepNext/>
+        <w:spacing w:after="60" w:before="60"/>
+      </w:pPr>
+      <w:r>
+        <w:rPr>
+          <w:rFonts w:ascii="Calibri" w:cs="Calibri" w:eastAsia="Calibri" w:hAnsi="Calibri"/>
+          <w:b/>
+          <w:bCs/>
+          <w:color w:val="AD1457"/>
+          <w:sz w:val="26"/>
+          <w:szCs w:val="26"/>
+        </w:rPr>
+        <w:t xml:space="preserve">Change it</w:t>
+      </w:r>
+    </w:p>
+    <w:p>
+      <w:pPr>
+        <w:pStyle w:val="ListParagraph"/>
+        <w:numPr>
+          <w:ilvl w:val="0"/>
+          <w:numId w:val="4"/>
+        </w:numPr>
+        <w:spacing w:after="60"/>
+      </w:pPr>
+      <w:r>
+        <w:rPr>
+          <w:rFonts w:ascii="Calibri" w:cs="Calibri" w:eastAsia="Calibri" w:hAnsi="Calibri"/>
+          <w:sz w:val="23"/>
+          <w:szCs w:val="23"/>
+        </w:rPr>
+        <w:t xml:space="preserve">Walk behind trees and signs: </w:t>
+      </w:r>
+      <w:r>
+        <w:rPr>
+          <w:rFonts w:ascii="Consolas" w:cs="Consolas" w:eastAsia="Consolas" w:hAnsi="Consolas"/>
+          <w:color w:val="1F4E79"/>
+          <w:sz w:val="21"/>
+          <w:szCs w:val="21"/>
+        </w:rPr>
+        <w:t xml:space="preserve">World(level, camera, y_sort=True)</w:t>
+      </w:r>
+      <w:r>
+        <w:rPr>
+          <w:rFonts w:ascii="Calibri" w:cs="Calibri" w:eastAsia="Calibri" w:hAnsi="Calibri"/>
+          <w:sz w:val="23"/>
+          <w:szCs w:val="23"/>
+        </w:rPr>
+        <w:t xml:space="preserve"> (see Tiled: in front and behind)</w:t>
+      </w:r>
+    </w:p>
+    <w:p>
+      <w:pPr>
+        <w:pStyle w:val="ListParagraph"/>
+        <w:numPr>
+          <w:ilvl w:val="0"/>
+          <w:numId w:val="4"/>
+        </w:numPr>
+        <w:spacing w:after="60"/>
+      </w:pPr>
+      <w:r>
+        <w:rPr>
+          <w:rFonts w:ascii="Calibri" w:cs="Calibri" w:eastAsia="Calibri" w:hAnsi="Calibri"/>
+          <w:sz w:val="23"/>
+          <w:szCs w:val="23"/>
+        </w:rPr>
+        <w:t xml:space="preserve">Only the feet bump into walls: </w:t>
+      </w:r>
+      <w:r>
+        <w:rPr>
+          <w:rFonts w:ascii="Consolas" w:cs="Consolas" w:eastAsia="Consolas" w:hAnsi="Consolas"/>
+          <w:color w:val="1F4E79"/>
+          <w:sz w:val="21"/>
+          <w:szCs w:val="21"/>
+        </w:rPr>
+        <w:t xml:space="preserve">TopDownBody(..., hitbox=10)</w:t>
+      </w:r>
+      <w:r>
+        <w:rPr>
+          <w:rFonts w:ascii="Calibri" w:cs="Calibri" w:eastAsia="Calibri" w:hAnsi="Calibri"/>
+          <w:sz w:val="23"/>
+          <w:szCs w:val="23"/>
+        </w:rPr>
+        <w:t xml:space="preserve"> (see Walking around things)</w:t>
+      </w:r>
     </w:p>
     <w:p>
       <w:pPr>

--- a/docs/PygameTkinterGUITools_StudentGuide.docx
+++ b/docs/PygameTkinterGUITools_StudentGuide.docx
@@ -24823,6 +24823,654 @@
           <w:szCs w:val="22"/>
         </w:rPr>
         <w:t>examples/floating_text_example.py</w:t>
+      </w:r>
+    </w:p>
+    <w:p>
+      <w:r>
+        <w:br w:type="page"/>
+      </w:r>
+    </w:p>
+    <w:p>
+      <w:pPr>
+        <w:keepNext/>
+        <w:pBdr>
+          <w:left w:val="single" w:color="C62828" w:sz="48" w:space="8"/>
+        </w:pBdr>
+        <w:spacing w:after="60" w:before="0"/>
+      </w:pPr>
+      <w:r>
+        <w:rPr>
+          <w:rFonts w:ascii="Calibri" w:cs="Calibri" w:eastAsia="Calibri" w:hAnsi="Calibri"/>
+          <w:b/>
+          <w:bCs/>
+          <w:color w:val="C62828"/>
+          <w:sz w:val="40"/>
+          <w:szCs w:val="40"/>
+        </w:rPr>
+        <w:t xml:space="preserve">Spawner and waves</w:t>
+      </w:r>
+    </w:p>
+    <w:p>
+      <w:pPr>
+        <w:keepNext/>
+        <w:spacing w:after="160"/>
+      </w:pPr>
+      <w:r>
+        <w:rPr>
+          <w:rFonts w:ascii="Calibri" w:cs="Calibri" w:eastAsia="Calibri" w:hAnsi="Calibri"/>
+          <w:i w:val="false"/>
+          <w:iCs w:val="false"/>
+          <w:color w:val="333333"/>
+          <w:sz w:val="26"/>
+          <w:szCs w:val="26"/>
+        </w:rPr>
+        <w:t xml:space="preserve">Enemies, coins or anything else that keep appearing - every few seconds, at the places you choose, never too many at once. You write a function that makes ONE; the Spawner decides when and where. Waves runs it as wave 1, a break, wave 2...</w:t>
+      </w:r>
+    </w:p>
+    <w:p>
+      <w:pPr>
+        <w:keepNext/>
+        <w:spacing w:after="160"/>
+        <w:jc w:val="center"/>
+      </w:pPr>
+      <w:r>
+        <w:drawing>
+          <wp:inline distT="0" distB="0" distL="0" distR="0">
+            <wp:extent cx="3300000" cy="2475000"/>
+            <wp:effectExtent t="0" r="0" b="0" l="0"/>
+            <wp:docPr id="9509" name="spawner" descr="spawner" title="spawner"/>
+            <wp:cNvGraphicFramePr>
+              <a:graphicFrameLocks xmlns:a="http://schemas.openxmlformats.org/drawingml/2006/main" noChangeAspect="1"/>
+            </wp:cNvGraphicFramePr>
+            <a:graphic xmlns:a="http://schemas.openxmlformats.org/drawingml/2006/main">
+              <a:graphicData uri="http://schemas.openxmlformats.org/drawingml/2006/picture">
+                <pic:pic xmlns:pic="http://schemas.openxmlformats.org/drawingml/2006/picture">
+                  <pic:nvPicPr>
+                    <pic:cNvPr id="0" name="spawner.png" descr=""/>
+                    <pic:cNvPicPr>
+                      <a:picLocks noChangeAspect="1" noChangeArrowheads="1"/>
+                    </pic:cNvPicPr>
+                  </pic:nvPicPr>
+                  <pic:blipFill>
+                    <a:blip r:embed="rId68" cstate="none"/>
+                    <a:srcRect/>
+                    <a:stretch>
+                      <a:fillRect/>
+                    </a:stretch>
+                  </pic:blipFill>
+                  <pic:spPr bwMode="auto">
+                    <a:xfrm>
+                      <a:off x="0" y="0"/>
+                      <a:ext cx="3300000" cy="2475000"/>
+                    </a:xfrm>
+                    <a:prstGeom prst="rect">
+                      <a:avLst/>
+                    </a:prstGeom>
+                  </pic:spPr>
+                </pic:pic>
+              </a:graphicData>
+            </a:graphic>
+          </wp:inline>
+        </w:drawing>
+      </w:r>
+    </w:p>
+    <w:tbl>
+      <w:tblPr>
+        <w:tblW w:type="dxa" w:w="9638"/>
+        <w:tblBorders>
+          <w:top w:val="single" w:color="auto" w:sz="4"/>
+          <w:left w:val="single" w:color="auto" w:sz="4"/>
+          <w:bottom w:val="single" w:color="auto" w:sz="4"/>
+          <w:right w:val="single" w:color="auto" w:sz="4"/>
+          <w:insideH w:val="single" w:color="auto" w:sz="4"/>
+          <w:insideV w:val="single" w:color="auto" w:sz="4"/>
+        </w:tblBorders>
+      </w:tblPr>
+      <w:tblGrid>
+        <w:gridCol w:w="9638"/>
+      </w:tblGrid>
+      <w:tr>
+        <w:trPr>
+          <w:cantSplit/>
+        </w:trPr>
+        <w:tc>
+          <w:tcPr>
+            <w:tcW w:type="dxa" w:w="9638"/>
+            <w:tcBorders>
+              <w:top w:val="single" w:color="FFFFFF" w:sz="4"/>
+              <w:left w:val="single" w:color="455A64" w:sz="36"/>
+              <w:bottom w:val="single" w:color="FFFFFF" w:sz="4"/>
+              <w:right w:val="none" w:color="FFFFFF" w:sz="0"/>
+            </w:tcBorders>
+            <w:shd w:fill="ECEFF1" w:color="auto" w:val="clear"/>
+            <w:tcMar>
+              <w:top w:type="dxa" w:w="60"/>
+              <w:left w:type="dxa" w:w="160"/>
+              <w:bottom w:type="dxa" w:w="80"/>
+              <w:right w:type="dxa" w:w="120"/>
+            </w:tcMar>
+          </w:tcPr>
+          <w:p>
+            <w:pPr>
+              <w:spacing w:after="40"/>
+            </w:pPr>
+            <w:r>
+              <w:rPr>
+                <w:rFonts w:ascii="Calibri" w:cs="Calibri" w:eastAsia="Calibri" w:hAnsi="Calibri"/>
+                <w:b/>
+                <w:bCs/>
+                <w:color w:val="FFFFFF"/>
+                <w:sz w:val="18"/>
+                <w:szCs w:val="18"/>
+                <w:shd w:fill="455A64" w:color="auto" w:val="clear"/>
+              </w:rPr>
+              <w:t xml:space="preserve"> above init_pygame() - your own function </w:t>
+            </w:r>
+          </w:p>
+          <w:p>
+            <w:pPr>
+              <w:spacing w:line="260"/>
+            </w:pPr>
+            <w:r>
+              <w:rPr>
+                <w:rFonts w:ascii="Consolas" w:cs="Consolas" w:eastAsia="Consolas" w:hAnsi="Consolas"/>
+                <w:color w:val="111111"/>
+                <w:sz w:val="20"/>
+                <w:szCs w:val="20"/>
+              </w:rPr>
+              <w:t xml:space="preserve">def make_slime(x, y):            # makes ONE slime at x, y</w:t>
+            </w:r>
+          </w:p>
+          <w:p>
+            <w:pPr>
+              <w:spacing w:line="260"/>
+            </w:pPr>
+            <w:r>
+              <w:rPr>
+                <w:rFonts w:ascii="Consolas" w:cs="Consolas" w:eastAsia="Consolas" w:hAnsi="Consolas"/>
+                <w:color w:val="111111"/>
+                <w:sz w:val="20"/>
+                <w:szCs w:val="20"/>
+              </w:rPr>
+              <w:t xml:space="preserve">    slime = SpriteObject(x, y, image="slime.png")</w:t>
+            </w:r>
+          </w:p>
+          <w:p>
+            <w:pPr>
+              <w:spacing w:line="260"/>
+            </w:pPr>
+            <w:r>
+              <w:rPr>
+                <w:rFonts w:ascii="Consolas" w:cs="Consolas" w:eastAsia="Consolas" w:hAnsi="Consolas"/>
+                <w:color w:val="111111"/>
+                <w:sz w:val="20"/>
+                <w:szCs w:val="20"/>
+              </w:rPr>
+              <w:t xml:space="preserve">    slime.brain = Chaser(slime, player, speed=90)</w:t>
+            </w:r>
+          </w:p>
+          <w:p>
+            <w:pPr>
+              <w:spacing w:line="260"/>
+            </w:pPr>
+            <w:r>
+              <w:rPr>
+                <w:rFonts w:ascii="Consolas" w:cs="Consolas" w:eastAsia="Consolas" w:hAnsi="Consolas"/>
+                <w:color w:val="111111"/>
+                <w:sz w:val="20"/>
+                <w:szCs w:val="20"/>
+              </w:rPr>
+              <w:t xml:space="preserve">    return slime</w:t>
+            </w:r>
+          </w:p>
+        </w:tc>
+      </w:tr>
+      <w:tr>
+        <w:trPr>
+          <w:cantSplit/>
+        </w:trPr>
+        <w:tc>
+          <w:tcPr>
+            <w:tcW w:type="dxa" w:w="9638"/>
+            <w:tcBorders>
+              <w:top w:val="single" w:color="FFFFFF" w:sz="4"/>
+              <w:left w:val="single" w:color="2E7D32" w:sz="36"/>
+              <w:bottom w:val="single" w:color="FFFFFF" w:sz="4"/>
+              <w:right w:val="none" w:color="FFFFFF" w:sz="0"/>
+            </w:tcBorders>
+            <w:shd w:fill="E8F5E9" w:color="auto" w:val="clear"/>
+            <w:tcMar>
+              <w:top w:type="dxa" w:w="60"/>
+              <w:left w:type="dxa" w:w="160"/>
+              <w:bottom w:type="dxa" w:w="80"/>
+              <w:right w:type="dxa" w:w="120"/>
+            </w:tcMar>
+          </w:tcPr>
+          <w:p>
+            <w:pPr>
+              <w:spacing w:after="40"/>
+            </w:pPr>
+            <w:r>
+              <w:rPr>
+                <w:rFonts w:ascii="Calibri" w:cs="Calibri" w:eastAsia="Calibri" w:hAnsi="Calibri"/>
+                <w:b/>
+                <w:bCs/>
+                <w:color w:val="FFFFFF"/>
+                <w:sz w:val="18"/>
+                <w:szCs w:val="18"/>
+                <w:shd w:fill="2E7D32" w:color="auto" w:val="clear"/>
+              </w:rPr>
+              <w:t xml:space="preserve"> init_pygame() </w:t>
+            </w:r>
+          </w:p>
+          <w:p>
+            <w:pPr>
+              <w:spacing w:line="260"/>
+            </w:pPr>
+            <w:r>
+              <w:rPr>
+                <w:rFonts w:ascii="Consolas" w:cs="Consolas" w:eastAsia="Consolas" w:hAnsi="Consolas"/>
+                <w:color w:val="111111"/>
+                <w:sz w:val="20"/>
+                <w:szCs w:val="20"/>
+              </w:rPr>
+              <w:t xml:space="preserve">slimes = Spawner(make_slime, points=[(20, 60), (760, 60)],</w:t>
+            </w:r>
+          </w:p>
+          <w:p>
+            <w:pPr>
+              <w:spacing w:line="260"/>
+            </w:pPr>
+            <w:r>
+              <w:rPr>
+                <w:rFonts w:ascii="Consolas" w:cs="Consolas" w:eastAsia="Consolas" w:hAnsi="Consolas"/>
+                <w:color w:val="111111"/>
+                <w:sz w:val="20"/>
+                <w:szCs w:val="20"/>
+              </w:rPr>
+              <w:t xml:space="preserve">                 every=1500, max_alive=6)</w:t>
+            </w:r>
+          </w:p>
+          <w:p>
+            <w:pPr>
+              <w:spacing w:line="260"/>
+            </w:pPr>
+            <w:r>
+              <w:rPr>
+                <w:rFonts w:ascii="Consolas" w:cs="Consolas" w:eastAsia="Consolas" w:hAnsi="Consolas"/>
+                <w:color w:val="111111"/>
+                <w:sz w:val="20"/>
+                <w:szCs w:val="20"/>
+              </w:rPr>
+              <w:t xml:space="preserve">waves = Waves(slimes, [3, 5, 8], break_ms=3000)</w:t>
+            </w:r>
+          </w:p>
+        </w:tc>
+      </w:tr>
+      <w:tr>
+        <w:trPr>
+          <w:cantSplit/>
+        </w:trPr>
+        <w:tc>
+          <w:tcPr>
+            <w:tcW w:type="dxa" w:w="9638"/>
+            <w:tcBorders>
+              <w:top w:val="single" w:color="FFFFFF" w:sz="4"/>
+              <w:left w:val="single" w:color="E65100" w:sz="36"/>
+              <w:bottom w:val="single" w:color="FFFFFF" w:sz="4"/>
+              <w:right w:val="none" w:color="FFFFFF" w:sz="0"/>
+            </w:tcBorders>
+            <w:shd w:fill="FFF3E0" w:color="auto" w:val="clear"/>
+            <w:tcMar>
+              <w:top w:type="dxa" w:w="60"/>
+              <w:left w:type="dxa" w:w="160"/>
+              <w:bottom w:type="dxa" w:w="80"/>
+              <w:right w:type="dxa" w:w="120"/>
+            </w:tcMar>
+          </w:tcPr>
+          <w:p>
+            <w:pPr>
+              <w:spacing w:after="40"/>
+            </w:pPr>
+            <w:r>
+              <w:rPr>
+                <w:rFonts w:ascii="Calibri" w:cs="Calibri" w:eastAsia="Calibri" w:hAnsi="Calibri"/>
+                <w:b/>
+                <w:bCs/>
+                <w:color w:val="FFFFFF"/>
+                <w:sz w:val="18"/>
+                <w:szCs w:val="18"/>
+                <w:shd w:fill="E65100" w:color="auto" w:val="clear"/>
+              </w:rPr>
+              <w:t xml:space="preserve"> update(tick) </w:t>
+            </w:r>
+          </w:p>
+          <w:p>
+            <w:pPr>
+              <w:spacing w:line="260"/>
+            </w:pPr>
+            <w:r>
+              <w:rPr>
+                <w:rFonts w:ascii="Consolas" w:cs="Consolas" w:eastAsia="Consolas" w:hAnsi="Consolas"/>
+                <w:color w:val="111111"/>
+                <w:sz w:val="20"/>
+                <w:szCs w:val="20"/>
+              </w:rPr>
+              <w:t xml:space="preserve">waves.update(tick)              # runs the waves and the Spawner</w:t>
+            </w:r>
+          </w:p>
+          <w:p>
+            <w:pPr>
+              <w:spacing w:line="260"/>
+            </w:pPr>
+            <w:r>
+              <w:rPr>
+                <w:rFonts w:ascii="Consolas" w:cs="Consolas" w:eastAsia="Consolas" w:hAnsi="Consolas"/>
+                <w:color w:val="111111"/>
+                <w:sz w:val="20"/>
+                <w:szCs w:val="20"/>
+              </w:rPr>
+              <w:t xml:space="preserve">for slime in slimes:            # every slime that is still alive</w:t>
+            </w:r>
+          </w:p>
+          <w:p>
+            <w:pPr>
+              <w:spacing w:line="260"/>
+            </w:pPr>
+            <w:r>
+              <w:rPr>
+                <w:rFonts w:ascii="Consolas" w:cs="Consolas" w:eastAsia="Consolas" w:hAnsi="Consolas"/>
+                <w:color w:val="111111"/>
+                <w:sz w:val="20"/>
+                <w:szCs w:val="20"/>
+              </w:rPr>
+              <w:t xml:space="preserve">    slime.brain.update(tick)</w:t>
+            </w:r>
+          </w:p>
+          <w:p>
+            <w:pPr>
+              <w:spacing w:line="260"/>
+            </w:pPr>
+            <w:r>
+              <w:rPr>
+                <w:rFonts w:ascii="Consolas" w:cs="Consolas" w:eastAsia="Consolas" w:hAnsi="Consolas"/>
+                <w:color w:val="111111"/>
+                <w:sz w:val="20"/>
+                <w:szCs w:val="20"/>
+              </w:rPr>
+              <w:t xml:space="preserve">wave_label.config(text=waves.text())   # "Wave 2 of 3 - 4 left"</w:t>
+            </w:r>
+          </w:p>
+        </w:tc>
+      </w:tr>
+      <w:tr>
+        <w:trPr>
+          <w:cantSplit/>
+        </w:trPr>
+        <w:tc>
+          <w:tcPr>
+            <w:tcW w:type="dxa" w:w="9638"/>
+            <w:tcBorders>
+              <w:top w:val="single" w:color="FFFFFF" w:sz="4"/>
+              <w:left w:val="single" w:color="6A1B9A" w:sz="36"/>
+              <w:bottom w:val="single" w:color="FFFFFF" w:sz="4"/>
+              <w:right w:val="none" w:color="FFFFFF" w:sz="0"/>
+            </w:tcBorders>
+            <w:shd w:fill="F3E5F5" w:color="auto" w:val="clear"/>
+            <w:tcMar>
+              <w:top w:type="dxa" w:w="60"/>
+              <w:left w:type="dxa" w:w="160"/>
+              <w:bottom w:type="dxa" w:w="80"/>
+              <w:right w:type="dxa" w:w="120"/>
+            </w:tcMar>
+          </w:tcPr>
+          <w:p>
+            <w:pPr>
+              <w:spacing w:after="40"/>
+            </w:pPr>
+            <w:r>
+              <w:rPr>
+                <w:rFonts w:ascii="Calibri" w:cs="Calibri" w:eastAsia="Calibri" w:hAnsi="Calibri"/>
+                <w:b/>
+                <w:bCs/>
+                <w:color w:val="FFFFFF"/>
+                <w:sz w:val="18"/>
+                <w:szCs w:val="18"/>
+                <w:shd w:fill="6A1B9A" w:color="auto" w:val="clear"/>
+              </w:rPr>
+              <w:t xml:space="preserve"> draw_game() </w:t>
+            </w:r>
+          </w:p>
+          <w:p>
+            <w:pPr>
+              <w:spacing w:line="260"/>
+            </w:pPr>
+            <w:r>
+              <w:rPr>
+                <w:rFonts w:ascii="Consolas" w:cs="Consolas" w:eastAsia="Consolas" w:hAnsi="Consolas"/>
+                <w:color w:val="111111"/>
+                <w:sz w:val="20"/>
+                <w:szCs w:val="20"/>
+              </w:rPr>
+              <w:t xml:space="preserve">slimes.draw(screen)</w:t>
+            </w:r>
+          </w:p>
+        </w:tc>
+      </w:tr>
+    </w:tbl>
+    <w:p>
+      <w:pPr>
+        <w:spacing w:after="120"/>
+      </w:pPr>
+    </w:p>
+    <w:p>
+      <w:pPr>
+        <w:keepNext/>
+        <w:spacing w:after="60" w:before="60"/>
+      </w:pPr>
+      <w:r>
+        <w:rPr>
+          <w:rFonts w:ascii="Calibri" w:cs="Calibri" w:eastAsia="Calibri" w:hAnsi="Calibri"/>
+          <w:b/>
+          <w:bCs/>
+          <w:color w:val="C62828"/>
+          <w:sz w:val="26"/>
+          <w:szCs w:val="26"/>
+        </w:rPr>
+        <w:t xml:space="preserve">Change it</w:t>
+      </w:r>
+    </w:p>
+    <w:p>
+      <w:pPr>
+        <w:pStyle w:val="ListParagraph"/>
+        <w:numPr>
+          <w:ilvl w:val="0"/>
+          <w:numId w:val="4"/>
+        </w:numPr>
+        <w:spacing w:after="60"/>
+      </w:pPr>
+      <w:r>
+        <w:rPr>
+          <w:rFonts w:ascii="Calibri" w:cs="Calibri" w:eastAsia="Calibri" w:hAnsi="Calibri"/>
+          <w:sz w:val="23"/>
+          <w:szCs w:val="23"/>
+        </w:rPr>
+        <w:t xml:space="preserve">Never pop up next to the player: </w:t>
+      </w:r>
+      <w:r>
+        <w:rPr>
+          <w:rFonts w:ascii="Consolas" w:cs="Consolas" w:eastAsia="Consolas" w:hAnsi="Consolas"/>
+          <w:color w:val="1F4E79"/>
+          <w:sz w:val="21"/>
+          <w:szCs w:val="21"/>
+        </w:rPr>
+        <w:t xml:space="preserve">avoid=player, min_distance=150</w:t>
+      </w:r>
+    </w:p>
+    <w:p>
+      <w:pPr>
+        <w:pStyle w:val="ListParagraph"/>
+        <w:numPr>
+          <w:ilvl w:val="0"/>
+          <w:numId w:val="4"/>
+        </w:numPr>
+        <w:spacing w:after="60"/>
+      </w:pPr>
+      <w:r>
+        <w:rPr>
+          <w:rFonts w:ascii="Calibri" w:cs="Calibri" w:eastAsia="Calibri" w:hAnsi="Calibri"/>
+          <w:sz w:val="23"/>
+          <w:szCs w:val="23"/>
+        </w:rPr>
+        <w:t xml:space="preserve">A random time each go: </w:t>
+      </w:r>
+      <w:r>
+        <w:rPr>
+          <w:rFonts w:ascii="Consolas" w:cs="Consolas" w:eastAsia="Consolas" w:hAnsi="Consolas"/>
+          <w:color w:val="1F4E79"/>
+          <w:sz w:val="21"/>
+          <w:szCs w:val="21"/>
+        </w:rPr>
+        <w:t xml:space="preserve">every=(800, 2000)</w:t>
+      </w:r>
+    </w:p>
+    <w:p>
+      <w:pPr>
+        <w:pStyle w:val="ListParagraph"/>
+        <w:numPr>
+          <w:ilvl w:val="0"/>
+          <w:numId w:val="4"/>
+        </w:numPr>
+        <w:spacing w:after="60"/>
+      </w:pPr>
+      <w:r>
+        <w:rPr>
+          <w:rFonts w:ascii="Calibri" w:cs="Calibri" w:eastAsia="Calibri" w:hAnsi="Calibri"/>
+          <w:sz w:val="23"/>
+          <w:szCs w:val="23"/>
+        </w:rPr>
+        <w:t xml:space="preserve">Coins anywhere in an area: </w:t>
+      </w:r>
+      <w:r>
+        <w:rPr>
+          <w:rFonts w:ascii="Consolas" w:cs="Consolas" w:eastAsia="Consolas" w:hAnsi="Consolas"/>
+          <w:color w:val="1F4E79"/>
+          <w:sz w:val="21"/>
+          <w:szCs w:val="21"/>
+        </w:rPr>
+        <w:t xml:space="preserve">points=pg.Rect(60, 80, 680, 460)</w:t>
+      </w:r>
+    </w:p>
+    <w:p>
+      <w:pPr>
+        <w:pStyle w:val="ListParagraph"/>
+        <w:numPr>
+          <w:ilvl w:val="0"/>
+          <w:numId w:val="4"/>
+        </w:numPr>
+        <w:spacing w:after="60"/>
+      </w:pPr>
+      <w:r>
+        <w:rPr>
+          <w:rFonts w:ascii="Calibri" w:cs="Calibri" w:eastAsia="Calibri" w:hAnsi="Calibri"/>
+          <w:sz w:val="23"/>
+          <w:szCs w:val="23"/>
+        </w:rPr>
+        <w:t xml:space="preserve">Places drawn in Tiled: </w:t>
+      </w:r>
+      <w:r>
+        <w:rPr>
+          <w:rFonts w:ascii="Consolas" w:cs="Consolas" w:eastAsia="Consolas" w:hAnsi="Consolas"/>
+          <w:color w:val="1F4E79"/>
+          <w:sz w:val="21"/>
+          <w:szCs w:val="21"/>
+        </w:rPr>
+        <w:t xml:space="preserve">points=level.spawn_points</w:t>
+      </w:r>
+    </w:p>
+    <w:tbl>
+      <w:tblPr>
+        <w:tblW w:type="dxa" w:w="9638"/>
+        <w:tblBorders>
+          <w:top w:val="single" w:color="auto" w:sz="4"/>
+          <w:left w:val="single" w:color="auto" w:sz="4"/>
+          <w:bottom w:val="single" w:color="auto" w:sz="4"/>
+          <w:right w:val="single" w:color="auto" w:sz="4"/>
+          <w:insideH w:val="single" w:color="auto" w:sz="4"/>
+          <w:insideV w:val="single" w:color="auto" w:sz="4"/>
+        </w:tblBorders>
+      </w:tblPr>
+      <w:tblGrid>
+        <w:gridCol w:w="9638"/>
+      </w:tblGrid>
+      <w:tr>
+        <w:trPr>
+          <w:cantSplit/>
+        </w:trPr>
+        <w:tc>
+          <w:tcPr>
+            <w:tcW w:type="dxa" w:w="9638"/>
+            <w:tcBorders>
+              <w:top w:val="none" w:color="FFFFFF" w:sz="0"/>
+              <w:left w:val="single" w:color="C62828" w:sz="36"/>
+              <w:bottom w:val="none" w:color="FFFFFF" w:sz="0"/>
+              <w:right w:val="none" w:color="FFFFFF" w:sz="0"/>
+            </w:tcBorders>
+            <w:shd w:fill="FDECEA" w:color="auto" w:val="clear"/>
+            <w:tcMar>
+              <w:top w:type="dxa" w:w="100"/>
+              <w:left w:type="dxa" w:w="180"/>
+              <w:bottom w:type="dxa" w:w="100"/>
+              <w:right w:type="dxa" w:w="180"/>
+            </w:tcMar>
+          </w:tcPr>
+          <w:p>
+            <w:r>
+              <w:rPr>
+                <w:rFonts w:ascii="Calibri" w:cs="Calibri" w:eastAsia="Calibri" w:hAnsi="Calibri"/>
+                <w:b/>
+                <w:bCs/>
+                <w:color w:val="C62828"/>
+                <w:sz w:val="23"/>
+                <w:szCs w:val="23"/>
+              </w:rPr>
+              <w:t xml:space="preserve">Watch out!  </w:t>
+            </w:r>
+            <w:r>
+              <w:rPr>
+                <w:rFonts w:ascii="Calibri" w:cs="Calibri" w:eastAsia="Calibri" w:hAnsi="Calibri"/>
+                <w:sz w:val="23"/>
+                <w:szCs w:val="23"/>
+              </w:rPr>
+              <w:t xml:space="preserve">Get rid of an enemy with slime.kill(), not by taking it out of a list. kill() is how the Spawner knows it has gone, and how Waves knows a wave is finished.</w:t>
+            </w:r>
+          </w:p>
+        </w:tc>
+      </w:tr>
+    </w:tbl>
+    <w:p>
+      <w:pPr>
+        <w:spacing w:before="160"/>
+      </w:pPr>
+      <w:r>
+        <w:rPr>
+          <w:rFonts w:ascii="Calibri" w:cs="Calibri" w:eastAsia="Calibri" w:hAnsi="Calibri"/>
+          <w:b/>
+          <w:bCs/>
+          <w:color w:val="555555"/>
+          <w:sz w:val="23"/>
+          <w:szCs w:val="23"/>
+        </w:rPr>
+        <w:t xml:space="preserve">See the example:  </w:t>
+      </w:r>
+      <w:r>
+        <w:rPr>
+          <w:rFonts w:ascii="Consolas" w:cs="Consolas" w:eastAsia="Consolas" w:hAnsi="Consolas"/>
+          <w:color w:val="1F4E79"/>
+          <w:sz w:val="22"/>
+          <w:szCs w:val="22"/>
+        </w:rPr>
+        <w:t xml:space="preserve">examples/spawner_example.py</w:t>
       </w:r>
     </w:p>
     <w:p>

--- a/docs/PygameTkinterGUITools_StudentGuide.docx
+++ b/docs/PygameTkinterGUITools_StudentGuide.docx
@@ -27018,6 +27018,724 @@
           <w:szCs w:val="22"/>
         </w:rPr>
         <w:t xml:space="preserve">examples/settings_menu_example.py</w:t>
+      </w:r>
+    </w:p>
+    <w:p>
+      <w:r>
+        <w:br w:type="page"/>
+      </w:r>
+    </w:p>
+    <w:p>
+      <w:pPr>
+        <w:keepNext/>
+        <w:pBdr>
+          <w:left w:val="single" w:color="C62828" w:sz="48" w:space="8"/>
+        </w:pBdr>
+        <w:spacing w:after="60" w:before="0"/>
+      </w:pPr>
+      <w:r>
+        <w:rPr>
+          <w:rFonts w:ascii="Calibri" w:cs="Calibri" w:eastAsia="Calibri" w:hAnsi="Calibri"/>
+          <w:b/>
+          <w:bCs/>
+          <w:color w:val="C62828"/>
+          <w:sz w:val="40"/>
+          <w:szCs w:val="40"/>
+        </w:rPr>
+        <w:t xml:space="preserve">Dialogue</w:t>
+      </w:r>
+    </w:p>
+    <w:p>
+      <w:pPr>
+        <w:keepNext/>
+        <w:spacing w:after="160"/>
+      </w:pPr>
+      <w:r>
+        <w:rPr>
+          <w:rFonts w:ascii="Calibri" w:cs="Calibri" w:eastAsia="Calibri" w:hAnsi="Calibri"/>
+          <w:i w:val="false"/>
+          <w:iCs w:val="false"/>
+          <w:color w:val="333333"/>
+          <w:sz w:val="26"/>
+          <w:szCs w:val="26"/>
+        </w:rPr>
+        <w:t xml:space="preserve">Talk to people: a name, a portrait, text that types out, and choices that change what happens - like Zelda or Pokemon.</w:t>
+      </w:r>
+    </w:p>
+    <w:p>
+      <w:pPr>
+        <w:keepNext/>
+        <w:spacing w:after="160"/>
+        <w:jc w:val="center"/>
+      </w:pPr>
+      <w:r>
+        <w:drawing>
+          <wp:inline distT="0" distB="0" distL="0" distR="0">
+            <wp:extent cx="4400000" cy="2200000"/>
+            <wp:effectExtent t="0" r="0" b="0" l="0"/>
+            <wp:docPr id="9510" name="dialogue" descr="dialogue" title="hearts"/>
+            <wp:cNvGraphicFramePr>
+              <a:graphicFrameLocks xmlns:a="http://schemas.openxmlformats.org/drawingml/2006/main" noChangeAspect="1"/>
+            </wp:cNvGraphicFramePr>
+            <a:graphic xmlns:a="http://schemas.openxmlformats.org/drawingml/2006/main">
+              <a:graphicData uri="http://schemas.openxmlformats.org/drawingml/2006/picture">
+                <pic:pic xmlns:pic="http://schemas.openxmlformats.org/drawingml/2006/picture">
+                  <pic:nvPicPr>
+                    <pic:cNvPr id="0" name="dialogue.png" descr=""/>
+                    <pic:cNvPicPr>
+                      <a:picLocks noChangeAspect="1" noChangeArrowheads="1"/>
+                    </pic:cNvPicPr>
+                  </pic:nvPicPr>
+                  <pic:blipFill>
+                    <a:blip r:embed="rId69" cstate="none"/>
+                    <a:srcRect/>
+                    <a:stretch>
+                      <a:fillRect/>
+                    </a:stretch>
+                  </pic:blipFill>
+                  <pic:spPr bwMode="auto">
+                    <a:xfrm>
+                      <a:off x="0" y="0"/>
+                      <a:ext cx="4400000" cy="2200000"/>
+                    </a:xfrm>
+                    <a:prstGeom prst="rect">
+                      <a:avLst/>
+                    </a:prstGeom>
+                  </pic:spPr>
+                </pic:pic>
+              </a:graphicData>
+            </a:graphic>
+          </wp:inline>
+        </w:drawing>
+      </w:r>
+    </w:p>
+    <w:tbl>
+      <w:tblPr>
+        <w:tblW w:type="dxa" w:w="9638"/>
+        <w:tblBorders>
+          <w:top w:val="single" w:color="auto" w:sz="4"/>
+          <w:left w:val="single" w:color="auto" w:sz="4"/>
+          <w:bottom w:val="single" w:color="auto" w:sz="4"/>
+          <w:right w:val="single" w:color="auto" w:sz="4"/>
+          <w:insideH w:val="single" w:color="auto" w:sz="4"/>
+          <w:insideV w:val="single" w:color="auto" w:sz="4"/>
+        </w:tblBorders>
+      </w:tblPr>
+      <w:tblGrid>
+        <w:gridCol w:w="9638"/>
+      </w:tblGrid>
+      <w:tr>
+        <w:trPr>
+          <w:cantSplit/>
+        </w:trPr>
+        <w:tc>
+          <w:tcPr>
+            <w:tcW w:type="dxa" w:w="9638"/>
+            <w:tcBorders>
+              <w:top w:val="single" w:color="FFFFFF" w:sz="4"/>
+              <w:left w:val="single" w:color="2E7D32" w:sz="36"/>
+              <w:bottom w:val="single" w:color="FFFFFF" w:sz="4"/>
+              <w:right w:val="none" w:color="FFFFFF" w:sz="0"/>
+            </w:tcBorders>
+            <w:shd w:fill="E8F5E9" w:color="auto" w:val="clear"/>
+            <w:tcMar>
+              <w:top w:type="dxa" w:w="60"/>
+              <w:left w:type="dxa" w:w="160"/>
+              <w:bottom w:type="dxa" w:w="80"/>
+              <w:right w:type="dxa" w:w="120"/>
+            </w:tcMar>
+          </w:tcPr>
+          <w:p>
+            <w:pPr>
+              <w:spacing w:after="40"/>
+            </w:pPr>
+            <w:r>
+              <w:rPr>
+                <w:rFonts w:ascii="Calibri" w:cs="Calibri" w:eastAsia="Calibri" w:hAnsi="Calibri"/>
+                <w:b/>
+                <w:bCs/>
+                <w:color w:val="FFFFFF"/>
+                <w:sz w:val="18"/>
+                <w:szCs w:val="18"/>
+                <w:shd w:fill="2E7D32" w:color="auto" w:val="clear"/>
+              </w:rPr>
+              <w:t xml:space="preserve"> init_pygame() </w:t>
+            </w:r>
+          </w:p>
+          <w:p>
+            <w:pPr>
+              <w:spacing w:line="260"/>
+            </w:pPr>
+            <w:r>
+              <w:rPr>
+                <w:rFonts w:ascii="Consolas" w:cs="Consolas" w:eastAsia="Consolas" w:hAnsi="Consolas"/>
+                <w:color w:val="111111"/>
+                <w:sz w:val="20"/>
+                <w:szCs w:val="20"/>
+              </w:rPr>
+              <w:t xml:space="preserve">wizard_talk = {</w:t>
+            </w:r>
+          </w:p>
+          <w:p>
+            <w:pPr>
+              <w:spacing w:line="260"/>
+            </w:pPr>
+            <w:r>
+              <w:rPr>
+                <w:rFonts w:ascii="Consolas" w:cs="Consolas" w:eastAsia="Consolas" w:hAnsi="Consolas"/>
+                <w:color w:val="111111"/>
+                <w:sz w:val="20"/>
+                <w:szCs w:val="20"/>
+              </w:rPr>
+              <w:t xml:space="preserve">    "start": [</w:t>
+            </w:r>
+          </w:p>
+          <w:p>
+            <w:pPr>
+              <w:spacing w:line="260"/>
+            </w:pPr>
+            <w:r>
+              <w:rPr>
+                <w:rFonts w:ascii="Consolas" w:cs="Consolas" w:eastAsia="Consolas" w:hAnsi="Consolas"/>
+                <w:color w:val="111111"/>
+                <w:sz w:val="20"/>
+                <w:szCs w:val="20"/>
+              </w:rPr>
+              <w:t xml:space="preserve">        {"speaker": "Wizard", "text": "Hello, traveller!"},</w:t>
+            </w:r>
+          </w:p>
+          <w:p>
+            <w:pPr>
+              <w:spacing w:line="260"/>
+            </w:pPr>
+            <w:r>
+              <w:rPr>
+                <w:rFonts w:ascii="Consolas" w:cs="Consolas" w:eastAsia="Consolas" w:hAnsi="Consolas"/>
+                <w:color w:val="111111"/>
+                <w:sz w:val="20"/>
+                <w:szCs w:val="20"/>
+              </w:rPr>
+              <w:t xml:space="preserve">        "Will you take this sword?",                # same speaker</w:t>
+            </w:r>
+          </w:p>
+          <w:p>
+            <w:pPr>
+              <w:spacing w:line="260"/>
+            </w:pPr>
+            <w:r>
+              <w:rPr>
+                <w:rFonts w:ascii="Consolas" w:cs="Consolas" w:eastAsia="Consolas" w:hAnsi="Consolas"/>
+                <w:color w:val="111111"/>
+                <w:sz w:val="20"/>
+                <w:szCs w:val="20"/>
+              </w:rPr>
+              <w:t xml:space="preserve">        {"text": "Well?", "choices": [["Yes please", "take"],</w:t>
+            </w:r>
+          </w:p>
+          <w:p>
+            <w:pPr>
+              <w:spacing w:line="260"/>
+            </w:pPr>
+            <w:r>
+              <w:rPr>
+                <w:rFonts w:ascii="Consolas" w:cs="Consolas" w:eastAsia="Consolas" w:hAnsi="Consolas"/>
+                <w:color w:val="111111"/>
+                <w:sz w:val="20"/>
+                <w:szCs w:val="20"/>
+              </w:rPr>
+              <w:t xml:space="preserve">                                      ["No thanks", "end"]]},</w:t>
+            </w:r>
+          </w:p>
+          <w:p>
+            <w:pPr>
+              <w:spacing w:line="260"/>
+            </w:pPr>
+            <w:r>
+              <w:rPr>
+                <w:rFonts w:ascii="Consolas" w:cs="Consolas" w:eastAsia="Consolas" w:hAnsi="Consolas"/>
+                <w:color w:val="111111"/>
+                <w:sz w:val="20"/>
+                <w:szCs w:val="20"/>
+              </w:rPr>
+              <w:t xml:space="preserve">    ],</w:t>
+            </w:r>
+          </w:p>
+          <w:p>
+            <w:pPr>
+              <w:spacing w:line="260"/>
+            </w:pPr>
+            <w:r>
+              <w:rPr>
+                <w:rFonts w:ascii="Consolas" w:cs="Consolas" w:eastAsia="Consolas" w:hAnsi="Consolas"/>
+                <w:color w:val="111111"/>
+                <w:sz w:val="20"/>
+                <w:szCs w:val="20"/>
+              </w:rPr>
+              <w:t xml:space="preserve">    "take": [{"text": "Use it wisely!", "set": {"has_sword": True}}],</w:t>
+            </w:r>
+          </w:p>
+          <w:p>
+            <w:pPr>
+              <w:spacing w:line="260"/>
+            </w:pPr>
+            <w:r>
+              <w:rPr>
+                <w:rFonts w:ascii="Consolas" w:cs="Consolas" w:eastAsia="Consolas" w:hAnsi="Consolas"/>
+                <w:color w:val="111111"/>
+                <w:sz w:val="20"/>
+                <w:szCs w:val="20"/>
+              </w:rPr>
+              <w:t xml:space="preserve">}</w:t>
+            </w:r>
+          </w:p>
+          <w:p>
+            <w:pPr>
+              <w:spacing w:line="260"/>
+            </w:pPr>
+            <w:r>
+              <w:rPr>
+                <w:rFonts w:ascii="Consolas" w:cs="Consolas" w:eastAsia="Consolas" w:hAnsi="Consolas"/>
+                <w:color w:val="111111"/>
+                <w:sz w:val="20"/>
+                <w:szCs w:val="20"/>
+              </w:rPr>
+              <w:t xml:space="preserve">talk = Dialogue(20, 400, 760, 180, script=wizard_talk,</w:t>
+            </w:r>
+          </w:p>
+          <w:p>
+            <w:pPr>
+              <w:spacing w:line="260"/>
+            </w:pPr>
+            <w:r>
+              <w:rPr>
+                <w:rFonts w:ascii="Consolas" w:cs="Consolas" w:eastAsia="Consolas" w:hAnsi="Consolas"/>
+                <w:color w:val="111111"/>
+                <w:sz w:val="20"/>
+                <w:szCs w:val="20"/>
+              </w:rPr>
+              <w:t xml:space="preserve">                speakers={"Wizard": {"portrait": "wizard.png"}})</w:t>
+            </w:r>
+          </w:p>
+        </w:tc>
+      </w:tr>
+      <w:tr>
+        <w:trPr>
+          <w:cantSplit/>
+        </w:trPr>
+        <w:tc>
+          <w:tcPr>
+            <w:tcW w:type="dxa" w:w="9638"/>
+            <w:tcBorders>
+              <w:top w:val="single" w:color="FFFFFF" w:sz="4"/>
+              <w:left w:val="single" w:color="1565C0" w:sz="36"/>
+              <w:bottom w:val="single" w:color="FFFFFF" w:sz="4"/>
+              <w:right w:val="none" w:color="FFFFFF" w:sz="0"/>
+            </w:tcBorders>
+            <w:shd w:fill="E3F2FD" w:color="auto" w:val="clear"/>
+            <w:tcMar>
+              <w:top w:type="dxa" w:w="60"/>
+              <w:left w:type="dxa" w:w="160"/>
+              <w:bottom w:type="dxa" w:w="80"/>
+              <w:right w:type="dxa" w:w="120"/>
+            </w:tcMar>
+          </w:tcPr>
+          <w:p>
+            <w:pPr>
+              <w:spacing w:after="40"/>
+            </w:pPr>
+            <w:r>
+              <w:rPr>
+                <w:rFonts w:ascii="Calibri" w:cs="Calibri" w:eastAsia="Calibri" w:hAnsi="Calibri"/>
+                <w:b/>
+                <w:bCs/>
+                <w:color w:val="FFFFFF"/>
+                <w:sz w:val="18"/>
+                <w:szCs w:val="18"/>
+                <w:shd w:fill="1565C0" w:color="auto" w:val="clear"/>
+              </w:rPr>
+              <w:t xml:space="preserve"> handle_inputs() </w:t>
+            </w:r>
+          </w:p>
+          <w:p>
+            <w:pPr>
+              <w:spacing w:line="260"/>
+            </w:pPr>
+            <w:r>
+              <w:rPr>
+                <w:rFonts w:ascii="Consolas" w:cs="Consolas" w:eastAsia="Consolas" w:hAnsi="Consolas"/>
+                <w:color w:val="111111"/>
+                <w:sz w:val="20"/>
+                <w:szCs w:val="20"/>
+              </w:rPr>
+              <w:t xml:space="preserve">if talk.handle_event(event):     # True = it used the click or key,</w:t>
+            </w:r>
+          </w:p>
+          <w:p>
+            <w:pPr>
+              <w:spacing w:line="260"/>
+            </w:pPr>
+            <w:r>
+              <w:rPr>
+                <w:rFonts w:ascii="Consolas" w:cs="Consolas" w:eastAsia="Consolas" w:hAnsi="Consolas"/>
+                <w:color w:val="111111"/>
+                <w:sz w:val="20"/>
+                <w:szCs w:val="20"/>
+              </w:rPr>
+              <w:t xml:space="preserve">    continue                     # so your game doesn't use it too</w:t>
+            </w:r>
+          </w:p>
+          <w:p>
+            <w:pPr>
+              <w:spacing w:line="260"/>
+            </w:pPr>
+            <w:r>
+              <w:rPr>
+                <w:rFonts w:ascii="Consolas" w:cs="Consolas" w:eastAsia="Consolas" w:hAnsi="Consolas"/>
+                <w:color w:val="111111"/>
+                <w:sz w:val="20"/>
+                <w:szCs w:val="20"/>
+              </w:rPr>
+              <w:t xml:space="preserve">if event.type == pg.KEYDOWN and event.key == pg.K_e and not talk.talking:</w:t>
+            </w:r>
+          </w:p>
+          <w:p>
+            <w:pPr>
+              <w:spacing w:line="260"/>
+            </w:pPr>
+            <w:r>
+              <w:rPr>
+                <w:rFonts w:ascii="Consolas" w:cs="Consolas" w:eastAsia="Consolas" w:hAnsi="Consolas"/>
+                <w:color w:val="111111"/>
+                <w:sz w:val="20"/>
+                <w:szCs w:val="20"/>
+              </w:rPr>
+              <w:t xml:space="preserve">    talk.start()                 # starts at the "start" part</w:t>
+            </w:r>
+          </w:p>
+        </w:tc>
+      </w:tr>
+      <w:tr>
+        <w:trPr>
+          <w:cantSplit/>
+        </w:trPr>
+        <w:tc>
+          <w:tcPr>
+            <w:tcW w:type="dxa" w:w="9638"/>
+            <w:tcBorders>
+              <w:top w:val="single" w:color="FFFFFF" w:sz="4"/>
+              <w:left w:val="single" w:color="E65100" w:sz="36"/>
+              <w:bottom w:val="single" w:color="FFFFFF" w:sz="4"/>
+              <w:right w:val="none" w:color="FFFFFF" w:sz="0"/>
+            </w:tcBorders>
+            <w:shd w:fill="FFF3E0" w:color="auto" w:val="clear"/>
+            <w:tcMar>
+              <w:top w:type="dxa" w:w="60"/>
+              <w:left w:type="dxa" w:w="160"/>
+              <w:bottom w:type="dxa" w:w="80"/>
+              <w:right w:type="dxa" w:w="120"/>
+            </w:tcMar>
+          </w:tcPr>
+          <w:p>
+            <w:pPr>
+              <w:spacing w:after="40"/>
+            </w:pPr>
+            <w:r>
+              <w:rPr>
+                <w:rFonts w:ascii="Calibri" w:cs="Calibri" w:eastAsia="Calibri" w:hAnsi="Calibri"/>
+                <w:b/>
+                <w:bCs/>
+                <w:color w:val="FFFFFF"/>
+                <w:sz w:val="18"/>
+                <w:szCs w:val="18"/>
+                <w:shd w:fill="E65100" w:color="auto" w:val="clear"/>
+              </w:rPr>
+              <w:t xml:space="preserve"> update(tick) </w:t>
+            </w:r>
+          </w:p>
+          <w:p>
+            <w:pPr>
+              <w:spacing w:line="260"/>
+            </w:pPr>
+            <w:r>
+              <w:rPr>
+                <w:rFonts w:ascii="Consolas" w:cs="Consolas" w:eastAsia="Consolas" w:hAnsi="Consolas"/>
+                <w:color w:val="111111"/>
+                <w:sz w:val="20"/>
+                <w:szCs w:val="20"/>
+              </w:rPr>
+              <w:t xml:space="preserve">talk.update(tick)                # types the text out</w:t>
+            </w:r>
+          </w:p>
+        </w:tc>
+      </w:tr>
+      <w:tr>
+        <w:trPr>
+          <w:cantSplit/>
+        </w:trPr>
+        <w:tc>
+          <w:tcPr>
+            <w:tcW w:type="dxa" w:w="9638"/>
+            <w:tcBorders>
+              <w:top w:val="single" w:color="FFFFFF" w:sz="4"/>
+              <w:left w:val="single" w:color="6A1B9A" w:sz="36"/>
+              <w:bottom w:val="single" w:color="FFFFFF" w:sz="4"/>
+              <w:right w:val="none" w:color="FFFFFF" w:sz="0"/>
+            </w:tcBorders>
+            <w:shd w:fill="F3E5F5" w:color="auto" w:val="clear"/>
+            <w:tcMar>
+              <w:top w:type="dxa" w:w="60"/>
+              <w:left w:type="dxa" w:w="160"/>
+              <w:bottom w:type="dxa" w:w="80"/>
+              <w:right w:type="dxa" w:w="120"/>
+            </w:tcMar>
+          </w:tcPr>
+          <w:p>
+            <w:pPr>
+              <w:spacing w:after="40"/>
+            </w:pPr>
+            <w:r>
+              <w:rPr>
+                <w:rFonts w:ascii="Calibri" w:cs="Calibri" w:eastAsia="Calibri" w:hAnsi="Calibri"/>
+                <w:b/>
+                <w:bCs/>
+                <w:color w:val="FFFFFF"/>
+                <w:sz w:val="18"/>
+                <w:szCs w:val="18"/>
+                <w:shd w:fill="6A1B9A" w:color="auto" w:val="clear"/>
+              </w:rPr>
+              <w:t xml:space="preserve"> draw_game() </w:t>
+            </w:r>
+          </w:p>
+          <w:p>
+            <w:pPr>
+              <w:spacing w:line="260"/>
+            </w:pPr>
+            <w:r>
+              <w:rPr>
+                <w:rFonts w:ascii="Consolas" w:cs="Consolas" w:eastAsia="Consolas" w:hAnsi="Consolas"/>
+                <w:color w:val="111111"/>
+                <w:sz w:val="20"/>
+                <w:szCs w:val="20"/>
+              </w:rPr>
+              <w:t xml:space="preserve">talk.draw(screen)                # LAST, so it is on top</w:t>
+            </w:r>
+          </w:p>
+        </w:tc>
+      </w:tr>
+    </w:tbl>
+    <w:p>
+      <w:pPr>
+        <w:spacing w:after="120"/>
+      </w:pPr>
+    </w:p>
+    <w:p>
+      <w:pPr>
+        <w:keepNext/>
+        <w:spacing w:after="60" w:before="60"/>
+      </w:pPr>
+      <w:r>
+        <w:rPr>
+          <w:rFonts w:ascii="Calibri" w:cs="Calibri" w:eastAsia="Calibri" w:hAnsi="Calibri"/>
+          <w:b/>
+          <w:bCs/>
+          <w:color w:val="C62828"/>
+          <w:sz w:val="26"/>
+          <w:szCs w:val="26"/>
+        </w:rPr>
+        <w:t xml:space="preserve">Change it</w:t>
+      </w:r>
+    </w:p>
+    <w:p>
+      <w:pPr>
+        <w:pStyle w:val="ListParagraph"/>
+        <w:numPr>
+          <w:ilvl w:val="0"/>
+          <w:numId w:val="4"/>
+        </w:numPr>
+        <w:spacing w:after="60"/>
+      </w:pPr>
+      <w:r>
+        <w:rPr>
+          <w:rFonts w:ascii="Calibri" w:cs="Calibri" w:eastAsia="Calibri" w:hAnsi="Calibri"/>
+          <w:sz w:val="23"/>
+          <w:szCs w:val="23"/>
+        </w:rPr>
+        <w:t xml:space="preserve">Keep the words in a file: </w:t>
+      </w:r>
+      <w:r>
+        <w:rPr>
+          <w:rFonts w:ascii="Consolas" w:cs="Consolas" w:eastAsia="Consolas" w:hAnsi="Consolas"/>
+          <w:color w:val="1F4E79"/>
+          <w:sz w:val="21"/>
+          <w:szCs w:val="21"/>
+        </w:rPr>
+        <w:t xml:space="preserve">script="wizard.json"</w:t>
+      </w:r>
+    </w:p>
+    <w:p>
+      <w:pPr>
+        <w:pStyle w:val="ListParagraph"/>
+        <w:numPr>
+          <w:ilvl w:val="0"/>
+          <w:numId w:val="4"/>
+        </w:numPr>
+        <w:spacing w:after="60"/>
+      </w:pPr>
+      <w:r>
+        <w:rPr>
+          <w:rFonts w:ascii="Calibri" w:cs="Calibri" w:eastAsia="Calibri" w:hAnsi="Calibri"/>
+          <w:sz w:val="23"/>
+          <w:szCs w:val="23"/>
+        </w:rPr>
+        <w:t xml:space="preserve">A choice that only shows after the sword: </w:t>
+      </w:r>
+      <w:r>
+        <w:rPr>
+          <w:rFonts w:ascii="Consolas" w:cs="Consolas" w:eastAsia="Consolas" w:hAnsi="Consolas"/>
+          <w:color w:val="1F4E79"/>
+          <w:sz w:val="21"/>
+          <w:szCs w:val="21"/>
+        </w:rPr>
+        <w:t xml:space="preserve">["Magic?", "magic", {"if": "has_sword"}]</w:t>
+      </w:r>
+    </w:p>
+    <w:p>
+      <w:pPr>
+        <w:pStyle w:val="ListParagraph"/>
+        <w:numPr>
+          <w:ilvl w:val="0"/>
+          <w:numId w:val="4"/>
+        </w:numPr>
+        <w:spacing w:after="60"/>
+      </w:pPr>
+      <w:r>
+        <w:rPr>
+          <w:rFonts w:ascii="Calibri" w:cs="Calibri" w:eastAsia="Calibri" w:hAnsi="Calibri"/>
+          <w:sz w:val="23"/>
+          <w:szCs w:val="23"/>
+        </w:rPr>
+        <w:t xml:space="preserve">A sign with no script: </w:t>
+      </w:r>
+      <w:r>
+        <w:rPr>
+          <w:rFonts w:ascii="Consolas" w:cs="Consolas" w:eastAsia="Consolas" w:hAnsi="Consolas"/>
+          <w:color w:val="1F4E79"/>
+          <w:sz w:val="21"/>
+          <w:szCs w:val="21"/>
+        </w:rPr>
+        <w:t xml:space="preserve">talk.say("Sign", "Danger! Keep out.")</w:t>
+      </w:r>
+    </w:p>
+    <w:p>
+      <w:pPr>
+        <w:pStyle w:val="ListParagraph"/>
+        <w:numPr>
+          <w:ilvl w:val="0"/>
+          <w:numId w:val="4"/>
+        </w:numPr>
+        <w:spacing w:after="60"/>
+      </w:pPr>
+      <w:r>
+        <w:rPr>
+          <w:rFonts w:ascii="Calibri" w:cs="Calibri" w:eastAsia="Calibri" w:hAnsi="Calibri"/>
+          <w:sz w:val="23"/>
+          <w:szCs w:val="23"/>
+        </w:rPr>
+        <w:t xml:space="preserve">Remember it next time: </w:t>
+      </w:r>
+      <w:r>
+        <w:rPr>
+          <w:rFonts w:ascii="Consolas" w:cs="Consolas" w:eastAsia="Consolas" w:hAnsi="Consolas"/>
+          <w:color w:val="1F4E79"/>
+          <w:sz w:val="21"/>
+          <w:szCs w:val="21"/>
+        </w:rPr>
+        <w:t xml:space="preserve">save_data("save.json", flags=talk.flags)</w:t>
+      </w:r>
+    </w:p>
+    <w:tbl>
+      <w:tblPr>
+        <w:tblW w:type="dxa" w:w="9638"/>
+        <w:tblBorders>
+          <w:top w:val="single" w:color="auto" w:sz="4"/>
+          <w:left w:val="single" w:color="auto" w:sz="4"/>
+          <w:bottom w:val="single" w:color="auto" w:sz="4"/>
+          <w:right w:val="single" w:color="auto" w:sz="4"/>
+          <w:insideH w:val="single" w:color="auto" w:sz="4"/>
+          <w:insideV w:val="single" w:color="auto" w:sz="4"/>
+        </w:tblBorders>
+      </w:tblPr>
+      <w:tblGrid>
+        <w:gridCol w:w="9638"/>
+      </w:tblGrid>
+      <w:tr>
+        <w:trPr>
+          <w:cantSplit/>
+        </w:trPr>
+        <w:tc>
+          <w:tcPr>
+            <w:tcW w:type="dxa" w:w="9638"/>
+            <w:tcBorders>
+              <w:top w:val="none" w:color="FFFFFF" w:sz="0"/>
+              <w:left w:val="single" w:color="C62828" w:sz="36"/>
+              <w:bottom w:val="none" w:color="FFFFFF" w:sz="0"/>
+              <w:right w:val="none" w:color="FFFFFF" w:sz="0"/>
+            </w:tcBorders>
+            <w:shd w:fill="FDECEA" w:color="auto" w:val="clear"/>
+            <w:tcMar>
+              <w:top w:type="dxa" w:w="100"/>
+              <w:left w:type="dxa" w:w="180"/>
+              <w:bottom w:type="dxa" w:w="100"/>
+              <w:right w:type="dxa" w:w="180"/>
+            </w:tcMar>
+          </w:tcPr>
+          <w:p>
+            <w:r>
+              <w:rPr>
+                <w:rFonts w:ascii="Calibri" w:cs="Calibri" w:eastAsia="Calibri" w:hAnsi="Calibri"/>
+                <w:b/>
+                <w:bCs/>
+                <w:color w:val="C62828"/>
+                <w:sz w:val="23"/>
+                <w:szCs w:val="23"/>
+              </w:rPr>
+              <w:t xml:space="preserve">Watch out!  </w:t>
+            </w:r>
+            <w:r>
+              <w:rPr>
+                <w:rFonts w:ascii="Calibri" w:cs="Calibri" w:eastAsia="Calibri" w:hAnsi="Calibri"/>
+                <w:sz w:val="23"/>
+                <w:szCs w:val="23"/>
+              </w:rPr>
+              <w:t xml:space="preserve">Spelling counts. A choice that jumps to "tkae" instead of "take" won't work - read the warning in the output window, it lists the parts you do have.</w:t>
+            </w:r>
+          </w:p>
+        </w:tc>
+      </w:tr>
+    </w:tbl>
+    <w:p>
+      <w:pPr>
+        <w:spacing w:before="160"/>
+      </w:pPr>
+      <w:r>
+        <w:rPr>
+          <w:rFonts w:ascii="Calibri" w:cs="Calibri" w:eastAsia="Calibri" w:hAnsi="Calibri"/>
+          <w:b/>
+          <w:bCs/>
+          <w:color w:val="555555"/>
+          <w:sz w:val="23"/>
+          <w:szCs w:val="23"/>
+        </w:rPr>
+        <w:t xml:space="preserve">See the example:  </w:t>
+      </w:r>
+      <w:r>
+        <w:rPr>
+          <w:rFonts w:ascii="Consolas" w:cs="Consolas" w:eastAsia="Consolas" w:hAnsi="Consolas"/>
+          <w:color w:val="1F4E79"/>
+          <w:sz w:val="22"/>
+          <w:szCs w:val="22"/>
+        </w:rPr>
+        <w:t xml:space="preserve">examples/dialogue_example.py</w:t>
       </w:r>
     </w:p>
     <w:sectPr>

--- a/docs/PygameTkinterGUITools_StudentGuide.docx
+++ b/docs/PygameTkinterGUITools_StudentGuide.docx
@@ -14916,6 +14916,648 @@
         </w:tc>
       </w:tr>
     </w:tbl>
+    <w:p>
+      <w:r>
+        <w:br w:type="page"/>
+      </w:r>
+    </w:p>
+    <w:p>
+      <w:pPr>
+        <w:keepNext/>
+        <w:pBdr>
+          <w:left w:val="single" w:color="C62828" w:sz="48" w:space="8"/>
+        </w:pBdr>
+        <w:spacing w:after="60" w:before="0"/>
+      </w:pPr>
+      <w:r>
+        <w:rPr>
+          <w:rFonts w:ascii="Calibri" w:cs="Calibri" w:eastAsia="Calibri" w:hAnsi="Calibri"/>
+          <w:b/>
+          <w:bCs/>
+          <w:color w:val="C62828"/>
+          <w:sz w:val="40"/>
+          <w:szCs w:val="40"/>
+        </w:rPr>
+        <w:t xml:space="preserve">Mouse pointer (Cursor)</w:t>
+      </w:r>
+    </w:p>
+    <w:p>
+      <w:pPr>
+        <w:keepNext/>
+        <w:spacing w:after="160"/>
+      </w:pPr>
+      <w:r>
+        <w:rPr>
+          <w:rFonts w:ascii="Calibri" w:cs="Calibri" w:eastAsia="Calibri" w:hAnsi="Calibri"/>
+          <w:i w:val="false"/>
+          <w:iCs w:val="false"/>
+          <w:color w:val="333333"/>
+          <w:sz w:val="26"/>
+          <w:szCs w:val="26"/>
+        </w:rPr>
+        <w:t xml:space="preserve">Swap the mouse pointer for a crosshair, a hand over buttons, or your own picture.</w:t>
+      </w:r>
+    </w:p>
+    <w:p>
+      <w:pPr>
+        <w:keepNext/>
+        <w:spacing w:after="160"/>
+        <w:jc w:val="center"/>
+      </w:pPr>
+      <w:r>
+        <w:drawing>
+          <wp:inline distT="0" distB="0" distL="0" distR="0">
+            <wp:extent cx="4676775" cy="1771505"/>
+            <wp:effectExtent t="0" r="0" b="0" l="0"/>
+            <wp:docPr id="9100" name="cursor" descr="cursor" title="cursor"/>
+            <wp:cNvGraphicFramePr>
+              <a:graphicFrameLocks xmlns:a="http://schemas.openxmlformats.org/drawingml/2006/main" noChangeAspect="1"/>
+            </wp:cNvGraphicFramePr>
+            <a:graphic xmlns:a="http://schemas.openxmlformats.org/drawingml/2006/main">
+              <a:graphicData uri="http://schemas.openxmlformats.org/drawingml/2006/picture">
+                <pic:pic xmlns:pic="http://schemas.openxmlformats.org/drawingml/2006/picture">
+                  <pic:nvPicPr>
+                    <pic:cNvPr id="0" name="" descr=""/>
+                    <pic:cNvPicPr>
+                      <a:picLocks noChangeAspect="1" noChangeArrowheads="1"/>
+                    </pic:cNvPicPr>
+                  </pic:nvPicPr>
+                  <pic:blipFill>
+                    <a:blip r:embed="rId70" cstate="none"/>
+                    <a:srcRect/>
+                    <a:stretch>
+                      <a:fillRect/>
+                    </a:stretch>
+                  </pic:blipFill>
+                  <pic:spPr bwMode="auto">
+                    <a:xfrm>
+                      <a:off x="0" y="0"/>
+                      <a:ext cx="4676775" cy="1771505"/>
+                    </a:xfrm>
+                    <a:prstGeom prst="rect">
+                      <a:avLst/>
+                    </a:prstGeom>
+                  </pic:spPr>
+                </pic:pic>
+              </a:graphicData>
+            </a:graphic>
+          </wp:inline>
+        </w:drawing>
+      </w:r>
+    </w:p>
+    <w:tbl>
+      <w:tblPr>
+        <w:tblW w:type="dxa" w:w="9638"/>
+        <w:tblBorders>
+          <w:top w:val="single" w:color="auto" w:sz="4"/>
+          <w:left w:val="single" w:color="auto" w:sz="4"/>
+          <w:bottom w:val="single" w:color="auto" w:sz="4"/>
+          <w:right w:val="single" w:color="auto" w:sz="4"/>
+          <w:insideH w:val="single" w:color="auto" w:sz="4"/>
+          <w:insideV w:val="single" w:color="auto" w:sz="4"/>
+        </w:tblBorders>
+      </w:tblPr>
+      <w:tblGrid>
+        <w:gridCol w:w="9638"/>
+      </w:tblGrid>
+      <w:tr>
+        <w:trPr>
+          <w:cantSplit/>
+        </w:trPr>
+        <w:tc>
+          <w:tcPr>
+            <w:tcW w:type="dxa" w:w="9638"/>
+            <w:tcBorders>
+              <w:top w:val="single" w:color="FFFFFF" w:sz="4"/>
+              <w:left w:val="single" w:color="2E7D32" w:sz="36"/>
+              <w:bottom w:val="single" w:color="FFFFFF" w:sz="4"/>
+              <w:right w:val="none" w:color="FFFFFF" w:sz="0"/>
+            </w:tcBorders>
+            <w:shd w:fill="E8F5E9" w:color="auto" w:val="clear"/>
+            <w:tcMar>
+              <w:top w:type="dxa" w:w="60"/>
+              <w:left w:type="dxa" w:w="160"/>
+              <w:bottom w:type="dxa" w:w="80"/>
+              <w:right w:type="dxa" w:w="120"/>
+            </w:tcMar>
+          </w:tcPr>
+          <w:p>
+            <w:pPr>
+              <w:spacing w:after="40"/>
+            </w:pPr>
+            <w:r>
+              <w:rPr>
+                <w:rFonts w:ascii="Calibri" w:cs="Calibri" w:eastAsia="Calibri" w:hAnsi="Calibri"/>
+                <w:b/>
+                <w:bCs/>
+                <w:color w:val="FFFFFF"/>
+                <w:sz w:val="18"/>
+                <w:szCs w:val="18"/>
+                <w:shd w:fill="2E7D32" w:color="auto" w:val="clear"/>
+              </w:rPr>
+              <w:t xml:space="preserve"> init_pygame() </w:t>
+            </w:r>
+          </w:p>
+          <w:p>
+            <w:pPr>
+              <w:spacing w:line="260"/>
+            </w:pPr>
+            <w:r>
+              <w:rPr>
+                <w:rFonts w:ascii="Consolas" w:cs="Consolas" w:eastAsia="Consolas" w:hAnsi="Consolas"/>
+                <w:color w:val="111111"/>
+                <w:sz w:val="20"/>
+                <w:szCs w:val="20"/>
+              </w:rPr>
+              <w:t xml:space="preserve">Cursor.add("aim", "crosshair.png", hotspot="center")</w:t>
+            </w:r>
+          </w:p>
+          <w:p>
+            <w:pPr>
+              <w:spacing w:line="260"/>
+            </w:pPr>
+            <w:r>
+              <w:rPr>
+                <w:rFonts w:ascii="Consolas" w:cs="Consolas" w:eastAsia="Consolas" w:hAnsi="Consolas"/>
+                <w:color w:val="111111"/>
+                <w:sz w:val="20"/>
+                <w:szCs w:val="20"/>
+              </w:rPr>
+              <w:t xml:space="preserve">Cursor.set("aim")       # or "crosshair", "hand"...</w:t>
+            </w:r>
+          </w:p>
+          <w:p>
+            <w:pPr>
+              <w:spacing w:line="260"/>
+            </w:pPr>
+            <w:r>
+              <w:rPr>
+                <w:rFonts w:ascii="Consolas" w:cs="Consolas" w:eastAsia="Consolas" w:hAnsi="Consolas"/>
+                <w:color w:val="111111"/>
+                <w:sz w:val="20"/>
+                <w:szCs w:val="20"/>
+              </w:rPr>
+              <w:t xml:space="preserve">Cursor.attach(target, "aim_red")  # over a sprite</w:t>
+            </w:r>
+          </w:p>
+          <w:p>
+            <w:pPr>
+              <w:spacing w:line="260"/>
+            </w:pPr>
+            <w:r>
+              <w:rPr>
+                <w:rFonts w:ascii="Consolas" w:cs="Consolas" w:eastAsia="Consolas" w:hAnsi="Consolas"/>
+                <w:color w:val="111111"/>
+                <w:sz w:val="20"/>
+                <w:szCs w:val="20"/>
+              </w:rPr>
+              <w:t xml:space="preserve">play = Button(20, 80, 150, 50, "Play", cursor="hand")</w:t>
+            </w:r>
+          </w:p>
+        </w:tc>
+      </w:tr>
+      <w:tr>
+        <w:trPr>
+          <w:cantSplit/>
+        </w:trPr>
+        <w:tc>
+          <w:tcPr>
+            <w:tcW w:type="dxa" w:w="9638"/>
+            <w:tcBorders>
+              <w:top w:val="single" w:color="FFFFFF" w:sz="4"/>
+              <w:left w:val="single" w:color="E65100" w:sz="36"/>
+              <w:bottom w:val="single" w:color="FFFFFF" w:sz="4"/>
+              <w:right w:val="none" w:color="FFFFFF" w:sz="0"/>
+            </w:tcBorders>
+            <w:shd w:fill="FFF3E0" w:color="auto" w:val="clear"/>
+            <w:tcMar>
+              <w:top w:type="dxa" w:w="60"/>
+              <w:left w:type="dxa" w:w="160"/>
+              <w:bottom w:type="dxa" w:w="80"/>
+              <w:right w:type="dxa" w:w="120"/>
+            </w:tcMar>
+          </w:tcPr>
+          <w:p>
+            <w:pPr>
+              <w:spacing w:after="40"/>
+            </w:pPr>
+            <w:r>
+              <w:rPr>
+                <w:rFonts w:ascii="Calibri" w:cs="Calibri" w:eastAsia="Calibri" w:hAnsi="Calibri"/>
+                <w:b/>
+                <w:bCs/>
+                <w:color w:val="FFFFFF"/>
+                <w:sz w:val="18"/>
+                <w:szCs w:val="18"/>
+                <w:shd w:fill="E65100" w:color="auto" w:val="clear"/>
+              </w:rPr>
+              <w:t xml:space="preserve"> update(tick) </w:t>
+            </w:r>
+          </w:p>
+          <w:p>
+            <w:pPr>
+              <w:spacing w:line="260"/>
+            </w:pPr>
+            <w:r>
+              <w:rPr>
+                <w:rFonts w:ascii="Consolas" w:cs="Consolas" w:eastAsia="Consolas" w:hAnsi="Consolas"/>
+                <w:color w:val="111111"/>
+                <w:sz w:val="20"/>
+                <w:szCs w:val="20"/>
+              </w:rPr>
+              <w:t xml:space="preserve">Cursor.update(tick)</w:t>
+            </w:r>
+          </w:p>
+        </w:tc>
+      </w:tr>
+      <w:tr>
+        <w:trPr>
+          <w:cantSplit/>
+        </w:trPr>
+        <w:tc>
+          <w:tcPr>
+            <w:tcW w:type="dxa" w:w="9638"/>
+            <w:tcBorders>
+              <w:top w:val="single" w:color="FFFFFF" w:sz="4"/>
+              <w:left w:val="single" w:color="6A1B9A" w:sz="36"/>
+              <w:bottom w:val="single" w:color="FFFFFF" w:sz="4"/>
+              <w:right w:val="none" w:color="FFFFFF" w:sz="0"/>
+            </w:tcBorders>
+            <w:shd w:fill="F3E5F5" w:color="auto" w:val="clear"/>
+            <w:tcMar>
+              <w:top w:type="dxa" w:w="60"/>
+              <w:left w:type="dxa" w:w="160"/>
+              <w:bottom w:type="dxa" w:w="80"/>
+              <w:right w:type="dxa" w:w="120"/>
+            </w:tcMar>
+          </w:tcPr>
+          <w:p>
+            <w:pPr>
+              <w:spacing w:after="40"/>
+            </w:pPr>
+            <w:r>
+              <w:rPr>
+                <w:rFonts w:ascii="Calibri" w:cs="Calibri" w:eastAsia="Calibri" w:hAnsi="Calibri"/>
+                <w:b/>
+                <w:bCs/>
+                <w:color w:val="FFFFFF"/>
+                <w:sz w:val="18"/>
+                <w:szCs w:val="18"/>
+                <w:shd w:fill="6A1B9A" w:color="auto" w:val="clear"/>
+              </w:rPr>
+              <w:t xml:space="preserve"> draw_game() </w:t>
+            </w:r>
+          </w:p>
+          <w:p>
+            <w:pPr>
+              <w:spacing w:line="260"/>
+            </w:pPr>
+            <w:r>
+              <w:rPr>
+                <w:rFonts w:ascii="Consolas" w:cs="Consolas" w:eastAsia="Consolas" w:hAnsi="Consolas"/>
+                <w:color w:val="111111"/>
+                <w:sz w:val="20"/>
+                <w:szCs w:val="20"/>
+              </w:rPr>
+              <w:t xml:space="preserve">Cursor.draw(screen)   # LAST</w:t>
+            </w:r>
+          </w:p>
+        </w:tc>
+      </w:tr>
+    </w:tbl>
+    <w:p>
+      <w:pPr>
+        <w:spacing w:after="120"/>
+      </w:pPr>
+    </w:p>
+    <w:p>
+      <w:pPr>
+        <w:keepNext/>
+        <w:spacing w:after="60" w:before="60"/>
+      </w:pPr>
+      <w:r>
+        <w:rPr>
+          <w:rFonts w:ascii="Calibri" w:cs="Calibri" w:eastAsia="Calibri" w:hAnsi="Calibri"/>
+          <w:b/>
+          <w:bCs/>
+          <w:color w:val="C62828"/>
+          <w:sz w:val="26"/>
+          <w:szCs w:val="26"/>
+        </w:rPr>
+        <w:t xml:space="preserve">Change it</w:t>
+      </w:r>
+    </w:p>
+    <w:p>
+      <w:pPr>
+        <w:pStyle w:val="ListParagraph"/>
+        <w:numPr>
+          <w:ilvl w:val="0"/>
+          <w:numId w:val="4"/>
+        </w:numPr>
+        <w:spacing w:after="60"/>
+      </w:pPr>
+      <w:r>
+        <w:rPr>
+          <w:rFonts w:ascii="Calibri" w:cs="Calibri" w:eastAsia="Calibri" w:hAnsi="Calibri"/>
+          <w:sz w:val="23"/>
+          <w:szCs w:val="23"/>
+        </w:rPr>
+        <w:t xml:space="preserve">A built-in pointer, no picture needed: </w:t>
+      </w:r>
+      <w:r>
+        <w:rPr>
+          <w:rFonts w:ascii="Consolas" w:cs="Consolas" w:eastAsia="Consolas" w:hAnsi="Consolas"/>
+          <w:color w:val="1F4E79"/>
+          <w:sz w:val="21"/>
+          <w:szCs w:val="21"/>
+        </w:rPr>
+        <w:t xml:space="preserve">Cursor.set("crosshair")</w:t>
+      </w:r>
+      <w:r>
+        <w:rPr>
+          <w:rFonts w:ascii="Calibri" w:cs="Calibri" w:eastAsia="Calibri" w:hAnsi="Calibri"/>
+          <w:sz w:val="23"/>
+          <w:szCs w:val="23"/>
+        </w:rPr>
+        <w:t xml:space="preserve"> (also </w:t>
+      </w:r>
+      <w:r>
+        <w:rPr>
+          <w:rFonts w:ascii="Consolas" w:cs="Consolas" w:eastAsia="Consolas" w:hAnsi="Consolas"/>
+          <w:color w:val="1F4E79"/>
+          <w:sz w:val="21"/>
+          <w:szCs w:val="21"/>
+        </w:rPr>
+        <w:t xml:space="preserve">"hand"</w:t>
+      </w:r>
+      <w:r>
+        <w:rPr>
+          <w:rFonts w:ascii="Calibri" w:cs="Calibri" w:eastAsia="Calibri" w:hAnsi="Calibri"/>
+          <w:sz w:val="23"/>
+          <w:szCs w:val="23"/>
+        </w:rPr>
+        <w:t xml:space="preserve">, </w:t>
+      </w:r>
+      <w:r>
+        <w:rPr>
+          <w:rFonts w:ascii="Consolas" w:cs="Consolas" w:eastAsia="Consolas" w:hAnsi="Consolas"/>
+          <w:color w:val="1F4E79"/>
+          <w:sz w:val="21"/>
+          <w:szCs w:val="21"/>
+        </w:rPr>
+        <w:t xml:space="preserve">"text"</w:t>
+      </w:r>
+      <w:r>
+        <w:rPr>
+          <w:rFonts w:ascii="Calibri" w:cs="Calibri" w:eastAsia="Calibri" w:hAnsi="Calibri"/>
+          <w:sz w:val="23"/>
+          <w:szCs w:val="23"/>
+        </w:rPr>
+        <w:t xml:space="preserve">, </w:t>
+      </w:r>
+      <w:r>
+        <w:rPr>
+          <w:rFonts w:ascii="Consolas" w:cs="Consolas" w:eastAsia="Consolas" w:hAnsi="Consolas"/>
+          <w:color w:val="1F4E79"/>
+          <w:sz w:val="21"/>
+          <w:szCs w:val="21"/>
+        </w:rPr>
+        <w:t xml:space="preserve">"wait"</w:t>
+      </w:r>
+      <w:r>
+        <w:rPr>
+          <w:rFonts w:ascii="Calibri" w:cs="Calibri" w:eastAsia="Calibri" w:hAnsi="Calibri"/>
+          <w:sz w:val="23"/>
+          <w:szCs w:val="23"/>
+        </w:rPr>
+        <w:t xml:space="preserve">, </w:t>
+      </w:r>
+      <w:r>
+        <w:rPr>
+          <w:rFonts w:ascii="Consolas" w:cs="Consolas" w:eastAsia="Consolas" w:hAnsi="Consolas"/>
+          <w:color w:val="1F4E79"/>
+          <w:sz w:val="21"/>
+          <w:szCs w:val="21"/>
+        </w:rPr>
+        <w:t xml:space="preserve">"no"</w:t>
+      </w:r>
+      <w:r>
+        <w:rPr>
+          <w:rFonts w:ascii="Calibri" w:cs="Calibri" w:eastAsia="Calibri" w:hAnsi="Calibri"/>
+          <w:sz w:val="23"/>
+          <w:szCs w:val="23"/>
+        </w:rPr>
+        <w:t xml:space="preserve">)</w:t>
+      </w:r>
+    </w:p>
+    <w:p>
+      <w:pPr>
+        <w:pStyle w:val="ListParagraph"/>
+        <w:numPr>
+          <w:ilvl w:val="0"/>
+          <w:numId w:val="4"/>
+        </w:numPr>
+        <w:spacing w:after="60"/>
+      </w:pPr>
+      <w:r>
+        <w:rPr>
+          <w:rFonts w:ascii="Calibri" w:cs="Calibri" w:eastAsia="Calibri" w:hAnsi="Calibri"/>
+          <w:sz w:val="23"/>
+          <w:szCs w:val="23"/>
+        </w:rPr>
+        <w:t xml:space="preserve">A pointer for a whole menu: </w:t>
+      </w:r>
+      <w:r>
+        <w:rPr>
+          <w:rFonts w:ascii="Consolas" w:cs="Consolas" w:eastAsia="Consolas" w:hAnsi="Consolas"/>
+          <w:color w:val="1F4E79"/>
+          <w:sz w:val="21"/>
+          <w:szCs w:val="21"/>
+        </w:rPr>
+        <w:t xml:space="preserve">Frame(..., cursor="arrow")</w:t>
+      </w:r>
+      <w:r>
+        <w:rPr>
+          <w:rFonts w:ascii="Calibri" w:cs="Calibri" w:eastAsia="Calibri" w:hAnsi="Calibri"/>
+          <w:sz w:val="23"/>
+          <w:szCs w:val="23"/>
+        </w:rPr>
+        <w:t xml:space="preserve"> - widgets inside use it unless they have their own</w:t>
+      </w:r>
+    </w:p>
+    <w:p>
+      <w:pPr>
+        <w:pStyle w:val="ListParagraph"/>
+        <w:numPr>
+          <w:ilvl w:val="0"/>
+          <w:numId w:val="4"/>
+        </w:numPr>
+        <w:spacing w:after="60"/>
+      </w:pPr>
+      <w:r>
+        <w:rPr>
+          <w:rFonts w:ascii="Calibri" w:cs="Calibri" w:eastAsia="Calibri" w:hAnsi="Calibri"/>
+          <w:sz w:val="23"/>
+          <w:szCs w:val="23"/>
+        </w:rPr>
+        <w:t xml:space="preserve">A bigger picture: </w:t>
+      </w:r>
+      <w:r>
+        <w:rPr>
+          <w:rFonts w:ascii="Consolas" w:cs="Consolas" w:eastAsia="Consolas" w:hAnsi="Consolas"/>
+          <w:color w:val="1F4E79"/>
+          <w:sz w:val="21"/>
+          <w:szCs w:val="21"/>
+        </w:rPr>
+        <w:t xml:space="preserve">Cursor.add(..., size=48)</w:t>
+      </w:r>
+    </w:p>
+    <w:p>
+      <w:pPr>
+        <w:pStyle w:val="ListParagraph"/>
+        <w:numPr>
+          <w:ilvl w:val="0"/>
+          <w:numId w:val="4"/>
+        </w:numPr>
+        <w:spacing w:after="60"/>
+      </w:pPr>
+      <w:r>
+        <w:rPr>
+          <w:rFonts w:ascii="Calibri" w:cs="Calibri" w:eastAsia="Calibri" w:hAnsi="Calibri"/>
+          <w:sz w:val="23"/>
+          <w:szCs w:val="23"/>
+        </w:rPr>
+        <w:t xml:space="preserve">Hide it in a cutscene: </w:t>
+      </w:r>
+      <w:r>
+        <w:rPr>
+          <w:rFonts w:ascii="Consolas" w:cs="Consolas" w:eastAsia="Consolas" w:hAnsi="Consolas"/>
+          <w:color w:val="1F4E79"/>
+          <w:sz w:val="21"/>
+          <w:szCs w:val="21"/>
+        </w:rPr>
+        <w:t xml:space="preserve">Cursor.hide()</w:t>
+      </w:r>
+      <w:r>
+        <w:rPr>
+          <w:rFonts w:ascii="Calibri" w:cs="Calibri" w:eastAsia="Calibri" w:hAnsi="Calibri"/>
+          <w:sz w:val="23"/>
+          <w:szCs w:val="23"/>
+        </w:rPr>
+        <w:t xml:space="preserve"> and </w:t>
+      </w:r>
+      <w:r>
+        <w:rPr>
+          <w:rFonts w:ascii="Consolas" w:cs="Consolas" w:eastAsia="Consolas" w:hAnsi="Consolas"/>
+          <w:color w:val="1F4E79"/>
+          <w:sz w:val="21"/>
+          <w:szCs w:val="21"/>
+        </w:rPr>
+        <w:t xml:space="preserve">Cursor.show()</w:t>
+      </w:r>
+    </w:p>
+    <w:tbl>
+      <w:tblPr>
+        <w:tblW w:type="dxa" w:w="9638"/>
+        <w:tblBorders>
+          <w:top w:val="single" w:color="auto" w:sz="4"/>
+          <w:left w:val="single" w:color="auto" w:sz="4"/>
+          <w:bottom w:val="single" w:color="auto" w:sz="4"/>
+          <w:right w:val="single" w:color="auto" w:sz="4"/>
+          <w:insideH w:val="single" w:color="auto" w:sz="4"/>
+          <w:insideV w:val="single" w:color="auto" w:sz="4"/>
+        </w:tblBorders>
+      </w:tblPr>
+      <w:tblGrid>
+        <w:gridCol w:w="9638"/>
+      </w:tblGrid>
+      <w:tr>
+        <w:trPr>
+          <w:cantSplit/>
+        </w:trPr>
+        <w:tc>
+          <w:tcPr>
+            <w:tcW w:type="dxa" w:w="9638"/>
+            <w:tcBorders>
+              <w:top w:val="none" w:color="FFFFFF" w:sz="0"/>
+              <w:left w:val="single" w:color="C62828" w:sz="36"/>
+              <w:bottom w:val="none" w:color="FFFFFF" w:sz="0"/>
+              <w:right w:val="none" w:color="FFFFFF" w:sz="0"/>
+            </w:tcBorders>
+            <w:shd w:fill="FDECEA" w:color="auto" w:val="clear"/>
+            <w:tcMar>
+              <w:top w:type="dxa" w:w="100"/>
+              <w:left w:type="dxa" w:w="180"/>
+              <w:bottom w:type="dxa" w:w="100"/>
+              <w:right w:type="dxa" w:w="180"/>
+            </w:tcMar>
+          </w:tcPr>
+          <w:p>
+            <w:r>
+              <w:rPr>
+                <w:rFonts w:ascii="Calibri" w:cs="Calibri" w:eastAsia="Calibri" w:hAnsi="Calibri"/>
+                <w:b/>
+                <w:bCs/>
+                <w:color w:val="C62828"/>
+                <w:sz w:val="23"/>
+                <w:szCs w:val="23"/>
+              </w:rPr>
+              <w:t xml:space="preserve">Watch out!  </w:t>
+            </w:r>
+            <w:r>
+              <w:rPr>
+                <w:rFonts w:ascii="Calibri" w:cs="Calibri" w:eastAsia="Calibri" w:hAnsi="Calibri"/>
+                <w:sz w:val="23"/>
+                <w:szCs w:val="23"/>
+              </w:rPr>
+              <w:t xml:space="preserve">The hotspot is the pixel that clicks. A crosshair needs </w:t>
+            </w:r>
+            <w:r>
+              <w:rPr>
+                <w:rFonts w:ascii="Consolas" w:cs="Consolas" w:eastAsia="Consolas" w:hAnsi="Consolas"/>
+                <w:color w:val="1F4E79"/>
+                <w:sz w:val="21"/>
+                <w:szCs w:val="21"/>
+              </w:rPr>
+              <w:t xml:space="preserve">hotspot="center"</w:t>
+            </w:r>
+            <w:r>
+              <w:rPr>
+                <w:rFonts w:ascii="Calibri" w:cs="Calibri" w:eastAsia="Calibri" w:hAnsi="Calibri"/>
+                <w:sz w:val="23"/>
+                <w:szCs w:val="23"/>
+              </w:rPr>
+              <w:t xml:space="preserve">, or every click lands on its top-left corner instead of the middle.</w:t>
+            </w:r>
+          </w:p>
+        </w:tc>
+      </w:tr>
+    </w:tbl>
+    <w:p>
+      <w:pPr>
+        <w:spacing w:before="160"/>
+      </w:pPr>
+      <w:r>
+        <w:rPr>
+          <w:rFonts w:ascii="Calibri" w:cs="Calibri" w:eastAsia="Calibri" w:hAnsi="Calibri"/>
+          <w:b/>
+          <w:bCs/>
+          <w:color w:val="555555"/>
+          <w:sz w:val="23"/>
+          <w:szCs w:val="23"/>
+        </w:rPr>
+        <w:t xml:space="preserve">See the example:  </w:t>
+      </w:r>
+      <w:r>
+        <w:rPr>
+          <w:rFonts w:ascii="Consolas" w:cs="Consolas" w:eastAsia="Consolas" w:hAnsi="Consolas"/>
+          <w:color w:val="1F4E79"/>
+          <w:sz w:val="22"/>
+          <w:szCs w:val="22"/>
+        </w:rPr>
+        <w:t xml:space="preserve">examples/cursor_example.py</w:t>
+      </w:r>
+    </w:p>
     <w:p>
       <w:r>
         <w:br w:type="page"/>
